--- a/2026/mes12/AA3-2.docx
+++ b/2026/mes12/AA3-2.docx
@@ -349,15 +349,7 @@
           <w:sz w:val="44"/>
           <w:szCs w:val="44"/>
         </w:rPr>
-        <w:t>202</w:t>
-      </w:r>
-      <w:r>
-        <w:rPr>
-          <w:rFonts w:ascii="Adwaita Sans" w:hAnsi="Adwaita Sans"/>
-          <w:sz w:val="44"/>
-          <w:szCs w:val="44"/>
-        </w:rPr>
-        <w:t>6</w:t>
+        <w:t>2026</w:t>
       </w:r>
       <w:r>
         <w:rPr>
@@ -411,8 +403,8 @@
           <w:rFonts w:ascii="Adwaita Sans" w:hAnsi="Adwaita Sans"/>
         </w:rPr>
       </w:pPr>
-      <w:bookmarkStart w:id="2" w:name="__DdeLink__312_1991315243"/>
-      <w:bookmarkStart w:id="3" w:name="__DdeLink__308_1991315243"/>
+      <w:bookmarkStart w:id="2" w:name="__DdeLink__308_1991315243"/>
+      <w:bookmarkStart w:id="3" w:name="__DdeLink__312_1991315243"/>
       <w:r>
         <w:rPr>
           <w:rFonts w:eastAsia="Noto Sans Mono CJK SC" w:cs="Liberation Mono" w:ascii="Adwaita Sans" w:hAnsi="Adwaita Sans"/>
@@ -455,30 +447,10 @@
       </w:pPr>
       <w:r>
         <w:rPr>
-          <w:rFonts w:eastAsia="Noto Sans Mono CJK SC" w:cs="Liberation Mono" w:ascii="Adwaita Sans" w:hAnsi="Adwaita Sans"/>
-          <w:sz w:val="22"/>
-          <w:szCs w:val="22"/>
-        </w:rPr>
-      </w:r>
-    </w:p>
-    <w:p>
-      <w:pPr>
-        <w:pStyle w:val="BodyText"/>
-        <w:bidi w:val="0"/>
-        <w:spacing w:lineRule="auto" w:line="360" w:before="0" w:after="0"/>
-        <w:jc w:val="both"/>
-        <w:rPr>
           <w:rFonts w:ascii="Adwaita Sans" w:hAnsi="Adwaita Sans"/>
           <w:sz w:val="26"/>
           <w:szCs w:val="26"/>
         </w:rPr>
-      </w:pPr>
-      <w:r>
-        <w:rPr>
-          <w:rFonts w:eastAsia="Noto Sans Mono CJK SC" w:cs="Liberation Mono" w:ascii="Adwaita Sans" w:hAnsi="Adwaita Sans"/>
-          <w:sz w:val="22"/>
-          <w:szCs w:val="22"/>
-        </w:rPr>
       </w:r>
     </w:p>
     <w:p>
@@ -495,30 +467,10 @@
       </w:pPr>
       <w:r>
         <w:rPr>
-          <w:rFonts w:eastAsia="Noto Sans Mono CJK SC" w:cs="Liberation Mono" w:ascii="Adwaita Sans" w:hAnsi="Adwaita Sans"/>
-          <w:sz w:val="22"/>
-          <w:szCs w:val="22"/>
-        </w:rPr>
-      </w:r>
-    </w:p>
-    <w:p>
-      <w:pPr>
-        <w:pStyle w:val="BodyText"/>
-        <w:bidi w:val="0"/>
-        <w:spacing w:lineRule="auto" w:line="360" w:before="0" w:after="0"/>
-        <w:jc w:val="both"/>
-        <w:rPr>
           <w:rFonts w:ascii="Adwaita Sans" w:hAnsi="Adwaita Sans"/>
           <w:sz w:val="26"/>
           <w:szCs w:val="26"/>
         </w:rPr>
-      </w:pPr>
-      <w:r>
-        <w:rPr>
-          <w:rFonts w:eastAsia="Noto Sans Mono CJK SC" w:cs="Liberation Mono" w:ascii="Adwaita Sans" w:hAnsi="Adwaita Sans"/>
-          <w:sz w:val="22"/>
-          <w:szCs w:val="22"/>
-        </w:rPr>
       </w:r>
     </w:p>
     <w:p>
@@ -535,29 +487,69 @@
       </w:pPr>
       <w:r>
         <w:rPr>
-          <w:rFonts w:eastAsia="Noto Sans Mono CJK SC" w:cs="Liberation Mono" w:ascii="Adwaita Sans" w:hAnsi="Adwaita Sans"/>
-          <w:sz w:val="22"/>
-          <w:szCs w:val="22"/>
-        </w:rPr>
-      </w:r>
-    </w:p>
-    <w:p>
-      <w:pPr>
-        <w:pStyle w:val="BodyText"/>
-        <w:bidi w:val="0"/>
-        <w:spacing w:lineRule="auto" w:line="360" w:before="0" w:after="0"/>
-        <w:jc w:val="both"/>
-        <w:rPr>
           <w:rFonts w:ascii="Adwaita Sans" w:hAnsi="Adwaita Sans"/>
           <w:sz w:val="26"/>
           <w:szCs w:val="26"/>
         </w:rPr>
-      </w:pPr>
-      <w:r>
-        <w:rPr>
-          <w:rFonts w:eastAsia="Noto Sans Mono CJK SC" w:cs="Liberation Mono" w:ascii="Adwaita Sans" w:hAnsi="Adwaita Sans"/>
-          <w:sz w:val="22"/>
-          <w:szCs w:val="22"/>
+      </w:r>
+    </w:p>
+    <w:p>
+      <w:pPr>
+        <w:pStyle w:val="BodyText"/>
+        <w:bidi w:val="0"/>
+        <w:spacing w:lineRule="auto" w:line="360" w:before="0" w:after="0"/>
+        <w:jc w:val="both"/>
+        <w:rPr>
+          <w:rFonts w:ascii="Adwaita Sans" w:hAnsi="Adwaita Sans"/>
+          <w:sz w:val="26"/>
+          <w:szCs w:val="26"/>
+        </w:rPr>
+      </w:pPr>
+      <w:r>
+        <w:rPr>
+          <w:rFonts w:ascii="Adwaita Sans" w:hAnsi="Adwaita Sans"/>
+          <w:sz w:val="26"/>
+          <w:szCs w:val="26"/>
+        </w:rPr>
+      </w:r>
+    </w:p>
+    <w:p>
+      <w:pPr>
+        <w:pStyle w:val="BodyText"/>
+        <w:bidi w:val="0"/>
+        <w:spacing w:lineRule="auto" w:line="360" w:before="0" w:after="0"/>
+        <w:jc w:val="both"/>
+        <w:rPr>
+          <w:rFonts w:ascii="Adwaita Sans" w:hAnsi="Adwaita Sans"/>
+          <w:sz w:val="26"/>
+          <w:szCs w:val="26"/>
+        </w:rPr>
+      </w:pPr>
+      <w:r>
+        <w:rPr>
+          <w:rFonts w:ascii="Adwaita Sans" w:hAnsi="Adwaita Sans"/>
+          <w:sz w:val="26"/>
+          <w:szCs w:val="26"/>
+        </w:rPr>
+      </w:r>
+    </w:p>
+    <w:p>
+      <w:pPr>
+        <w:pStyle w:val="BodyText"/>
+        <w:bidi w:val="0"/>
+        <w:spacing w:lineRule="auto" w:line="360" w:before="0" w:after="0"/>
+        <w:jc w:val="both"/>
+        <w:rPr>
+          <w:rFonts w:ascii="Adwaita Sans" w:hAnsi="Adwaita Sans"/>
+          <w:sz w:val="26"/>
+          <w:szCs w:val="26"/>
+        </w:rPr>
+      </w:pPr>
+      <w:r>
+        <w:rPr>
+          <w:rFonts w:ascii="Adwaita Sans" w:hAnsi="Adwaita Sans"/>
+          <w:sz w:val="26"/>
+          <w:szCs w:val="26"/>
         </w:rPr>
       </w:r>
     </w:p>
@@ -2751,7 +2743,7 @@
           <w:sz w:val="22"/>
           <w:szCs w:val="22"/>
         </w:rPr>
-        <w:t xml:space="preserve">Ícono: 📋 Formulario </w:t>
+        <w:t xml:space="preserve">Ícono: Formulario </w:t>
       </w:r>
     </w:p>
     <w:p>
@@ -2830,7 +2822,7 @@
           <w:sz w:val="22"/>
           <w:szCs w:val="22"/>
         </w:rPr>
-        <w:t xml:space="preserve">Ícono: 📊 Gráficos </w:t>
+        <w:t xml:space="preserve">Ícono: Gráficos </w:t>
       </w:r>
     </w:p>
     <w:p>
@@ -2909,7 +2901,7 @@
           <w:sz w:val="22"/>
           <w:szCs w:val="22"/>
         </w:rPr>
-        <w:t xml:space="preserve">Ícono: 🔒 Candado </w:t>
+        <w:t xml:space="preserve">Ícono: Candado </w:t>
       </w:r>
     </w:p>
     <w:p>
@@ -3166,7 +3158,7 @@
           <w:sz w:val="22"/>
           <w:szCs w:val="22"/>
         </w:rPr>
-        <w:t xml:space="preserve"> 🎯</w:t>
+        <w:t xml:space="preserve"> </w:t>
       </w:r>
     </w:p>
     <w:p>
@@ -3282,7 +3274,7 @@
           <w:sz w:val="22"/>
           <w:szCs w:val="22"/>
         </w:rPr>
-        <w:t xml:space="preserve"> 🎨</w:t>
+        <w:t xml:space="preserve"> </w:t>
       </w:r>
     </w:p>
     <w:p>
@@ -3398,7 +3390,7 @@
           <w:sz w:val="22"/>
           <w:szCs w:val="22"/>
         </w:rPr>
-        <w:t xml:space="preserve"> 💻</w:t>
+        <w:t xml:space="preserve"> </w:t>
       </w:r>
     </w:p>
     <w:p>
@@ -3514,7 +3506,7 @@
           <w:sz w:val="22"/>
           <w:szCs w:val="22"/>
         </w:rPr>
-        <w:t xml:space="preserve"> 🚀</w:t>
+        <w:t xml:space="preserve"> </w:t>
       </w:r>
     </w:p>
     <w:p>
@@ -4399,23 +4391,100 @@
     </w:p>
     <w:p>
       <w:pPr>
+        <w:pStyle w:val="BodyText"/>
+        <w:spacing w:lineRule="auto" w:line="360"/>
+        <w:jc w:val="both"/>
+        <w:rPr>
+          <w:rFonts w:ascii="Adwaita Sans" w:hAnsi="Adwaita Sans" w:eastAsia="Noto Sans Mono CJK SC" w:cs="Liberation Mono"/>
+          <w:sz w:val="22"/>
+          <w:szCs w:val="22"/>
+        </w:rPr>
+      </w:pPr>
+      <w:r>
+        <w:rPr/>
+      </w:r>
+    </w:p>
+    <w:p>
+      <w:pPr>
+        <w:pStyle w:val="BodyText"/>
+        <w:spacing w:lineRule="auto" w:line="360"/>
+        <w:jc w:val="both"/>
+        <w:rPr>
+          <w:rFonts w:ascii="Adwaita Sans" w:hAnsi="Adwaita Sans" w:eastAsia="Noto Sans Mono CJK SC" w:cs="Liberation Mono"/>
+          <w:sz w:val="22"/>
+          <w:szCs w:val="22"/>
+        </w:rPr>
+      </w:pPr>
+      <w:r>
+        <w:rPr>
+          <w:rStyle w:val="Strong"/>
+          <w:rFonts w:eastAsia="Noto Sans Mono CJK SC" w:cs="Liberation Mono" w:ascii="Adwaita Sans" w:hAnsi="Adwaita Sans"/>
+          <w:sz w:val="22"/>
+          <w:szCs w:val="22"/>
+        </w:rPr>
+        <w:t>Estados del formulario:</w:t>
+      </w:r>
+    </w:p>
+    <w:p>
+      <w:pPr>
+        <w:pStyle w:val="BodyText"/>
+        <w:spacing w:lineRule="auto" w:line="360"/>
+        <w:jc w:val="both"/>
+        <w:rPr>
+          <w:rFonts w:ascii="Adwaita Sans" w:hAnsi="Adwaita Sans" w:eastAsia="Noto Sans Mono CJK SC" w:cs="Liberation Mono"/>
+          <w:sz w:val="22"/>
+          <w:szCs w:val="22"/>
+        </w:rPr>
+      </w:pPr>
+      <w:r>
+        <w:rPr>
+          <w:rStyle w:val="Strong"/>
+          <w:rFonts w:eastAsia="Noto Sans Mono CJK SC" w:cs="Liberation Mono" w:ascii="Adwaita Sans" w:hAnsi="Adwaita Sans"/>
+          <w:sz w:val="22"/>
+          <w:szCs w:val="22"/>
+        </w:rPr>
+        <w:t>Estado Cargando:</w:t>
+      </w:r>
+    </w:p>
+    <w:p>
+      <w:pPr>
         <w:pStyle w:val="PreformattedText"/>
         <w:spacing w:lineRule="auto" w:line="360"/>
         <w:jc w:val="both"/>
-        <w:rPr>
-          <w:rFonts w:ascii="Adwaita Sans" w:hAnsi="Adwaita Sans"/>
-          <w:sz w:val="22"/>
-          <w:szCs w:val="22"/>
-        </w:rPr>
-      </w:pPr>
-      <w:r>
         <w:rPr>
           <w:rStyle w:val="SourceText"/>
           <w:rFonts w:ascii="Adwaita Sans" w:hAnsi="Adwaita Sans"/>
           <w:sz w:val="22"/>
           <w:szCs w:val="22"/>
         </w:rPr>
-        <w:t>Campo Válido:</w:t>
+      </w:pPr>
+      <w:r>
+        <w:rPr>
+          <w:rFonts w:ascii="Adwaita Sans" w:hAnsi="Adwaita Sans"/>
+          <w:sz w:val="22"/>
+          <w:szCs w:val="22"/>
+        </w:rPr>
+      </w:r>
+    </w:p>
+    <w:p>
+      <w:pPr>
+        <w:pStyle w:val="BodyText"/>
+        <w:spacing w:lineRule="auto" w:line="360"/>
+        <w:jc w:val="both"/>
+        <w:rPr>
+          <w:rFonts w:ascii="Adwaita Sans" w:hAnsi="Adwaita Sans" w:eastAsia="Noto Sans Mono CJK SC" w:cs="Liberation Mono"/>
+          <w:sz w:val="22"/>
+          <w:szCs w:val="22"/>
+        </w:rPr>
+      </w:pPr>
+      <w:r>
+        <w:rPr>
+          <w:rStyle w:val="Strong"/>
+          <w:rFonts w:eastAsia="Noto Sans Mono CJK SC" w:cs="Liberation Mono" w:ascii="Adwaita Sans" w:hAnsi="Adwaita Sans"/>
+          <w:sz w:val="22"/>
+          <w:szCs w:val="22"/>
+        </w:rPr>
+        <w:t>Estado Éxito:</w:t>
       </w:r>
     </w:p>
     <w:p>
@@ -4423,20 +4492,80 @@
         <w:pStyle w:val="PreformattedText"/>
         <w:spacing w:lineRule="auto" w:line="360"/>
         <w:jc w:val="both"/>
-        <w:rPr>
-          <w:rFonts w:ascii="Adwaita Sans" w:hAnsi="Adwaita Sans"/>
-          <w:sz w:val="22"/>
-          <w:szCs w:val="22"/>
-        </w:rPr>
-      </w:pPr>
-      <w:r>
         <w:rPr>
           <w:rStyle w:val="SourceText"/>
           <w:rFonts w:ascii="Adwaita Sans" w:hAnsi="Adwaita Sans"/>
           <w:sz w:val="22"/>
           <w:szCs w:val="22"/>
         </w:rPr>
-        <w:t xml:space="preserve">[Juan____________] ✅ </w:t>
+      </w:pPr>
+      <w:r>
+        <w:rPr>
+          <w:rFonts w:ascii="Adwaita Sans" w:hAnsi="Adwaita Sans"/>
+          <w:sz w:val="22"/>
+          <w:szCs w:val="22"/>
+        </w:rPr>
+      </w:r>
+    </w:p>
+    <w:p>
+      <w:pPr>
+        <w:pStyle w:val="BodyText"/>
+        <w:spacing w:lineRule="auto" w:line="360"/>
+        <w:jc w:val="both"/>
+        <w:rPr>
+          <w:rStyle w:val="Strong"/>
+          <w:rFonts w:ascii="Adwaita Sans" w:hAnsi="Adwaita Sans" w:eastAsia="Noto Sans Mono CJK SC" w:cs="Liberation Mono"/>
+          <w:sz w:val="22"/>
+          <w:szCs w:val="22"/>
+        </w:rPr>
+      </w:pPr>
+      <w:r>
+        <w:rPr>
+          <w:rFonts w:eastAsia="Noto Sans Mono CJK SC" w:cs="Liberation Mono" w:ascii="Adwaita Sans" w:hAnsi="Adwaita Sans"/>
+          <w:sz w:val="22"/>
+          <w:szCs w:val="22"/>
+        </w:rPr>
+      </w:r>
+    </w:p>
+    <w:p>
+      <w:pPr>
+        <w:pStyle w:val="BodyText"/>
+        <w:spacing w:lineRule="auto" w:line="360"/>
+        <w:jc w:val="both"/>
+        <w:rPr>
+          <w:rStyle w:val="Strong"/>
+          <w:rFonts w:ascii="Adwaita Sans" w:hAnsi="Adwaita Sans" w:eastAsia="Noto Sans Mono CJK SC" w:cs="Liberation Mono"/>
+          <w:sz w:val="22"/>
+          <w:szCs w:val="22"/>
+        </w:rPr>
+      </w:pPr>
+      <w:r>
+        <w:rPr>
+          <w:rFonts w:eastAsia="Noto Sans Mono CJK SC" w:cs="Liberation Mono" w:ascii="Adwaita Sans" w:hAnsi="Adwaita Sans"/>
+          <w:sz w:val="22"/>
+          <w:szCs w:val="22"/>
+        </w:rPr>
+      </w:r>
+    </w:p>
+    <w:p>
+      <w:pPr>
+        <w:pStyle w:val="BodyText"/>
+        <w:spacing w:lineRule="auto" w:line="360"/>
+        <w:jc w:val="both"/>
+        <w:rPr>
+          <w:rFonts w:ascii="Adwaita Sans" w:hAnsi="Adwaita Sans" w:eastAsia="Noto Sans Mono CJK SC" w:cs="Liberation Mono"/>
+          <w:sz w:val="22"/>
+          <w:szCs w:val="22"/>
+        </w:rPr>
+      </w:pPr>
+      <w:r>
+        <w:rPr>
+          <w:rStyle w:val="Strong"/>
+          <w:rFonts w:eastAsia="Noto Sans Mono CJK SC" w:cs="Liberation Mono" w:ascii="Adwaita Sans" w:hAnsi="Adwaita Sans"/>
+          <w:sz w:val="22"/>
+          <w:szCs w:val="22"/>
+        </w:rPr>
+        <w:t>Estado Error:</w:t>
       </w:r>
     </w:p>
     <w:p>
@@ -4444,21 +4573,112 @@
         <w:pStyle w:val="PreformattedText"/>
         <w:spacing w:lineRule="auto" w:line="360"/>
         <w:jc w:val="both"/>
-        <w:rPr>
-          <w:rFonts w:ascii="Adwaita Sans" w:hAnsi="Adwaita Sans"/>
-          <w:sz w:val="22"/>
-          <w:szCs w:val="22"/>
-        </w:rPr>
-      </w:pPr>
-      <w:r>
         <w:rPr>
           <w:rStyle w:val="SourceText"/>
           <w:rFonts w:ascii="Adwaita Sans" w:hAnsi="Adwaita Sans"/>
           <w:sz w:val="22"/>
           <w:szCs w:val="22"/>
         </w:rPr>
-        <w:t xml:space="preserve">↑ </w:t>
-      </w:r>
+      </w:pPr>
+      <w:r>
+        <w:rPr>
+          <w:rFonts w:ascii="Adwaita Sans" w:hAnsi="Adwaita Sans"/>
+          <w:sz w:val="22"/>
+          <w:szCs w:val="22"/>
+        </w:rPr>
+      </w:r>
+    </w:p>
+    <w:p>
+      <w:pPr>
+        <w:pStyle w:val="BodyText"/>
+        <w:spacing w:lineRule="auto" w:line="360"/>
+        <w:jc w:val="both"/>
+        <w:rPr>
+          <w:rFonts w:ascii="Adwaita Sans" w:hAnsi="Adwaita Sans" w:eastAsia="Noto Sans Mono CJK SC" w:cs="Liberation Mono"/>
+          <w:sz w:val="22"/>
+          <w:szCs w:val="22"/>
+        </w:rPr>
+      </w:pPr>
+      <w:r>
+        <w:rPr>
+          <w:rStyle w:val="Strong"/>
+          <w:rFonts w:eastAsia="Noto Sans Mono CJK SC" w:cs="Liberation Mono" w:ascii="Adwaita Sans" w:hAnsi="Adwaita Sans"/>
+          <w:sz w:val="22"/>
+          <w:szCs w:val="22"/>
+        </w:rPr>
+        <w:t>[ESPACIO PARA IMAGEN: Estados del Formulario - Éxito/Error/Carga]</w:t>
+      </w:r>
+    </w:p>
+    <w:p>
+      <w:pPr>
+        <w:pStyle w:val="Heading2"/>
+        <w:spacing w:lineRule="auto" w:line="360" w:before="0" w:after="283"/>
+        <w:jc w:val="both"/>
+        <w:rPr>
+          <w:rFonts w:ascii="Adwaita Sans" w:hAnsi="Adwaita Sans" w:eastAsia="Noto Sans Mono CJK SC" w:cs="Liberation Mono"/>
+          <w:sz w:val="22"/>
+          <w:szCs w:val="22"/>
+        </w:rPr>
+      </w:pPr>
+      <w:r>
+        <w:rPr>
+          <w:rFonts w:eastAsia="Noto Sans Mono CJK SC" w:cs="Liberation Mono" w:ascii="Adwaita Sans" w:hAnsi="Adwaita Sans"/>
+          <w:sz w:val="22"/>
+          <w:szCs w:val="22"/>
+        </w:rPr>
+      </w:r>
+    </w:p>
+    <w:p>
+      <w:pPr>
+        <w:pStyle w:val="Heading2"/>
+        <w:spacing w:lineRule="auto" w:line="360" w:before="0" w:after="283"/>
+        <w:jc w:val="both"/>
+        <w:rPr>
+          <w:rFonts w:ascii="Adwaita Sans" w:hAnsi="Adwaita Sans" w:eastAsia="Noto Sans Mono CJK SC" w:cs="Liberation Mono"/>
+          <w:sz w:val="22"/>
+          <w:szCs w:val="22"/>
+        </w:rPr>
+      </w:pPr>
+      <w:r>
+        <w:rPr>
+          <w:rFonts w:eastAsia="Noto Sans Mono CJK SC" w:cs="Liberation Mono" w:ascii="Adwaita Sans" w:hAnsi="Adwaita Sans"/>
+          <w:sz w:val="22"/>
+          <w:szCs w:val="22"/>
+        </w:rPr>
+        <w:t>4. Flujo de Navegación e Interactividad</w:t>
+      </w:r>
+    </w:p>
+    <w:p>
+      <w:pPr>
+        <w:pStyle w:val="Heading3"/>
+        <w:spacing w:lineRule="auto" w:line="360" w:before="0" w:after="283"/>
+        <w:jc w:val="both"/>
+        <w:rPr>
+          <w:rFonts w:ascii="Adwaita Sans" w:hAnsi="Adwaita Sans" w:eastAsia="Noto Sans Mono CJK SC" w:cs="Liberation Mono"/>
+          <w:sz w:val="22"/>
+          <w:szCs w:val="22"/>
+        </w:rPr>
+      </w:pPr>
+      <w:r>
+        <w:rPr>
+          <w:rFonts w:eastAsia="Noto Sans Mono CJK SC" w:cs="Liberation Mono" w:ascii="Adwaita Sans" w:hAnsi="Adwaita Sans"/>
+          <w:sz w:val="22"/>
+          <w:szCs w:val="22"/>
+        </w:rPr>
+        <w:t>4.1 Mapa de Navegación</w:t>
+      </w:r>
+    </w:p>
+    <w:p>
+      <w:pPr>
+        <w:pStyle w:val="PreformattedText"/>
+        <w:spacing w:lineRule="auto" w:line="360"/>
+        <w:jc w:val="both"/>
+        <w:rPr>
+          <w:rFonts w:ascii="Adwaita Sans" w:hAnsi="Adwaita Sans"/>
+          <w:sz w:val="22"/>
+          <w:szCs w:val="22"/>
+        </w:rPr>
+      </w:pPr>
       <w:r>
         <w:rPr>
           <w:rStyle w:val="SourceText"/>
@@ -4466,7 +4686,7 @@
           <w:sz w:val="22"/>
           <w:szCs w:val="22"/>
         </w:rPr>
-        <w:t>Borde verde #10b981</w:t>
+        <w:t xml:space="preserve">                  </w:t>
       </w:r>
     </w:p>
     <w:p>
@@ -4474,39 +4694,81 @@
         <w:pStyle w:val="PreformattedText"/>
         <w:spacing w:lineRule="auto" w:line="360"/>
         <w:jc w:val="both"/>
-        <w:rPr>
-          <w:rFonts w:ascii="Adwaita Sans" w:hAnsi="Adwaita Sans"/>
-          <w:sz w:val="22"/>
-          <w:szCs w:val="22"/>
-        </w:rPr>
-      </w:pPr>
-      <w:r>
-        <w:rPr>
-          <w:rFonts w:ascii="Adwaita Sans" w:hAnsi="Adwaita Sans"/>
-          <w:sz w:val="22"/>
-          <w:szCs w:val="22"/>
-        </w:rPr>
-      </w:r>
-    </w:p>
-    <w:p>
-      <w:pPr>
-        <w:pStyle w:val="PreformattedText"/>
-        <w:spacing w:lineRule="auto" w:line="360"/>
-        <w:jc w:val="both"/>
-        <w:rPr>
-          <w:rFonts w:ascii="Adwaita Sans" w:hAnsi="Adwaita Sans"/>
-          <w:sz w:val="22"/>
-          <w:szCs w:val="22"/>
-        </w:rPr>
-      </w:pPr>
-      <w:r>
         <w:rPr>
           <w:rStyle w:val="SourceText"/>
           <w:rFonts w:ascii="Adwaita Sans" w:hAnsi="Adwaita Sans"/>
           <w:sz w:val="22"/>
           <w:szCs w:val="22"/>
         </w:rPr>
-        <w:t>Campo Inválido:</w:t>
+      </w:pPr>
+      <w:r>
+        <w:rPr>
+          <w:rFonts w:ascii="Adwaita Sans" w:hAnsi="Adwaita Sans"/>
+          <w:sz w:val="22"/>
+          <w:szCs w:val="22"/>
+        </w:rPr>
+      </w:r>
+    </w:p>
+    <w:p>
+      <w:pPr>
+        <w:pStyle w:val="BodyText"/>
+        <w:spacing w:lineRule="auto" w:line="360"/>
+        <w:jc w:val="both"/>
+        <w:rPr>
+          <w:rFonts w:ascii="Adwaita Sans" w:hAnsi="Adwaita Sans" w:eastAsia="Noto Sans Mono CJK SC" w:cs="Liberation Mono"/>
+          <w:sz w:val="22"/>
+          <w:szCs w:val="22"/>
+        </w:rPr>
+      </w:pPr>
+      <w:r>
+        <w:rPr>
+          <w:rStyle w:val="Strong"/>
+          <w:rFonts w:eastAsia="Noto Sans Mono CJK SC" w:cs="Liberation Mono" w:ascii="Adwaita Sans" w:hAnsi="Adwaita Sans"/>
+          <w:sz w:val="22"/>
+          <w:szCs w:val="22"/>
+        </w:rPr>
+        <w:t>[ESPACIO PARA IMAGEN: Diagrama de Flujo de Navegación Completo]</w:t>
+      </w:r>
+    </w:p>
+    <w:p>
+      <w:pPr>
+        <w:pStyle w:val="Heading3"/>
+        <w:spacing w:lineRule="auto" w:line="360" w:before="0" w:after="283"/>
+        <w:jc w:val="both"/>
+        <w:rPr>
+          <w:rFonts w:ascii="Adwaita Sans" w:hAnsi="Adwaita Sans" w:eastAsia="Noto Sans Mono CJK SC" w:cs="Liberation Mono"/>
+          <w:sz w:val="22"/>
+          <w:szCs w:val="22"/>
+        </w:rPr>
+      </w:pPr>
+      <w:r>
+        <w:rPr>
+          <w:rFonts w:eastAsia="Noto Sans Mono CJK SC" w:cs="Liberation Mono" w:ascii="Adwaita Sans" w:hAnsi="Adwaita Sans"/>
+          <w:sz w:val="22"/>
+          <w:szCs w:val="22"/>
+        </w:rPr>
+        <w:t>4.2 Página de Inicio (Home)</w:t>
+      </w:r>
+    </w:p>
+    <w:p>
+      <w:pPr>
+        <w:pStyle w:val="BodyText"/>
+        <w:spacing w:lineRule="auto" w:line="360"/>
+        <w:jc w:val="both"/>
+        <w:rPr>
+          <w:rFonts w:ascii="Adwaita Sans" w:hAnsi="Adwaita Sans" w:eastAsia="Noto Sans Mono CJK SC" w:cs="Liberation Mono"/>
+          <w:sz w:val="22"/>
+          <w:szCs w:val="22"/>
+        </w:rPr>
+      </w:pPr>
+      <w:r>
+        <w:rPr>
+          <w:rStyle w:val="Strong"/>
+          <w:rFonts w:eastAsia="Noto Sans Mono CJK SC" w:cs="Liberation Mono" w:ascii="Adwaita Sans" w:hAnsi="Adwaita Sans"/>
+          <w:sz w:val="22"/>
+          <w:szCs w:val="22"/>
+        </w:rPr>
+        <w:t>Estructura visual:</w:t>
       </w:r>
     </w:p>
     <w:p>
@@ -4514,50 +4776,60 @@
         <w:pStyle w:val="PreformattedText"/>
         <w:spacing w:lineRule="auto" w:line="360"/>
         <w:jc w:val="both"/>
-        <w:rPr>
-          <w:rFonts w:ascii="Adwaita Sans" w:hAnsi="Adwaita Sans"/>
-          <w:sz w:val="22"/>
-          <w:szCs w:val="22"/>
-        </w:rPr>
-      </w:pPr>
-      <w:r>
         <w:rPr>
           <w:rStyle w:val="SourceText"/>
           <w:rFonts w:ascii="Adwaita Sans" w:hAnsi="Adwaita Sans"/>
           <w:sz w:val="22"/>
           <w:szCs w:val="22"/>
         </w:rPr>
-        <w:t>[Ju______________] ❌ El nombre debe tener al menos 3 caracteres</w:t>
-      </w:r>
-    </w:p>
-    <w:p>
-      <w:pPr>
-        <w:pStyle w:val="PreformattedText"/>
+      </w:pPr>
+      <w:r>
+        <w:rPr>
+          <w:rFonts w:ascii="Adwaita Sans" w:hAnsi="Adwaita Sans"/>
+          <w:sz w:val="22"/>
+          <w:szCs w:val="22"/>
+        </w:rPr>
+      </w:r>
+    </w:p>
+    <w:p>
+      <w:pPr>
+        <w:pStyle w:val="BodyText"/>
+        <w:spacing w:lineRule="auto" w:line="360"/>
+        <w:jc w:val="both"/>
+        <w:rPr>
+          <w:rFonts w:ascii="Adwaita Sans" w:hAnsi="Adwaita Sans" w:eastAsia="Noto Sans Mono CJK SC" w:cs="Liberation Mono"/>
+          <w:sz w:val="22"/>
+          <w:szCs w:val="22"/>
+        </w:rPr>
+      </w:pPr>
+      <w:r>
+        <w:rPr>
+          <w:rStyle w:val="Strong"/>
+          <w:rFonts w:eastAsia="Noto Sans Mono CJK SC" w:cs="Liberation Mono" w:ascii="Adwaita Sans" w:hAnsi="Adwaita Sans"/>
+          <w:sz w:val="22"/>
+          <w:szCs w:val="22"/>
+        </w:rPr>
+        <w:t>[ESPACIO PARA IMAGEN: Mockup Página Home Completa]</w:t>
+      </w:r>
+    </w:p>
+    <w:p>
+      <w:pPr>
+        <w:pStyle w:val="Heading3"/>
         <w:spacing w:lineRule="auto" w:line="360" w:before="0" w:after="283"/>
         <w:jc w:val="both"/>
         <w:rPr>
-          <w:rFonts w:ascii="Adwaita Sans" w:hAnsi="Adwaita Sans"/>
-          <w:sz w:val="22"/>
-          <w:szCs w:val="22"/>
-        </w:rPr>
-      </w:pPr>
-      <w:r>
-        <w:rPr>
-          <w:rStyle w:val="SourceText"/>
-          <w:rFonts w:ascii="Adwaita Sans" w:hAnsi="Adwaita Sans"/>
-          <w:sz w:val="22"/>
-          <w:szCs w:val="22"/>
-        </w:rPr>
-        <w:t xml:space="preserve">↑ </w:t>
-      </w:r>
-      <w:r>
-        <w:rPr>
-          <w:rStyle w:val="SourceText"/>
-          <w:rFonts w:ascii="Adwaita Sans" w:hAnsi="Adwaita Sans"/>
-          <w:sz w:val="22"/>
-          <w:szCs w:val="22"/>
-        </w:rPr>
-        <w:t>Borde rojo #ef4444, mensaje de error debajo</w:t>
+          <w:rFonts w:ascii="Adwaita Sans" w:hAnsi="Adwaita Sans" w:eastAsia="Noto Sans Mono CJK SC" w:cs="Liberation Mono"/>
+          <w:sz w:val="22"/>
+          <w:szCs w:val="22"/>
+        </w:rPr>
+      </w:pPr>
+      <w:r>
+        <w:rPr>
+          <w:rFonts w:eastAsia="Noto Sans Mono CJK SC" w:cs="Liberation Mono" w:ascii="Adwaita Sans" w:hAnsi="Adwaita Sans"/>
+          <w:sz w:val="22"/>
+          <w:szCs w:val="22"/>
+        </w:rPr>
+        <w:t>4.3 Transiciones y Animaciones</w:t>
       </w:r>
     </w:p>
     <w:p>
@@ -4578,13 +4850,22 @@
           <w:sz w:val="22"/>
           <w:szCs w:val="22"/>
         </w:rPr>
-        <w:t>Estados del formulario:</w:t>
-      </w:r>
-    </w:p>
-    <w:p>
-      <w:pPr>
-        <w:pStyle w:val="BodyText"/>
-        <w:spacing w:lineRule="auto" w:line="360"/>
+        <w:t>Especificaciones de UX:</w:t>
+      </w:r>
+    </w:p>
+    <w:p>
+      <w:pPr>
+        <w:pStyle w:val="BodyText"/>
+        <w:numPr>
+          <w:ilvl w:val="0"/>
+          <w:numId w:val="22"/>
+        </w:numPr>
+        <w:tabs>
+          <w:tab w:val="clear" w:pos="709"/>
+          <w:tab w:val="left" w:pos="0" w:leader="none"/>
+        </w:tabs>
+        <w:spacing w:lineRule="auto" w:line="360"/>
+        <w:ind w:hanging="283" w:start="709"/>
         <w:jc w:val="both"/>
         <w:rPr>
           <w:rFonts w:ascii="Adwaita Sans" w:hAnsi="Adwaita Sans" w:eastAsia="Noto Sans Mono CJK SC" w:cs="Liberation Mono"/>
@@ -4599,33 +4880,80 @@
           <w:sz w:val="22"/>
           <w:szCs w:val="22"/>
         </w:rPr>
-        <w:t>Estado Cargando:</w:t>
-      </w:r>
-    </w:p>
-    <w:p>
-      <w:pPr>
-        <w:pStyle w:val="PreformattedText"/>
-        <w:spacing w:lineRule="auto" w:line="360"/>
-        <w:jc w:val="both"/>
-        <w:rPr>
-          <w:rStyle w:val="SourceText"/>
-          <w:rFonts w:ascii="Adwaita Sans" w:hAnsi="Adwaita Sans"/>
-          <w:sz w:val="22"/>
-          <w:szCs w:val="22"/>
-        </w:rPr>
-      </w:pPr>
-      <w:r>
-        <w:rPr>
-          <w:rFonts w:ascii="Adwaita Sans" w:hAnsi="Adwaita Sans"/>
-          <w:sz w:val="22"/>
-          <w:szCs w:val="22"/>
-        </w:rPr>
-      </w:r>
-    </w:p>
-    <w:p>
-      <w:pPr>
-        <w:pStyle w:val="BodyText"/>
-        <w:spacing w:lineRule="auto" w:line="360"/>
+        <w:t>Clic en "Iniciar Censo":</w:t>
+      </w:r>
+    </w:p>
+    <w:p>
+      <w:pPr>
+        <w:pStyle w:val="BodyText"/>
+        <w:numPr>
+          <w:ilvl w:val="1"/>
+          <w:numId w:val="22"/>
+        </w:numPr>
+        <w:tabs>
+          <w:tab w:val="clear" w:pos="709"/>
+          <w:tab w:val="left" w:pos="0" w:leader="none"/>
+        </w:tabs>
+        <w:spacing w:lineRule="auto" w:line="360" w:before="0" w:after="0"/>
+        <w:ind w:hanging="283" w:start="1418"/>
+        <w:jc w:val="both"/>
+        <w:rPr>
+          <w:rFonts w:ascii="Adwaita Sans" w:hAnsi="Adwaita Sans" w:eastAsia="Noto Sans Mono CJK SC" w:cs="Liberation Mono"/>
+          <w:sz w:val="22"/>
+          <w:szCs w:val="22"/>
+        </w:rPr>
+      </w:pPr>
+      <w:r>
+        <w:rPr>
+          <w:rFonts w:eastAsia="Noto Sans Mono CJK SC" w:cs="Liberation Mono" w:ascii="Adwaita Sans" w:hAnsi="Adwaita Sans"/>
+          <w:sz w:val="22"/>
+          <w:szCs w:val="22"/>
+        </w:rPr>
+        <w:t xml:space="preserve">Transición: Fade out (300ms) → Slide in formulario (400ms) </w:t>
+      </w:r>
+    </w:p>
+    <w:p>
+      <w:pPr>
+        <w:pStyle w:val="BodyText"/>
+        <w:numPr>
+          <w:ilvl w:val="1"/>
+          <w:numId w:val="22"/>
+        </w:numPr>
+        <w:tabs>
+          <w:tab w:val="clear" w:pos="709"/>
+          <w:tab w:val="left" w:pos="0" w:leader="none"/>
+        </w:tabs>
+        <w:spacing w:lineRule="auto" w:line="360" w:before="0" w:after="0"/>
+        <w:ind w:hanging="283" w:start="1418"/>
+        <w:jc w:val="both"/>
+        <w:rPr>
+          <w:rFonts w:ascii="Adwaita Sans" w:hAnsi="Adwaita Sans" w:eastAsia="Noto Sans Mono CJK SC" w:cs="Liberation Mono"/>
+          <w:sz w:val="22"/>
+          <w:szCs w:val="22"/>
+        </w:rPr>
+      </w:pPr>
+      <w:r>
+        <w:rPr>
+          <w:rFonts w:eastAsia="Noto Sans Mono CJK SC" w:cs="Liberation Mono" w:ascii="Adwaita Sans" w:hAnsi="Adwaita Sans"/>
+          <w:sz w:val="22"/>
+          <w:szCs w:val="22"/>
+        </w:rPr>
+        <w:t xml:space="preserve">Efecto: Smooth scroll hacia formulario </w:t>
+      </w:r>
+    </w:p>
+    <w:p>
+      <w:pPr>
+        <w:pStyle w:val="BodyText"/>
+        <w:numPr>
+          <w:ilvl w:val="0"/>
+          <w:numId w:val="22"/>
+        </w:numPr>
+        <w:tabs>
+          <w:tab w:val="clear" w:pos="709"/>
+          <w:tab w:val="left" w:pos="0" w:leader="none"/>
+        </w:tabs>
+        <w:spacing w:lineRule="auto" w:line="360"/>
+        <w:ind w:hanging="283" w:start="709"/>
         <w:jc w:val="both"/>
         <w:rPr>
           <w:rFonts w:ascii="Adwaita Sans" w:hAnsi="Adwaita Sans" w:eastAsia="Noto Sans Mono CJK SC" w:cs="Liberation Mono"/>
@@ -4640,129 +4968,203 @@
           <w:sz w:val="22"/>
           <w:szCs w:val="22"/>
         </w:rPr>
-        <w:t>Estado Éxito:</w:t>
-      </w:r>
-    </w:p>
-    <w:p>
-      <w:pPr>
-        <w:pStyle w:val="PreformattedText"/>
-        <w:spacing w:lineRule="auto" w:line="360"/>
-        <w:jc w:val="both"/>
-        <w:rPr>
-          <w:rStyle w:val="SourceText"/>
-          <w:rFonts w:ascii="Adwaita Sans" w:hAnsi="Adwaita Sans"/>
-          <w:sz w:val="22"/>
-          <w:szCs w:val="22"/>
-        </w:rPr>
-      </w:pPr>
-      <w:r>
-        <w:rPr>
-          <w:rFonts w:ascii="Adwaita Sans" w:hAnsi="Adwaita Sans"/>
-          <w:sz w:val="22"/>
-          <w:szCs w:val="22"/>
-        </w:rPr>
-      </w:r>
-    </w:p>
-    <w:p>
-      <w:pPr>
-        <w:pStyle w:val="BodyText"/>
-        <w:spacing w:lineRule="auto" w:line="360"/>
-        <w:jc w:val="both"/>
+        <w:t>Envío de formulario:</w:t>
+      </w:r>
+    </w:p>
+    <w:p>
+      <w:pPr>
+        <w:pStyle w:val="BodyText"/>
+        <w:numPr>
+          <w:ilvl w:val="1"/>
+          <w:numId w:val="22"/>
+        </w:numPr>
+        <w:tabs>
+          <w:tab w:val="clear" w:pos="709"/>
+          <w:tab w:val="left" w:pos="0" w:leader="none"/>
+        </w:tabs>
+        <w:spacing w:lineRule="auto" w:line="360" w:before="0" w:after="0"/>
+        <w:ind w:hanging="283" w:start="1418"/>
+        <w:jc w:val="both"/>
+        <w:rPr>
+          <w:rFonts w:ascii="Adwaita Sans" w:hAnsi="Adwaita Sans" w:eastAsia="Noto Sans Mono CJK SC" w:cs="Liberation Mono"/>
+          <w:sz w:val="22"/>
+          <w:szCs w:val="22"/>
+        </w:rPr>
+      </w:pPr>
+      <w:r>
+        <w:rPr>
+          <w:rFonts w:eastAsia="Noto Sans Mono CJK SC" w:cs="Liberation Mono" w:ascii="Adwaita Sans" w:hAnsi="Adwaita Sans"/>
+          <w:sz w:val="22"/>
+          <w:szCs w:val="22"/>
+        </w:rPr>
+        <w:t xml:space="preserve">Animación: Botón se transforma en spinner </w:t>
+      </w:r>
+    </w:p>
+    <w:p>
+      <w:pPr>
+        <w:pStyle w:val="BodyText"/>
+        <w:numPr>
+          <w:ilvl w:val="1"/>
+          <w:numId w:val="22"/>
+        </w:numPr>
+        <w:tabs>
+          <w:tab w:val="clear" w:pos="709"/>
+          <w:tab w:val="left" w:pos="0" w:leader="none"/>
+        </w:tabs>
+        <w:spacing w:lineRule="auto" w:line="360" w:before="0" w:after="0"/>
+        <w:ind w:hanging="283" w:start="1418"/>
+        <w:jc w:val="both"/>
+        <w:rPr>
+          <w:rFonts w:ascii="Adwaita Sans" w:hAnsi="Adwaita Sans" w:eastAsia="Noto Sans Mono CJK SC" w:cs="Liberation Mono"/>
+          <w:sz w:val="22"/>
+          <w:szCs w:val="22"/>
+        </w:rPr>
+      </w:pPr>
+      <w:r>
+        <w:rPr>
+          <w:rFonts w:eastAsia="Noto Sans Mono CJK SC" w:cs="Liberation Mono" w:ascii="Adwaita Sans" w:hAnsi="Adwaita Sans"/>
+          <w:sz w:val="22"/>
+          <w:szCs w:val="22"/>
+        </w:rPr>
+        <w:t xml:space="preserve">Duración: 2-5 segundos (según conectividad) </w:t>
+      </w:r>
+    </w:p>
+    <w:p>
+      <w:pPr>
+        <w:pStyle w:val="BodyText"/>
+        <w:numPr>
+          <w:ilvl w:val="1"/>
+          <w:numId w:val="22"/>
+        </w:numPr>
+        <w:tabs>
+          <w:tab w:val="clear" w:pos="709"/>
+          <w:tab w:val="left" w:pos="0" w:leader="none"/>
+        </w:tabs>
+        <w:spacing w:lineRule="auto" w:line="360" w:before="0" w:after="0"/>
+        <w:ind w:hanging="283" w:start="1418"/>
+        <w:jc w:val="both"/>
+        <w:rPr>
+          <w:rFonts w:ascii="Adwaita Sans" w:hAnsi="Adwaita Sans" w:eastAsia="Noto Sans Mono CJK SC" w:cs="Liberation Mono"/>
+          <w:sz w:val="22"/>
+          <w:szCs w:val="22"/>
+        </w:rPr>
+      </w:pPr>
+      <w:r>
+        <w:rPr>
+          <w:rFonts w:eastAsia="Noto Sans Mono CJK SC" w:cs="Liberation Mono" w:ascii="Adwaita Sans" w:hAnsi="Adwaita Sans"/>
+          <w:sz w:val="22"/>
+          <w:szCs w:val="22"/>
+        </w:rPr>
+        <w:t xml:space="preserve">Feedback: Barra de progreso visible </w:t>
+      </w:r>
+    </w:p>
+    <w:p>
+      <w:pPr>
+        <w:pStyle w:val="BodyText"/>
+        <w:numPr>
+          <w:ilvl w:val="0"/>
+          <w:numId w:val="22"/>
+        </w:numPr>
+        <w:tabs>
+          <w:tab w:val="clear" w:pos="709"/>
+          <w:tab w:val="left" w:pos="0" w:leader="none"/>
+        </w:tabs>
+        <w:spacing w:lineRule="auto" w:line="360"/>
+        <w:ind w:hanging="283" w:start="709"/>
+        <w:jc w:val="both"/>
+        <w:rPr>
+          <w:rFonts w:ascii="Adwaita Sans" w:hAnsi="Adwaita Sans" w:eastAsia="Noto Sans Mono CJK SC" w:cs="Liberation Mono"/>
+          <w:sz w:val="22"/>
+          <w:szCs w:val="22"/>
+        </w:rPr>
+      </w:pPr>
+      <w:r>
         <w:rPr>
           <w:rStyle w:val="Strong"/>
-          <w:rFonts w:ascii="Adwaita Sans" w:hAnsi="Adwaita Sans" w:eastAsia="Noto Sans Mono CJK SC" w:cs="Liberation Mono"/>
-          <w:sz w:val="22"/>
-          <w:szCs w:val="22"/>
-        </w:rPr>
-      </w:pPr>
-      <w:r>
-        <w:rPr>
-          <w:rFonts w:eastAsia="Noto Sans Mono CJK SC" w:cs="Liberation Mono" w:ascii="Adwaita Sans" w:hAnsi="Adwaita Sans"/>
-          <w:sz w:val="22"/>
-          <w:szCs w:val="22"/>
-        </w:rPr>
-      </w:r>
-    </w:p>
-    <w:p>
-      <w:pPr>
-        <w:pStyle w:val="BodyText"/>
-        <w:spacing w:lineRule="auto" w:line="360"/>
-        <w:jc w:val="both"/>
+          <w:rFonts w:eastAsia="Noto Sans Mono CJK SC" w:cs="Liberation Mono" w:ascii="Adwaita Sans" w:hAnsi="Adwaita Sans"/>
+          <w:sz w:val="22"/>
+          <w:szCs w:val="22"/>
+        </w:rPr>
+        <w:t>Navegación entre secciones:</w:t>
+      </w:r>
+    </w:p>
+    <w:p>
+      <w:pPr>
+        <w:pStyle w:val="BodyText"/>
+        <w:numPr>
+          <w:ilvl w:val="1"/>
+          <w:numId w:val="22"/>
+        </w:numPr>
+        <w:tabs>
+          <w:tab w:val="clear" w:pos="709"/>
+          <w:tab w:val="left" w:pos="0" w:leader="none"/>
+        </w:tabs>
+        <w:spacing w:lineRule="auto" w:line="360" w:before="0" w:after="0"/>
+        <w:ind w:hanging="283" w:start="1418"/>
+        <w:jc w:val="both"/>
+        <w:rPr>
+          <w:rFonts w:ascii="Adwaita Sans" w:hAnsi="Adwaita Sans" w:eastAsia="Noto Sans Mono CJK SC" w:cs="Liberation Mono"/>
+          <w:sz w:val="22"/>
+          <w:szCs w:val="22"/>
+        </w:rPr>
+      </w:pPr>
+      <w:r>
+        <w:rPr>
+          <w:rFonts w:eastAsia="Noto Sans Mono CJK SC" w:cs="Liberation Mono" w:ascii="Adwaita Sans" w:hAnsi="Adwaita Sans"/>
+          <w:sz w:val="22"/>
+          <w:szCs w:val="22"/>
+        </w:rPr>
+        <w:t xml:space="preserve">Acordeón: Collapse/expand con easing cubic-bezier </w:t>
+      </w:r>
+    </w:p>
+    <w:p>
+      <w:pPr>
+        <w:pStyle w:val="BodyText"/>
+        <w:numPr>
+          <w:ilvl w:val="1"/>
+          <w:numId w:val="22"/>
+        </w:numPr>
+        <w:tabs>
+          <w:tab w:val="clear" w:pos="709"/>
+          <w:tab w:val="left" w:pos="0" w:leader="none"/>
+        </w:tabs>
+        <w:spacing w:lineRule="auto" w:line="360"/>
+        <w:ind w:hanging="283" w:start="1418"/>
+        <w:jc w:val="both"/>
+        <w:rPr>
+          <w:rFonts w:ascii="Adwaita Sans" w:hAnsi="Adwaita Sans" w:eastAsia="Noto Sans Mono CJK SC" w:cs="Liberation Mono"/>
+          <w:sz w:val="22"/>
+          <w:szCs w:val="22"/>
+        </w:rPr>
+      </w:pPr>
+      <w:r>
+        <w:rPr>
+          <w:rFonts w:eastAsia="Noto Sans Mono CJK SC" w:cs="Liberation Mono" w:ascii="Adwaita Sans" w:hAnsi="Adwaita Sans"/>
+          <w:sz w:val="22"/>
+          <w:szCs w:val="22"/>
+        </w:rPr>
+        <w:t xml:space="preserve">Indicador de progreso: Barra superior muestra % completado </w:t>
+      </w:r>
+    </w:p>
+    <w:p>
+      <w:pPr>
+        <w:pStyle w:val="BodyText"/>
+        <w:spacing w:lineRule="auto" w:line="360"/>
+        <w:jc w:val="both"/>
+        <w:rPr>
+          <w:rFonts w:ascii="Adwaita Sans" w:hAnsi="Adwaita Sans" w:eastAsia="Noto Sans Mono CJK SC" w:cs="Liberation Mono"/>
+          <w:sz w:val="22"/>
+          <w:szCs w:val="22"/>
+        </w:rPr>
+      </w:pPr>
+      <w:r>
         <w:rPr>
           <w:rStyle w:val="Strong"/>
-          <w:rFonts w:ascii="Adwaita Sans" w:hAnsi="Adwaita Sans" w:eastAsia="Noto Sans Mono CJK SC" w:cs="Liberation Mono"/>
-          <w:sz w:val="22"/>
-          <w:szCs w:val="22"/>
-        </w:rPr>
-      </w:pPr>
-      <w:r>
-        <w:rPr>
-          <w:rFonts w:eastAsia="Noto Sans Mono CJK SC" w:cs="Liberation Mono" w:ascii="Adwaita Sans" w:hAnsi="Adwaita Sans"/>
-          <w:sz w:val="22"/>
-          <w:szCs w:val="22"/>
-        </w:rPr>
-      </w:r>
-    </w:p>
-    <w:p>
-      <w:pPr>
-        <w:pStyle w:val="BodyText"/>
-        <w:spacing w:lineRule="auto" w:line="360"/>
-        <w:jc w:val="both"/>
-        <w:rPr>
-          <w:rFonts w:ascii="Adwaita Sans" w:hAnsi="Adwaita Sans" w:eastAsia="Noto Sans Mono CJK SC" w:cs="Liberation Mono"/>
-          <w:sz w:val="22"/>
-          <w:szCs w:val="22"/>
-        </w:rPr>
-      </w:pPr>
-      <w:r>
-        <w:rPr>
-          <w:rStyle w:val="Strong"/>
-          <w:rFonts w:eastAsia="Noto Sans Mono CJK SC" w:cs="Liberation Mono" w:ascii="Adwaita Sans" w:hAnsi="Adwaita Sans"/>
-          <w:sz w:val="22"/>
-          <w:szCs w:val="22"/>
-        </w:rPr>
-        <w:t>Estado Error:</w:t>
-      </w:r>
-    </w:p>
-    <w:p>
-      <w:pPr>
-        <w:pStyle w:val="PreformattedText"/>
-        <w:spacing w:lineRule="auto" w:line="360"/>
-        <w:jc w:val="both"/>
-        <w:rPr>
-          <w:rStyle w:val="SourceText"/>
-          <w:rFonts w:ascii="Adwaita Sans" w:hAnsi="Adwaita Sans"/>
-          <w:sz w:val="22"/>
-          <w:szCs w:val="22"/>
-        </w:rPr>
-      </w:pPr>
-      <w:r>
-        <w:rPr>
-          <w:rFonts w:ascii="Adwaita Sans" w:hAnsi="Adwaita Sans"/>
-          <w:sz w:val="22"/>
-          <w:szCs w:val="22"/>
-        </w:rPr>
-      </w:r>
-    </w:p>
-    <w:p>
-      <w:pPr>
-        <w:pStyle w:val="BodyText"/>
-        <w:spacing w:lineRule="auto" w:line="360"/>
-        <w:jc w:val="both"/>
-        <w:rPr>
-          <w:rFonts w:ascii="Adwaita Sans" w:hAnsi="Adwaita Sans" w:eastAsia="Noto Sans Mono CJK SC" w:cs="Liberation Mono"/>
-          <w:sz w:val="22"/>
-          <w:szCs w:val="22"/>
-        </w:rPr>
-      </w:pPr>
-      <w:r>
-        <w:rPr>
-          <w:rStyle w:val="Strong"/>
-          <w:rFonts w:eastAsia="Noto Sans Mono CJK SC" w:cs="Liberation Mono" w:ascii="Adwaita Sans" w:hAnsi="Adwaita Sans"/>
-          <w:sz w:val="22"/>
-          <w:szCs w:val="22"/>
-        </w:rPr>
-        <w:t>[ESPACIO PARA IMAGEN: Estados del Formulario - Éxito/Error/Carga]</w:t>
+          <w:rFonts w:eastAsia="Noto Sans Mono CJK SC" w:cs="Liberation Mono" w:ascii="Adwaita Sans" w:hAnsi="Adwaita Sans"/>
+          <w:sz w:val="22"/>
+          <w:szCs w:val="22"/>
+        </w:rPr>
+        <w:t>[ESPACIO PARA IMAGEN: Wireframe de Transiciones]</w:t>
       </w:r>
     </w:p>
     <w:p>
@@ -4782,26 +5184,7 @@
           <w:sz w:val="22"/>
           <w:szCs w:val="22"/>
         </w:rPr>
-      </w:r>
-    </w:p>
-    <w:p>
-      <w:pPr>
-        <w:pStyle w:val="Heading2"/>
-        <w:spacing w:lineRule="auto" w:line="360" w:before="0" w:after="283"/>
-        <w:jc w:val="both"/>
-        <w:rPr>
-          <w:rFonts w:ascii="Adwaita Sans" w:hAnsi="Adwaita Sans" w:eastAsia="Noto Sans Mono CJK SC" w:cs="Liberation Mono"/>
-          <w:sz w:val="22"/>
-          <w:szCs w:val="22"/>
-        </w:rPr>
-      </w:pPr>
-      <w:r>
-        <w:rPr>
-          <w:rFonts w:eastAsia="Noto Sans Mono CJK SC" w:cs="Liberation Mono" w:ascii="Adwaita Sans" w:hAnsi="Adwaita Sans"/>
-          <w:sz w:val="22"/>
-          <w:szCs w:val="22"/>
-        </w:rPr>
-        <w:t>4. Flujo de Navegación e Interactividad</w:t>
+        <w:t>5. Herramientas y Estándares de Diseño</w:t>
       </w:r>
     </w:p>
     <w:p>
@@ -4821,48 +5204,7 @@
           <w:sz w:val="22"/>
           <w:szCs w:val="22"/>
         </w:rPr>
-        <w:t>4.1 Mapa de Navegación</w:t>
-      </w:r>
-    </w:p>
-    <w:p>
-      <w:pPr>
-        <w:pStyle w:val="PreformattedText"/>
-        <w:spacing w:lineRule="auto" w:line="360"/>
-        <w:jc w:val="both"/>
-        <w:rPr>
-          <w:rFonts w:ascii="Adwaita Sans" w:hAnsi="Adwaita Sans"/>
-          <w:sz w:val="22"/>
-          <w:szCs w:val="22"/>
-        </w:rPr>
-      </w:pPr>
-      <w:r>
-        <w:rPr>
-          <w:rStyle w:val="SourceText"/>
-          <w:rFonts w:ascii="Adwaita Sans" w:hAnsi="Adwaita Sans"/>
-          <w:sz w:val="22"/>
-          <w:szCs w:val="22"/>
-        </w:rPr>
-        <w:t xml:space="preserve">                  </w:t>
-      </w:r>
-    </w:p>
-    <w:p>
-      <w:pPr>
-        <w:pStyle w:val="PreformattedText"/>
-        <w:spacing w:lineRule="auto" w:line="360"/>
-        <w:jc w:val="both"/>
-        <w:rPr>
-          <w:rStyle w:val="SourceText"/>
-          <w:rFonts w:ascii="Adwaita Sans" w:hAnsi="Adwaita Sans"/>
-          <w:sz w:val="22"/>
-          <w:szCs w:val="22"/>
-        </w:rPr>
-      </w:pPr>
-      <w:r>
-        <w:rPr>
-          <w:rFonts w:ascii="Adwaita Sans" w:hAnsi="Adwaita Sans"/>
-          <w:sz w:val="22"/>
-          <w:szCs w:val="22"/>
-        </w:rPr>
+        <w:t>5.1 Herramienta de Modelado: Draw.io</w:t>
       </w:r>
     </w:p>
     <w:p>
@@ -4883,7 +5225,354 @@
           <w:sz w:val="22"/>
           <w:szCs w:val="22"/>
         </w:rPr>
-        <w:t>[ESPACIO PARA IMAGEN: Diagrama de Flujo de Navegación Completo]</w:t>
+        <w:t>Justificación de selección:</w:t>
+      </w:r>
+    </w:p>
+    <w:p>
+      <w:pPr>
+        <w:pStyle w:val="BodyText"/>
+        <w:spacing w:lineRule="auto" w:line="360"/>
+        <w:jc w:val="both"/>
+        <w:rPr>
+          <w:rFonts w:ascii="Adwaita Sans" w:hAnsi="Adwaita Sans" w:eastAsia="Noto Sans Mono CJK SC" w:cs="Liberation Mono"/>
+          <w:sz w:val="22"/>
+          <w:szCs w:val="22"/>
+        </w:rPr>
+      </w:pPr>
+      <w:r>
+        <w:rPr>
+          <w:rFonts w:eastAsia="Noto Sans Mono CJK SC" w:cs="Liberation Mono" w:ascii="Adwaita Sans" w:hAnsi="Adwaita Sans"/>
+          <w:sz w:val="22"/>
+          <w:szCs w:val="22"/>
+        </w:rPr>
+        <w:t>Draw.io (diagrams.net) fue seleccionado por:</w:t>
+      </w:r>
+    </w:p>
+    <w:p>
+      <w:pPr>
+        <w:pStyle w:val="BodyText"/>
+        <w:numPr>
+          <w:ilvl w:val="0"/>
+          <w:numId w:val="23"/>
+        </w:numPr>
+        <w:tabs>
+          <w:tab w:val="clear" w:pos="709"/>
+          <w:tab w:val="left" w:pos="0" w:leader="none"/>
+        </w:tabs>
+        <w:spacing w:lineRule="auto" w:line="360" w:before="0" w:after="0"/>
+        <w:ind w:hanging="283" w:start="709"/>
+        <w:jc w:val="both"/>
+        <w:rPr>
+          <w:rFonts w:ascii="Adwaita Sans" w:hAnsi="Adwaita Sans" w:eastAsia="Noto Sans Mono CJK SC" w:cs="Liberation Mono"/>
+          <w:sz w:val="22"/>
+          <w:szCs w:val="22"/>
+        </w:rPr>
+      </w:pPr>
+      <w:r>
+        <w:rPr>
+          <w:rStyle w:val="Strong"/>
+          <w:rFonts w:eastAsia="Noto Sans Mono CJK SC" w:cs="Liberation Mono" w:ascii="Adwaita Sans" w:hAnsi="Adwaita Sans"/>
+          <w:sz w:val="22"/>
+          <w:szCs w:val="22"/>
+        </w:rPr>
+        <w:t>Gratuito y de código abierto</w:t>
+      </w:r>
+      <w:r>
+        <w:rPr>
+          <w:rFonts w:eastAsia="Noto Sans Mono CJK SC" w:cs="Liberation Mono" w:ascii="Adwaita Sans" w:hAnsi="Adwaita Sans"/>
+          <w:sz w:val="22"/>
+          <w:szCs w:val="22"/>
+        </w:rPr>
+        <w:t xml:space="preserve"> </w:t>
+      </w:r>
+    </w:p>
+    <w:p>
+      <w:pPr>
+        <w:pStyle w:val="BodyText"/>
+        <w:numPr>
+          <w:ilvl w:val="0"/>
+          <w:numId w:val="23"/>
+        </w:numPr>
+        <w:tabs>
+          <w:tab w:val="clear" w:pos="709"/>
+          <w:tab w:val="left" w:pos="0" w:leader="none"/>
+        </w:tabs>
+        <w:spacing w:lineRule="auto" w:line="360" w:before="0" w:after="0"/>
+        <w:ind w:hanging="283" w:start="709"/>
+        <w:jc w:val="both"/>
+        <w:rPr>
+          <w:rFonts w:ascii="Adwaita Sans" w:hAnsi="Adwaita Sans" w:eastAsia="Noto Sans Mono CJK SC" w:cs="Liberation Mono"/>
+          <w:sz w:val="22"/>
+          <w:szCs w:val="22"/>
+        </w:rPr>
+      </w:pPr>
+      <w:r>
+        <w:rPr>
+          <w:rStyle w:val="Strong"/>
+          <w:rFonts w:eastAsia="Noto Sans Mono CJK SC" w:cs="Liberation Mono" w:ascii="Adwaita Sans" w:hAnsi="Adwaita Sans"/>
+          <w:sz w:val="22"/>
+          <w:szCs w:val="22"/>
+        </w:rPr>
+        <w:t>Soporte de plantillas UI/UX</w:t>
+      </w:r>
+      <w:r>
+        <w:rPr>
+          <w:rFonts w:eastAsia="Noto Sans Mono CJK SC" w:cs="Liberation Mono" w:ascii="Adwaita Sans" w:hAnsi="Adwaita Sans"/>
+          <w:sz w:val="22"/>
+          <w:szCs w:val="22"/>
+        </w:rPr>
+        <w:t xml:space="preserve"> específicas para mockups </w:t>
+      </w:r>
+    </w:p>
+    <w:p>
+      <w:pPr>
+        <w:pStyle w:val="BodyText"/>
+        <w:numPr>
+          <w:ilvl w:val="0"/>
+          <w:numId w:val="23"/>
+        </w:numPr>
+        <w:tabs>
+          <w:tab w:val="clear" w:pos="709"/>
+          <w:tab w:val="left" w:pos="0" w:leader="none"/>
+        </w:tabs>
+        <w:spacing w:lineRule="auto" w:line="360" w:before="0" w:after="0"/>
+        <w:ind w:hanging="283" w:start="709"/>
+        <w:jc w:val="both"/>
+        <w:rPr>
+          <w:rFonts w:ascii="Adwaita Sans" w:hAnsi="Adwaita Sans" w:eastAsia="Noto Sans Mono CJK SC" w:cs="Liberation Mono"/>
+          <w:sz w:val="22"/>
+          <w:szCs w:val="22"/>
+        </w:rPr>
+      </w:pPr>
+      <w:r>
+        <w:rPr>
+          <w:rStyle w:val="Strong"/>
+          <w:rFonts w:eastAsia="Noto Sans Mono CJK SC" w:cs="Liberation Mono" w:ascii="Adwaita Sans" w:hAnsi="Adwaita Sans"/>
+          <w:sz w:val="22"/>
+          <w:szCs w:val="22"/>
+        </w:rPr>
+        <w:t>Exportación múltiple:</w:t>
+      </w:r>
+      <w:r>
+        <w:rPr>
+          <w:rFonts w:eastAsia="Noto Sans Mono CJK SC" w:cs="Liberation Mono" w:ascii="Adwaita Sans" w:hAnsi="Adwaita Sans"/>
+          <w:sz w:val="22"/>
+          <w:szCs w:val="22"/>
+        </w:rPr>
+        <w:t xml:space="preserve"> PNG, SVG, PDF </w:t>
+      </w:r>
+    </w:p>
+    <w:p>
+      <w:pPr>
+        <w:pStyle w:val="BodyText"/>
+        <w:numPr>
+          <w:ilvl w:val="0"/>
+          <w:numId w:val="23"/>
+        </w:numPr>
+        <w:tabs>
+          <w:tab w:val="clear" w:pos="709"/>
+          <w:tab w:val="left" w:pos="0" w:leader="none"/>
+        </w:tabs>
+        <w:spacing w:lineRule="auto" w:line="360" w:before="0" w:after="0"/>
+        <w:ind w:hanging="283" w:start="709"/>
+        <w:jc w:val="both"/>
+        <w:rPr>
+          <w:rFonts w:ascii="Adwaita Sans" w:hAnsi="Adwaita Sans" w:eastAsia="Noto Sans Mono CJK SC" w:cs="Liberation Mono"/>
+          <w:sz w:val="22"/>
+          <w:szCs w:val="22"/>
+        </w:rPr>
+      </w:pPr>
+      <w:r>
+        <w:rPr>
+          <w:rStyle w:val="Strong"/>
+          <w:rFonts w:eastAsia="Noto Sans Mono CJK SC" w:cs="Liberation Mono" w:ascii="Adwaita Sans" w:hAnsi="Adwaita Sans"/>
+          <w:sz w:val="22"/>
+          <w:szCs w:val="22"/>
+        </w:rPr>
+        <w:t>Colaboración:</w:t>
+      </w:r>
+      <w:r>
+        <w:rPr>
+          <w:rFonts w:eastAsia="Noto Sans Mono CJK SC" w:cs="Liberation Mono" w:ascii="Adwaita Sans" w:hAnsi="Adwaita Sans"/>
+          <w:sz w:val="22"/>
+          <w:szCs w:val="22"/>
+        </w:rPr>
+        <w:t xml:space="preserve"> Integración con Google Drive </w:t>
+      </w:r>
+    </w:p>
+    <w:p>
+      <w:pPr>
+        <w:pStyle w:val="BodyText"/>
+        <w:numPr>
+          <w:ilvl w:val="0"/>
+          <w:numId w:val="23"/>
+        </w:numPr>
+        <w:tabs>
+          <w:tab w:val="clear" w:pos="709"/>
+          <w:tab w:val="left" w:pos="0" w:leader="none"/>
+        </w:tabs>
+        <w:spacing w:lineRule="auto" w:line="360"/>
+        <w:ind w:hanging="283" w:start="709"/>
+        <w:jc w:val="both"/>
+        <w:rPr>
+          <w:rFonts w:ascii="Adwaita Sans" w:hAnsi="Adwaita Sans" w:eastAsia="Noto Sans Mono CJK SC" w:cs="Liberation Mono"/>
+          <w:sz w:val="22"/>
+          <w:szCs w:val="22"/>
+        </w:rPr>
+      </w:pPr>
+      <w:r>
+        <w:rPr>
+          <w:rStyle w:val="Strong"/>
+          <w:rFonts w:eastAsia="Noto Sans Mono CJK SC" w:cs="Liberation Mono" w:ascii="Adwaita Sans" w:hAnsi="Adwaita Sans"/>
+          <w:sz w:val="22"/>
+          <w:szCs w:val="22"/>
+        </w:rPr>
+        <w:t>Biblioteca de componentes:</w:t>
+      </w:r>
+      <w:r>
+        <w:rPr>
+          <w:rFonts w:eastAsia="Noto Sans Mono CJK SC" w:cs="Liberation Mono" w:ascii="Adwaita Sans" w:hAnsi="Adwaita Sans"/>
+          <w:sz w:val="22"/>
+          <w:szCs w:val="22"/>
+        </w:rPr>
+        <w:t xml:space="preserve"> Material Design, Bootstrap </w:t>
+      </w:r>
+    </w:p>
+    <w:p>
+      <w:pPr>
+        <w:pStyle w:val="BodyText"/>
+        <w:spacing w:lineRule="auto" w:line="360"/>
+        <w:jc w:val="both"/>
+        <w:rPr>
+          <w:rFonts w:ascii="Adwaita Sans" w:hAnsi="Adwaita Sans" w:eastAsia="Noto Sans Mono CJK SC" w:cs="Liberation Mono"/>
+          <w:sz w:val="22"/>
+          <w:szCs w:val="22"/>
+        </w:rPr>
+      </w:pPr>
+      <w:r>
+        <w:rPr>
+          <w:rStyle w:val="Strong"/>
+          <w:rFonts w:eastAsia="Noto Sans Mono CJK SC" w:cs="Liberation Mono" w:ascii="Adwaita Sans" w:hAnsi="Adwaita Sans"/>
+          <w:sz w:val="22"/>
+          <w:szCs w:val="22"/>
+        </w:rPr>
+        <w:t>Proceso de trabajo:</w:t>
+      </w:r>
+    </w:p>
+    <w:p>
+      <w:pPr>
+        <w:pStyle w:val="BodyText"/>
+        <w:numPr>
+          <w:ilvl w:val="0"/>
+          <w:numId w:val="24"/>
+        </w:numPr>
+        <w:tabs>
+          <w:tab w:val="clear" w:pos="709"/>
+          <w:tab w:val="left" w:pos="0" w:leader="none"/>
+        </w:tabs>
+        <w:spacing w:lineRule="auto" w:line="360" w:before="0" w:after="0"/>
+        <w:ind w:hanging="283" w:start="709"/>
+        <w:jc w:val="both"/>
+        <w:rPr>
+          <w:rFonts w:ascii="Adwaita Sans" w:hAnsi="Adwaita Sans" w:eastAsia="Noto Sans Mono CJK SC" w:cs="Liberation Mono"/>
+          <w:sz w:val="22"/>
+          <w:szCs w:val="22"/>
+        </w:rPr>
+      </w:pPr>
+      <w:r>
+        <w:rPr>
+          <w:rFonts w:eastAsia="Noto Sans Mono CJK SC" w:cs="Liberation Mono" w:ascii="Adwaita Sans" w:hAnsi="Adwaita Sans"/>
+          <w:sz w:val="22"/>
+          <w:szCs w:val="22"/>
+        </w:rPr>
+        <w:t xml:space="preserve">Creación de biblioteca de componentes reutilizables </w:t>
+      </w:r>
+    </w:p>
+    <w:p>
+      <w:pPr>
+        <w:pStyle w:val="BodyText"/>
+        <w:numPr>
+          <w:ilvl w:val="0"/>
+          <w:numId w:val="24"/>
+        </w:numPr>
+        <w:tabs>
+          <w:tab w:val="clear" w:pos="709"/>
+          <w:tab w:val="left" w:pos="0" w:leader="none"/>
+        </w:tabs>
+        <w:spacing w:lineRule="auto" w:line="360" w:before="0" w:after="0"/>
+        <w:ind w:hanging="283" w:start="709"/>
+        <w:jc w:val="both"/>
+        <w:rPr>
+          <w:rFonts w:ascii="Adwaita Sans" w:hAnsi="Adwaita Sans" w:eastAsia="Noto Sans Mono CJK SC" w:cs="Liberation Mono"/>
+          <w:sz w:val="22"/>
+          <w:szCs w:val="22"/>
+        </w:rPr>
+      </w:pPr>
+      <w:r>
+        <w:rPr>
+          <w:rFonts w:eastAsia="Noto Sans Mono CJK SC" w:cs="Liberation Mono" w:ascii="Adwaita Sans" w:hAnsi="Adwaita Sans"/>
+          <w:sz w:val="22"/>
+          <w:szCs w:val="22"/>
+        </w:rPr>
+        <w:t xml:space="preserve">Diseño de pantallas individuales </w:t>
+      </w:r>
+    </w:p>
+    <w:p>
+      <w:pPr>
+        <w:pStyle w:val="BodyText"/>
+        <w:numPr>
+          <w:ilvl w:val="0"/>
+          <w:numId w:val="24"/>
+        </w:numPr>
+        <w:tabs>
+          <w:tab w:val="clear" w:pos="709"/>
+          <w:tab w:val="left" w:pos="0" w:leader="none"/>
+        </w:tabs>
+        <w:spacing w:lineRule="auto" w:line="360" w:before="0" w:after="0"/>
+        <w:ind w:hanging="283" w:start="709"/>
+        <w:jc w:val="both"/>
+        <w:rPr>
+          <w:rFonts w:ascii="Adwaita Sans" w:hAnsi="Adwaita Sans" w:eastAsia="Noto Sans Mono CJK SC" w:cs="Liberation Mono"/>
+          <w:sz w:val="22"/>
+          <w:szCs w:val="22"/>
+        </w:rPr>
+      </w:pPr>
+      <w:r>
+        <w:rPr>
+          <w:rFonts w:eastAsia="Noto Sans Mono CJK SC" w:cs="Liberation Mono" w:ascii="Adwaita Sans" w:hAnsi="Adwaita Sans"/>
+          <w:sz w:val="22"/>
+          <w:szCs w:val="22"/>
+        </w:rPr>
+        <w:t xml:space="preserve">Vinculación de navegación mediante enlaces </w:t>
+      </w:r>
+    </w:p>
+    <w:p>
+      <w:pPr>
+        <w:pStyle w:val="BodyText"/>
+        <w:numPr>
+          <w:ilvl w:val="0"/>
+          <w:numId w:val="24"/>
+        </w:numPr>
+        <w:tabs>
+          <w:tab w:val="clear" w:pos="709"/>
+          <w:tab w:val="left" w:pos="0" w:leader="none"/>
+        </w:tabs>
+        <w:spacing w:lineRule="auto" w:line="360"/>
+        <w:ind w:hanging="283" w:start="709"/>
+        <w:jc w:val="both"/>
+        <w:rPr>
+          <w:rFonts w:ascii="Adwaita Sans" w:hAnsi="Adwaita Sans" w:eastAsia="Noto Sans Mono CJK SC" w:cs="Liberation Mono"/>
+          <w:sz w:val="22"/>
+          <w:szCs w:val="22"/>
+        </w:rPr>
+      </w:pPr>
+      <w:r>
+        <w:rPr>
+          <w:rFonts w:eastAsia="Noto Sans Mono CJK SC" w:cs="Liberation Mono" w:ascii="Adwaita Sans" w:hAnsi="Adwaita Sans"/>
+          <w:sz w:val="22"/>
+          <w:szCs w:val="22"/>
+        </w:rPr>
+        <w:t xml:space="preserve">Exportación en alta resolución (300 DPI) </w:t>
       </w:r>
     </w:p>
     <w:p>
@@ -4903,74 +5592,12 @@
           <w:sz w:val="22"/>
           <w:szCs w:val="22"/>
         </w:rPr>
-        <w:t>4.2 Página de Inicio (Home)</w:t>
-      </w:r>
-    </w:p>
-    <w:p>
-      <w:pPr>
-        <w:pStyle w:val="BodyText"/>
-        <w:spacing w:lineRule="auto" w:line="360"/>
-        <w:jc w:val="both"/>
-        <w:rPr>
-          <w:rFonts w:ascii="Adwaita Sans" w:hAnsi="Adwaita Sans" w:eastAsia="Noto Sans Mono CJK SC" w:cs="Liberation Mono"/>
-          <w:sz w:val="22"/>
-          <w:szCs w:val="22"/>
-        </w:rPr>
-      </w:pPr>
-      <w:r>
-        <w:rPr>
-          <w:rStyle w:val="Strong"/>
-          <w:rFonts w:eastAsia="Noto Sans Mono CJK SC" w:cs="Liberation Mono" w:ascii="Adwaita Sans" w:hAnsi="Adwaita Sans"/>
-          <w:sz w:val="22"/>
-          <w:szCs w:val="22"/>
-        </w:rPr>
-        <w:t>Estructura visual:</w:t>
-      </w:r>
-    </w:p>
-    <w:p>
-      <w:pPr>
-        <w:pStyle w:val="PreformattedText"/>
-        <w:spacing w:lineRule="auto" w:line="360"/>
-        <w:jc w:val="both"/>
-        <w:rPr>
-          <w:rStyle w:val="SourceText"/>
-          <w:rFonts w:ascii="Adwaita Sans" w:hAnsi="Adwaita Sans"/>
-          <w:sz w:val="22"/>
-          <w:szCs w:val="22"/>
-        </w:rPr>
-      </w:pPr>
-      <w:r>
-        <w:rPr>
-          <w:rFonts w:ascii="Adwaita Sans" w:hAnsi="Adwaita Sans"/>
-          <w:sz w:val="22"/>
-          <w:szCs w:val="22"/>
-        </w:rPr>
-      </w:r>
-    </w:p>
-    <w:p>
-      <w:pPr>
-        <w:pStyle w:val="BodyText"/>
-        <w:spacing w:lineRule="auto" w:line="360"/>
-        <w:jc w:val="both"/>
-        <w:rPr>
-          <w:rFonts w:ascii="Adwaita Sans" w:hAnsi="Adwaita Sans" w:eastAsia="Noto Sans Mono CJK SC" w:cs="Liberation Mono"/>
-          <w:sz w:val="22"/>
-          <w:szCs w:val="22"/>
-        </w:rPr>
-      </w:pPr>
-      <w:r>
-        <w:rPr>
-          <w:rStyle w:val="Strong"/>
-          <w:rFonts w:eastAsia="Noto Sans Mono CJK SC" w:cs="Liberation Mono" w:ascii="Adwaita Sans" w:hAnsi="Adwaita Sans"/>
-          <w:sz w:val="22"/>
-          <w:szCs w:val="22"/>
-        </w:rPr>
-        <w:t>[ESPACIO PARA IMAGEN: Mockup Página Home Completa]</w:t>
-      </w:r>
-    </w:p>
-    <w:p>
-      <w:pPr>
-        <w:pStyle w:val="Heading3"/>
+        <w:t>5.2 Diseño Responsivo</w:t>
+      </w:r>
+    </w:p>
+    <w:p>
+      <w:pPr>
+        <w:pStyle w:val="BodyText"/>
         <w:spacing w:lineRule="auto" w:line="360" w:before="0" w:after="283"/>
         <w:jc w:val="both"/>
         <w:rPr>
@@ -4985,347 +5612,11 @@
           <w:sz w:val="22"/>
           <w:szCs w:val="22"/>
         </w:rPr>
-        <w:t>4.3 Transiciones y Animaciones</w:t>
-      </w:r>
-    </w:p>
-    <w:p>
-      <w:pPr>
-        <w:pStyle w:val="BodyText"/>
-        <w:spacing w:lineRule="auto" w:line="360"/>
-        <w:jc w:val="both"/>
-        <w:rPr>
-          <w:rFonts w:ascii="Adwaita Sans" w:hAnsi="Adwaita Sans" w:eastAsia="Noto Sans Mono CJK SC" w:cs="Liberation Mono"/>
-          <w:sz w:val="22"/>
-          <w:szCs w:val="22"/>
-        </w:rPr>
-      </w:pPr>
-      <w:r>
-        <w:rPr>
-          <w:rStyle w:val="Strong"/>
-          <w:rFonts w:eastAsia="Noto Sans Mono CJK SC" w:cs="Liberation Mono" w:ascii="Adwaita Sans" w:hAnsi="Adwaita Sans"/>
-          <w:sz w:val="22"/>
-          <w:szCs w:val="22"/>
-        </w:rPr>
-        <w:t>Especificaciones de UX:</w:t>
-      </w:r>
-    </w:p>
-    <w:p>
-      <w:pPr>
-        <w:pStyle w:val="BodyText"/>
-        <w:numPr>
-          <w:ilvl w:val="0"/>
-          <w:numId w:val="22"/>
-        </w:numPr>
-        <w:tabs>
-          <w:tab w:val="clear" w:pos="709"/>
-          <w:tab w:val="left" w:pos="0" w:leader="none"/>
-        </w:tabs>
-        <w:spacing w:lineRule="auto" w:line="360"/>
-        <w:ind w:hanging="283" w:start="709"/>
-        <w:jc w:val="both"/>
-        <w:rPr>
-          <w:rFonts w:ascii="Adwaita Sans" w:hAnsi="Adwaita Sans" w:eastAsia="Noto Sans Mono CJK SC" w:cs="Liberation Mono"/>
-          <w:sz w:val="22"/>
-          <w:szCs w:val="22"/>
-        </w:rPr>
-      </w:pPr>
-      <w:r>
-        <w:rPr>
-          <w:rStyle w:val="Strong"/>
-          <w:rFonts w:eastAsia="Noto Sans Mono CJK SC" w:cs="Liberation Mono" w:ascii="Adwaita Sans" w:hAnsi="Adwaita Sans"/>
-          <w:sz w:val="22"/>
-          <w:szCs w:val="22"/>
-        </w:rPr>
-        <w:t>Clic en "Iniciar Censo":</w:t>
-      </w:r>
-    </w:p>
-    <w:p>
-      <w:pPr>
-        <w:pStyle w:val="BodyText"/>
-        <w:numPr>
-          <w:ilvl w:val="1"/>
-          <w:numId w:val="22"/>
-        </w:numPr>
-        <w:tabs>
-          <w:tab w:val="clear" w:pos="709"/>
-          <w:tab w:val="left" w:pos="0" w:leader="none"/>
-        </w:tabs>
-        <w:spacing w:lineRule="auto" w:line="360" w:before="0" w:after="0"/>
-        <w:ind w:hanging="283" w:start="1418"/>
-        <w:jc w:val="both"/>
-        <w:rPr>
-          <w:rFonts w:ascii="Adwaita Sans" w:hAnsi="Adwaita Sans" w:eastAsia="Noto Sans Mono CJK SC" w:cs="Liberation Mono"/>
-          <w:sz w:val="22"/>
-          <w:szCs w:val="22"/>
-        </w:rPr>
-      </w:pPr>
-      <w:r>
-        <w:rPr>
-          <w:rFonts w:eastAsia="Noto Sans Mono CJK SC" w:cs="Liberation Mono" w:ascii="Adwaita Sans" w:hAnsi="Adwaita Sans"/>
-          <w:sz w:val="22"/>
-          <w:szCs w:val="22"/>
-        </w:rPr>
-        <w:t xml:space="preserve">Transición: Fade out (300ms) → Slide in formulario (400ms) </w:t>
-      </w:r>
-    </w:p>
-    <w:p>
-      <w:pPr>
-        <w:pStyle w:val="BodyText"/>
-        <w:numPr>
-          <w:ilvl w:val="1"/>
-          <w:numId w:val="22"/>
-        </w:numPr>
-        <w:tabs>
-          <w:tab w:val="clear" w:pos="709"/>
-          <w:tab w:val="left" w:pos="0" w:leader="none"/>
-        </w:tabs>
-        <w:spacing w:lineRule="auto" w:line="360" w:before="0" w:after="0"/>
-        <w:ind w:hanging="283" w:start="1418"/>
-        <w:jc w:val="both"/>
-        <w:rPr>
-          <w:rFonts w:ascii="Adwaita Sans" w:hAnsi="Adwaita Sans" w:eastAsia="Noto Sans Mono CJK SC" w:cs="Liberation Mono"/>
-          <w:sz w:val="22"/>
-          <w:szCs w:val="22"/>
-        </w:rPr>
-      </w:pPr>
-      <w:r>
-        <w:rPr>
-          <w:rFonts w:eastAsia="Noto Sans Mono CJK SC" w:cs="Liberation Mono" w:ascii="Adwaita Sans" w:hAnsi="Adwaita Sans"/>
-          <w:sz w:val="22"/>
-          <w:szCs w:val="22"/>
-        </w:rPr>
-        <w:t xml:space="preserve">Efecto: Smooth scroll hacia formulario </w:t>
-      </w:r>
-    </w:p>
-    <w:p>
-      <w:pPr>
-        <w:pStyle w:val="BodyText"/>
-        <w:numPr>
-          <w:ilvl w:val="0"/>
-          <w:numId w:val="22"/>
-        </w:numPr>
-        <w:tabs>
-          <w:tab w:val="clear" w:pos="709"/>
-          <w:tab w:val="left" w:pos="0" w:leader="none"/>
-        </w:tabs>
-        <w:spacing w:lineRule="auto" w:line="360"/>
-        <w:ind w:hanging="283" w:start="709"/>
-        <w:jc w:val="both"/>
-        <w:rPr>
-          <w:rFonts w:ascii="Adwaita Sans" w:hAnsi="Adwaita Sans" w:eastAsia="Noto Sans Mono CJK SC" w:cs="Liberation Mono"/>
-          <w:sz w:val="22"/>
-          <w:szCs w:val="22"/>
-        </w:rPr>
-      </w:pPr>
-      <w:r>
-        <w:rPr>
-          <w:rStyle w:val="Strong"/>
-          <w:rFonts w:eastAsia="Noto Sans Mono CJK SC" w:cs="Liberation Mono" w:ascii="Adwaita Sans" w:hAnsi="Adwaita Sans"/>
-          <w:sz w:val="22"/>
-          <w:szCs w:val="22"/>
-        </w:rPr>
-        <w:t>Envío de formulario:</w:t>
-      </w:r>
-    </w:p>
-    <w:p>
-      <w:pPr>
-        <w:pStyle w:val="BodyText"/>
-        <w:numPr>
-          <w:ilvl w:val="1"/>
-          <w:numId w:val="22"/>
-        </w:numPr>
-        <w:tabs>
-          <w:tab w:val="clear" w:pos="709"/>
-          <w:tab w:val="left" w:pos="0" w:leader="none"/>
-        </w:tabs>
-        <w:spacing w:lineRule="auto" w:line="360" w:before="0" w:after="0"/>
-        <w:ind w:hanging="283" w:start="1418"/>
-        <w:jc w:val="both"/>
-        <w:rPr>
-          <w:rFonts w:ascii="Adwaita Sans" w:hAnsi="Adwaita Sans" w:eastAsia="Noto Sans Mono CJK SC" w:cs="Liberation Mono"/>
-          <w:sz w:val="22"/>
-          <w:szCs w:val="22"/>
-        </w:rPr>
-      </w:pPr>
-      <w:r>
-        <w:rPr>
-          <w:rFonts w:eastAsia="Noto Sans Mono CJK SC" w:cs="Liberation Mono" w:ascii="Adwaita Sans" w:hAnsi="Adwaita Sans"/>
-          <w:sz w:val="22"/>
-          <w:szCs w:val="22"/>
-        </w:rPr>
-        <w:t xml:space="preserve">Animación: Botón se transforma en spinner </w:t>
-      </w:r>
-    </w:p>
-    <w:p>
-      <w:pPr>
-        <w:pStyle w:val="BodyText"/>
-        <w:numPr>
-          <w:ilvl w:val="1"/>
-          <w:numId w:val="22"/>
-        </w:numPr>
-        <w:tabs>
-          <w:tab w:val="clear" w:pos="709"/>
-          <w:tab w:val="left" w:pos="0" w:leader="none"/>
-        </w:tabs>
-        <w:spacing w:lineRule="auto" w:line="360" w:before="0" w:after="0"/>
-        <w:ind w:hanging="283" w:start="1418"/>
-        <w:jc w:val="both"/>
-        <w:rPr>
-          <w:rFonts w:ascii="Adwaita Sans" w:hAnsi="Adwaita Sans" w:eastAsia="Noto Sans Mono CJK SC" w:cs="Liberation Mono"/>
-          <w:sz w:val="22"/>
-          <w:szCs w:val="22"/>
-        </w:rPr>
-      </w:pPr>
-      <w:r>
-        <w:rPr>
-          <w:rFonts w:eastAsia="Noto Sans Mono CJK SC" w:cs="Liberation Mono" w:ascii="Adwaita Sans" w:hAnsi="Adwaita Sans"/>
-          <w:sz w:val="22"/>
-          <w:szCs w:val="22"/>
-        </w:rPr>
-        <w:t xml:space="preserve">Duración: 2-5 segundos (según conectividad) </w:t>
-      </w:r>
-    </w:p>
-    <w:p>
-      <w:pPr>
-        <w:pStyle w:val="BodyText"/>
-        <w:numPr>
-          <w:ilvl w:val="1"/>
-          <w:numId w:val="22"/>
-        </w:numPr>
-        <w:tabs>
-          <w:tab w:val="clear" w:pos="709"/>
-          <w:tab w:val="left" w:pos="0" w:leader="none"/>
-        </w:tabs>
-        <w:spacing w:lineRule="auto" w:line="360" w:before="0" w:after="0"/>
-        <w:ind w:hanging="283" w:start="1418"/>
-        <w:jc w:val="both"/>
-        <w:rPr>
-          <w:rFonts w:ascii="Adwaita Sans" w:hAnsi="Adwaita Sans" w:eastAsia="Noto Sans Mono CJK SC" w:cs="Liberation Mono"/>
-          <w:sz w:val="22"/>
-          <w:szCs w:val="22"/>
-        </w:rPr>
-      </w:pPr>
-      <w:r>
-        <w:rPr>
-          <w:rFonts w:eastAsia="Noto Sans Mono CJK SC" w:cs="Liberation Mono" w:ascii="Adwaita Sans" w:hAnsi="Adwaita Sans"/>
-          <w:sz w:val="22"/>
-          <w:szCs w:val="22"/>
-        </w:rPr>
-        <w:t xml:space="preserve">Feedback: Barra de progreso visible </w:t>
-      </w:r>
-    </w:p>
-    <w:p>
-      <w:pPr>
-        <w:pStyle w:val="BodyText"/>
-        <w:numPr>
-          <w:ilvl w:val="0"/>
-          <w:numId w:val="22"/>
-        </w:numPr>
-        <w:tabs>
-          <w:tab w:val="clear" w:pos="709"/>
-          <w:tab w:val="left" w:pos="0" w:leader="none"/>
-        </w:tabs>
-        <w:spacing w:lineRule="auto" w:line="360"/>
-        <w:ind w:hanging="283" w:start="709"/>
-        <w:jc w:val="both"/>
-        <w:rPr>
-          <w:rFonts w:ascii="Adwaita Sans" w:hAnsi="Adwaita Sans" w:eastAsia="Noto Sans Mono CJK SC" w:cs="Liberation Mono"/>
-          <w:sz w:val="22"/>
-          <w:szCs w:val="22"/>
-        </w:rPr>
-      </w:pPr>
-      <w:r>
-        <w:rPr>
-          <w:rStyle w:val="Strong"/>
-          <w:rFonts w:eastAsia="Noto Sans Mono CJK SC" w:cs="Liberation Mono" w:ascii="Adwaita Sans" w:hAnsi="Adwaita Sans"/>
-          <w:sz w:val="22"/>
-          <w:szCs w:val="22"/>
-        </w:rPr>
-        <w:t>Navegación entre secciones:</w:t>
-      </w:r>
-    </w:p>
-    <w:p>
-      <w:pPr>
-        <w:pStyle w:val="BodyText"/>
-        <w:numPr>
-          <w:ilvl w:val="1"/>
-          <w:numId w:val="22"/>
-        </w:numPr>
-        <w:tabs>
-          <w:tab w:val="clear" w:pos="709"/>
-          <w:tab w:val="left" w:pos="0" w:leader="none"/>
-        </w:tabs>
-        <w:spacing w:lineRule="auto" w:line="360" w:before="0" w:after="0"/>
-        <w:ind w:hanging="283" w:start="1418"/>
-        <w:jc w:val="both"/>
-        <w:rPr>
-          <w:rFonts w:ascii="Adwaita Sans" w:hAnsi="Adwaita Sans" w:eastAsia="Noto Sans Mono CJK SC" w:cs="Liberation Mono"/>
-          <w:sz w:val="22"/>
-          <w:szCs w:val="22"/>
-        </w:rPr>
-      </w:pPr>
-      <w:r>
-        <w:rPr>
-          <w:rFonts w:eastAsia="Noto Sans Mono CJK SC" w:cs="Liberation Mono" w:ascii="Adwaita Sans" w:hAnsi="Adwaita Sans"/>
-          <w:sz w:val="22"/>
-          <w:szCs w:val="22"/>
-        </w:rPr>
-        <w:t xml:space="preserve">Acordeón: Collapse/expand con easing cubic-bezier </w:t>
-      </w:r>
-    </w:p>
-    <w:p>
-      <w:pPr>
-        <w:pStyle w:val="BodyText"/>
-        <w:numPr>
-          <w:ilvl w:val="1"/>
-          <w:numId w:val="22"/>
-        </w:numPr>
-        <w:tabs>
-          <w:tab w:val="clear" w:pos="709"/>
-          <w:tab w:val="left" w:pos="0" w:leader="none"/>
-        </w:tabs>
-        <w:spacing w:lineRule="auto" w:line="360"/>
-        <w:ind w:hanging="283" w:start="1418"/>
-        <w:jc w:val="both"/>
-        <w:rPr>
-          <w:rFonts w:ascii="Adwaita Sans" w:hAnsi="Adwaita Sans" w:eastAsia="Noto Sans Mono CJK SC" w:cs="Liberation Mono"/>
-          <w:sz w:val="22"/>
-          <w:szCs w:val="22"/>
-        </w:rPr>
-      </w:pPr>
-      <w:r>
-        <w:rPr>
-          <w:rFonts w:eastAsia="Noto Sans Mono CJK SC" w:cs="Liberation Mono" w:ascii="Adwaita Sans" w:hAnsi="Adwaita Sans"/>
-          <w:sz w:val="22"/>
-          <w:szCs w:val="22"/>
-        </w:rPr>
-        <w:t xml:space="preserve">Indicador de progreso: Barra superior muestra % completado </w:t>
-      </w:r>
-    </w:p>
-    <w:p>
-      <w:pPr>
-        <w:pStyle w:val="BodyText"/>
-        <w:spacing w:lineRule="auto" w:line="360"/>
-        <w:jc w:val="both"/>
-        <w:rPr>
-          <w:rFonts w:ascii="Adwaita Sans" w:hAnsi="Adwaita Sans" w:eastAsia="Noto Sans Mono CJK SC" w:cs="Liberation Mono"/>
-          <w:sz w:val="22"/>
-          <w:szCs w:val="22"/>
-        </w:rPr>
-      </w:pPr>
-      <w:r>
-        <w:rPr>
-          <w:rStyle w:val="Strong"/>
-          <w:rFonts w:eastAsia="Noto Sans Mono CJK SC" w:cs="Liberation Mono" w:ascii="Adwaita Sans" w:hAnsi="Adwaita Sans"/>
-          <w:sz w:val="22"/>
-          <w:szCs w:val="22"/>
-        </w:rPr>
-        <w:t>[ESPACIO PARA IMAGEN: Wireframe de Transiciones]</w:t>
-      </w:r>
-    </w:p>
-    <w:p>
-      <w:pPr>
-        <w:pStyle w:val="Heading2"/>
+      </w:r>
+    </w:p>
+    <w:p>
+      <w:pPr>
+        <w:pStyle w:val="BodyText"/>
         <w:spacing w:lineRule="auto" w:line="360" w:before="0" w:after="283"/>
         <w:jc w:val="both"/>
         <w:rPr>
@@ -5340,415 +5631,6 @@
           <w:sz w:val="22"/>
           <w:szCs w:val="22"/>
         </w:rPr>
-        <w:t>5. Herramientas y Estándares de Diseño</w:t>
-      </w:r>
-    </w:p>
-    <w:p>
-      <w:pPr>
-        <w:pStyle w:val="Heading3"/>
-        <w:spacing w:lineRule="auto" w:line="360" w:before="0" w:after="283"/>
-        <w:jc w:val="both"/>
-        <w:rPr>
-          <w:rFonts w:ascii="Adwaita Sans" w:hAnsi="Adwaita Sans" w:eastAsia="Noto Sans Mono CJK SC" w:cs="Liberation Mono"/>
-          <w:sz w:val="22"/>
-          <w:szCs w:val="22"/>
-        </w:rPr>
-      </w:pPr>
-      <w:r>
-        <w:rPr>
-          <w:rFonts w:eastAsia="Noto Sans Mono CJK SC" w:cs="Liberation Mono" w:ascii="Adwaita Sans" w:hAnsi="Adwaita Sans"/>
-          <w:sz w:val="22"/>
-          <w:szCs w:val="22"/>
-        </w:rPr>
-        <w:t>5.1 Herramienta de Modelado: Draw.io</w:t>
-      </w:r>
-    </w:p>
-    <w:p>
-      <w:pPr>
-        <w:pStyle w:val="BodyText"/>
-        <w:spacing w:lineRule="auto" w:line="360"/>
-        <w:jc w:val="both"/>
-        <w:rPr>
-          <w:rFonts w:ascii="Adwaita Sans" w:hAnsi="Adwaita Sans" w:eastAsia="Noto Sans Mono CJK SC" w:cs="Liberation Mono"/>
-          <w:sz w:val="22"/>
-          <w:szCs w:val="22"/>
-        </w:rPr>
-      </w:pPr>
-      <w:r>
-        <w:rPr>
-          <w:rStyle w:val="Strong"/>
-          <w:rFonts w:eastAsia="Noto Sans Mono CJK SC" w:cs="Liberation Mono" w:ascii="Adwaita Sans" w:hAnsi="Adwaita Sans"/>
-          <w:sz w:val="22"/>
-          <w:szCs w:val="22"/>
-        </w:rPr>
-        <w:t>Justificación de selección:</w:t>
-      </w:r>
-    </w:p>
-    <w:p>
-      <w:pPr>
-        <w:pStyle w:val="BodyText"/>
-        <w:spacing w:lineRule="auto" w:line="360"/>
-        <w:jc w:val="both"/>
-        <w:rPr>
-          <w:rFonts w:ascii="Adwaita Sans" w:hAnsi="Adwaita Sans" w:eastAsia="Noto Sans Mono CJK SC" w:cs="Liberation Mono"/>
-          <w:sz w:val="22"/>
-          <w:szCs w:val="22"/>
-        </w:rPr>
-      </w:pPr>
-      <w:r>
-        <w:rPr>
-          <w:rFonts w:eastAsia="Noto Sans Mono CJK SC" w:cs="Liberation Mono" w:ascii="Adwaita Sans" w:hAnsi="Adwaita Sans"/>
-          <w:sz w:val="22"/>
-          <w:szCs w:val="22"/>
-        </w:rPr>
-        <w:t>Draw.io (diagrams.net) fue seleccionado por:</w:t>
-      </w:r>
-    </w:p>
-    <w:p>
-      <w:pPr>
-        <w:pStyle w:val="BodyText"/>
-        <w:numPr>
-          <w:ilvl w:val="0"/>
-          <w:numId w:val="23"/>
-        </w:numPr>
-        <w:tabs>
-          <w:tab w:val="clear" w:pos="709"/>
-          <w:tab w:val="left" w:pos="0" w:leader="none"/>
-        </w:tabs>
-        <w:spacing w:lineRule="auto" w:line="360" w:before="0" w:after="0"/>
-        <w:ind w:hanging="283" w:start="709"/>
-        <w:jc w:val="both"/>
-        <w:rPr>
-          <w:rFonts w:ascii="Adwaita Sans" w:hAnsi="Adwaita Sans" w:eastAsia="Noto Sans Mono CJK SC" w:cs="Liberation Mono"/>
-          <w:sz w:val="22"/>
-          <w:szCs w:val="22"/>
-        </w:rPr>
-      </w:pPr>
-      <w:r>
-        <w:rPr>
-          <w:rStyle w:val="Strong"/>
-          <w:rFonts w:eastAsia="Noto Sans Mono CJK SC" w:cs="Liberation Mono" w:ascii="Adwaita Sans" w:hAnsi="Adwaita Sans"/>
-          <w:sz w:val="22"/>
-          <w:szCs w:val="22"/>
-        </w:rPr>
-        <w:t>Gratuito y de código abierto</w:t>
-      </w:r>
-      <w:r>
-        <w:rPr>
-          <w:rFonts w:eastAsia="Noto Sans Mono CJK SC" w:cs="Liberation Mono" w:ascii="Adwaita Sans" w:hAnsi="Adwaita Sans"/>
-          <w:sz w:val="22"/>
-          <w:szCs w:val="22"/>
-        </w:rPr>
-        <w:t xml:space="preserve"> </w:t>
-      </w:r>
-    </w:p>
-    <w:p>
-      <w:pPr>
-        <w:pStyle w:val="BodyText"/>
-        <w:numPr>
-          <w:ilvl w:val="0"/>
-          <w:numId w:val="23"/>
-        </w:numPr>
-        <w:tabs>
-          <w:tab w:val="clear" w:pos="709"/>
-          <w:tab w:val="left" w:pos="0" w:leader="none"/>
-        </w:tabs>
-        <w:spacing w:lineRule="auto" w:line="360" w:before="0" w:after="0"/>
-        <w:ind w:hanging="283" w:start="709"/>
-        <w:jc w:val="both"/>
-        <w:rPr>
-          <w:rFonts w:ascii="Adwaita Sans" w:hAnsi="Adwaita Sans" w:eastAsia="Noto Sans Mono CJK SC" w:cs="Liberation Mono"/>
-          <w:sz w:val="22"/>
-          <w:szCs w:val="22"/>
-        </w:rPr>
-      </w:pPr>
-      <w:r>
-        <w:rPr>
-          <w:rStyle w:val="Strong"/>
-          <w:rFonts w:eastAsia="Noto Sans Mono CJK SC" w:cs="Liberation Mono" w:ascii="Adwaita Sans" w:hAnsi="Adwaita Sans"/>
-          <w:sz w:val="22"/>
-          <w:szCs w:val="22"/>
-        </w:rPr>
-        <w:t>Soporte de plantillas UI/UX</w:t>
-      </w:r>
-      <w:r>
-        <w:rPr>
-          <w:rFonts w:eastAsia="Noto Sans Mono CJK SC" w:cs="Liberation Mono" w:ascii="Adwaita Sans" w:hAnsi="Adwaita Sans"/>
-          <w:sz w:val="22"/>
-          <w:szCs w:val="22"/>
-        </w:rPr>
-        <w:t xml:space="preserve"> específicas para mockups </w:t>
-      </w:r>
-    </w:p>
-    <w:p>
-      <w:pPr>
-        <w:pStyle w:val="BodyText"/>
-        <w:numPr>
-          <w:ilvl w:val="0"/>
-          <w:numId w:val="23"/>
-        </w:numPr>
-        <w:tabs>
-          <w:tab w:val="clear" w:pos="709"/>
-          <w:tab w:val="left" w:pos="0" w:leader="none"/>
-        </w:tabs>
-        <w:spacing w:lineRule="auto" w:line="360" w:before="0" w:after="0"/>
-        <w:ind w:hanging="283" w:start="709"/>
-        <w:jc w:val="both"/>
-        <w:rPr>
-          <w:rFonts w:ascii="Adwaita Sans" w:hAnsi="Adwaita Sans" w:eastAsia="Noto Sans Mono CJK SC" w:cs="Liberation Mono"/>
-          <w:sz w:val="22"/>
-          <w:szCs w:val="22"/>
-        </w:rPr>
-      </w:pPr>
-      <w:r>
-        <w:rPr>
-          <w:rStyle w:val="Strong"/>
-          <w:rFonts w:eastAsia="Noto Sans Mono CJK SC" w:cs="Liberation Mono" w:ascii="Adwaita Sans" w:hAnsi="Adwaita Sans"/>
-          <w:sz w:val="22"/>
-          <w:szCs w:val="22"/>
-        </w:rPr>
-        <w:t>Exportación múltiple:</w:t>
-      </w:r>
-      <w:r>
-        <w:rPr>
-          <w:rFonts w:eastAsia="Noto Sans Mono CJK SC" w:cs="Liberation Mono" w:ascii="Adwaita Sans" w:hAnsi="Adwaita Sans"/>
-          <w:sz w:val="22"/>
-          <w:szCs w:val="22"/>
-        </w:rPr>
-        <w:t xml:space="preserve"> PNG, SVG, PDF </w:t>
-      </w:r>
-    </w:p>
-    <w:p>
-      <w:pPr>
-        <w:pStyle w:val="BodyText"/>
-        <w:numPr>
-          <w:ilvl w:val="0"/>
-          <w:numId w:val="23"/>
-        </w:numPr>
-        <w:tabs>
-          <w:tab w:val="clear" w:pos="709"/>
-          <w:tab w:val="left" w:pos="0" w:leader="none"/>
-        </w:tabs>
-        <w:spacing w:lineRule="auto" w:line="360" w:before="0" w:after="0"/>
-        <w:ind w:hanging="283" w:start="709"/>
-        <w:jc w:val="both"/>
-        <w:rPr>
-          <w:rFonts w:ascii="Adwaita Sans" w:hAnsi="Adwaita Sans" w:eastAsia="Noto Sans Mono CJK SC" w:cs="Liberation Mono"/>
-          <w:sz w:val="22"/>
-          <w:szCs w:val="22"/>
-        </w:rPr>
-      </w:pPr>
-      <w:r>
-        <w:rPr>
-          <w:rStyle w:val="Strong"/>
-          <w:rFonts w:eastAsia="Noto Sans Mono CJK SC" w:cs="Liberation Mono" w:ascii="Adwaita Sans" w:hAnsi="Adwaita Sans"/>
-          <w:sz w:val="22"/>
-          <w:szCs w:val="22"/>
-        </w:rPr>
-        <w:t>Colaboración:</w:t>
-      </w:r>
-      <w:r>
-        <w:rPr>
-          <w:rFonts w:eastAsia="Noto Sans Mono CJK SC" w:cs="Liberation Mono" w:ascii="Adwaita Sans" w:hAnsi="Adwaita Sans"/>
-          <w:sz w:val="22"/>
-          <w:szCs w:val="22"/>
-        </w:rPr>
-        <w:t xml:space="preserve"> Integración con Google Drive </w:t>
-      </w:r>
-    </w:p>
-    <w:p>
-      <w:pPr>
-        <w:pStyle w:val="BodyText"/>
-        <w:numPr>
-          <w:ilvl w:val="0"/>
-          <w:numId w:val="23"/>
-        </w:numPr>
-        <w:tabs>
-          <w:tab w:val="clear" w:pos="709"/>
-          <w:tab w:val="left" w:pos="0" w:leader="none"/>
-        </w:tabs>
-        <w:spacing w:lineRule="auto" w:line="360"/>
-        <w:ind w:hanging="283" w:start="709"/>
-        <w:jc w:val="both"/>
-        <w:rPr>
-          <w:rFonts w:ascii="Adwaita Sans" w:hAnsi="Adwaita Sans" w:eastAsia="Noto Sans Mono CJK SC" w:cs="Liberation Mono"/>
-          <w:sz w:val="22"/>
-          <w:szCs w:val="22"/>
-        </w:rPr>
-      </w:pPr>
-      <w:r>
-        <w:rPr>
-          <w:rStyle w:val="Strong"/>
-          <w:rFonts w:eastAsia="Noto Sans Mono CJK SC" w:cs="Liberation Mono" w:ascii="Adwaita Sans" w:hAnsi="Adwaita Sans"/>
-          <w:sz w:val="22"/>
-          <w:szCs w:val="22"/>
-        </w:rPr>
-        <w:t>Biblioteca de componentes:</w:t>
-      </w:r>
-      <w:r>
-        <w:rPr>
-          <w:rFonts w:eastAsia="Noto Sans Mono CJK SC" w:cs="Liberation Mono" w:ascii="Adwaita Sans" w:hAnsi="Adwaita Sans"/>
-          <w:sz w:val="22"/>
-          <w:szCs w:val="22"/>
-        </w:rPr>
-        <w:t xml:space="preserve"> Material Design, Bootstrap </w:t>
-      </w:r>
-    </w:p>
-    <w:p>
-      <w:pPr>
-        <w:pStyle w:val="BodyText"/>
-        <w:spacing w:lineRule="auto" w:line="360"/>
-        <w:jc w:val="both"/>
-        <w:rPr>
-          <w:rFonts w:ascii="Adwaita Sans" w:hAnsi="Adwaita Sans" w:eastAsia="Noto Sans Mono CJK SC" w:cs="Liberation Mono"/>
-          <w:sz w:val="22"/>
-          <w:szCs w:val="22"/>
-        </w:rPr>
-      </w:pPr>
-      <w:r>
-        <w:rPr>
-          <w:rStyle w:val="Strong"/>
-          <w:rFonts w:eastAsia="Noto Sans Mono CJK SC" w:cs="Liberation Mono" w:ascii="Adwaita Sans" w:hAnsi="Adwaita Sans"/>
-          <w:sz w:val="22"/>
-          <w:szCs w:val="22"/>
-        </w:rPr>
-        <w:t>Proceso de trabajo:</w:t>
-      </w:r>
-    </w:p>
-    <w:p>
-      <w:pPr>
-        <w:pStyle w:val="BodyText"/>
-        <w:numPr>
-          <w:ilvl w:val="0"/>
-          <w:numId w:val="24"/>
-        </w:numPr>
-        <w:tabs>
-          <w:tab w:val="clear" w:pos="709"/>
-          <w:tab w:val="left" w:pos="0" w:leader="none"/>
-        </w:tabs>
-        <w:spacing w:lineRule="auto" w:line="360" w:before="0" w:after="0"/>
-        <w:ind w:hanging="283" w:start="709"/>
-        <w:jc w:val="both"/>
-        <w:rPr>
-          <w:rFonts w:ascii="Adwaita Sans" w:hAnsi="Adwaita Sans" w:eastAsia="Noto Sans Mono CJK SC" w:cs="Liberation Mono"/>
-          <w:sz w:val="22"/>
-          <w:szCs w:val="22"/>
-        </w:rPr>
-      </w:pPr>
-      <w:r>
-        <w:rPr>
-          <w:rFonts w:eastAsia="Noto Sans Mono CJK SC" w:cs="Liberation Mono" w:ascii="Adwaita Sans" w:hAnsi="Adwaita Sans"/>
-          <w:sz w:val="22"/>
-          <w:szCs w:val="22"/>
-        </w:rPr>
-        <w:t xml:space="preserve">Creación de biblioteca de componentes reutilizables </w:t>
-      </w:r>
-    </w:p>
-    <w:p>
-      <w:pPr>
-        <w:pStyle w:val="BodyText"/>
-        <w:numPr>
-          <w:ilvl w:val="0"/>
-          <w:numId w:val="24"/>
-        </w:numPr>
-        <w:tabs>
-          <w:tab w:val="clear" w:pos="709"/>
-          <w:tab w:val="left" w:pos="0" w:leader="none"/>
-        </w:tabs>
-        <w:spacing w:lineRule="auto" w:line="360" w:before="0" w:after="0"/>
-        <w:ind w:hanging="283" w:start="709"/>
-        <w:jc w:val="both"/>
-        <w:rPr>
-          <w:rFonts w:ascii="Adwaita Sans" w:hAnsi="Adwaita Sans" w:eastAsia="Noto Sans Mono CJK SC" w:cs="Liberation Mono"/>
-          <w:sz w:val="22"/>
-          <w:szCs w:val="22"/>
-        </w:rPr>
-      </w:pPr>
-      <w:r>
-        <w:rPr>
-          <w:rFonts w:eastAsia="Noto Sans Mono CJK SC" w:cs="Liberation Mono" w:ascii="Adwaita Sans" w:hAnsi="Adwaita Sans"/>
-          <w:sz w:val="22"/>
-          <w:szCs w:val="22"/>
-        </w:rPr>
-        <w:t xml:space="preserve">Diseño de pantallas individuales </w:t>
-      </w:r>
-    </w:p>
-    <w:p>
-      <w:pPr>
-        <w:pStyle w:val="BodyText"/>
-        <w:numPr>
-          <w:ilvl w:val="0"/>
-          <w:numId w:val="24"/>
-        </w:numPr>
-        <w:tabs>
-          <w:tab w:val="clear" w:pos="709"/>
-          <w:tab w:val="left" w:pos="0" w:leader="none"/>
-        </w:tabs>
-        <w:spacing w:lineRule="auto" w:line="360" w:before="0" w:after="0"/>
-        <w:ind w:hanging="283" w:start="709"/>
-        <w:jc w:val="both"/>
-        <w:rPr>
-          <w:rFonts w:ascii="Adwaita Sans" w:hAnsi="Adwaita Sans" w:eastAsia="Noto Sans Mono CJK SC" w:cs="Liberation Mono"/>
-          <w:sz w:val="22"/>
-          <w:szCs w:val="22"/>
-        </w:rPr>
-      </w:pPr>
-      <w:r>
-        <w:rPr>
-          <w:rFonts w:eastAsia="Noto Sans Mono CJK SC" w:cs="Liberation Mono" w:ascii="Adwaita Sans" w:hAnsi="Adwaita Sans"/>
-          <w:sz w:val="22"/>
-          <w:szCs w:val="22"/>
-        </w:rPr>
-        <w:t xml:space="preserve">Vinculación de navegación mediante enlaces </w:t>
-      </w:r>
-    </w:p>
-    <w:p>
-      <w:pPr>
-        <w:pStyle w:val="BodyText"/>
-        <w:numPr>
-          <w:ilvl w:val="0"/>
-          <w:numId w:val="24"/>
-        </w:numPr>
-        <w:tabs>
-          <w:tab w:val="clear" w:pos="709"/>
-          <w:tab w:val="left" w:pos="0" w:leader="none"/>
-        </w:tabs>
-        <w:spacing w:lineRule="auto" w:line="360"/>
-        <w:ind w:hanging="283" w:start="709"/>
-        <w:jc w:val="both"/>
-        <w:rPr>
-          <w:rFonts w:ascii="Adwaita Sans" w:hAnsi="Adwaita Sans" w:eastAsia="Noto Sans Mono CJK SC" w:cs="Liberation Mono"/>
-          <w:sz w:val="22"/>
-          <w:szCs w:val="22"/>
-        </w:rPr>
-      </w:pPr>
-      <w:r>
-        <w:rPr>
-          <w:rFonts w:eastAsia="Noto Sans Mono CJK SC" w:cs="Liberation Mono" w:ascii="Adwaita Sans" w:hAnsi="Adwaita Sans"/>
-          <w:sz w:val="22"/>
-          <w:szCs w:val="22"/>
-        </w:rPr>
-        <w:t xml:space="preserve">Exportación en alta resolución (300 DPI) </w:t>
-      </w:r>
-    </w:p>
-    <w:p>
-      <w:pPr>
-        <w:pStyle w:val="Heading3"/>
-        <w:spacing w:lineRule="auto" w:line="360" w:before="0" w:after="283"/>
-        <w:jc w:val="both"/>
-        <w:rPr>
-          <w:rFonts w:ascii="Adwaita Sans" w:hAnsi="Adwaita Sans" w:eastAsia="Noto Sans Mono CJK SC" w:cs="Liberation Mono"/>
-          <w:sz w:val="22"/>
-          <w:szCs w:val="22"/>
-        </w:rPr>
-      </w:pPr>
-      <w:r>
-        <w:rPr>
-          <w:rFonts w:eastAsia="Noto Sans Mono CJK SC" w:cs="Liberation Mono" w:ascii="Adwaita Sans" w:hAnsi="Adwaita Sans"/>
-          <w:sz w:val="22"/>
-          <w:szCs w:val="22"/>
-        </w:rPr>
-        <w:t>5.2 Diseño Responsivo</w:t>
       </w:r>
     </w:p>
     <w:p>
@@ -5786,8 +5668,8 @@
         </w:tblCellMar>
       </w:tblPr>
       <w:tblGrid>
-        <w:gridCol w:w="1254"/>
-        <w:gridCol w:w="1265"/>
+        <w:gridCol w:w="1253"/>
+        <w:gridCol w:w="1266"/>
         <w:gridCol w:w="3600"/>
       </w:tblGrid>
       <w:tr>
@@ -5796,7 +5678,7 @@
         </w:trPr>
         <w:tc>
           <w:tcPr>
-            <w:tcW w:w="1254" w:type="dxa"/>
+            <w:tcW w:w="1253" w:type="dxa"/>
             <w:tcBorders/>
             <w:vAlign w:val="center"/>
           </w:tcPr>
@@ -5813,7 +5695,7 @@
         </w:tc>
         <w:tc>
           <w:tcPr>
-            <w:tcW w:w="1265" w:type="dxa"/>
+            <w:tcW w:w="1266" w:type="dxa"/>
             <w:tcBorders/>
             <w:vAlign w:val="center"/>
           </w:tcPr>
@@ -5850,7 +5732,7 @@
         <w:trPr/>
         <w:tc>
           <w:tcPr>
-            <w:tcW w:w="1254" w:type="dxa"/>
+            <w:tcW w:w="1253" w:type="dxa"/>
             <w:tcBorders/>
             <w:vAlign w:val="center"/>
           </w:tcPr>
@@ -5867,7 +5749,7 @@
         </w:tc>
         <w:tc>
           <w:tcPr>
-            <w:tcW w:w="1265" w:type="dxa"/>
+            <w:tcW w:w="1266" w:type="dxa"/>
             <w:tcBorders/>
             <w:vAlign w:val="center"/>
           </w:tcPr>
@@ -5904,7 +5786,7 @@
         <w:trPr/>
         <w:tc>
           <w:tcPr>
-            <w:tcW w:w="1254" w:type="dxa"/>
+            <w:tcW w:w="1253" w:type="dxa"/>
             <w:tcBorders/>
             <w:vAlign w:val="center"/>
           </w:tcPr>
@@ -5921,7 +5803,7 @@
         </w:tc>
         <w:tc>
           <w:tcPr>
-            <w:tcW w:w="1265" w:type="dxa"/>
+            <w:tcW w:w="1266" w:type="dxa"/>
             <w:tcBorders/>
             <w:vAlign w:val="center"/>
           </w:tcPr>
@@ -5958,7 +5840,7 @@
         <w:trPr/>
         <w:tc>
           <w:tcPr>
-            <w:tcW w:w="1254" w:type="dxa"/>
+            <w:tcW w:w="1253" w:type="dxa"/>
             <w:tcBorders/>
             <w:vAlign w:val="center"/>
           </w:tcPr>
@@ -5975,7 +5857,7 @@
         </w:tc>
         <w:tc>
           <w:tcPr>
-            <w:tcW w:w="1265" w:type="dxa"/>
+            <w:tcW w:w="1266" w:type="dxa"/>
             <w:tcBorders/>
             <w:vAlign w:val="center"/>
           </w:tcPr>
@@ -7855,6 +7737,158 @@
     </w:p>
     <w:p>
       <w:pPr>
+        <w:pStyle w:val="BodyText"/>
+        <w:spacing w:lineRule="auto" w:line="360" w:before="0" w:after="283"/>
+        <w:jc w:val="both"/>
+        <w:rPr>
+          <w:rFonts w:ascii="Adwaita Sans" w:hAnsi="Adwaita Sans" w:eastAsia="Noto Sans Mono CJK SC" w:cs="Liberation Mono"/>
+          <w:sz w:val="22"/>
+          <w:szCs w:val="22"/>
+        </w:rPr>
+      </w:pPr>
+      <w:r>
+        <w:rPr>
+          <w:rFonts w:eastAsia="Noto Sans Mono CJK SC" w:cs="Liberation Mono" w:ascii="Adwaita Sans" w:hAnsi="Adwaita Sans"/>
+          <w:sz w:val="22"/>
+          <w:szCs w:val="22"/>
+        </w:rPr>
+      </w:r>
+    </w:p>
+    <w:p>
+      <w:pPr>
+        <w:pStyle w:val="BodyText"/>
+        <w:spacing w:lineRule="auto" w:line="360" w:before="0" w:after="283"/>
+        <w:jc w:val="both"/>
+        <w:rPr>
+          <w:rFonts w:ascii="Adwaita Sans" w:hAnsi="Adwaita Sans" w:eastAsia="Noto Sans Mono CJK SC" w:cs="Liberation Mono"/>
+          <w:sz w:val="22"/>
+          <w:szCs w:val="22"/>
+        </w:rPr>
+      </w:pPr>
+      <w:r>
+        <w:rPr>
+          <w:rFonts w:eastAsia="Noto Sans Mono CJK SC" w:cs="Liberation Mono" w:ascii="Adwaita Sans" w:hAnsi="Adwaita Sans"/>
+          <w:sz w:val="22"/>
+          <w:szCs w:val="22"/>
+        </w:rPr>
+      </w:r>
+    </w:p>
+    <w:p>
+      <w:pPr>
+        <w:pStyle w:val="BodyText"/>
+        <w:spacing w:lineRule="auto" w:line="360" w:before="0" w:after="283"/>
+        <w:jc w:val="both"/>
+        <w:rPr>
+          <w:rFonts w:ascii="Adwaita Sans" w:hAnsi="Adwaita Sans" w:eastAsia="Noto Sans Mono CJK SC" w:cs="Liberation Mono"/>
+          <w:sz w:val="22"/>
+          <w:szCs w:val="22"/>
+        </w:rPr>
+      </w:pPr>
+      <w:r>
+        <w:rPr>
+          <w:rFonts w:eastAsia="Noto Sans Mono CJK SC" w:cs="Liberation Mono" w:ascii="Adwaita Sans" w:hAnsi="Adwaita Sans"/>
+          <w:sz w:val="22"/>
+          <w:szCs w:val="22"/>
+        </w:rPr>
+      </w:r>
+    </w:p>
+    <w:p>
+      <w:pPr>
+        <w:pStyle w:val="BodyText"/>
+        <w:spacing w:lineRule="auto" w:line="360" w:before="0" w:after="283"/>
+        <w:jc w:val="both"/>
+        <w:rPr>
+          <w:rFonts w:ascii="Adwaita Sans" w:hAnsi="Adwaita Sans" w:eastAsia="Noto Sans Mono CJK SC" w:cs="Liberation Mono"/>
+          <w:sz w:val="22"/>
+          <w:szCs w:val="22"/>
+        </w:rPr>
+      </w:pPr>
+      <w:r>
+        <w:rPr>
+          <w:rFonts w:eastAsia="Noto Sans Mono CJK SC" w:cs="Liberation Mono" w:ascii="Adwaita Sans" w:hAnsi="Adwaita Sans"/>
+          <w:sz w:val="22"/>
+          <w:szCs w:val="22"/>
+        </w:rPr>
+      </w:r>
+    </w:p>
+    <w:p>
+      <w:pPr>
+        <w:pStyle w:val="BodyText"/>
+        <w:spacing w:lineRule="auto" w:line="360" w:before="0" w:after="283"/>
+        <w:jc w:val="both"/>
+        <w:rPr>
+          <w:rFonts w:ascii="Adwaita Sans" w:hAnsi="Adwaita Sans" w:eastAsia="Noto Sans Mono CJK SC" w:cs="Liberation Mono"/>
+          <w:sz w:val="22"/>
+          <w:szCs w:val="22"/>
+        </w:rPr>
+      </w:pPr>
+      <w:r>
+        <w:rPr>
+          <w:rFonts w:eastAsia="Noto Sans Mono CJK SC" w:cs="Liberation Mono" w:ascii="Adwaita Sans" w:hAnsi="Adwaita Sans"/>
+          <w:sz w:val="22"/>
+          <w:szCs w:val="22"/>
+        </w:rPr>
+      </w:r>
+    </w:p>
+    <w:p>
+      <w:pPr>
+        <w:pStyle w:val="BodyText"/>
+        <w:spacing w:lineRule="auto" w:line="360" w:before="0" w:after="283"/>
+        <w:jc w:val="both"/>
+        <w:rPr>
+          <w:rFonts w:ascii="Adwaita Sans" w:hAnsi="Adwaita Sans" w:eastAsia="Noto Sans Mono CJK SC" w:cs="Liberation Mono"/>
+          <w:sz w:val="22"/>
+          <w:szCs w:val="22"/>
+        </w:rPr>
+      </w:pPr>
+      <w:r>
+        <w:rPr>
+          <w:rFonts w:eastAsia="Noto Sans Mono CJK SC" w:cs="Liberation Mono" w:ascii="Adwaita Sans" w:hAnsi="Adwaita Sans"/>
+          <w:sz w:val="22"/>
+          <w:szCs w:val="22"/>
+        </w:rPr>
+      </w:r>
+    </w:p>
+    <w:p>
+      <w:pPr>
+        <w:pStyle w:val="BodyText"/>
+        <w:spacing w:lineRule="auto" w:line="360" w:before="0" w:after="283"/>
+        <w:jc w:val="both"/>
+        <w:rPr>
+          <w:rFonts w:ascii="Adwaita Sans" w:hAnsi="Adwaita Sans" w:eastAsia="Noto Sans Mono CJK SC" w:cs="Liberation Mono"/>
+          <w:sz w:val="22"/>
+          <w:szCs w:val="22"/>
+        </w:rPr>
+      </w:pPr>
+      <w:r>
+        <w:rPr>
+          <w:rFonts w:eastAsia="Noto Sans Mono CJK SC" w:cs="Liberation Mono" w:ascii="Adwaita Sans" w:hAnsi="Adwaita Sans"/>
+          <w:sz w:val="22"/>
+          <w:szCs w:val="22"/>
+        </w:rPr>
+      </w:r>
+    </w:p>
+    <w:p>
+      <w:pPr>
+        <w:pStyle w:val="BodyText"/>
+        <w:spacing w:lineRule="auto" w:line="360" w:before="0" w:after="283"/>
+        <w:jc w:val="both"/>
+        <w:rPr>
+          <w:rFonts w:ascii="Adwaita Sans" w:hAnsi="Adwaita Sans" w:eastAsia="Noto Sans Mono CJK SC" w:cs="Liberation Mono"/>
+          <w:sz w:val="22"/>
+          <w:szCs w:val="22"/>
+        </w:rPr>
+      </w:pPr>
+      <w:r>
+        <w:rPr>
+          <w:rFonts w:eastAsia="Noto Sans Mono CJK SC" w:cs="Liberation Mono" w:ascii="Adwaita Sans" w:hAnsi="Adwaita Sans"/>
+          <w:sz w:val="22"/>
+          <w:szCs w:val="22"/>
+        </w:rPr>
+      </w:r>
+    </w:p>
+    <w:p>
+      <w:pPr>
         <w:pStyle w:val="Heading2"/>
         <w:spacing w:lineRule="auto" w:line="360" w:before="0" w:after="283"/>
         <w:jc w:val="both"/>
@@ -7876,12 +7910,8 @@
       <w:pPr>
         <w:pStyle w:val="Heading2"/>
         <w:spacing w:lineRule="auto" w:line="360" w:before="0" w:after="283"/>
-        <w:jc w:val="both"/>
-        <w:rPr>
-          <w:rFonts w:ascii="Adwaita Sans" w:hAnsi="Adwaita Sans" w:eastAsia="Noto Sans Mono CJK SC" w:cs="Liberation Mono"/>
-          <w:sz w:val="22"/>
-          <w:szCs w:val="22"/>
-        </w:rPr>
+        <w:jc w:val="center"/>
+        <w:rPr/>
       </w:pPr>
       <w:r>
         <w:rPr>
@@ -8116,87 +8146,20 @@
     </w:p>
     <w:p>
       <w:pPr>
-        <w:pStyle w:val="HorizontalLine"/>
-        <w:spacing w:lineRule="auto" w:line="360" w:before="0" w:after="0"/>
-        <w:jc w:val="both"/>
-        <w:rPr>
-          <w:rFonts w:ascii="Adwaita Sans" w:hAnsi="Adwaita Sans" w:eastAsia="Noto Sans Mono CJK SC" w:cs="Liberation Mono"/>
-          <w:sz w:val="22"/>
-          <w:szCs w:val="22"/>
-        </w:rPr>
-      </w:pPr>
-      <w:r>
-        <w:rPr>
-          <w:rFonts w:eastAsia="Noto Sans Mono CJK SC" w:cs="Liberation Mono" w:ascii="Adwaita Sans" w:hAnsi="Adwaita Sans"/>
-          <w:sz w:val="22"/>
-          <w:szCs w:val="22"/>
-        </w:rPr>
-      </w:r>
-    </w:p>
-    <w:p>
-      <w:pPr>
-        <w:pStyle w:val="BodyText"/>
-        <w:spacing w:lineRule="auto" w:line="360"/>
-        <w:jc w:val="both"/>
-        <w:rPr>
-          <w:rFonts w:ascii="Adwaita Sans" w:hAnsi="Adwaita Sans" w:eastAsia="Noto Sans Mono CJK SC" w:cs="Liberation Mono"/>
-          <w:sz w:val="22"/>
-          <w:szCs w:val="22"/>
-        </w:rPr>
-      </w:pPr>
-      <w:r>
-        <w:rPr>
-          <w:rStyle w:val="Strong"/>
-          <w:rFonts w:eastAsia="Noto Sans Mono CJK SC" w:cs="Liberation Mono" w:ascii="Adwaita Sans" w:hAnsi="Adwaita Sans"/>
-          <w:sz w:val="22"/>
-          <w:szCs w:val="22"/>
-        </w:rPr>
-        <w:t>Páginas:</w:t>
-      </w:r>
-      <w:r>
-        <w:rPr>
-          <w:rFonts w:eastAsia="Noto Sans Mono CJK SC" w:cs="Liberation Mono" w:ascii="Adwaita Sans" w:hAnsi="Adwaita Sans"/>
-          <w:sz w:val="22"/>
-          <w:szCs w:val="22"/>
-        </w:rPr>
-        <w:t xml:space="preserve"> 6</w:t>
-        <w:br/>
-      </w:r>
-      <w:r>
-        <w:rPr>
-          <w:rStyle w:val="Strong"/>
-          <w:rFonts w:eastAsia="Noto Sans Mono CJK SC" w:cs="Liberation Mono" w:ascii="Adwaita Sans" w:hAnsi="Adwaita Sans"/>
-          <w:sz w:val="22"/>
-          <w:szCs w:val="22"/>
-        </w:rPr>
-        <w:t>Fecha de entrega:</w:t>
-      </w:r>
-      <w:r>
-        <w:rPr>
-          <w:rFonts w:eastAsia="Noto Sans Mono CJK SC" w:cs="Liberation Mono" w:ascii="Adwaita Sans" w:hAnsi="Adwaita Sans"/>
-          <w:sz w:val="22"/>
-          <w:szCs w:val="22"/>
-        </w:rPr>
-        <w:t xml:space="preserve"> 26 de octubre de 2025</w:t>
-      </w:r>
-    </w:p>
-    <w:p>
-      <w:pPr>
-        <w:pStyle w:val="PreformattedText"/>
-        <w:bidi w:val="0"/>
-        <w:spacing w:lineRule="auto" w:line="360" w:before="0" w:after="0"/>
-        <w:jc w:val="both"/>
+        <w:pStyle w:val="BodyText"/>
+        <w:spacing w:lineRule="auto" w:line="360"/>
+        <w:jc w:val="both"/>
+        <w:rPr>
+          <w:rFonts w:ascii="Adwaita Sans" w:hAnsi="Adwaita Sans" w:eastAsia="Noto Sans Mono CJK SC" w:cs="Liberation Mono"/>
+          <w:sz w:val="22"/>
+          <w:szCs w:val="22"/>
+        </w:rPr>
+      </w:pPr>
+      <w:r>
         <w:rPr>
           <w:rFonts w:ascii="Adwaita Sans" w:hAnsi="Adwaita Sans"/>
           <w:sz w:val="26"/>
           <w:szCs w:val="26"/>
-        </w:rPr>
-      </w:pPr>
-      <w:r>
-        <w:rPr>
-          <w:rFonts w:ascii="Adwaita Sans" w:hAnsi="Adwaita Sans"/>
-          <w:sz w:val="22"/>
-          <w:szCs w:val="22"/>
         </w:rPr>
       </w:r>
     </w:p>
@@ -12564,7 +12527,6 @@
   <w:abstractNum w:abstractNumId="33">
     <w:lvl w:ilvl="0">
       <w:start w:val="1"/>
-      <w:pStyle w:val="Heading1"/>
       <w:numFmt w:val="none"/>
       <w:suff w:val="nothing"/>
       <w:lvlText w:val=""/>
@@ -12578,7 +12540,6 @@
     </w:lvl>
     <w:lvl w:ilvl="1">
       <w:start w:val="1"/>
-      <w:pStyle w:val="Heading2"/>
       <w:numFmt w:val="none"/>
       <w:suff w:val="nothing"/>
       <w:lvlText w:val=""/>
@@ -12592,7 +12553,6 @@
     </w:lvl>
     <w:lvl w:ilvl="2">
       <w:start w:val="1"/>
-      <w:pStyle w:val="Heading3"/>
       <w:numFmt w:val="none"/>
       <w:suff w:val="nothing"/>
       <w:lvlText w:val=""/>
@@ -12887,8 +12847,8 @@
       <w:bCs/>
     </w:rPr>
   </w:style>
-  <w:style w:type="character" w:styleId="Bullets">
-    <w:name w:val="Bullets"/>
+  <w:style w:type="character" w:styleId="Bulletsuser">
+    <w:name w:val="Bullets (user)"/>
     <w:qFormat/>
     <w:rPr>
       <w:rFonts w:ascii="OpenSymbol" w:hAnsi="OpenSymbol" w:eastAsia="OpenSymbol" w:cs="OpenSymbol"/>

--- a/2026/mes12/AA3-2.docx
+++ b/2026/mes12/AA3-2.docx
@@ -41,7 +41,7 @@
         <w:pStyle w:val="PreformattedText"/>
         <w:bidi w:val="0"/>
         <w:spacing w:before="0" w:after="0"/>
-        <w:jc w:val="start"/>
+        <w:jc w:val="left"/>
         <w:rPr>
           <w:rFonts w:ascii="Adwaita Sans" w:hAnsi="Adwaita Sans"/>
           <w:sz w:val="36"/>
@@ -61,7 +61,7 @@
         <w:pStyle w:val="PreformattedText"/>
         <w:bidi w:val="0"/>
         <w:spacing w:before="0" w:after="0"/>
-        <w:jc w:val="start"/>
+        <w:jc w:val="left"/>
         <w:rPr>
           <w:rFonts w:ascii="Adwaita Sans" w:hAnsi="Adwaita Sans"/>
         </w:rPr>
@@ -77,7 +77,7 @@
         <w:pStyle w:val="PreformattedText"/>
         <w:bidi w:val="0"/>
         <w:spacing w:before="0" w:after="0"/>
-        <w:jc w:val="start"/>
+        <w:jc w:val="left"/>
         <w:rPr>
           <w:rFonts w:ascii="Adwaita Sans" w:hAnsi="Adwaita Sans"/>
         </w:rPr>
@@ -98,7 +98,7 @@
             <wp:extent cx="1363980" cy="1337310"/>
             <wp:effectExtent l="0" t="0" r="0" b="0"/>
             <wp:wrapSquare wrapText="largest"/>
-            <wp:docPr id="1" name="Image1"/>
+            <wp:docPr id="1" name="Image1" descr=""/>
             <wp:cNvGraphicFramePr>
               <a:graphicFrameLocks xmlns:a="http://schemas.openxmlformats.org/drawingml/2006/main" noChangeAspect="1"/>
             </wp:cNvGraphicFramePr>
@@ -106,7 +106,7 @@
               <a:graphicData uri="http://schemas.openxmlformats.org/drawingml/2006/picture">
                 <pic:pic xmlns:pic="http://schemas.openxmlformats.org/drawingml/2006/picture">
                   <pic:nvPicPr>
-                    <pic:cNvPr id="1" name="Image1"/>
+                    <pic:cNvPr id="1" name="Image1" descr=""/>
                     <pic:cNvPicPr>
                       <a:picLocks noChangeAspect="1" noChangeArrowheads="1"/>
                     </pic:cNvPicPr>
@@ -139,7 +139,7 @@
         <w:pStyle w:val="PreformattedText"/>
         <w:bidi w:val="0"/>
         <w:spacing w:before="0" w:after="0"/>
-        <w:jc w:val="start"/>
+        <w:jc w:val="left"/>
         <w:rPr>
           <w:rFonts w:ascii="Adwaita Sans" w:hAnsi="Adwaita Sans"/>
         </w:rPr>
@@ -155,7 +155,7 @@
         <w:pStyle w:val="PreformattedText"/>
         <w:bidi w:val="0"/>
         <w:spacing w:before="0" w:after="0"/>
-        <w:jc w:val="start"/>
+        <w:jc w:val="left"/>
         <w:rPr>
           <w:rFonts w:ascii="Adwaita Sans" w:hAnsi="Adwaita Sans"/>
         </w:rPr>
@@ -171,7 +171,7 @@
         <w:pStyle w:val="PreformattedText"/>
         <w:bidi w:val="0"/>
         <w:spacing w:before="0" w:after="0"/>
-        <w:jc w:val="start"/>
+        <w:jc w:val="left"/>
         <w:rPr>
           <w:rFonts w:ascii="Adwaita Sans" w:hAnsi="Adwaita Sans"/>
         </w:rPr>
@@ -187,7 +187,7 @@
         <w:pStyle w:val="PreformattedText"/>
         <w:bidi w:val="0"/>
         <w:spacing w:before="0" w:after="0"/>
-        <w:jc w:val="start"/>
+        <w:jc w:val="left"/>
         <w:rPr>
           <w:rFonts w:ascii="Adwaita Sans" w:hAnsi="Adwaita Sans"/>
         </w:rPr>
@@ -203,7 +203,7 @@
         <w:pStyle w:val="PreformattedText"/>
         <w:bidi w:val="0"/>
         <w:spacing w:before="0" w:after="0"/>
-        <w:jc w:val="start"/>
+        <w:jc w:val="left"/>
         <w:rPr>
           <w:rFonts w:ascii="Adwaita Sans" w:hAnsi="Adwaita Sans"/>
         </w:rPr>
@@ -219,7 +219,7 @@
         <w:pStyle w:val="PreformattedText"/>
         <w:bidi w:val="0"/>
         <w:spacing w:before="0" w:after="0"/>
-        <w:jc w:val="start"/>
+        <w:jc w:val="left"/>
         <w:rPr>
           <w:rFonts w:ascii="Adwaita Sans" w:hAnsi="Adwaita Sans"/>
         </w:rPr>
@@ -235,7 +235,7 @@
         <w:pStyle w:val="PreformattedText"/>
         <w:bidi w:val="0"/>
         <w:spacing w:before="0" w:after="0"/>
-        <w:jc w:val="start"/>
+        <w:jc w:val="left"/>
         <w:rPr>
           <w:rFonts w:ascii="Adwaita Sans" w:hAnsi="Adwaita Sans"/>
         </w:rPr>
@@ -251,7 +251,7 @@
         <w:pStyle w:val="PreformattedText"/>
         <w:bidi w:val="0"/>
         <w:spacing w:before="0" w:after="0"/>
-        <w:jc w:val="start"/>
+        <w:jc w:val="left"/>
         <w:rPr>
           <w:rFonts w:ascii="Adwaita Sans" w:hAnsi="Adwaita Sans"/>
         </w:rPr>
@@ -267,7 +267,7 @@
         <w:pStyle w:val="PreformattedText"/>
         <w:bidi w:val="0"/>
         <w:spacing w:before="0" w:after="0"/>
-        <w:jc w:val="start"/>
+        <w:jc w:val="left"/>
         <w:rPr>
           <w:rFonts w:ascii="Adwaita Sans" w:hAnsi="Adwaita Sans"/>
         </w:rPr>
@@ -403,8 +403,8 @@
           <w:rFonts w:ascii="Adwaita Sans" w:hAnsi="Adwaita Sans"/>
         </w:rPr>
       </w:pPr>
-      <w:bookmarkStart w:id="2" w:name="__DdeLink__308_1991315243"/>
-      <w:bookmarkStart w:id="3" w:name="__DdeLink__312_1991315243"/>
+      <w:bookmarkStart w:id="2" w:name="__DdeLink__312_1991315243"/>
+      <w:bookmarkStart w:id="3" w:name="__DdeLink__308_1991315243"/>
       <w:r>
         <w:rPr>
           <w:rFonts w:eastAsia="Noto Sans Mono CJK SC" w:cs="Liberation Mono" w:ascii="Adwaita Sans" w:hAnsi="Adwaita Sans"/>
@@ -422,7 +422,7 @@
         <w:pStyle w:val="PreformattedText"/>
         <w:bidi w:val="0"/>
         <w:spacing w:before="0" w:after="0"/>
-        <w:jc w:val="start"/>
+        <w:jc w:val="left"/>
         <w:rPr>
           <w:rFonts w:ascii="Adwaita Sans" w:hAnsi="Adwaita Sans"/>
         </w:rPr>
@@ -490,85 +490,6 @@
           <w:rFonts w:ascii="Adwaita Sans" w:hAnsi="Adwaita Sans"/>
           <w:sz w:val="26"/>
           <w:szCs w:val="26"/>
-        </w:rPr>
-      </w:r>
-    </w:p>
-    <w:p>
-      <w:pPr>
-        <w:pStyle w:val="BodyText"/>
-        <w:bidi w:val="0"/>
-        <w:spacing w:lineRule="auto" w:line="360" w:before="0" w:after="0"/>
-        <w:jc w:val="both"/>
-        <w:rPr>
-          <w:rFonts w:ascii="Adwaita Sans" w:hAnsi="Adwaita Sans"/>
-          <w:sz w:val="26"/>
-          <w:szCs w:val="26"/>
-        </w:rPr>
-      </w:pPr>
-      <w:r>
-        <w:rPr>
-          <w:rFonts w:ascii="Adwaita Sans" w:hAnsi="Adwaita Sans"/>
-          <w:sz w:val="26"/>
-          <w:szCs w:val="26"/>
-        </w:rPr>
-      </w:r>
-    </w:p>
-    <w:p>
-      <w:pPr>
-        <w:pStyle w:val="BodyText"/>
-        <w:bidi w:val="0"/>
-        <w:spacing w:lineRule="auto" w:line="360" w:before="0" w:after="0"/>
-        <w:jc w:val="both"/>
-        <w:rPr>
-          <w:rFonts w:ascii="Adwaita Sans" w:hAnsi="Adwaita Sans"/>
-          <w:sz w:val="26"/>
-          <w:szCs w:val="26"/>
-        </w:rPr>
-      </w:pPr>
-      <w:r>
-        <w:rPr>
-          <w:rFonts w:ascii="Adwaita Sans" w:hAnsi="Adwaita Sans"/>
-          <w:sz w:val="26"/>
-          <w:szCs w:val="26"/>
-        </w:rPr>
-      </w:r>
-    </w:p>
-    <w:p>
-      <w:pPr>
-        <w:pStyle w:val="BodyText"/>
-        <w:bidi w:val="0"/>
-        <w:spacing w:lineRule="auto" w:line="360" w:before="0" w:after="0"/>
-        <w:jc w:val="both"/>
-        <w:rPr>
-          <w:rFonts w:ascii="Adwaita Sans" w:hAnsi="Adwaita Sans"/>
-          <w:sz w:val="26"/>
-          <w:szCs w:val="26"/>
-        </w:rPr>
-      </w:pPr>
-      <w:r>
-        <w:rPr>
-          <w:rFonts w:ascii="Adwaita Sans" w:hAnsi="Adwaita Sans"/>
-          <w:sz w:val="26"/>
-          <w:szCs w:val="26"/>
-        </w:rPr>
-      </w:r>
-    </w:p>
-    <w:p>
-      <w:pPr>
-        <w:pStyle w:val="BodyText"/>
-        <w:spacing w:lineRule="auto" w:line="360"/>
-        <w:jc w:val="both"/>
-        <w:rPr>
-          <w:rFonts w:ascii="Adwaita Sans" w:hAnsi="Adwaita Sans" w:eastAsia="Noto Sans Mono CJK SC" w:cs="Liberation Mono"/>
-          <w:sz w:val="22"/>
-          <w:szCs w:val="22"/>
-        </w:rPr>
-      </w:pPr>
-      <w:r>
-        <w:rPr>
-          <w:rFonts w:eastAsia="Noto Sans Mono CJK SC" w:cs="Liberation Mono" w:ascii="Adwaita Sans" w:hAnsi="Adwaita Sans"/>
-          <w:sz w:val="22"/>
-          <w:szCs w:val="22"/>
         </w:rPr>
       </w:r>
     </w:p>
@@ -725,7 +646,7 @@
           <w:tab w:val="left" w:pos="0" w:leader="none"/>
         </w:tabs>
         <w:spacing w:lineRule="auto" w:line="360" w:before="0" w:after="0"/>
-        <w:ind w:hanging="283" w:start="709"/>
+        <w:ind w:hanging="283" w:left="709"/>
         <w:jc w:val="both"/>
         <w:rPr>
           <w:rFonts w:ascii="Adwaita Sans" w:hAnsi="Adwaita Sans" w:eastAsia="Noto Sans Mono CJK SC" w:cs="Liberation Mono"/>
@@ -763,7 +684,7 @@
           <w:tab w:val="left" w:pos="0" w:leader="none"/>
         </w:tabs>
         <w:spacing w:lineRule="auto" w:line="360" w:before="0" w:after="0"/>
-        <w:ind w:hanging="283" w:start="709"/>
+        <w:ind w:hanging="283" w:left="709"/>
         <w:jc w:val="both"/>
         <w:rPr>
           <w:rFonts w:ascii="Adwaita Sans" w:hAnsi="Adwaita Sans" w:eastAsia="Noto Sans Mono CJK SC" w:cs="Liberation Mono"/>
@@ -801,7 +722,7 @@
           <w:tab w:val="left" w:pos="0" w:leader="none"/>
         </w:tabs>
         <w:spacing w:lineRule="auto" w:line="360" w:before="0" w:after="0"/>
-        <w:ind w:hanging="283" w:start="709"/>
+        <w:ind w:hanging="283" w:left="709"/>
         <w:jc w:val="both"/>
         <w:rPr>
           <w:rFonts w:ascii="Adwaita Sans" w:hAnsi="Adwaita Sans" w:eastAsia="Noto Sans Mono CJK SC" w:cs="Liberation Mono"/>
@@ -839,7 +760,7 @@
           <w:tab w:val="left" w:pos="0" w:leader="none"/>
         </w:tabs>
         <w:spacing w:lineRule="auto" w:line="360"/>
-        <w:ind w:hanging="283" w:start="709"/>
+        <w:ind w:hanging="283" w:left="709"/>
         <w:jc w:val="both"/>
         <w:rPr>
           <w:rFonts w:ascii="Adwaita Sans" w:hAnsi="Adwaita Sans" w:eastAsia="Noto Sans Mono CJK SC" w:cs="Liberation Mono"/>
@@ -918,7 +839,7 @@
           <w:tab w:val="left" w:pos="0" w:leader="none"/>
         </w:tabs>
         <w:spacing w:lineRule="auto" w:line="360" w:before="0" w:after="0"/>
-        <w:ind w:hanging="283" w:start="709"/>
+        <w:ind w:hanging="283" w:left="709"/>
         <w:jc w:val="both"/>
         <w:rPr>
           <w:rFonts w:ascii="Adwaita Sans" w:hAnsi="Adwaita Sans" w:eastAsia="Noto Sans Mono CJK SC" w:cs="Liberation Mono"/>
@@ -947,7 +868,7 @@
           <w:tab w:val="left" w:pos="0" w:leader="none"/>
         </w:tabs>
         <w:spacing w:lineRule="auto" w:line="360" w:before="0" w:after="0"/>
-        <w:ind w:hanging="283" w:start="709"/>
+        <w:ind w:hanging="283" w:left="709"/>
         <w:jc w:val="both"/>
         <w:rPr>
           <w:rFonts w:ascii="Adwaita Sans" w:hAnsi="Adwaita Sans" w:eastAsia="Noto Sans Mono CJK SC" w:cs="Liberation Mono"/>
@@ -976,7 +897,7 @@
           <w:tab w:val="left" w:pos="0" w:leader="none"/>
         </w:tabs>
         <w:spacing w:lineRule="auto" w:line="360" w:before="0" w:after="0"/>
-        <w:ind w:hanging="283" w:start="709"/>
+        <w:ind w:hanging="283" w:left="709"/>
         <w:jc w:val="both"/>
         <w:rPr>
           <w:rFonts w:ascii="Adwaita Sans" w:hAnsi="Adwaita Sans" w:eastAsia="Noto Sans Mono CJK SC" w:cs="Liberation Mono"/>
@@ -1005,7 +926,7 @@
           <w:tab w:val="left" w:pos="0" w:leader="none"/>
         </w:tabs>
         <w:spacing w:lineRule="auto" w:line="360" w:before="0" w:after="0"/>
-        <w:ind w:hanging="283" w:start="709"/>
+        <w:ind w:hanging="283" w:left="709"/>
         <w:jc w:val="both"/>
         <w:rPr>
           <w:rFonts w:ascii="Adwaita Sans" w:hAnsi="Adwaita Sans" w:eastAsia="Noto Sans Mono CJK SC" w:cs="Liberation Mono"/>
@@ -1034,7 +955,7 @@
           <w:tab w:val="left" w:pos="0" w:leader="none"/>
         </w:tabs>
         <w:spacing w:lineRule="auto" w:line="360"/>
-        <w:ind w:hanging="283" w:start="709"/>
+        <w:ind w:hanging="283" w:left="709"/>
         <w:jc w:val="both"/>
         <w:rPr>
           <w:rFonts w:ascii="Adwaita Sans" w:hAnsi="Adwaita Sans" w:eastAsia="Noto Sans Mono CJK SC" w:cs="Liberation Mono"/>
@@ -1103,7 +1024,7 @@
           <w:tab w:val="left" w:pos="0" w:leader="none"/>
         </w:tabs>
         <w:spacing w:lineRule="auto" w:line="360" w:before="0" w:after="0"/>
-        <w:ind w:hanging="283" w:start="709"/>
+        <w:ind w:hanging="283" w:left="709"/>
         <w:jc w:val="both"/>
         <w:rPr>
           <w:rFonts w:ascii="Adwaita Sans" w:hAnsi="Adwaita Sans" w:eastAsia="Noto Sans Mono CJK SC" w:cs="Liberation Mono"/>
@@ -1132,7 +1053,7 @@
           <w:tab w:val="left" w:pos="0" w:leader="none"/>
         </w:tabs>
         <w:spacing w:lineRule="auto" w:line="360" w:before="0" w:after="0"/>
-        <w:ind w:hanging="283" w:start="709"/>
+        <w:ind w:hanging="283" w:left="709"/>
         <w:jc w:val="both"/>
         <w:rPr>
           <w:rFonts w:ascii="Adwaita Sans" w:hAnsi="Adwaita Sans" w:eastAsia="Noto Sans Mono CJK SC" w:cs="Liberation Mono"/>
@@ -1161,7 +1082,7 @@
           <w:tab w:val="left" w:pos="0" w:leader="none"/>
         </w:tabs>
         <w:spacing w:lineRule="auto" w:line="360" w:before="0" w:after="0"/>
-        <w:ind w:hanging="283" w:start="709"/>
+        <w:ind w:hanging="283" w:left="709"/>
         <w:jc w:val="both"/>
         <w:rPr>
           <w:rFonts w:ascii="Adwaita Sans" w:hAnsi="Adwaita Sans" w:eastAsia="Noto Sans Mono CJK SC" w:cs="Liberation Mono"/>
@@ -1190,7 +1111,7 @@
           <w:tab w:val="left" w:pos="0" w:leader="none"/>
         </w:tabs>
         <w:spacing w:lineRule="auto" w:line="360" w:before="0" w:after="0"/>
-        <w:ind w:hanging="283" w:start="709"/>
+        <w:ind w:hanging="283" w:left="709"/>
         <w:jc w:val="both"/>
         <w:rPr>
           <w:rFonts w:ascii="Adwaita Sans" w:hAnsi="Adwaita Sans" w:eastAsia="Noto Sans Mono CJK SC" w:cs="Liberation Mono"/>
@@ -1219,7 +1140,7 @@
           <w:tab w:val="left" w:pos="0" w:leader="none"/>
         </w:tabs>
         <w:spacing w:lineRule="auto" w:line="360"/>
-        <w:ind w:hanging="283" w:start="709"/>
+        <w:ind w:hanging="283" w:left="709"/>
         <w:jc w:val="both"/>
         <w:rPr>
           <w:rFonts w:ascii="Adwaita Sans" w:hAnsi="Adwaita Sans" w:eastAsia="Noto Sans Mono CJK SC" w:cs="Liberation Mono"/>
@@ -1358,7 +1279,7 @@
           <w:tab w:val="left" w:pos="0" w:leader="none"/>
         </w:tabs>
         <w:spacing w:lineRule="auto" w:line="360" w:before="0" w:after="0"/>
-        <w:ind w:hanging="283" w:start="709"/>
+        <w:ind w:hanging="283" w:left="709"/>
         <w:jc w:val="both"/>
         <w:rPr>
           <w:rFonts w:ascii="Adwaita Sans" w:hAnsi="Adwaita Sans" w:eastAsia="Noto Sans Mono CJK SC" w:cs="Liberation Mono"/>
@@ -1396,7 +1317,7 @@
           <w:tab w:val="left" w:pos="0" w:leader="none"/>
         </w:tabs>
         <w:spacing w:lineRule="auto" w:line="360" w:before="0" w:after="0"/>
-        <w:ind w:hanging="283" w:start="709"/>
+        <w:ind w:hanging="283" w:left="709"/>
         <w:jc w:val="both"/>
         <w:rPr>
           <w:rFonts w:ascii="Adwaita Sans" w:hAnsi="Adwaita Sans" w:eastAsia="Noto Sans Mono CJK SC" w:cs="Liberation Mono"/>
@@ -1434,7 +1355,7 @@
           <w:tab w:val="left" w:pos="0" w:leader="none"/>
         </w:tabs>
         <w:spacing w:lineRule="auto" w:line="360" w:before="0" w:after="0"/>
-        <w:ind w:hanging="283" w:start="1418"/>
+        <w:ind w:hanging="283" w:left="1418"/>
         <w:jc w:val="both"/>
         <w:rPr>
           <w:rFonts w:ascii="Adwaita Sans" w:hAnsi="Adwaita Sans" w:eastAsia="Noto Sans Mono CJK SC" w:cs="Liberation Mono"/>
@@ -1463,7 +1384,7 @@
           <w:tab w:val="left" w:pos="0" w:leader="none"/>
         </w:tabs>
         <w:spacing w:lineRule="auto" w:line="360" w:before="0" w:after="0"/>
-        <w:ind w:hanging="283" w:start="1418"/>
+        <w:ind w:hanging="283" w:left="1418"/>
         <w:jc w:val="both"/>
         <w:rPr>
           <w:rFonts w:ascii="Adwaita Sans" w:hAnsi="Adwaita Sans" w:eastAsia="Noto Sans Mono CJK SC" w:cs="Liberation Mono"/>
@@ -1492,7 +1413,7 @@
           <w:tab w:val="left" w:pos="0" w:leader="none"/>
         </w:tabs>
         <w:spacing w:lineRule="auto" w:line="360" w:before="0" w:after="0"/>
-        <w:ind w:hanging="283" w:start="1418"/>
+        <w:ind w:hanging="283" w:left="1418"/>
         <w:jc w:val="both"/>
         <w:rPr>
           <w:rFonts w:ascii="Adwaita Sans" w:hAnsi="Adwaita Sans" w:eastAsia="Noto Sans Mono CJK SC" w:cs="Liberation Mono"/>
@@ -1521,7 +1442,7 @@
           <w:tab w:val="left" w:pos="0" w:leader="none"/>
         </w:tabs>
         <w:spacing w:lineRule="auto" w:line="360" w:before="0" w:after="0"/>
-        <w:ind w:hanging="283" w:start="1418"/>
+        <w:ind w:hanging="283" w:left="1418"/>
         <w:jc w:val="both"/>
         <w:rPr>
           <w:rFonts w:ascii="Adwaita Sans" w:hAnsi="Adwaita Sans" w:eastAsia="Noto Sans Mono CJK SC" w:cs="Liberation Mono"/>
@@ -1550,7 +1471,7 @@
           <w:tab w:val="left" w:pos="0" w:leader="none"/>
         </w:tabs>
         <w:spacing w:lineRule="auto" w:line="360" w:before="0" w:after="0"/>
-        <w:ind w:hanging="283" w:start="709"/>
+        <w:ind w:hanging="283" w:left="709"/>
         <w:jc w:val="both"/>
         <w:rPr>
           <w:rFonts w:ascii="Adwaita Sans" w:hAnsi="Adwaita Sans" w:eastAsia="Noto Sans Mono CJK SC" w:cs="Liberation Mono"/>
@@ -1588,7 +1509,7 @@
           <w:tab w:val="left" w:pos="0" w:leader="none"/>
         </w:tabs>
         <w:spacing w:lineRule="auto" w:line="360"/>
-        <w:ind w:hanging="283" w:start="709"/>
+        <w:ind w:hanging="283" w:left="709"/>
         <w:jc w:val="both"/>
         <w:rPr>
           <w:rFonts w:ascii="Adwaita Sans" w:hAnsi="Adwaita Sans" w:eastAsia="Noto Sans Mono CJK SC" w:cs="Liberation Mono"/>
@@ -1647,7 +1568,7 @@
           <w:tab w:val="left" w:pos="0" w:leader="none"/>
         </w:tabs>
         <w:spacing w:lineRule="auto" w:line="360" w:before="0" w:after="0"/>
-        <w:ind w:hanging="283" w:start="709"/>
+        <w:ind w:hanging="283" w:left="709"/>
         <w:jc w:val="both"/>
         <w:rPr>
           <w:rFonts w:ascii="Adwaita Sans" w:hAnsi="Adwaita Sans" w:eastAsia="Noto Sans Mono CJK SC" w:cs="Liberation Mono"/>
@@ -1676,7 +1597,7 @@
           <w:tab w:val="left" w:pos="0" w:leader="none"/>
         </w:tabs>
         <w:spacing w:lineRule="auto" w:line="360" w:before="0" w:after="0"/>
-        <w:ind w:hanging="283" w:start="709"/>
+        <w:ind w:hanging="283" w:left="709"/>
         <w:jc w:val="both"/>
         <w:rPr>
           <w:rFonts w:ascii="Adwaita Sans" w:hAnsi="Adwaita Sans" w:eastAsia="Noto Sans Mono CJK SC" w:cs="Liberation Mono"/>
@@ -1705,7 +1626,7 @@
           <w:tab w:val="left" w:pos="0" w:leader="none"/>
         </w:tabs>
         <w:spacing w:lineRule="auto" w:line="360" w:before="0" w:after="0"/>
-        <w:ind w:hanging="283" w:start="709"/>
+        <w:ind w:hanging="283" w:left="709"/>
         <w:jc w:val="both"/>
         <w:rPr>
           <w:rFonts w:ascii="Adwaita Sans" w:hAnsi="Adwaita Sans" w:eastAsia="Noto Sans Mono CJK SC" w:cs="Liberation Mono"/>
@@ -1734,7 +1655,7 @@
           <w:tab w:val="left" w:pos="0" w:leader="none"/>
         </w:tabs>
         <w:spacing w:lineRule="auto" w:line="360"/>
-        <w:ind w:hanging="283" w:start="709"/>
+        <w:ind w:hanging="283" w:left="709"/>
         <w:jc w:val="both"/>
         <w:rPr>
           <w:rFonts w:ascii="Adwaita Sans" w:hAnsi="Adwaita Sans" w:eastAsia="Noto Sans Mono CJK SC" w:cs="Liberation Mono"/>
@@ -1896,7 +1817,7 @@
           <w:tab w:val="left" w:pos="0" w:leader="none"/>
         </w:tabs>
         <w:spacing w:lineRule="auto" w:line="360" w:before="0" w:after="0"/>
-        <w:ind w:hanging="283" w:start="709"/>
+        <w:ind w:hanging="283" w:left="709"/>
         <w:jc w:val="both"/>
         <w:rPr>
           <w:rFonts w:ascii="Adwaita Sans" w:hAnsi="Adwaita Sans" w:eastAsia="Noto Sans Mono CJK SC" w:cs="Liberation Mono"/>
@@ -1925,7 +1846,7 @@
           <w:tab w:val="left" w:pos="0" w:leader="none"/>
         </w:tabs>
         <w:spacing w:lineRule="auto" w:line="360" w:before="0" w:after="0"/>
-        <w:ind w:hanging="283" w:start="709"/>
+        <w:ind w:hanging="283" w:left="709"/>
         <w:jc w:val="both"/>
         <w:rPr>
           <w:rFonts w:ascii="Adwaita Sans" w:hAnsi="Adwaita Sans" w:eastAsia="Noto Sans Mono CJK SC" w:cs="Liberation Mono"/>
@@ -1954,7 +1875,7 @@
           <w:tab w:val="left" w:pos="0" w:leader="none"/>
         </w:tabs>
         <w:spacing w:lineRule="auto" w:line="360"/>
-        <w:ind w:hanging="283" w:start="709"/>
+        <w:ind w:hanging="283" w:left="709"/>
         <w:jc w:val="both"/>
         <w:rPr>
           <w:rFonts w:ascii="Adwaita Sans" w:hAnsi="Adwaita Sans" w:eastAsia="Noto Sans Mono CJK SC" w:cs="Liberation Mono"/>
@@ -2004,7 +1925,7 @@
           <w:tab w:val="left" w:pos="0" w:leader="none"/>
         </w:tabs>
         <w:spacing w:lineRule="auto" w:line="360" w:before="0" w:after="0"/>
-        <w:ind w:hanging="283" w:start="709"/>
+        <w:ind w:hanging="283" w:left="709"/>
         <w:jc w:val="both"/>
         <w:rPr>
           <w:rFonts w:ascii="Adwaita Sans" w:hAnsi="Adwaita Sans" w:eastAsia="Noto Sans Mono CJK SC" w:cs="Liberation Mono"/>
@@ -2033,7 +1954,7 @@
           <w:tab w:val="left" w:pos="0" w:leader="none"/>
         </w:tabs>
         <w:spacing w:lineRule="auto" w:line="360" w:before="0" w:after="0"/>
-        <w:ind w:hanging="283" w:start="709"/>
+        <w:ind w:hanging="283" w:left="709"/>
         <w:jc w:val="both"/>
         <w:rPr>
           <w:rFonts w:ascii="Adwaita Sans" w:hAnsi="Adwaita Sans" w:eastAsia="Noto Sans Mono CJK SC" w:cs="Liberation Mono"/>
@@ -2062,7 +1983,7 @@
           <w:tab w:val="left" w:pos="0" w:leader="none"/>
         </w:tabs>
         <w:spacing w:lineRule="auto" w:line="360"/>
-        <w:ind w:hanging="283" w:start="709"/>
+        <w:ind w:hanging="283" w:left="709"/>
         <w:jc w:val="both"/>
         <w:rPr>
           <w:rFonts w:ascii="Adwaita Sans" w:hAnsi="Adwaita Sans" w:eastAsia="Noto Sans Mono CJK SC" w:cs="Liberation Mono"/>
@@ -2112,7 +2033,7 @@
           <w:tab w:val="left" w:pos="0" w:leader="none"/>
         </w:tabs>
         <w:spacing w:lineRule="auto" w:line="360" w:before="0" w:after="0"/>
-        <w:ind w:hanging="283" w:start="709"/>
+        <w:ind w:hanging="283" w:left="709"/>
         <w:jc w:val="both"/>
         <w:rPr>
           <w:rFonts w:ascii="Adwaita Sans" w:hAnsi="Adwaita Sans" w:eastAsia="Noto Sans Mono CJK SC" w:cs="Liberation Mono"/>
@@ -2141,7 +2062,7 @@
           <w:tab w:val="left" w:pos="0" w:leader="none"/>
         </w:tabs>
         <w:spacing w:lineRule="auto" w:line="360" w:before="0" w:after="0"/>
-        <w:ind w:hanging="283" w:start="709"/>
+        <w:ind w:hanging="283" w:left="709"/>
         <w:jc w:val="both"/>
         <w:rPr>
           <w:rFonts w:ascii="Adwaita Sans" w:hAnsi="Adwaita Sans" w:eastAsia="Noto Sans Mono CJK SC" w:cs="Liberation Mono"/>
@@ -2170,7 +2091,7 @@
           <w:tab w:val="left" w:pos="0" w:leader="none"/>
         </w:tabs>
         <w:spacing w:lineRule="auto" w:line="360"/>
-        <w:ind w:hanging="283" w:start="709"/>
+        <w:ind w:hanging="283" w:left="709"/>
         <w:jc w:val="both"/>
         <w:rPr>
           <w:rFonts w:ascii="Adwaita Sans" w:hAnsi="Adwaita Sans" w:eastAsia="Noto Sans Mono CJK SC" w:cs="Liberation Mono"/>
@@ -2220,7 +2141,7 @@
           <w:tab w:val="left" w:pos="0" w:leader="none"/>
         </w:tabs>
         <w:spacing w:lineRule="auto" w:line="360" w:before="0" w:after="0"/>
-        <w:ind w:hanging="283" w:start="709"/>
+        <w:ind w:hanging="283" w:left="709"/>
         <w:jc w:val="both"/>
         <w:rPr>
           <w:rFonts w:ascii="Adwaita Sans" w:hAnsi="Adwaita Sans" w:eastAsia="Noto Sans Mono CJK SC" w:cs="Liberation Mono"/>
@@ -2249,7 +2170,7 @@
           <w:tab w:val="left" w:pos="0" w:leader="none"/>
         </w:tabs>
         <w:spacing w:lineRule="auto" w:line="360"/>
-        <w:ind w:hanging="283" w:start="709"/>
+        <w:ind w:hanging="283" w:left="709"/>
         <w:jc w:val="both"/>
         <w:rPr>
           <w:rFonts w:ascii="Adwaita Sans" w:hAnsi="Adwaita Sans" w:eastAsia="Noto Sans Mono CJK SC" w:cs="Liberation Mono"/>
@@ -2299,7 +2220,7 @@
           <w:tab w:val="left" w:pos="0" w:leader="none"/>
         </w:tabs>
         <w:spacing w:lineRule="auto" w:line="360" w:before="0" w:after="0"/>
-        <w:ind w:hanging="283" w:start="709"/>
+        <w:ind w:hanging="283" w:left="709"/>
         <w:jc w:val="both"/>
         <w:rPr>
           <w:rFonts w:ascii="Adwaita Sans" w:hAnsi="Adwaita Sans" w:eastAsia="Noto Sans Mono CJK SC" w:cs="Liberation Mono"/>
@@ -2328,7 +2249,7 @@
           <w:tab w:val="left" w:pos="0" w:leader="none"/>
         </w:tabs>
         <w:spacing w:lineRule="auto" w:line="360" w:before="0" w:after="0"/>
-        <w:ind w:hanging="283" w:start="709"/>
+        <w:ind w:hanging="283" w:left="709"/>
         <w:jc w:val="both"/>
         <w:rPr>
           <w:rFonts w:ascii="Adwaita Sans" w:hAnsi="Adwaita Sans" w:eastAsia="Noto Sans Mono CJK SC" w:cs="Liberation Mono"/>
@@ -2357,7 +2278,7 @@
           <w:tab w:val="left" w:pos="0" w:leader="none"/>
         </w:tabs>
         <w:spacing w:lineRule="auto" w:line="360" w:before="0" w:after="0"/>
-        <w:ind w:hanging="283" w:start="709"/>
+        <w:ind w:hanging="283" w:left="709"/>
         <w:jc w:val="both"/>
         <w:rPr>
           <w:rFonts w:ascii="Adwaita Sans" w:hAnsi="Adwaita Sans" w:eastAsia="Noto Sans Mono CJK SC" w:cs="Liberation Mono"/>
@@ -2386,7 +2307,7 @@
           <w:tab w:val="left" w:pos="0" w:leader="none"/>
         </w:tabs>
         <w:spacing w:lineRule="auto" w:line="360"/>
-        <w:ind w:hanging="283" w:start="709"/>
+        <w:ind w:hanging="283" w:left="709"/>
         <w:jc w:val="both"/>
         <w:rPr>
           <w:rFonts w:ascii="Adwaita Sans" w:hAnsi="Adwaita Sans" w:eastAsia="Noto Sans Mono CJK SC" w:cs="Liberation Mono"/>
@@ -2506,7 +2427,7 @@
           <w:tab w:val="left" w:pos="0" w:leader="none"/>
         </w:tabs>
         <w:spacing w:lineRule="auto" w:line="360" w:before="0" w:after="0"/>
-        <w:ind w:hanging="283" w:start="709"/>
+        <w:ind w:hanging="283" w:left="709"/>
         <w:jc w:val="both"/>
         <w:rPr>
           <w:rFonts w:ascii="Adwaita Sans" w:hAnsi="Adwaita Sans" w:eastAsia="Noto Sans Mono CJK SC" w:cs="Liberation Mono"/>
@@ -2544,7 +2465,7 @@
           <w:tab w:val="left" w:pos="0" w:leader="none"/>
         </w:tabs>
         <w:spacing w:lineRule="auto" w:line="360" w:before="0" w:after="0"/>
-        <w:ind w:hanging="283" w:start="709"/>
+        <w:ind w:hanging="283" w:left="709"/>
         <w:jc w:val="both"/>
         <w:rPr>
           <w:rFonts w:ascii="Adwaita Sans" w:hAnsi="Adwaita Sans" w:eastAsia="Noto Sans Mono CJK SC" w:cs="Liberation Mono"/>
@@ -2582,7 +2503,7 @@
           <w:tab w:val="left" w:pos="0" w:leader="none"/>
         </w:tabs>
         <w:spacing w:lineRule="auto" w:line="360" w:before="0" w:after="0"/>
-        <w:ind w:hanging="283" w:start="709"/>
+        <w:ind w:hanging="283" w:left="709"/>
         <w:jc w:val="both"/>
         <w:rPr>
           <w:rFonts w:ascii="Adwaita Sans" w:hAnsi="Adwaita Sans" w:eastAsia="Noto Sans Mono CJK SC" w:cs="Liberation Mono"/>
@@ -2620,7 +2541,7 @@
           <w:tab w:val="left" w:pos="0" w:leader="none"/>
         </w:tabs>
         <w:spacing w:lineRule="auto" w:line="360"/>
-        <w:ind w:hanging="283" w:start="709"/>
+        <w:ind w:hanging="283" w:left="709"/>
         <w:jc w:val="both"/>
         <w:rPr>
           <w:rFonts w:ascii="Adwaita Sans" w:hAnsi="Adwaita Sans" w:eastAsia="Noto Sans Mono CJK SC" w:cs="Liberation Mono"/>
@@ -2700,7 +2621,7 @@
           <w:tab w:val="left" w:pos="0" w:leader="none"/>
         </w:tabs>
         <w:spacing w:lineRule="auto" w:line="360" w:before="0" w:after="0"/>
-        <w:ind w:hanging="283" w:start="709"/>
+        <w:ind w:hanging="283" w:left="709"/>
         <w:jc w:val="both"/>
         <w:rPr>
           <w:rFonts w:ascii="Adwaita Sans" w:hAnsi="Adwaita Sans" w:eastAsia="Noto Sans Mono CJK SC" w:cs="Liberation Mono"/>
@@ -2729,7 +2650,7 @@
           <w:tab w:val="left" w:pos="0" w:leader="none"/>
         </w:tabs>
         <w:spacing w:lineRule="auto" w:line="360"/>
-        <w:ind w:hanging="283" w:start="709"/>
+        <w:ind w:hanging="283" w:left="709"/>
         <w:jc w:val="both"/>
         <w:rPr>
           <w:rFonts w:ascii="Adwaita Sans" w:hAnsi="Adwaita Sans" w:eastAsia="Noto Sans Mono CJK SC" w:cs="Liberation Mono"/>
@@ -2779,7 +2700,7 @@
           <w:tab w:val="left" w:pos="0" w:leader="none"/>
         </w:tabs>
         <w:spacing w:lineRule="auto" w:line="360" w:before="0" w:after="0"/>
-        <w:ind w:hanging="283" w:start="709"/>
+        <w:ind w:hanging="283" w:left="709"/>
         <w:jc w:val="both"/>
         <w:rPr>
           <w:rFonts w:ascii="Adwaita Sans" w:hAnsi="Adwaita Sans" w:eastAsia="Noto Sans Mono CJK SC" w:cs="Liberation Mono"/>
@@ -2808,7 +2729,7 @@
           <w:tab w:val="left" w:pos="0" w:leader="none"/>
         </w:tabs>
         <w:spacing w:lineRule="auto" w:line="360"/>
-        <w:ind w:hanging="283" w:start="709"/>
+        <w:ind w:hanging="283" w:left="709"/>
         <w:jc w:val="both"/>
         <w:rPr>
           <w:rFonts w:ascii="Adwaita Sans" w:hAnsi="Adwaita Sans" w:eastAsia="Noto Sans Mono CJK SC" w:cs="Liberation Mono"/>
@@ -2858,7 +2779,7 @@
           <w:tab w:val="left" w:pos="0" w:leader="none"/>
         </w:tabs>
         <w:spacing w:lineRule="auto" w:line="360" w:before="0" w:after="0"/>
-        <w:ind w:hanging="283" w:start="709"/>
+        <w:ind w:hanging="283" w:left="709"/>
         <w:jc w:val="both"/>
         <w:rPr>
           <w:rFonts w:ascii="Adwaita Sans" w:hAnsi="Adwaita Sans" w:eastAsia="Noto Sans Mono CJK SC" w:cs="Liberation Mono"/>
@@ -2887,7 +2808,7 @@
           <w:tab w:val="left" w:pos="0" w:leader="none"/>
         </w:tabs>
         <w:spacing w:lineRule="auto" w:line="360"/>
-        <w:ind w:hanging="283" w:start="709"/>
+        <w:ind w:hanging="283" w:left="709"/>
         <w:jc w:val="both"/>
         <w:rPr>
           <w:rFonts w:ascii="Adwaita Sans" w:hAnsi="Adwaita Sans" w:eastAsia="Noto Sans Mono CJK SC" w:cs="Liberation Mono"/>
@@ -2937,7 +2858,7 @@
           <w:tab w:val="left" w:pos="0" w:leader="none"/>
         </w:tabs>
         <w:spacing w:lineRule="auto" w:line="360" w:before="0" w:after="0"/>
-        <w:ind w:hanging="283" w:start="709"/>
+        <w:ind w:hanging="283" w:left="709"/>
         <w:jc w:val="both"/>
         <w:rPr>
           <w:rFonts w:ascii="Adwaita Sans" w:hAnsi="Adwaita Sans" w:eastAsia="Noto Sans Mono CJK SC" w:cs="Liberation Mono"/>
@@ -2966,7 +2887,7 @@
           <w:tab w:val="left" w:pos="0" w:leader="none"/>
         </w:tabs>
         <w:spacing w:lineRule="auto" w:line="360" w:before="0" w:after="0"/>
-        <w:ind w:hanging="283" w:start="709"/>
+        <w:ind w:hanging="283" w:left="709"/>
         <w:jc w:val="both"/>
         <w:rPr>
           <w:rFonts w:ascii="Adwaita Sans" w:hAnsi="Adwaita Sans" w:eastAsia="Noto Sans Mono CJK SC" w:cs="Liberation Mono"/>
@@ -2995,7 +2916,7 @@
           <w:tab w:val="left" w:pos="0" w:leader="none"/>
         </w:tabs>
         <w:spacing w:lineRule="auto" w:line="360" w:before="0" w:after="0"/>
-        <w:ind w:hanging="283" w:start="709"/>
+        <w:ind w:hanging="283" w:left="709"/>
         <w:jc w:val="both"/>
         <w:rPr>
           <w:rFonts w:ascii="Adwaita Sans" w:hAnsi="Adwaita Sans" w:eastAsia="Noto Sans Mono CJK SC" w:cs="Liberation Mono"/>
@@ -3024,7 +2945,7 @@
           <w:tab w:val="left" w:pos="0" w:leader="none"/>
         </w:tabs>
         <w:spacing w:lineRule="auto" w:line="360"/>
-        <w:ind w:hanging="283" w:start="709"/>
+        <w:ind w:hanging="283" w:left="709"/>
         <w:jc w:val="both"/>
         <w:rPr>
           <w:rFonts w:ascii="Adwaita Sans" w:hAnsi="Adwaita Sans" w:eastAsia="Noto Sans Mono CJK SC" w:cs="Liberation Mono"/>
@@ -3173,7 +3094,7 @@
           <w:tab w:val="left" w:pos="0" w:leader="none"/>
         </w:tabs>
         <w:spacing w:lineRule="auto" w:line="360" w:before="0" w:after="0"/>
-        <w:ind w:hanging="283" w:start="709"/>
+        <w:ind w:hanging="283" w:left="709"/>
         <w:jc w:val="both"/>
         <w:rPr>
           <w:rFonts w:ascii="Adwaita Sans" w:hAnsi="Adwaita Sans" w:eastAsia="Noto Sans Mono CJK SC" w:cs="Liberation Mono"/>
@@ -3202,7 +3123,7 @@
           <w:tab w:val="left" w:pos="0" w:leader="none"/>
         </w:tabs>
         <w:spacing w:lineRule="auto" w:line="360" w:before="0" w:after="0"/>
-        <w:ind w:hanging="283" w:start="709"/>
+        <w:ind w:hanging="283" w:left="709"/>
         <w:jc w:val="both"/>
         <w:rPr>
           <w:rFonts w:ascii="Adwaita Sans" w:hAnsi="Adwaita Sans" w:eastAsia="Noto Sans Mono CJK SC" w:cs="Liberation Mono"/>
@@ -3231,7 +3152,7 @@
           <w:tab w:val="left" w:pos="0" w:leader="none"/>
         </w:tabs>
         <w:spacing w:lineRule="auto" w:line="360"/>
-        <w:ind w:hanging="283" w:start="709"/>
+        <w:ind w:hanging="283" w:left="709"/>
         <w:jc w:val="both"/>
         <w:rPr>
           <w:rFonts w:ascii="Adwaita Sans" w:hAnsi="Adwaita Sans" w:eastAsia="Noto Sans Mono CJK SC" w:cs="Liberation Mono"/>
@@ -3289,7 +3210,7 @@
           <w:tab w:val="left" w:pos="0" w:leader="none"/>
         </w:tabs>
         <w:spacing w:lineRule="auto" w:line="360" w:before="0" w:after="0"/>
-        <w:ind w:hanging="283" w:start="709"/>
+        <w:ind w:hanging="283" w:left="709"/>
         <w:jc w:val="both"/>
         <w:rPr>
           <w:rFonts w:ascii="Adwaita Sans" w:hAnsi="Adwaita Sans" w:eastAsia="Noto Sans Mono CJK SC" w:cs="Liberation Mono"/>
@@ -3318,7 +3239,7 @@
           <w:tab w:val="left" w:pos="0" w:leader="none"/>
         </w:tabs>
         <w:spacing w:lineRule="auto" w:line="360" w:before="0" w:after="0"/>
-        <w:ind w:hanging="283" w:start="709"/>
+        <w:ind w:hanging="283" w:left="709"/>
         <w:jc w:val="both"/>
         <w:rPr>
           <w:rFonts w:ascii="Adwaita Sans" w:hAnsi="Adwaita Sans" w:eastAsia="Noto Sans Mono CJK SC" w:cs="Liberation Mono"/>
@@ -3347,7 +3268,7 @@
           <w:tab w:val="left" w:pos="0" w:leader="none"/>
         </w:tabs>
         <w:spacing w:lineRule="auto" w:line="360"/>
-        <w:ind w:hanging="283" w:start="709"/>
+        <w:ind w:hanging="283" w:left="709"/>
         <w:jc w:val="both"/>
         <w:rPr>
           <w:rFonts w:ascii="Adwaita Sans" w:hAnsi="Adwaita Sans" w:eastAsia="Noto Sans Mono CJK SC" w:cs="Liberation Mono"/>
@@ -3405,7 +3326,7 @@
           <w:tab w:val="left" w:pos="0" w:leader="none"/>
         </w:tabs>
         <w:spacing w:lineRule="auto" w:line="360" w:before="0" w:after="0"/>
-        <w:ind w:hanging="283" w:start="709"/>
+        <w:ind w:hanging="283" w:left="709"/>
         <w:jc w:val="both"/>
         <w:rPr>
           <w:rFonts w:ascii="Adwaita Sans" w:hAnsi="Adwaita Sans" w:eastAsia="Noto Sans Mono CJK SC" w:cs="Liberation Mono"/>
@@ -3434,7 +3355,7 @@
           <w:tab w:val="left" w:pos="0" w:leader="none"/>
         </w:tabs>
         <w:spacing w:lineRule="auto" w:line="360" w:before="0" w:after="0"/>
-        <w:ind w:hanging="283" w:start="709"/>
+        <w:ind w:hanging="283" w:left="709"/>
         <w:jc w:val="both"/>
         <w:rPr>
           <w:rFonts w:ascii="Adwaita Sans" w:hAnsi="Adwaita Sans" w:eastAsia="Noto Sans Mono CJK SC" w:cs="Liberation Mono"/>
@@ -3463,7 +3384,7 @@
           <w:tab w:val="left" w:pos="0" w:leader="none"/>
         </w:tabs>
         <w:spacing w:lineRule="auto" w:line="360"/>
-        <w:ind w:hanging="283" w:start="709"/>
+        <w:ind w:hanging="283" w:left="709"/>
         <w:jc w:val="both"/>
         <w:rPr>
           <w:rFonts w:ascii="Adwaita Sans" w:hAnsi="Adwaita Sans" w:eastAsia="Noto Sans Mono CJK SC" w:cs="Liberation Mono"/>
@@ -3521,7 +3442,7 @@
           <w:tab w:val="left" w:pos="0" w:leader="none"/>
         </w:tabs>
         <w:spacing w:lineRule="auto" w:line="360" w:before="0" w:after="0"/>
-        <w:ind w:hanging="283" w:start="709"/>
+        <w:ind w:hanging="283" w:left="709"/>
         <w:jc w:val="both"/>
         <w:rPr>
           <w:rFonts w:ascii="Adwaita Sans" w:hAnsi="Adwaita Sans" w:eastAsia="Noto Sans Mono CJK SC" w:cs="Liberation Mono"/>
@@ -3550,7 +3471,7 @@
           <w:tab w:val="left" w:pos="0" w:leader="none"/>
         </w:tabs>
         <w:spacing w:lineRule="auto" w:line="360" w:before="0" w:after="0"/>
-        <w:ind w:hanging="283" w:start="709"/>
+        <w:ind w:hanging="283" w:left="709"/>
         <w:jc w:val="both"/>
         <w:rPr>
           <w:rFonts w:ascii="Adwaita Sans" w:hAnsi="Adwaita Sans" w:eastAsia="Noto Sans Mono CJK SC" w:cs="Liberation Mono"/>
@@ -3579,7 +3500,7 @@
           <w:tab w:val="left" w:pos="0" w:leader="none"/>
         </w:tabs>
         <w:spacing w:lineRule="auto" w:line="360"/>
-        <w:ind w:hanging="283" w:start="709"/>
+        <w:ind w:hanging="283" w:left="709"/>
         <w:jc w:val="both"/>
         <w:rPr>
           <w:rFonts w:ascii="Adwaita Sans" w:hAnsi="Adwaita Sans" w:eastAsia="Noto Sans Mono CJK SC" w:cs="Liberation Mono"/>
@@ -3629,7 +3550,7 @@
           <w:tab w:val="left" w:pos="0" w:leader="none"/>
         </w:tabs>
         <w:spacing w:lineRule="auto" w:line="360" w:before="0" w:after="0"/>
-        <w:ind w:hanging="283" w:start="709"/>
+        <w:ind w:hanging="283" w:left="709"/>
         <w:jc w:val="both"/>
         <w:rPr>
           <w:rFonts w:ascii="Adwaita Sans" w:hAnsi="Adwaita Sans" w:eastAsia="Noto Sans Mono CJK SC" w:cs="Liberation Mono"/>
@@ -3658,7 +3579,7 @@
           <w:tab w:val="left" w:pos="0" w:leader="none"/>
         </w:tabs>
         <w:spacing w:lineRule="auto" w:line="360" w:before="0" w:after="0"/>
-        <w:ind w:hanging="283" w:start="709"/>
+        <w:ind w:hanging="283" w:left="709"/>
         <w:jc w:val="both"/>
         <w:rPr>
           <w:rFonts w:ascii="Adwaita Sans" w:hAnsi="Adwaita Sans" w:eastAsia="Noto Sans Mono CJK SC" w:cs="Liberation Mono"/>
@@ -3687,7 +3608,7 @@
           <w:tab w:val="left" w:pos="0" w:leader="none"/>
         </w:tabs>
         <w:spacing w:lineRule="auto" w:line="360" w:before="0" w:after="0"/>
-        <w:ind w:hanging="283" w:start="709"/>
+        <w:ind w:hanging="283" w:left="709"/>
         <w:jc w:val="both"/>
         <w:rPr>
           <w:rFonts w:ascii="Adwaita Sans" w:hAnsi="Adwaita Sans" w:eastAsia="Noto Sans Mono CJK SC" w:cs="Liberation Mono"/>
@@ -3716,7 +3637,7 @@
           <w:tab w:val="left" w:pos="0" w:leader="none"/>
         </w:tabs>
         <w:spacing w:lineRule="auto" w:line="360"/>
-        <w:ind w:hanging="283" w:start="709"/>
+        <w:ind w:hanging="283" w:left="709"/>
         <w:jc w:val="both"/>
         <w:rPr>
           <w:rFonts w:ascii="Adwaita Sans" w:hAnsi="Adwaita Sans" w:eastAsia="Noto Sans Mono CJK SC" w:cs="Liberation Mono"/>
@@ -4196,7 +4117,7 @@
           <w:tab w:val="left" w:pos="0" w:leader="none"/>
         </w:tabs>
         <w:spacing w:lineRule="auto" w:line="360" w:before="0" w:after="0"/>
-        <w:ind w:hanging="283" w:start="709"/>
+        <w:ind w:hanging="283" w:left="709"/>
         <w:jc w:val="both"/>
         <w:rPr>
           <w:rFonts w:ascii="Adwaita Sans" w:hAnsi="Adwaita Sans" w:eastAsia="Noto Sans Mono CJK SC" w:cs="Liberation Mono"/>
@@ -4234,7 +4155,7 @@
           <w:tab w:val="left" w:pos="0" w:leader="none"/>
         </w:tabs>
         <w:spacing w:lineRule="auto" w:line="360" w:before="0" w:after="0"/>
-        <w:ind w:hanging="283" w:start="709"/>
+        <w:ind w:hanging="283" w:left="709"/>
         <w:jc w:val="both"/>
         <w:rPr>
           <w:rFonts w:ascii="Adwaita Sans" w:hAnsi="Adwaita Sans" w:eastAsia="Noto Sans Mono CJK SC" w:cs="Liberation Mono"/>
@@ -4272,7 +4193,7 @@
           <w:tab w:val="left" w:pos="0" w:leader="none"/>
         </w:tabs>
         <w:spacing w:lineRule="auto" w:line="360" w:before="0" w:after="0"/>
-        <w:ind w:hanging="283" w:start="709"/>
+        <w:ind w:hanging="283" w:left="709"/>
         <w:jc w:val="both"/>
         <w:rPr>
           <w:rFonts w:ascii="Adwaita Sans" w:hAnsi="Adwaita Sans" w:eastAsia="Noto Sans Mono CJK SC" w:cs="Liberation Mono"/>
@@ -4310,7 +4231,7 @@
           <w:tab w:val="left" w:pos="0" w:leader="none"/>
         </w:tabs>
         <w:spacing w:lineRule="auto" w:line="360"/>
-        <w:ind w:hanging="283" w:start="709"/>
+        <w:ind w:hanging="283" w:left="709"/>
         <w:jc w:val="both"/>
         <w:rPr>
           <w:rFonts w:ascii="Adwaita Sans" w:hAnsi="Adwaita Sans" w:eastAsia="Noto Sans Mono CJK SC" w:cs="Liberation Mono"/>
@@ -4401,7 +4322,11 @@
         </w:rPr>
       </w:pPr>
       <w:r>
-        <w:rPr/>
+        <w:rPr>
+          <w:rFonts w:eastAsia="Noto Sans Mono CJK SC" w:cs="Liberation Mono" w:ascii="Adwaita Sans" w:hAnsi="Adwaita Sans"/>
+          <w:sz w:val="22"/>
+          <w:szCs w:val="22"/>
+        </w:rPr>
       </w:r>
     </w:p>
     <w:p>
@@ -4489,128 +4414,6 @@
     </w:p>
     <w:p>
       <w:pPr>
-        <w:pStyle w:val="PreformattedText"/>
-        <w:spacing w:lineRule="auto" w:line="360"/>
-        <w:jc w:val="both"/>
-        <w:rPr>
-          <w:rStyle w:val="SourceText"/>
-          <w:rFonts w:ascii="Adwaita Sans" w:hAnsi="Adwaita Sans"/>
-          <w:sz w:val="22"/>
-          <w:szCs w:val="22"/>
-        </w:rPr>
-      </w:pPr>
-      <w:r>
-        <w:rPr>
-          <w:rFonts w:ascii="Adwaita Sans" w:hAnsi="Adwaita Sans"/>
-          <w:sz w:val="22"/>
-          <w:szCs w:val="22"/>
-        </w:rPr>
-      </w:r>
-    </w:p>
-    <w:p>
-      <w:pPr>
-        <w:pStyle w:val="BodyText"/>
-        <w:spacing w:lineRule="auto" w:line="360"/>
-        <w:jc w:val="both"/>
-        <w:rPr>
-          <w:rStyle w:val="Strong"/>
-          <w:rFonts w:ascii="Adwaita Sans" w:hAnsi="Adwaita Sans" w:eastAsia="Noto Sans Mono CJK SC" w:cs="Liberation Mono"/>
-          <w:sz w:val="22"/>
-          <w:szCs w:val="22"/>
-        </w:rPr>
-      </w:pPr>
-      <w:r>
-        <w:rPr>
-          <w:rFonts w:eastAsia="Noto Sans Mono CJK SC" w:cs="Liberation Mono" w:ascii="Adwaita Sans" w:hAnsi="Adwaita Sans"/>
-          <w:sz w:val="22"/>
-          <w:szCs w:val="22"/>
-        </w:rPr>
-      </w:r>
-    </w:p>
-    <w:p>
-      <w:pPr>
-        <w:pStyle w:val="BodyText"/>
-        <w:spacing w:lineRule="auto" w:line="360"/>
-        <w:jc w:val="both"/>
-        <w:rPr>
-          <w:rStyle w:val="Strong"/>
-          <w:rFonts w:ascii="Adwaita Sans" w:hAnsi="Adwaita Sans" w:eastAsia="Noto Sans Mono CJK SC" w:cs="Liberation Mono"/>
-          <w:sz w:val="22"/>
-          <w:szCs w:val="22"/>
-        </w:rPr>
-      </w:pPr>
-      <w:r>
-        <w:rPr>
-          <w:rFonts w:eastAsia="Noto Sans Mono CJK SC" w:cs="Liberation Mono" w:ascii="Adwaita Sans" w:hAnsi="Adwaita Sans"/>
-          <w:sz w:val="22"/>
-          <w:szCs w:val="22"/>
-        </w:rPr>
-      </w:r>
-    </w:p>
-    <w:p>
-      <w:pPr>
-        <w:pStyle w:val="BodyText"/>
-        <w:spacing w:lineRule="auto" w:line="360"/>
-        <w:jc w:val="both"/>
-        <w:rPr>
-          <w:rFonts w:ascii="Adwaita Sans" w:hAnsi="Adwaita Sans" w:eastAsia="Noto Sans Mono CJK SC" w:cs="Liberation Mono"/>
-          <w:sz w:val="22"/>
-          <w:szCs w:val="22"/>
-        </w:rPr>
-      </w:pPr>
-      <w:r>
-        <w:rPr>
-          <w:rStyle w:val="Strong"/>
-          <w:rFonts w:eastAsia="Noto Sans Mono CJK SC" w:cs="Liberation Mono" w:ascii="Adwaita Sans" w:hAnsi="Adwaita Sans"/>
-          <w:sz w:val="22"/>
-          <w:szCs w:val="22"/>
-        </w:rPr>
-        <w:t>Estado Error:</w:t>
-      </w:r>
-    </w:p>
-    <w:p>
-      <w:pPr>
-        <w:pStyle w:val="PreformattedText"/>
-        <w:spacing w:lineRule="auto" w:line="360"/>
-        <w:jc w:val="both"/>
-        <w:rPr>
-          <w:rStyle w:val="SourceText"/>
-          <w:rFonts w:ascii="Adwaita Sans" w:hAnsi="Adwaita Sans"/>
-          <w:sz w:val="22"/>
-          <w:szCs w:val="22"/>
-        </w:rPr>
-      </w:pPr>
-      <w:r>
-        <w:rPr>
-          <w:rFonts w:ascii="Adwaita Sans" w:hAnsi="Adwaita Sans"/>
-          <w:sz w:val="22"/>
-          <w:szCs w:val="22"/>
-        </w:rPr>
-      </w:r>
-    </w:p>
-    <w:p>
-      <w:pPr>
-        <w:pStyle w:val="BodyText"/>
-        <w:spacing w:lineRule="auto" w:line="360"/>
-        <w:jc w:val="both"/>
-        <w:rPr>
-          <w:rFonts w:ascii="Adwaita Sans" w:hAnsi="Adwaita Sans" w:eastAsia="Noto Sans Mono CJK SC" w:cs="Liberation Mono"/>
-          <w:sz w:val="22"/>
-          <w:szCs w:val="22"/>
-        </w:rPr>
-      </w:pPr>
-      <w:r>
-        <w:rPr>
-          <w:rStyle w:val="Strong"/>
-          <w:rFonts w:eastAsia="Noto Sans Mono CJK SC" w:cs="Liberation Mono" w:ascii="Adwaita Sans" w:hAnsi="Adwaita Sans"/>
-          <w:sz w:val="22"/>
-          <w:szCs w:val="22"/>
-        </w:rPr>
-        <w:t>[ESPACIO PARA IMAGEN: Estados del Formulario - Éxito/Error/Carga]</w:t>
-      </w:r>
-    </w:p>
-    <w:p>
-      <w:pPr>
         <w:pStyle w:val="Heading2"/>
         <w:spacing w:lineRule="auto" w:line="360" w:before="0" w:after="283"/>
         <w:jc w:val="both"/>
@@ -4621,11 +4424,7 @@
         </w:rPr>
       </w:pPr>
       <w:r>
-        <w:rPr>
-          <w:rFonts w:eastAsia="Noto Sans Mono CJK SC" w:cs="Liberation Mono" w:ascii="Adwaita Sans" w:hAnsi="Adwaita Sans"/>
-          <w:sz w:val="22"/>
-          <w:szCs w:val="22"/>
-        </w:rPr>
+        <w:rPr/>
       </w:r>
     </w:p>
     <w:p>
@@ -4865,7 +4664,7 @@
           <w:tab w:val="left" w:pos="0" w:leader="none"/>
         </w:tabs>
         <w:spacing w:lineRule="auto" w:line="360"/>
-        <w:ind w:hanging="283" w:start="709"/>
+        <w:ind w:hanging="283" w:left="709"/>
         <w:jc w:val="both"/>
         <w:rPr>
           <w:rFonts w:ascii="Adwaita Sans" w:hAnsi="Adwaita Sans" w:eastAsia="Noto Sans Mono CJK SC" w:cs="Liberation Mono"/>
@@ -4895,7 +4694,7 @@
           <w:tab w:val="left" w:pos="0" w:leader="none"/>
         </w:tabs>
         <w:spacing w:lineRule="auto" w:line="360" w:before="0" w:after="0"/>
-        <w:ind w:hanging="283" w:start="1418"/>
+        <w:ind w:hanging="283" w:left="1418"/>
         <w:jc w:val="both"/>
         <w:rPr>
           <w:rFonts w:ascii="Adwaita Sans" w:hAnsi="Adwaita Sans" w:eastAsia="Noto Sans Mono CJK SC" w:cs="Liberation Mono"/>
@@ -4924,7 +4723,7 @@
           <w:tab w:val="left" w:pos="0" w:leader="none"/>
         </w:tabs>
         <w:spacing w:lineRule="auto" w:line="360" w:before="0" w:after="0"/>
-        <w:ind w:hanging="283" w:start="1418"/>
+        <w:ind w:hanging="283" w:left="1418"/>
         <w:jc w:val="both"/>
         <w:rPr>
           <w:rFonts w:ascii="Adwaita Sans" w:hAnsi="Adwaita Sans" w:eastAsia="Noto Sans Mono CJK SC" w:cs="Liberation Mono"/>
@@ -4953,7 +4752,7 @@
           <w:tab w:val="left" w:pos="0" w:leader="none"/>
         </w:tabs>
         <w:spacing w:lineRule="auto" w:line="360"/>
-        <w:ind w:hanging="283" w:start="709"/>
+        <w:ind w:hanging="283" w:left="709"/>
         <w:jc w:val="both"/>
         <w:rPr>
           <w:rFonts w:ascii="Adwaita Sans" w:hAnsi="Adwaita Sans" w:eastAsia="Noto Sans Mono CJK SC" w:cs="Liberation Mono"/>
@@ -4983,7 +4782,7 @@
           <w:tab w:val="left" w:pos="0" w:leader="none"/>
         </w:tabs>
         <w:spacing w:lineRule="auto" w:line="360" w:before="0" w:after="0"/>
-        <w:ind w:hanging="283" w:start="1418"/>
+        <w:ind w:hanging="283" w:left="1418"/>
         <w:jc w:val="both"/>
         <w:rPr>
           <w:rFonts w:ascii="Adwaita Sans" w:hAnsi="Adwaita Sans" w:eastAsia="Noto Sans Mono CJK SC" w:cs="Liberation Mono"/>
@@ -5012,7 +4811,7 @@
           <w:tab w:val="left" w:pos="0" w:leader="none"/>
         </w:tabs>
         <w:spacing w:lineRule="auto" w:line="360" w:before="0" w:after="0"/>
-        <w:ind w:hanging="283" w:start="1418"/>
+        <w:ind w:hanging="283" w:left="1418"/>
         <w:jc w:val="both"/>
         <w:rPr>
           <w:rFonts w:ascii="Adwaita Sans" w:hAnsi="Adwaita Sans" w:eastAsia="Noto Sans Mono CJK SC" w:cs="Liberation Mono"/>
@@ -5041,7 +4840,7 @@
           <w:tab w:val="left" w:pos="0" w:leader="none"/>
         </w:tabs>
         <w:spacing w:lineRule="auto" w:line="360" w:before="0" w:after="0"/>
-        <w:ind w:hanging="283" w:start="1418"/>
+        <w:ind w:hanging="283" w:left="1418"/>
         <w:jc w:val="both"/>
         <w:rPr>
           <w:rFonts w:ascii="Adwaita Sans" w:hAnsi="Adwaita Sans" w:eastAsia="Noto Sans Mono CJK SC" w:cs="Liberation Mono"/>
@@ -5070,7 +4869,7 @@
           <w:tab w:val="left" w:pos="0" w:leader="none"/>
         </w:tabs>
         <w:spacing w:lineRule="auto" w:line="360"/>
-        <w:ind w:hanging="283" w:start="709"/>
+        <w:ind w:hanging="283" w:left="709"/>
         <w:jc w:val="both"/>
         <w:rPr>
           <w:rFonts w:ascii="Adwaita Sans" w:hAnsi="Adwaita Sans" w:eastAsia="Noto Sans Mono CJK SC" w:cs="Liberation Mono"/>
@@ -5100,7 +4899,7 @@
           <w:tab w:val="left" w:pos="0" w:leader="none"/>
         </w:tabs>
         <w:spacing w:lineRule="auto" w:line="360" w:before="0" w:after="0"/>
-        <w:ind w:hanging="283" w:start="1418"/>
+        <w:ind w:hanging="283" w:left="1418"/>
         <w:jc w:val="both"/>
         <w:rPr>
           <w:rFonts w:ascii="Adwaita Sans" w:hAnsi="Adwaita Sans" w:eastAsia="Noto Sans Mono CJK SC" w:cs="Liberation Mono"/>
@@ -5129,7 +4928,7 @@
           <w:tab w:val="left" w:pos="0" w:leader="none"/>
         </w:tabs>
         <w:spacing w:lineRule="auto" w:line="360"/>
-        <w:ind w:hanging="283" w:start="1418"/>
+        <w:ind w:hanging="283" w:left="1418"/>
         <w:jc w:val="both"/>
         <w:rPr>
           <w:rFonts w:ascii="Adwaita Sans" w:hAnsi="Adwaita Sans" w:eastAsia="Noto Sans Mono CJK SC" w:cs="Liberation Mono"/>
@@ -5260,7 +5059,7 @@
           <w:tab w:val="left" w:pos="0" w:leader="none"/>
         </w:tabs>
         <w:spacing w:lineRule="auto" w:line="360" w:before="0" w:after="0"/>
-        <w:ind w:hanging="283" w:start="709"/>
+        <w:ind w:hanging="283" w:left="709"/>
         <w:jc w:val="both"/>
         <w:rPr>
           <w:rFonts w:ascii="Adwaita Sans" w:hAnsi="Adwaita Sans" w:eastAsia="Noto Sans Mono CJK SC" w:cs="Liberation Mono"/>
@@ -5298,7 +5097,7 @@
           <w:tab w:val="left" w:pos="0" w:leader="none"/>
         </w:tabs>
         <w:spacing w:lineRule="auto" w:line="360" w:before="0" w:after="0"/>
-        <w:ind w:hanging="283" w:start="709"/>
+        <w:ind w:hanging="283" w:left="709"/>
         <w:jc w:val="both"/>
         <w:rPr>
           <w:rFonts w:ascii="Adwaita Sans" w:hAnsi="Adwaita Sans" w:eastAsia="Noto Sans Mono CJK SC" w:cs="Liberation Mono"/>
@@ -5336,7 +5135,7 @@
           <w:tab w:val="left" w:pos="0" w:leader="none"/>
         </w:tabs>
         <w:spacing w:lineRule="auto" w:line="360" w:before="0" w:after="0"/>
-        <w:ind w:hanging="283" w:start="709"/>
+        <w:ind w:hanging="283" w:left="709"/>
         <w:jc w:val="both"/>
         <w:rPr>
           <w:rFonts w:ascii="Adwaita Sans" w:hAnsi="Adwaita Sans" w:eastAsia="Noto Sans Mono CJK SC" w:cs="Liberation Mono"/>
@@ -5374,7 +5173,7 @@
           <w:tab w:val="left" w:pos="0" w:leader="none"/>
         </w:tabs>
         <w:spacing w:lineRule="auto" w:line="360" w:before="0" w:after="0"/>
-        <w:ind w:hanging="283" w:start="709"/>
+        <w:ind w:hanging="283" w:left="709"/>
         <w:jc w:val="both"/>
         <w:rPr>
           <w:rFonts w:ascii="Adwaita Sans" w:hAnsi="Adwaita Sans" w:eastAsia="Noto Sans Mono CJK SC" w:cs="Liberation Mono"/>
@@ -5412,7 +5211,7 @@
           <w:tab w:val="left" w:pos="0" w:leader="none"/>
         </w:tabs>
         <w:spacing w:lineRule="auto" w:line="360"/>
-        <w:ind w:hanging="283" w:start="709"/>
+        <w:ind w:hanging="283" w:left="709"/>
         <w:jc w:val="both"/>
         <w:rPr>
           <w:rFonts w:ascii="Adwaita Sans" w:hAnsi="Adwaita Sans" w:eastAsia="Noto Sans Mono CJK SC" w:cs="Liberation Mono"/>
@@ -5471,7 +5270,7 @@
           <w:tab w:val="left" w:pos="0" w:leader="none"/>
         </w:tabs>
         <w:spacing w:lineRule="auto" w:line="360" w:before="0" w:after="0"/>
-        <w:ind w:hanging="283" w:start="709"/>
+        <w:ind w:hanging="283" w:left="709"/>
         <w:jc w:val="both"/>
         <w:rPr>
           <w:rFonts w:ascii="Adwaita Sans" w:hAnsi="Adwaita Sans" w:eastAsia="Noto Sans Mono CJK SC" w:cs="Liberation Mono"/>
@@ -5500,7 +5299,7 @@
           <w:tab w:val="left" w:pos="0" w:leader="none"/>
         </w:tabs>
         <w:spacing w:lineRule="auto" w:line="360" w:before="0" w:after="0"/>
-        <w:ind w:hanging="283" w:start="709"/>
+        <w:ind w:hanging="283" w:left="709"/>
         <w:jc w:val="both"/>
         <w:rPr>
           <w:rFonts w:ascii="Adwaita Sans" w:hAnsi="Adwaita Sans" w:eastAsia="Noto Sans Mono CJK SC" w:cs="Liberation Mono"/>
@@ -5529,7 +5328,7 @@
           <w:tab w:val="left" w:pos="0" w:leader="none"/>
         </w:tabs>
         <w:spacing w:lineRule="auto" w:line="360" w:before="0" w:after="0"/>
-        <w:ind w:hanging="283" w:start="709"/>
+        <w:ind w:hanging="283" w:left="709"/>
         <w:jc w:val="both"/>
         <w:rPr>
           <w:rFonts w:ascii="Adwaita Sans" w:hAnsi="Adwaita Sans" w:eastAsia="Noto Sans Mono CJK SC" w:cs="Liberation Mono"/>
@@ -5558,7 +5357,7 @@
           <w:tab w:val="left" w:pos="0" w:leader="none"/>
         </w:tabs>
         <w:spacing w:lineRule="auto" w:line="360"/>
-        <w:ind w:hanging="283" w:start="709"/>
+        <w:ind w:hanging="283" w:left="709"/>
         <w:jc w:val="both"/>
         <w:rPr>
           <w:rFonts w:ascii="Adwaita Sans" w:hAnsi="Adwaita Sans" w:eastAsia="Noto Sans Mono CJK SC" w:cs="Liberation Mono"/>
@@ -5593,44 +5392,6 @@
           <w:szCs w:val="22"/>
         </w:rPr>
         <w:t>5.2 Diseño Responsivo</w:t>
-      </w:r>
-    </w:p>
-    <w:p>
-      <w:pPr>
-        <w:pStyle w:val="BodyText"/>
-        <w:spacing w:lineRule="auto" w:line="360" w:before="0" w:after="283"/>
-        <w:jc w:val="both"/>
-        <w:rPr>
-          <w:rFonts w:ascii="Adwaita Sans" w:hAnsi="Adwaita Sans" w:eastAsia="Noto Sans Mono CJK SC" w:cs="Liberation Mono"/>
-          <w:sz w:val="22"/>
-          <w:szCs w:val="22"/>
-        </w:rPr>
-      </w:pPr>
-      <w:r>
-        <w:rPr>
-          <w:rFonts w:eastAsia="Noto Sans Mono CJK SC" w:cs="Liberation Mono" w:ascii="Adwaita Sans" w:hAnsi="Adwaita Sans"/>
-          <w:sz w:val="22"/>
-          <w:szCs w:val="22"/>
-        </w:rPr>
-      </w:r>
-    </w:p>
-    <w:p>
-      <w:pPr>
-        <w:pStyle w:val="BodyText"/>
-        <w:spacing w:lineRule="auto" w:line="360" w:before="0" w:after="283"/>
-        <w:jc w:val="both"/>
-        <w:rPr>
-          <w:rFonts w:ascii="Adwaita Sans" w:hAnsi="Adwaita Sans" w:eastAsia="Noto Sans Mono CJK SC" w:cs="Liberation Mono"/>
-          <w:sz w:val="22"/>
-          <w:szCs w:val="22"/>
-        </w:rPr>
-      </w:pPr>
-      <w:r>
-        <w:rPr>
-          <w:rFonts w:eastAsia="Noto Sans Mono CJK SC" w:cs="Liberation Mono" w:ascii="Adwaita Sans" w:hAnsi="Adwaita Sans"/>
-          <w:sz w:val="22"/>
-          <w:szCs w:val="22"/>
-        </w:rPr>
       </w:r>
     </w:p>
     <w:p>
@@ -5657,14 +5418,14 @@
     <w:tbl>
       <w:tblPr>
         <w:tblW w:w="6119" w:type="dxa"/>
-        <w:jc w:val="start"/>
+        <w:jc w:val="left"/>
         <w:tblInd w:w="0" w:type="dxa"/>
         <w:tblLayout w:type="fixed"/>
         <w:tblCellMar>
           <w:top w:w="28" w:type="dxa"/>
-          <w:start w:w="28" w:type="dxa"/>
+          <w:left w:w="28" w:type="dxa"/>
           <w:bottom w:w="28" w:type="dxa"/>
-          <w:end w:w="28" w:type="dxa"/>
+          <w:right w:w="28" w:type="dxa"/>
         </w:tblCellMar>
       </w:tblPr>
       <w:tblGrid>
@@ -5924,7 +5685,7 @@
           <w:tab w:val="left" w:pos="0" w:leader="none"/>
         </w:tabs>
         <w:spacing w:lineRule="auto" w:line="360" w:before="0" w:after="0"/>
-        <w:ind w:hanging="283" w:start="709"/>
+        <w:ind w:hanging="283" w:left="709"/>
         <w:jc w:val="both"/>
         <w:rPr>
           <w:rFonts w:ascii="Adwaita Sans" w:hAnsi="Adwaita Sans" w:eastAsia="Noto Sans Mono CJK SC" w:cs="Liberation Mono"/>
@@ -5953,7 +5714,7 @@
           <w:tab w:val="left" w:pos="0" w:leader="none"/>
         </w:tabs>
         <w:spacing w:lineRule="auto" w:line="360" w:before="0" w:after="0"/>
-        <w:ind w:hanging="283" w:start="709"/>
+        <w:ind w:hanging="283" w:left="709"/>
         <w:jc w:val="both"/>
         <w:rPr>
           <w:rFonts w:ascii="Adwaita Sans" w:hAnsi="Adwaita Sans" w:eastAsia="Noto Sans Mono CJK SC" w:cs="Liberation Mono"/>
@@ -5982,7 +5743,7 @@
           <w:tab w:val="left" w:pos="0" w:leader="none"/>
         </w:tabs>
         <w:spacing w:lineRule="auto" w:line="360" w:before="0" w:after="0"/>
-        <w:ind w:hanging="283" w:start="709"/>
+        <w:ind w:hanging="283" w:left="709"/>
         <w:jc w:val="both"/>
         <w:rPr>
           <w:rFonts w:ascii="Adwaita Sans" w:hAnsi="Adwaita Sans" w:eastAsia="Noto Sans Mono CJK SC" w:cs="Liberation Mono"/>
@@ -6011,7 +5772,7 @@
           <w:tab w:val="left" w:pos="0" w:leader="none"/>
         </w:tabs>
         <w:spacing w:lineRule="auto" w:line="360" w:before="0" w:after="0"/>
-        <w:ind w:hanging="283" w:start="709"/>
+        <w:ind w:hanging="283" w:left="709"/>
         <w:jc w:val="both"/>
         <w:rPr>
           <w:rFonts w:ascii="Adwaita Sans" w:hAnsi="Adwaita Sans" w:eastAsia="Noto Sans Mono CJK SC" w:cs="Liberation Mono"/>
@@ -6040,7 +5801,7 @@
           <w:tab w:val="left" w:pos="0" w:leader="none"/>
         </w:tabs>
         <w:spacing w:lineRule="auto" w:line="360"/>
-        <w:ind w:hanging="283" w:start="709"/>
+        <w:ind w:hanging="283" w:left="709"/>
         <w:jc w:val="both"/>
         <w:rPr>
           <w:rFonts w:ascii="Adwaita Sans" w:hAnsi="Adwaita Sans" w:eastAsia="Noto Sans Mono CJK SC" w:cs="Liberation Mono"/>
@@ -6069,13 +5830,7 @@
         </w:rPr>
       </w:pPr>
       <w:r>
-        <w:rPr>
-          <w:rStyle w:val="Strong"/>
-          <w:rFonts w:eastAsia="Noto Sans Mono CJK SC" w:cs="Liberation Mono" w:ascii="Adwaita Sans" w:hAnsi="Adwaita Sans"/>
-          <w:sz w:val="22"/>
-          <w:szCs w:val="22"/>
-        </w:rPr>
-        <w:t>[ESPACIO PARA IMAGEN: Comparativa Responsiva - Móvil vs Escritorio]</w:t>
+        <w:rPr/>
       </w:r>
     </w:p>
     <w:p>
@@ -6131,7 +5886,7 @@
           <w:tab w:val="left" w:pos="0" w:leader="none"/>
         </w:tabs>
         <w:spacing w:lineRule="auto" w:line="360" w:before="0" w:after="0"/>
-        <w:ind w:hanging="283" w:start="709"/>
+        <w:ind w:hanging="283" w:left="709"/>
         <w:jc w:val="both"/>
         <w:rPr>
           <w:rFonts w:ascii="Adwaita Sans" w:hAnsi="Adwaita Sans" w:eastAsia="Noto Sans Mono CJK SC" w:cs="Liberation Mono"/>
@@ -6169,7 +5924,7 @@
           <w:tab w:val="left" w:pos="0" w:leader="none"/>
         </w:tabs>
         <w:spacing w:lineRule="auto" w:line="360" w:before="0" w:after="0"/>
-        <w:ind w:hanging="283" w:start="709"/>
+        <w:ind w:hanging="283" w:left="709"/>
         <w:jc w:val="both"/>
         <w:rPr>
           <w:rFonts w:ascii="Adwaita Sans" w:hAnsi="Adwaita Sans" w:eastAsia="Noto Sans Mono CJK SC" w:cs="Liberation Mono"/>
@@ -6207,7 +5962,7 @@
           <w:tab w:val="left" w:pos="0" w:leader="none"/>
         </w:tabs>
         <w:spacing w:lineRule="auto" w:line="360" w:before="0" w:after="0"/>
-        <w:ind w:hanging="283" w:start="709"/>
+        <w:ind w:hanging="283" w:left="709"/>
         <w:jc w:val="both"/>
         <w:rPr>
           <w:rFonts w:ascii="Adwaita Sans" w:hAnsi="Adwaita Sans" w:eastAsia="Noto Sans Mono CJK SC" w:cs="Liberation Mono"/>
@@ -6245,7 +6000,7 @@
           <w:tab w:val="left" w:pos="0" w:leader="none"/>
         </w:tabs>
         <w:spacing w:lineRule="auto" w:line="360"/>
-        <w:ind w:hanging="283" w:start="709"/>
+        <w:ind w:hanging="283" w:left="709"/>
         <w:jc w:val="both"/>
         <w:rPr>
           <w:rFonts w:ascii="Adwaita Sans" w:hAnsi="Adwaita Sans" w:eastAsia="Noto Sans Mono CJK SC" w:cs="Liberation Mono"/>
@@ -6304,7 +6059,7 @@
           <w:tab w:val="left" w:pos="0" w:leader="none"/>
         </w:tabs>
         <w:spacing w:lineRule="auto" w:line="360" w:before="0" w:after="0"/>
-        <w:ind w:hanging="283" w:start="709"/>
+        <w:ind w:hanging="283" w:left="709"/>
         <w:jc w:val="both"/>
         <w:rPr>
           <w:rFonts w:ascii="Adwaita Sans" w:hAnsi="Adwaita Sans" w:eastAsia="Noto Sans Mono CJK SC" w:cs="Liberation Mono"/>
@@ -6342,7 +6097,7 @@
           <w:tab w:val="left" w:pos="0" w:leader="none"/>
         </w:tabs>
         <w:spacing w:lineRule="auto" w:line="360" w:before="0" w:after="0"/>
-        <w:ind w:hanging="283" w:start="709"/>
+        <w:ind w:hanging="283" w:left="709"/>
         <w:jc w:val="both"/>
         <w:rPr>
           <w:rFonts w:ascii="Adwaita Sans" w:hAnsi="Adwaita Sans" w:eastAsia="Noto Sans Mono CJK SC" w:cs="Liberation Mono"/>
@@ -6380,7 +6135,7 @@
           <w:tab w:val="left" w:pos="0" w:leader="none"/>
         </w:tabs>
         <w:spacing w:lineRule="auto" w:line="360"/>
-        <w:ind w:hanging="283" w:start="709"/>
+        <w:ind w:hanging="283" w:left="709"/>
         <w:jc w:val="both"/>
         <w:rPr>
           <w:rFonts w:ascii="Adwaita Sans" w:hAnsi="Adwaita Sans" w:eastAsia="Noto Sans Mono CJK SC" w:cs="Liberation Mono"/>
@@ -6439,7 +6194,7 @@
           <w:tab w:val="left" w:pos="0" w:leader="none"/>
         </w:tabs>
         <w:spacing w:lineRule="auto" w:line="360" w:before="0" w:after="0"/>
-        <w:ind w:hanging="283" w:start="709"/>
+        <w:ind w:hanging="283" w:left="709"/>
         <w:jc w:val="both"/>
         <w:rPr>
           <w:rFonts w:ascii="Adwaita Sans" w:hAnsi="Adwaita Sans" w:eastAsia="Noto Sans Mono CJK SC" w:cs="Liberation Mono"/>
@@ -6468,7 +6223,7 @@
           <w:tab w:val="left" w:pos="0" w:leader="none"/>
         </w:tabs>
         <w:spacing w:lineRule="auto" w:line="360" w:before="0" w:after="0"/>
-        <w:ind w:hanging="283" w:start="709"/>
+        <w:ind w:hanging="283" w:left="709"/>
         <w:jc w:val="both"/>
         <w:rPr>
           <w:rFonts w:ascii="Adwaita Sans" w:hAnsi="Adwaita Sans" w:eastAsia="Noto Sans Mono CJK SC" w:cs="Liberation Mono"/>
@@ -6497,7 +6252,7 @@
           <w:tab w:val="left" w:pos="0" w:leader="none"/>
         </w:tabs>
         <w:spacing w:lineRule="auto" w:line="360"/>
-        <w:ind w:hanging="283" w:start="709"/>
+        <w:ind w:hanging="283" w:left="709"/>
         <w:jc w:val="both"/>
         <w:rPr>
           <w:rFonts w:ascii="Adwaita Sans" w:hAnsi="Adwaita Sans" w:eastAsia="Noto Sans Mono CJK SC" w:cs="Liberation Mono"/>
@@ -6588,7 +6343,7 @@
           <w:tab w:val="left" w:pos="0" w:leader="none"/>
         </w:tabs>
         <w:spacing w:lineRule="auto" w:line="360" w:before="0" w:after="0"/>
-        <w:ind w:hanging="283" w:start="709"/>
+        <w:ind w:hanging="283" w:left="709"/>
         <w:jc w:val="both"/>
         <w:rPr>
           <w:rFonts w:ascii="Adwaita Sans" w:hAnsi="Adwaita Sans" w:eastAsia="Noto Sans Mono CJK SC" w:cs="Liberation Mono"/>
@@ -6626,7 +6381,7 @@
           <w:tab w:val="left" w:pos="0" w:leader="none"/>
         </w:tabs>
         <w:spacing w:lineRule="auto" w:line="360" w:before="0" w:after="0"/>
-        <w:ind w:hanging="283" w:start="709"/>
+        <w:ind w:hanging="283" w:left="709"/>
         <w:jc w:val="both"/>
         <w:rPr>
           <w:rFonts w:ascii="Adwaita Sans" w:hAnsi="Adwaita Sans" w:eastAsia="Noto Sans Mono CJK SC" w:cs="Liberation Mono"/>
@@ -6664,7 +6419,7 @@
           <w:tab w:val="left" w:pos="0" w:leader="none"/>
         </w:tabs>
         <w:spacing w:lineRule="auto" w:line="360"/>
-        <w:ind w:hanging="283" w:start="709"/>
+        <w:ind w:hanging="283" w:left="709"/>
         <w:jc w:val="both"/>
         <w:rPr>
           <w:rFonts w:ascii="Adwaita Sans" w:hAnsi="Adwaita Sans" w:eastAsia="Noto Sans Mono CJK SC" w:cs="Liberation Mono"/>
@@ -6723,7 +6478,7 @@
           <w:tab w:val="left" w:pos="0" w:leader="none"/>
         </w:tabs>
         <w:spacing w:lineRule="auto" w:line="360" w:before="0" w:after="0"/>
-        <w:ind w:hanging="283" w:start="709"/>
+        <w:ind w:hanging="283" w:left="709"/>
         <w:jc w:val="both"/>
         <w:rPr>
           <w:rFonts w:ascii="Adwaita Sans" w:hAnsi="Adwaita Sans" w:eastAsia="Noto Sans Mono CJK SC" w:cs="Liberation Mono"/>
@@ -6752,7 +6507,7 @@
           <w:tab w:val="left" w:pos="0" w:leader="none"/>
         </w:tabs>
         <w:spacing w:lineRule="auto" w:line="360" w:before="0" w:after="0"/>
-        <w:ind w:hanging="283" w:start="709"/>
+        <w:ind w:hanging="283" w:left="709"/>
         <w:jc w:val="both"/>
         <w:rPr>
           <w:rFonts w:ascii="Adwaita Sans" w:hAnsi="Adwaita Sans" w:eastAsia="Noto Sans Mono CJK SC" w:cs="Liberation Mono"/>
@@ -6781,7 +6536,7 @@
           <w:tab w:val="left" w:pos="0" w:leader="none"/>
         </w:tabs>
         <w:spacing w:lineRule="auto" w:line="360" w:before="0" w:after="0"/>
-        <w:ind w:hanging="283" w:start="709"/>
+        <w:ind w:hanging="283" w:left="709"/>
         <w:jc w:val="both"/>
         <w:rPr>
           <w:rFonts w:ascii="Adwaita Sans" w:hAnsi="Adwaita Sans" w:eastAsia="Noto Sans Mono CJK SC" w:cs="Liberation Mono"/>
@@ -6810,7 +6565,7 @@
           <w:tab w:val="left" w:pos="0" w:leader="none"/>
         </w:tabs>
         <w:spacing w:lineRule="auto" w:line="360" w:before="0" w:after="0"/>
-        <w:ind w:hanging="283" w:start="709"/>
+        <w:ind w:hanging="283" w:left="709"/>
         <w:jc w:val="both"/>
         <w:rPr>
           <w:rFonts w:ascii="Adwaita Sans" w:hAnsi="Adwaita Sans" w:eastAsia="Noto Sans Mono CJK SC" w:cs="Liberation Mono"/>
@@ -6839,7 +6594,7 @@
           <w:tab w:val="left" w:pos="0" w:leader="none"/>
         </w:tabs>
         <w:spacing w:lineRule="auto" w:line="360"/>
-        <w:ind w:hanging="283" w:start="709"/>
+        <w:ind w:hanging="283" w:left="709"/>
         <w:jc w:val="both"/>
         <w:rPr>
           <w:rFonts w:ascii="Adwaita Sans" w:hAnsi="Adwaita Sans" w:eastAsia="Noto Sans Mono CJK SC" w:cs="Liberation Mono"/>
@@ -6928,7 +6683,7 @@
           <w:tab w:val="left" w:pos="0" w:leader="none"/>
         </w:tabs>
         <w:spacing w:lineRule="auto" w:line="360" w:before="0" w:after="0"/>
-        <w:ind w:hanging="283" w:start="709"/>
+        <w:ind w:hanging="283" w:left="709"/>
         <w:jc w:val="both"/>
         <w:rPr>
           <w:rFonts w:ascii="Adwaita Sans" w:hAnsi="Adwaita Sans" w:eastAsia="Noto Sans Mono CJK SC" w:cs="Liberation Mono"/>
@@ -6966,7 +6721,7 @@
           <w:tab w:val="left" w:pos="0" w:leader="none"/>
         </w:tabs>
         <w:spacing w:lineRule="auto" w:line="360" w:before="0" w:after="0"/>
-        <w:ind w:hanging="283" w:start="709"/>
+        <w:ind w:hanging="283" w:left="709"/>
         <w:jc w:val="both"/>
         <w:rPr>
           <w:rFonts w:ascii="Adwaita Sans" w:hAnsi="Adwaita Sans" w:eastAsia="Noto Sans Mono CJK SC" w:cs="Liberation Mono"/>
@@ -7004,7 +6759,7 @@
           <w:tab w:val="left" w:pos="0" w:leader="none"/>
         </w:tabs>
         <w:spacing w:lineRule="auto" w:line="360" w:before="0" w:after="0"/>
-        <w:ind w:hanging="283" w:start="709"/>
+        <w:ind w:hanging="283" w:left="709"/>
         <w:jc w:val="both"/>
         <w:rPr>
           <w:rFonts w:ascii="Adwaita Sans" w:hAnsi="Adwaita Sans" w:eastAsia="Noto Sans Mono CJK SC" w:cs="Liberation Mono"/>
@@ -7042,7 +6797,7 @@
           <w:tab w:val="left" w:pos="0" w:leader="none"/>
         </w:tabs>
         <w:spacing w:lineRule="auto" w:line="360" w:before="0" w:after="0"/>
-        <w:ind w:hanging="283" w:start="709"/>
+        <w:ind w:hanging="283" w:left="709"/>
         <w:jc w:val="both"/>
         <w:rPr>
           <w:rFonts w:ascii="Adwaita Sans" w:hAnsi="Adwaita Sans" w:eastAsia="Noto Sans Mono CJK SC" w:cs="Liberation Mono"/>
@@ -7080,7 +6835,7 @@
           <w:tab w:val="left" w:pos="0" w:leader="none"/>
         </w:tabs>
         <w:spacing w:lineRule="auto" w:line="360"/>
-        <w:ind w:hanging="283" w:start="709"/>
+        <w:ind w:hanging="283" w:left="709"/>
         <w:jc w:val="both"/>
         <w:rPr>
           <w:rFonts w:ascii="Adwaita Sans" w:hAnsi="Adwaita Sans" w:eastAsia="Noto Sans Mono CJK SC" w:cs="Liberation Mono"/>
@@ -7143,767 +6898,173 @@
           <w:sz w:val="22"/>
           <w:szCs w:val="22"/>
         </w:rPr>
-        <w:t>6.2 Entregables</w:t>
-      </w:r>
-    </w:p>
-    <w:p>
-      <w:pPr>
-        <w:pStyle w:val="BodyText"/>
-        <w:spacing w:lineRule="auto" w:line="360"/>
-        <w:jc w:val="both"/>
-        <w:rPr>
-          <w:rFonts w:ascii="Adwaita Sans" w:hAnsi="Adwaita Sans" w:eastAsia="Noto Sans Mono CJK SC" w:cs="Liberation Mono"/>
-          <w:sz w:val="22"/>
-          <w:szCs w:val="22"/>
-        </w:rPr>
-      </w:pPr>
-      <w:r>
-        <w:rPr>
-          <w:rStyle w:val="Strong"/>
-          <w:rFonts w:eastAsia="Noto Sans Mono CJK SC" w:cs="Liberation Mono" w:ascii="Adwaita Sans" w:hAnsi="Adwaita Sans"/>
-          <w:sz w:val="22"/>
-          <w:szCs w:val="22"/>
-        </w:rPr>
-        <w:t>Carpeta comprimida (censo_rural_mockups.zip) contiene:</w:t>
-      </w:r>
-    </w:p>
-    <w:p>
-      <w:pPr>
-        <w:pStyle w:val="BodyText"/>
-        <w:numPr>
-          <w:ilvl w:val="0"/>
-          <w:numId w:val="32"/>
-        </w:numPr>
-        <w:tabs>
-          <w:tab w:val="clear" w:pos="709"/>
-          <w:tab w:val="left" w:pos="0" w:leader="none"/>
-        </w:tabs>
-        <w:spacing w:lineRule="auto" w:line="360"/>
-        <w:ind w:hanging="283" w:start="709"/>
-        <w:jc w:val="both"/>
-        <w:rPr>
-          <w:rFonts w:ascii="Adwaita Sans" w:hAnsi="Adwaita Sans" w:eastAsia="Noto Sans Mono CJK SC" w:cs="Liberation Mono"/>
-          <w:sz w:val="22"/>
-          <w:szCs w:val="22"/>
-        </w:rPr>
-      </w:pPr>
-      <w:r>
-        <w:rPr>
-          <w:rStyle w:val="Strong"/>
-          <w:rFonts w:eastAsia="Noto Sans Mono CJK SC" w:cs="Liberation Mono" w:ascii="Adwaita Sans" w:hAnsi="Adwaita Sans"/>
-          <w:sz w:val="22"/>
-          <w:szCs w:val="22"/>
-        </w:rPr>
-        <w:t>Documento técnico (PDF):</w:t>
-      </w:r>
-    </w:p>
-    <w:p>
-      <w:pPr>
-        <w:pStyle w:val="BodyText"/>
-        <w:numPr>
-          <w:ilvl w:val="1"/>
-          <w:numId w:val="32"/>
-        </w:numPr>
-        <w:tabs>
-          <w:tab w:val="clear" w:pos="709"/>
-          <w:tab w:val="left" w:pos="0" w:leader="none"/>
-        </w:tabs>
-        <w:spacing w:lineRule="auto" w:line="360" w:before="0" w:after="0"/>
-        <w:ind w:hanging="283" w:start="1418"/>
-        <w:jc w:val="both"/>
-        <w:rPr>
-          <w:rFonts w:ascii="Adwaita Sans" w:hAnsi="Adwaita Sans" w:eastAsia="Noto Sans Mono CJK SC" w:cs="Liberation Mono"/>
-          <w:sz w:val="22"/>
-          <w:szCs w:val="22"/>
-        </w:rPr>
-      </w:pPr>
-      <w:r>
-        <w:rPr>
-          <w:rFonts w:eastAsia="Noto Sans Mono CJK SC" w:cs="Liberation Mono" w:ascii="Adwaita Sans" w:hAnsi="Adwaita Sans"/>
-          <w:sz w:val="22"/>
-          <w:szCs w:val="22"/>
-        </w:rPr>
-        <w:t xml:space="preserve">Este documento con mockups integrados </w:t>
-      </w:r>
-    </w:p>
-    <w:p>
-      <w:pPr>
-        <w:pStyle w:val="BodyText"/>
-        <w:numPr>
-          <w:ilvl w:val="1"/>
-          <w:numId w:val="32"/>
-        </w:numPr>
-        <w:tabs>
-          <w:tab w:val="clear" w:pos="709"/>
-          <w:tab w:val="left" w:pos="0" w:leader="none"/>
-        </w:tabs>
-        <w:spacing w:lineRule="auto" w:line="360" w:before="0" w:after="0"/>
-        <w:ind w:hanging="283" w:start="1418"/>
-        <w:jc w:val="both"/>
-        <w:rPr>
-          <w:rFonts w:ascii="Adwaita Sans" w:hAnsi="Adwaita Sans" w:eastAsia="Noto Sans Mono CJK SC" w:cs="Liberation Mono"/>
-          <w:sz w:val="22"/>
-          <w:szCs w:val="22"/>
-        </w:rPr>
-      </w:pPr>
-      <w:r>
-        <w:rPr>
-          <w:rFonts w:eastAsia="Noto Sans Mono CJK SC" w:cs="Liberation Mono" w:ascii="Adwaita Sans" w:hAnsi="Adwaita Sans"/>
-          <w:sz w:val="22"/>
-          <w:szCs w:val="22"/>
-        </w:rPr>
-        <w:t xml:space="preserve">Especificaciones técnicas detalladas </w:t>
-      </w:r>
-    </w:p>
-    <w:p>
-      <w:pPr>
-        <w:pStyle w:val="BodyText"/>
-        <w:numPr>
-          <w:ilvl w:val="1"/>
-          <w:numId w:val="32"/>
-        </w:numPr>
-        <w:tabs>
-          <w:tab w:val="clear" w:pos="709"/>
-          <w:tab w:val="left" w:pos="0" w:leader="none"/>
-        </w:tabs>
-        <w:spacing w:lineRule="auto" w:line="360" w:before="0" w:after="0"/>
-        <w:ind w:hanging="283" w:start="1418"/>
-        <w:jc w:val="both"/>
-        <w:rPr>
-          <w:rFonts w:ascii="Adwaita Sans" w:hAnsi="Adwaita Sans" w:eastAsia="Noto Sans Mono CJK SC" w:cs="Liberation Mono"/>
-          <w:sz w:val="22"/>
-          <w:szCs w:val="22"/>
-        </w:rPr>
-      </w:pPr>
-      <w:r>
-        <w:rPr>
-          <w:rFonts w:eastAsia="Noto Sans Mono CJK SC" w:cs="Liberation Mono" w:ascii="Adwaita Sans" w:hAnsi="Adwaita Sans"/>
-          <w:sz w:val="22"/>
-          <w:szCs w:val="22"/>
-        </w:rPr>
-        <w:t xml:space="preserve">Guía de implementación para desarrolladores </w:t>
-      </w:r>
-    </w:p>
-    <w:p>
-      <w:pPr>
-        <w:pStyle w:val="BodyText"/>
-        <w:numPr>
-          <w:ilvl w:val="0"/>
-          <w:numId w:val="32"/>
-        </w:numPr>
-        <w:tabs>
-          <w:tab w:val="clear" w:pos="709"/>
-          <w:tab w:val="left" w:pos="0" w:leader="none"/>
-        </w:tabs>
-        <w:spacing w:lineRule="auto" w:line="360"/>
-        <w:ind w:hanging="283" w:start="709"/>
-        <w:jc w:val="both"/>
-        <w:rPr>
-          <w:rFonts w:ascii="Adwaita Sans" w:hAnsi="Adwaita Sans" w:eastAsia="Noto Sans Mono CJK SC" w:cs="Liberation Mono"/>
-          <w:sz w:val="22"/>
-          <w:szCs w:val="22"/>
-        </w:rPr>
-      </w:pPr>
-      <w:r>
-        <w:rPr>
-          <w:rStyle w:val="Strong"/>
-          <w:rFonts w:eastAsia="Noto Sans Mono CJK SC" w:cs="Liberation Mono" w:ascii="Adwaita Sans" w:hAnsi="Adwaita Sans"/>
-          <w:sz w:val="22"/>
-          <w:szCs w:val="22"/>
-        </w:rPr>
-        <w:t>Archivos fuente:</w:t>
-      </w:r>
-    </w:p>
-    <w:p>
-      <w:pPr>
-        <w:pStyle w:val="BodyText"/>
-        <w:numPr>
-          <w:ilvl w:val="1"/>
-          <w:numId w:val="32"/>
-        </w:numPr>
-        <w:tabs>
-          <w:tab w:val="clear" w:pos="709"/>
-          <w:tab w:val="left" w:pos="0" w:leader="none"/>
-        </w:tabs>
-        <w:spacing w:lineRule="auto" w:line="360" w:before="0" w:after="0"/>
-        <w:ind w:hanging="283" w:start="1418"/>
-        <w:jc w:val="both"/>
-        <w:rPr>
-          <w:rFonts w:ascii="Adwaita Sans" w:hAnsi="Adwaita Sans" w:eastAsia="Noto Sans Mono CJK SC" w:cs="Liberation Mono"/>
-          <w:sz w:val="22"/>
-          <w:szCs w:val="22"/>
-        </w:rPr>
-      </w:pPr>
-      <w:r>
-        <w:rPr>
-          <w:rStyle w:val="SourceText"/>
-          <w:rFonts w:ascii="Adwaita Sans" w:hAnsi="Adwaita Sans"/>
-          <w:sz w:val="22"/>
-          <w:szCs w:val="22"/>
-        </w:rPr>
-        <w:t>censo_rural_mockups.drawio</w:t>
-      </w:r>
-      <w:r>
-        <w:rPr>
-          <w:rFonts w:eastAsia="Noto Sans Mono CJK SC" w:cs="Liberation Mono" w:ascii="Adwaita Sans" w:hAnsi="Adwaita Sans"/>
-          <w:sz w:val="22"/>
-          <w:szCs w:val="22"/>
-        </w:rPr>
-        <w:t xml:space="preserve"> (archivo editable) </w:t>
-      </w:r>
-    </w:p>
-    <w:p>
-      <w:pPr>
-        <w:pStyle w:val="BodyText"/>
-        <w:numPr>
-          <w:ilvl w:val="1"/>
-          <w:numId w:val="32"/>
-        </w:numPr>
-        <w:tabs>
-          <w:tab w:val="clear" w:pos="709"/>
-          <w:tab w:val="left" w:pos="0" w:leader="none"/>
-        </w:tabs>
-        <w:spacing w:lineRule="auto" w:line="360" w:before="0" w:after="0"/>
-        <w:ind w:hanging="283" w:start="1418"/>
-        <w:jc w:val="both"/>
-        <w:rPr>
-          <w:rFonts w:ascii="Adwaita Sans" w:hAnsi="Adwaita Sans" w:eastAsia="Noto Sans Mono CJK SC" w:cs="Liberation Mono"/>
-          <w:sz w:val="22"/>
-          <w:szCs w:val="22"/>
-        </w:rPr>
-      </w:pPr>
-      <w:r>
-        <w:rPr>
-          <w:rStyle w:val="SourceText"/>
-          <w:rFonts w:ascii="Adwaita Sans" w:hAnsi="Adwaita Sans"/>
-          <w:sz w:val="22"/>
-          <w:szCs w:val="22"/>
-        </w:rPr>
-        <w:t>componentes_reutilizables.drawio</w:t>
-      </w:r>
-      <w:r>
-        <w:rPr>
-          <w:rFonts w:eastAsia="Noto Sans Mono CJK SC" w:cs="Liberation Mono" w:ascii="Adwaita Sans" w:hAnsi="Adwaita Sans"/>
-          <w:sz w:val="22"/>
-          <w:szCs w:val="22"/>
-        </w:rPr>
-        <w:t xml:space="preserve"> (biblioteca) </w:t>
-      </w:r>
-    </w:p>
-    <w:p>
-      <w:pPr>
-        <w:pStyle w:val="BodyText"/>
-        <w:numPr>
-          <w:ilvl w:val="0"/>
-          <w:numId w:val="32"/>
-        </w:numPr>
-        <w:tabs>
-          <w:tab w:val="clear" w:pos="709"/>
-          <w:tab w:val="left" w:pos="0" w:leader="none"/>
-        </w:tabs>
-        <w:spacing w:lineRule="auto" w:line="360"/>
-        <w:ind w:hanging="283" w:start="709"/>
-        <w:jc w:val="both"/>
-        <w:rPr>
-          <w:rFonts w:ascii="Adwaita Sans" w:hAnsi="Adwaita Sans" w:eastAsia="Noto Sans Mono CJK SC" w:cs="Liberation Mono"/>
-          <w:sz w:val="22"/>
-          <w:szCs w:val="22"/>
-        </w:rPr>
-      </w:pPr>
-      <w:r>
-        <w:rPr>
-          <w:rStyle w:val="Strong"/>
-          <w:rFonts w:eastAsia="Noto Sans Mono CJK SC" w:cs="Liberation Mono" w:ascii="Adwaita Sans" w:hAnsi="Adwaita Sans"/>
-          <w:sz w:val="22"/>
-          <w:szCs w:val="22"/>
-        </w:rPr>
-        <w:t>Exportaciones visuales:</w:t>
-      </w:r>
-    </w:p>
-    <w:p>
-      <w:pPr>
-        <w:pStyle w:val="BodyText"/>
-        <w:numPr>
-          <w:ilvl w:val="1"/>
-          <w:numId w:val="32"/>
-        </w:numPr>
-        <w:tabs>
-          <w:tab w:val="clear" w:pos="709"/>
-          <w:tab w:val="left" w:pos="0" w:leader="none"/>
-        </w:tabs>
-        <w:spacing w:lineRule="auto" w:line="360" w:before="0" w:after="0"/>
-        <w:ind w:hanging="283" w:start="1418"/>
-        <w:jc w:val="both"/>
-        <w:rPr>
-          <w:rFonts w:ascii="Adwaita Sans" w:hAnsi="Adwaita Sans" w:eastAsia="Noto Sans Mono CJK SC" w:cs="Liberation Mono"/>
-          <w:sz w:val="22"/>
-          <w:szCs w:val="22"/>
-        </w:rPr>
-      </w:pPr>
-      <w:r>
-        <w:rPr>
-          <w:rStyle w:val="SourceText"/>
-          <w:rFonts w:ascii="Adwaita Sans" w:hAnsi="Adwaita Sans"/>
-          <w:sz w:val="22"/>
-          <w:szCs w:val="22"/>
-        </w:rPr>
-        <w:t>/mockups/home_desktop.png</w:t>
-      </w:r>
-      <w:r>
-        <w:rPr>
-          <w:rFonts w:eastAsia="Noto Sans Mono CJK SC" w:cs="Liberation Mono" w:ascii="Adwaita Sans" w:hAnsi="Adwaita Sans"/>
-          <w:sz w:val="22"/>
-          <w:szCs w:val="22"/>
-        </w:rPr>
-        <w:t xml:space="preserve"> (1920x1080) </w:t>
-      </w:r>
-    </w:p>
-    <w:p>
-      <w:pPr>
-        <w:pStyle w:val="BodyText"/>
-        <w:numPr>
-          <w:ilvl w:val="1"/>
-          <w:numId w:val="32"/>
-        </w:numPr>
-        <w:tabs>
-          <w:tab w:val="clear" w:pos="709"/>
-          <w:tab w:val="left" w:pos="0" w:leader="none"/>
-        </w:tabs>
-        <w:spacing w:lineRule="auto" w:line="360" w:before="0" w:after="0"/>
-        <w:ind w:hanging="283" w:start="1418"/>
-        <w:jc w:val="both"/>
-        <w:rPr>
-          <w:rFonts w:ascii="Adwaita Sans" w:hAnsi="Adwaita Sans" w:eastAsia="Noto Sans Mono CJK SC" w:cs="Liberation Mono"/>
-          <w:sz w:val="22"/>
-          <w:szCs w:val="22"/>
-        </w:rPr>
-      </w:pPr>
-      <w:r>
-        <w:rPr>
-          <w:rStyle w:val="SourceText"/>
-          <w:rFonts w:ascii="Adwaita Sans" w:hAnsi="Adwaita Sans"/>
-          <w:sz w:val="22"/>
-          <w:szCs w:val="22"/>
-        </w:rPr>
-        <w:t>/mockups/home_mobile.png</w:t>
-      </w:r>
-      <w:r>
-        <w:rPr>
-          <w:rFonts w:eastAsia="Noto Sans Mono CJK SC" w:cs="Liberation Mono" w:ascii="Adwaita Sans" w:hAnsi="Adwaita Sans"/>
-          <w:sz w:val="22"/>
-          <w:szCs w:val="22"/>
-        </w:rPr>
-        <w:t xml:space="preserve"> (375x812) </w:t>
-      </w:r>
-    </w:p>
-    <w:p>
-      <w:pPr>
-        <w:pStyle w:val="BodyText"/>
-        <w:numPr>
-          <w:ilvl w:val="1"/>
-          <w:numId w:val="32"/>
-        </w:numPr>
-        <w:tabs>
-          <w:tab w:val="clear" w:pos="709"/>
-          <w:tab w:val="left" w:pos="0" w:leader="none"/>
-        </w:tabs>
-        <w:spacing w:lineRule="auto" w:line="360" w:before="0" w:after="0"/>
-        <w:ind w:hanging="283" w:start="1418"/>
-        <w:jc w:val="both"/>
-        <w:rPr>
-          <w:rFonts w:ascii="Adwaita Sans" w:hAnsi="Adwaita Sans" w:eastAsia="Noto Sans Mono CJK SC" w:cs="Liberation Mono"/>
-          <w:sz w:val="22"/>
-          <w:szCs w:val="22"/>
-        </w:rPr>
-      </w:pPr>
-      <w:r>
-        <w:rPr>
-          <w:rStyle w:val="SourceText"/>
-          <w:rFonts w:ascii="Adwaita Sans" w:hAnsi="Adwaita Sans"/>
-          <w:sz w:val="22"/>
-          <w:szCs w:val="22"/>
-        </w:rPr>
-        <w:t>/mockups/formulario_completo.png</w:t>
-      </w:r>
-      <w:r>
-        <w:rPr>
-          <w:rFonts w:eastAsia="Noto Sans Mono CJK SC" w:cs="Liberation Mono" w:ascii="Adwaita Sans" w:hAnsi="Adwaita Sans"/>
-          <w:sz w:val="22"/>
-          <w:szCs w:val="22"/>
-        </w:rPr>
-        <w:t xml:space="preserve"> </w:t>
-      </w:r>
-    </w:p>
-    <w:p>
-      <w:pPr>
-        <w:pStyle w:val="BodyText"/>
-        <w:numPr>
-          <w:ilvl w:val="1"/>
-          <w:numId w:val="32"/>
-        </w:numPr>
-        <w:tabs>
-          <w:tab w:val="clear" w:pos="709"/>
-          <w:tab w:val="left" w:pos="0" w:leader="none"/>
-        </w:tabs>
-        <w:spacing w:lineRule="auto" w:line="360" w:before="0" w:after="0"/>
-        <w:ind w:hanging="283" w:start="1418"/>
-        <w:jc w:val="both"/>
-        <w:rPr>
-          <w:rFonts w:ascii="Adwaita Sans" w:hAnsi="Adwaita Sans" w:eastAsia="Noto Sans Mono CJK SC" w:cs="Liberation Mono"/>
-          <w:sz w:val="22"/>
-          <w:szCs w:val="22"/>
-        </w:rPr>
-      </w:pPr>
-      <w:r>
-        <w:rPr>
-          <w:rStyle w:val="SourceText"/>
-          <w:rFonts w:ascii="Adwaita Sans" w:hAnsi="Adwaita Sans"/>
-          <w:sz w:val="22"/>
-          <w:szCs w:val="22"/>
-        </w:rPr>
-        <w:t>/mockups/estados_formulario.png</w:t>
-      </w:r>
-      <w:r>
-        <w:rPr>
-          <w:rFonts w:eastAsia="Noto Sans Mono CJK SC" w:cs="Liberation Mono" w:ascii="Adwaita Sans" w:hAnsi="Adwaita Sans"/>
-          <w:sz w:val="22"/>
-          <w:szCs w:val="22"/>
-        </w:rPr>
-        <w:t xml:space="preserve"> </w:t>
-      </w:r>
-    </w:p>
-    <w:p>
-      <w:pPr>
-        <w:pStyle w:val="BodyText"/>
-        <w:numPr>
-          <w:ilvl w:val="1"/>
-          <w:numId w:val="32"/>
-        </w:numPr>
-        <w:tabs>
-          <w:tab w:val="clear" w:pos="709"/>
-          <w:tab w:val="left" w:pos="0" w:leader="none"/>
-        </w:tabs>
-        <w:spacing w:lineRule="auto" w:line="360" w:before="0" w:after="0"/>
-        <w:ind w:hanging="283" w:start="1418"/>
-        <w:jc w:val="both"/>
-        <w:rPr>
-          <w:rFonts w:ascii="Adwaita Sans" w:hAnsi="Adwaita Sans" w:eastAsia="Noto Sans Mono CJK SC" w:cs="Liberation Mono"/>
-          <w:sz w:val="22"/>
-          <w:szCs w:val="22"/>
-        </w:rPr>
-      </w:pPr>
-      <w:r>
-        <w:rPr>
-          <w:rStyle w:val="SourceText"/>
-          <w:rFonts w:ascii="Adwaita Sans" w:hAnsi="Adwaita Sans"/>
-          <w:sz w:val="22"/>
-          <w:szCs w:val="22"/>
-        </w:rPr>
-        <w:t>/mockups/navegacion_flow.png</w:t>
-      </w:r>
-      <w:r>
-        <w:rPr>
-          <w:rFonts w:eastAsia="Noto Sans Mono CJK SC" w:cs="Liberation Mono" w:ascii="Adwaita Sans" w:hAnsi="Adwaita Sans"/>
-          <w:sz w:val="22"/>
-          <w:szCs w:val="22"/>
-        </w:rPr>
-        <w:t xml:space="preserve"> </w:t>
-      </w:r>
-    </w:p>
-    <w:p>
-      <w:pPr>
-        <w:pStyle w:val="BodyText"/>
-        <w:numPr>
-          <w:ilvl w:val="0"/>
-          <w:numId w:val="32"/>
-        </w:numPr>
-        <w:tabs>
-          <w:tab w:val="clear" w:pos="709"/>
-          <w:tab w:val="left" w:pos="0" w:leader="none"/>
-        </w:tabs>
-        <w:spacing w:lineRule="auto" w:line="360"/>
-        <w:ind w:hanging="283" w:start="709"/>
-        <w:jc w:val="both"/>
-        <w:rPr>
-          <w:rFonts w:ascii="Adwaita Sans" w:hAnsi="Adwaita Sans" w:eastAsia="Noto Sans Mono CJK SC" w:cs="Liberation Mono"/>
-          <w:sz w:val="22"/>
-          <w:szCs w:val="22"/>
-        </w:rPr>
-      </w:pPr>
-      <w:r>
-        <w:rPr>
-          <w:rStyle w:val="Strong"/>
-          <w:rFonts w:eastAsia="Noto Sans Mono CJK SC" w:cs="Liberation Mono" w:ascii="Adwaita Sans" w:hAnsi="Adwaita Sans"/>
-          <w:sz w:val="22"/>
-          <w:szCs w:val="22"/>
-        </w:rPr>
-        <w:t>Guía de estilo:</w:t>
-      </w:r>
-    </w:p>
-    <w:p>
-      <w:pPr>
-        <w:pStyle w:val="BodyText"/>
-        <w:numPr>
-          <w:ilvl w:val="1"/>
-          <w:numId w:val="32"/>
-        </w:numPr>
-        <w:tabs>
-          <w:tab w:val="clear" w:pos="709"/>
-          <w:tab w:val="left" w:pos="0" w:leader="none"/>
-        </w:tabs>
-        <w:spacing w:lineRule="auto" w:line="360"/>
-        <w:ind w:hanging="283" w:start="1418"/>
-        <w:jc w:val="both"/>
-        <w:rPr>
-          <w:rFonts w:ascii="Adwaita Sans" w:hAnsi="Adwaita Sans" w:eastAsia="Noto Sans Mono CJK SC" w:cs="Liberation Mono"/>
-          <w:sz w:val="22"/>
-          <w:szCs w:val="22"/>
-        </w:rPr>
-      </w:pPr>
-      <w:r>
-        <w:rPr>
-          <w:rStyle w:val="SourceText"/>
-          <w:rFonts w:ascii="Adwaita Sans" w:hAnsi="Adwaita Sans"/>
-          <w:sz w:val="22"/>
-          <w:szCs w:val="22"/>
-        </w:rPr>
-        <w:t>style_guide.pdf</w:t>
-      </w:r>
-      <w:r>
-        <w:rPr>
-          <w:rFonts w:eastAsia="Noto Sans Mono CJK SC" w:cs="Liberation Mono" w:ascii="Adwaita Sans" w:hAnsi="Adwaita Sans"/>
-          <w:sz w:val="22"/>
-          <w:szCs w:val="22"/>
-        </w:rPr>
-        <w:t xml:space="preserve"> (paleta, tipografía, componentes) </w:t>
+      </w:r>
+    </w:p>
+    <w:p>
+      <w:pPr>
+        <w:pStyle w:val="BodyText"/>
+        <w:spacing w:lineRule="auto" w:line="360" w:before="0" w:after="283"/>
+        <w:jc w:val="both"/>
+        <w:rPr>
+          <w:rFonts w:ascii="Adwaita Sans" w:hAnsi="Adwaita Sans" w:eastAsia="Noto Sans Mono CJK SC" w:cs="Liberation Mono"/>
+          <w:sz w:val="22"/>
+          <w:szCs w:val="22"/>
+        </w:rPr>
+      </w:pPr>
+      <w:r>
+        <w:rPr>
+          <w:rFonts w:eastAsia="Noto Sans Mono CJK SC" w:cs="Liberation Mono" w:ascii="Adwaita Sans" w:hAnsi="Adwaita Sans"/>
+          <w:sz w:val="22"/>
+          <w:szCs w:val="22"/>
+        </w:rPr>
+      </w:r>
+    </w:p>
+    <w:p>
+      <w:pPr>
+        <w:pStyle w:val="BodyText"/>
+        <w:spacing w:lineRule="auto" w:line="360" w:before="0" w:after="283"/>
+        <w:jc w:val="both"/>
+        <w:rPr>
+          <w:rFonts w:ascii="Adwaita Sans" w:hAnsi="Adwaita Sans" w:eastAsia="Noto Sans Mono CJK SC" w:cs="Liberation Mono"/>
+          <w:sz w:val="22"/>
+          <w:szCs w:val="22"/>
+        </w:rPr>
+      </w:pPr>
+      <w:r>
+        <w:rPr>
+          <w:rFonts w:eastAsia="Noto Sans Mono CJK SC" w:cs="Liberation Mono" w:ascii="Adwaita Sans" w:hAnsi="Adwaita Sans"/>
+          <w:sz w:val="22"/>
+          <w:szCs w:val="22"/>
+        </w:rPr>
+      </w:r>
+    </w:p>
+    <w:p>
+      <w:pPr>
+        <w:pStyle w:val="BodyText"/>
+        <w:spacing w:lineRule="auto" w:line="360" w:before="0" w:after="283"/>
+        <w:jc w:val="both"/>
+        <w:rPr>
+          <w:rFonts w:ascii="Adwaita Sans" w:hAnsi="Adwaita Sans" w:eastAsia="Noto Sans Mono CJK SC" w:cs="Liberation Mono"/>
+          <w:sz w:val="22"/>
+          <w:szCs w:val="22"/>
+        </w:rPr>
+      </w:pPr>
+      <w:r>
+        <w:rPr>
+          <w:rFonts w:eastAsia="Noto Sans Mono CJK SC" w:cs="Liberation Mono" w:ascii="Adwaita Sans" w:hAnsi="Adwaita Sans"/>
+          <w:sz w:val="22"/>
+          <w:szCs w:val="22"/>
+        </w:rPr>
+      </w:r>
+    </w:p>
+    <w:p>
+      <w:pPr>
+        <w:pStyle w:val="BodyText"/>
+        <w:spacing w:lineRule="auto" w:line="360" w:before="0" w:after="283"/>
+        <w:jc w:val="both"/>
+        <w:rPr>
+          <w:rFonts w:ascii="Adwaita Sans" w:hAnsi="Adwaita Sans" w:eastAsia="Noto Sans Mono CJK SC" w:cs="Liberation Mono"/>
+          <w:sz w:val="22"/>
+          <w:szCs w:val="22"/>
+        </w:rPr>
+      </w:pPr>
+      <w:r>
+        <w:rPr>
+          <w:rFonts w:eastAsia="Noto Sans Mono CJK SC" w:cs="Liberation Mono" w:ascii="Adwaita Sans" w:hAnsi="Adwaita Sans"/>
+          <w:sz w:val="22"/>
+          <w:szCs w:val="22"/>
+        </w:rPr>
+      </w:r>
+    </w:p>
+    <w:p>
+      <w:pPr>
+        <w:pStyle w:val="BodyText"/>
+        <w:spacing w:lineRule="auto" w:line="360" w:before="0" w:after="283"/>
+        <w:jc w:val="both"/>
+        <w:rPr>
+          <w:rFonts w:ascii="Adwaita Sans" w:hAnsi="Adwaita Sans" w:eastAsia="Noto Sans Mono CJK SC" w:cs="Liberation Mono"/>
+          <w:sz w:val="22"/>
+          <w:szCs w:val="22"/>
+        </w:rPr>
+      </w:pPr>
+      <w:r>
+        <w:rPr>
+          <w:rFonts w:eastAsia="Noto Sans Mono CJK SC" w:cs="Liberation Mono" w:ascii="Adwaita Sans" w:hAnsi="Adwaita Sans"/>
+          <w:sz w:val="22"/>
+          <w:szCs w:val="22"/>
+        </w:rPr>
+      </w:r>
+    </w:p>
+    <w:p>
+      <w:pPr>
+        <w:pStyle w:val="BodyText"/>
+        <w:spacing w:lineRule="auto" w:line="360" w:before="0" w:after="283"/>
+        <w:jc w:val="both"/>
+        <w:rPr>
+          <w:rFonts w:ascii="Adwaita Sans" w:hAnsi="Adwaita Sans" w:eastAsia="Noto Sans Mono CJK SC" w:cs="Liberation Mono"/>
+          <w:sz w:val="22"/>
+          <w:szCs w:val="22"/>
+        </w:rPr>
+      </w:pPr>
+      <w:r>
+        <w:rPr>
+          <w:rFonts w:eastAsia="Noto Sans Mono CJK SC" w:cs="Liberation Mono" w:ascii="Adwaita Sans" w:hAnsi="Adwaita Sans"/>
+          <w:sz w:val="22"/>
+          <w:szCs w:val="22"/>
+        </w:rPr>
+      </w:r>
+    </w:p>
+    <w:p>
+      <w:pPr>
+        <w:pStyle w:val="BodyText"/>
+        <w:spacing w:lineRule="auto" w:line="360" w:before="0" w:after="283"/>
+        <w:jc w:val="both"/>
+        <w:rPr>
+          <w:rFonts w:ascii="Adwaita Sans" w:hAnsi="Adwaita Sans" w:eastAsia="Noto Sans Mono CJK SC" w:cs="Liberation Mono"/>
+          <w:sz w:val="22"/>
+          <w:szCs w:val="22"/>
+        </w:rPr>
+      </w:pPr>
+      <w:r>
+        <w:rPr>
+          <w:rFonts w:eastAsia="Noto Sans Mono CJK SC" w:cs="Liberation Mono" w:ascii="Adwaita Sans" w:hAnsi="Adwaita Sans"/>
+          <w:sz w:val="22"/>
+          <w:szCs w:val="22"/>
+        </w:rPr>
+      </w:r>
+    </w:p>
+    <w:p>
+      <w:pPr>
+        <w:pStyle w:val="BodyText"/>
+        <w:spacing w:lineRule="auto" w:line="360" w:before="0" w:after="283"/>
+        <w:jc w:val="both"/>
+        <w:rPr>
+          <w:rFonts w:ascii="Adwaita Sans" w:hAnsi="Adwaita Sans" w:eastAsia="Noto Sans Mono CJK SC" w:cs="Liberation Mono"/>
+          <w:sz w:val="22"/>
+          <w:szCs w:val="22"/>
+        </w:rPr>
+      </w:pPr>
+      <w:r>
+        <w:rPr>
+          <w:rFonts w:eastAsia="Noto Sans Mono CJK SC" w:cs="Liberation Mono" w:ascii="Adwaita Sans" w:hAnsi="Adwaita Sans"/>
+          <w:sz w:val="22"/>
+          <w:szCs w:val="22"/>
+        </w:rPr>
       </w:r>
     </w:p>
     <w:p>
       <w:pPr>
         <w:pStyle w:val="Heading2"/>
         <w:spacing w:lineRule="auto" w:line="360" w:before="0" w:after="283"/>
-        <w:jc w:val="both"/>
-        <w:rPr>
-          <w:rFonts w:ascii="Adwaita Sans" w:hAnsi="Adwaita Sans" w:eastAsia="Noto Sans Mono CJK SC" w:cs="Liberation Mono"/>
-          <w:sz w:val="22"/>
-          <w:szCs w:val="22"/>
-        </w:rPr>
-      </w:pPr>
-      <w:r>
-        <w:rPr>
-          <w:rFonts w:eastAsia="Noto Sans Mono CJK SC" w:cs="Liberation Mono" w:ascii="Adwaita Sans" w:hAnsi="Adwaita Sans"/>
-          <w:sz w:val="22"/>
-          <w:szCs w:val="22"/>
-        </w:rPr>
-      </w:r>
-    </w:p>
-    <w:p>
-      <w:pPr>
-        <w:pStyle w:val="BodyText"/>
-        <w:spacing w:lineRule="auto" w:line="360" w:before="0" w:after="283"/>
-        <w:jc w:val="both"/>
-        <w:rPr>
-          <w:rFonts w:ascii="Adwaita Sans" w:hAnsi="Adwaita Sans" w:eastAsia="Noto Sans Mono CJK SC" w:cs="Liberation Mono"/>
-          <w:sz w:val="22"/>
-          <w:szCs w:val="22"/>
-        </w:rPr>
-      </w:pPr>
-      <w:r>
-        <w:rPr>
-          <w:rFonts w:eastAsia="Noto Sans Mono CJK SC" w:cs="Liberation Mono" w:ascii="Adwaita Sans" w:hAnsi="Adwaita Sans"/>
-          <w:sz w:val="22"/>
-          <w:szCs w:val="22"/>
-        </w:rPr>
-      </w:r>
-    </w:p>
-    <w:p>
-      <w:pPr>
-        <w:pStyle w:val="BodyText"/>
-        <w:spacing w:lineRule="auto" w:line="360" w:before="0" w:after="283"/>
-        <w:jc w:val="both"/>
-        <w:rPr>
-          <w:rFonts w:ascii="Adwaita Sans" w:hAnsi="Adwaita Sans" w:eastAsia="Noto Sans Mono CJK SC" w:cs="Liberation Mono"/>
-          <w:sz w:val="22"/>
-          <w:szCs w:val="22"/>
-        </w:rPr>
-      </w:pPr>
-      <w:r>
-        <w:rPr>
-          <w:rFonts w:eastAsia="Noto Sans Mono CJK SC" w:cs="Liberation Mono" w:ascii="Adwaita Sans" w:hAnsi="Adwaita Sans"/>
-          <w:sz w:val="22"/>
-          <w:szCs w:val="22"/>
-        </w:rPr>
-      </w:r>
-    </w:p>
-    <w:p>
-      <w:pPr>
-        <w:pStyle w:val="BodyText"/>
-        <w:spacing w:lineRule="auto" w:line="360" w:before="0" w:after="283"/>
-        <w:jc w:val="both"/>
-        <w:rPr>
-          <w:rFonts w:ascii="Adwaita Sans" w:hAnsi="Adwaita Sans" w:eastAsia="Noto Sans Mono CJK SC" w:cs="Liberation Mono"/>
-          <w:sz w:val="22"/>
-          <w:szCs w:val="22"/>
-        </w:rPr>
-      </w:pPr>
-      <w:r>
-        <w:rPr>
-          <w:rFonts w:eastAsia="Noto Sans Mono CJK SC" w:cs="Liberation Mono" w:ascii="Adwaita Sans" w:hAnsi="Adwaita Sans"/>
-          <w:sz w:val="22"/>
-          <w:szCs w:val="22"/>
-        </w:rPr>
-      </w:r>
-    </w:p>
-    <w:p>
-      <w:pPr>
-        <w:pStyle w:val="BodyText"/>
-        <w:spacing w:lineRule="auto" w:line="360" w:before="0" w:after="283"/>
-        <w:jc w:val="both"/>
-        <w:rPr>
-          <w:rFonts w:ascii="Adwaita Sans" w:hAnsi="Adwaita Sans" w:eastAsia="Noto Sans Mono CJK SC" w:cs="Liberation Mono"/>
-          <w:sz w:val="22"/>
-          <w:szCs w:val="22"/>
-        </w:rPr>
-      </w:pPr>
-      <w:r>
-        <w:rPr>
-          <w:rFonts w:eastAsia="Noto Sans Mono CJK SC" w:cs="Liberation Mono" w:ascii="Adwaita Sans" w:hAnsi="Adwaita Sans"/>
-          <w:sz w:val="22"/>
-          <w:szCs w:val="22"/>
-        </w:rPr>
-      </w:r>
-    </w:p>
-    <w:p>
-      <w:pPr>
-        <w:pStyle w:val="BodyText"/>
-        <w:spacing w:lineRule="auto" w:line="360" w:before="0" w:after="283"/>
-        <w:jc w:val="both"/>
-        <w:rPr>
-          <w:rFonts w:ascii="Adwaita Sans" w:hAnsi="Adwaita Sans" w:eastAsia="Noto Sans Mono CJK SC" w:cs="Liberation Mono"/>
-          <w:sz w:val="22"/>
-          <w:szCs w:val="22"/>
-        </w:rPr>
-      </w:pPr>
-      <w:r>
-        <w:rPr>
-          <w:rFonts w:eastAsia="Noto Sans Mono CJK SC" w:cs="Liberation Mono" w:ascii="Adwaita Sans" w:hAnsi="Adwaita Sans"/>
-          <w:sz w:val="22"/>
-          <w:szCs w:val="22"/>
-        </w:rPr>
-      </w:r>
-    </w:p>
-    <w:p>
-      <w:pPr>
-        <w:pStyle w:val="BodyText"/>
-        <w:spacing w:lineRule="auto" w:line="360" w:before="0" w:after="283"/>
-        <w:jc w:val="both"/>
-        <w:rPr>
-          <w:rFonts w:ascii="Adwaita Sans" w:hAnsi="Adwaita Sans" w:eastAsia="Noto Sans Mono CJK SC" w:cs="Liberation Mono"/>
-          <w:sz w:val="22"/>
-          <w:szCs w:val="22"/>
-        </w:rPr>
-      </w:pPr>
-      <w:r>
-        <w:rPr>
-          <w:rFonts w:eastAsia="Noto Sans Mono CJK SC" w:cs="Liberation Mono" w:ascii="Adwaita Sans" w:hAnsi="Adwaita Sans"/>
-          <w:sz w:val="22"/>
-          <w:szCs w:val="22"/>
-        </w:rPr>
-      </w:r>
-    </w:p>
-    <w:p>
-      <w:pPr>
-        <w:pStyle w:val="BodyText"/>
-        <w:spacing w:lineRule="auto" w:line="360" w:before="0" w:after="283"/>
-        <w:jc w:val="both"/>
-        <w:rPr>
-          <w:rFonts w:ascii="Adwaita Sans" w:hAnsi="Adwaita Sans" w:eastAsia="Noto Sans Mono CJK SC" w:cs="Liberation Mono"/>
-          <w:sz w:val="22"/>
-          <w:szCs w:val="22"/>
-        </w:rPr>
-      </w:pPr>
-      <w:r>
-        <w:rPr>
-          <w:rFonts w:eastAsia="Noto Sans Mono CJK SC" w:cs="Liberation Mono" w:ascii="Adwaita Sans" w:hAnsi="Adwaita Sans"/>
-          <w:sz w:val="22"/>
-          <w:szCs w:val="22"/>
-        </w:rPr>
-      </w:r>
-    </w:p>
-    <w:p>
-      <w:pPr>
-        <w:pStyle w:val="BodyText"/>
-        <w:spacing w:lineRule="auto" w:line="360" w:before="0" w:after="283"/>
-        <w:jc w:val="both"/>
-        <w:rPr>
-          <w:rFonts w:ascii="Adwaita Sans" w:hAnsi="Adwaita Sans" w:eastAsia="Noto Sans Mono CJK SC" w:cs="Liberation Mono"/>
-          <w:sz w:val="22"/>
-          <w:szCs w:val="22"/>
-        </w:rPr>
-      </w:pPr>
-      <w:r>
-        <w:rPr>
-          <w:rFonts w:eastAsia="Noto Sans Mono CJK SC" w:cs="Liberation Mono" w:ascii="Adwaita Sans" w:hAnsi="Adwaita Sans"/>
-          <w:sz w:val="22"/>
-          <w:szCs w:val="22"/>
-        </w:rPr>
-      </w:r>
-    </w:p>
-    <w:p>
-      <w:pPr>
-        <w:pStyle w:val="BodyText"/>
-        <w:spacing w:lineRule="auto" w:line="360" w:before="0" w:after="283"/>
-        <w:jc w:val="both"/>
-        <w:rPr>
-          <w:rFonts w:ascii="Adwaita Sans" w:hAnsi="Adwaita Sans" w:eastAsia="Noto Sans Mono CJK SC" w:cs="Liberation Mono"/>
-          <w:sz w:val="22"/>
-          <w:szCs w:val="22"/>
-        </w:rPr>
-      </w:pPr>
-      <w:r>
-        <w:rPr>
-          <w:rFonts w:eastAsia="Noto Sans Mono CJK SC" w:cs="Liberation Mono" w:ascii="Adwaita Sans" w:hAnsi="Adwaita Sans"/>
-          <w:sz w:val="22"/>
-          <w:szCs w:val="22"/>
-        </w:rPr>
-      </w:r>
-    </w:p>
-    <w:p>
-      <w:pPr>
-        <w:pStyle w:val="BodyText"/>
-        <w:spacing w:lineRule="auto" w:line="360" w:before="0" w:after="283"/>
-        <w:jc w:val="both"/>
-        <w:rPr>
-          <w:rFonts w:ascii="Adwaita Sans" w:hAnsi="Adwaita Sans" w:eastAsia="Noto Sans Mono CJK SC" w:cs="Liberation Mono"/>
-          <w:sz w:val="22"/>
-          <w:szCs w:val="22"/>
-        </w:rPr>
-      </w:pPr>
-      <w:r>
-        <w:rPr>
-          <w:rFonts w:eastAsia="Noto Sans Mono CJK SC" w:cs="Liberation Mono" w:ascii="Adwaita Sans" w:hAnsi="Adwaita Sans"/>
-          <w:sz w:val="22"/>
-          <w:szCs w:val="22"/>
-        </w:rPr>
-      </w:r>
-    </w:p>
-    <w:p>
-      <w:pPr>
-        <w:pStyle w:val="Heading2"/>
-        <w:spacing w:lineRule="auto" w:line="360" w:before="0" w:after="283"/>
-        <w:jc w:val="both"/>
-        <w:rPr>
-          <w:rFonts w:ascii="Adwaita Sans" w:hAnsi="Adwaita Sans" w:eastAsia="Noto Sans Mono CJK SC" w:cs="Liberation Mono"/>
-          <w:sz w:val="22"/>
-          <w:szCs w:val="22"/>
-        </w:rPr>
-      </w:pPr>
-      <w:r>
-        <w:rPr>
-          <w:rFonts w:eastAsia="Noto Sans Mono CJK SC" w:cs="Liberation Mono" w:ascii="Adwaita Sans" w:hAnsi="Adwaita Sans"/>
-          <w:sz w:val="22"/>
-          <w:szCs w:val="22"/>
-        </w:rPr>
+        <w:jc w:val="center"/>
+        <w:rPr>
+          <w:rFonts w:ascii="Adwaita Sans" w:hAnsi="Adwaita Sans" w:eastAsia="Noto Sans Mono CJK SC" w:cs="Liberation Mono"/>
+          <w:sz w:val="22"/>
+          <w:szCs w:val="22"/>
+        </w:rPr>
+      </w:pPr>
+      <w:r>
+        <w:rPr/>
       </w:r>
     </w:p>
     <w:p>
@@ -8157,9 +7318,9 @@
       </w:pPr>
       <w:r>
         <w:rPr>
-          <w:rFonts w:ascii="Adwaita Sans" w:hAnsi="Adwaita Sans"/>
-          <w:sz w:val="26"/>
-          <w:szCs w:val="26"/>
+          <w:rFonts w:eastAsia="Noto Sans Mono CJK SC" w:cs="Liberation Mono" w:ascii="Adwaita Sans" w:hAnsi="Adwaita Sans"/>
+          <w:sz w:val="22"/>
+          <w:szCs w:val="22"/>
         </w:rPr>
       </w:r>
     </w:p>
@@ -8203,12 +7364,12 @@
       <w:start w:val="1"/>
       <w:numFmt w:val="bullet"/>
       <w:lvlText w:val=""/>
-      <w:lvlJc w:val="start"/>
+      <w:lvlJc w:val="left"/>
       <w:pPr>
         <w:tabs>
           <w:tab w:val="num" w:pos="709"/>
         </w:tabs>
-        <w:ind w:start="709" w:hanging="283"/>
+        <w:ind w:left="709" w:hanging="283"/>
       </w:pPr>
       <w:rPr>
         <w:rFonts w:ascii="Symbol" w:hAnsi="Symbol" w:cs="Symbol" w:hint="default"/>
@@ -8218,12 +7379,12 @@
       <w:start w:val="1"/>
       <w:numFmt w:val="bullet"/>
       <w:lvlText w:val=""/>
-      <w:lvlJc w:val="start"/>
+      <w:lvlJc w:val="left"/>
       <w:pPr>
         <w:tabs>
           <w:tab w:val="num" w:pos="1418"/>
         </w:tabs>
-        <w:ind w:start="1418" w:hanging="283"/>
+        <w:ind w:left="1418" w:hanging="283"/>
       </w:pPr>
       <w:rPr>
         <w:rFonts w:ascii="Symbol" w:hAnsi="Symbol" w:cs="Symbol" w:hint="default"/>
@@ -8233,12 +7394,12 @@
       <w:start w:val="1"/>
       <w:numFmt w:val="bullet"/>
       <w:lvlText w:val=""/>
-      <w:lvlJc w:val="start"/>
+      <w:lvlJc w:val="left"/>
       <w:pPr>
         <w:tabs>
           <w:tab w:val="num" w:pos="2127"/>
         </w:tabs>
-        <w:ind w:start="2127" w:hanging="283"/>
+        <w:ind w:left="2127" w:hanging="283"/>
       </w:pPr>
       <w:rPr>
         <w:rFonts w:ascii="Symbol" w:hAnsi="Symbol" w:cs="Symbol" w:hint="default"/>
@@ -8248,12 +7409,12 @@
       <w:start w:val="1"/>
       <w:numFmt w:val="bullet"/>
       <w:lvlText w:val=""/>
-      <w:lvlJc w:val="start"/>
+      <w:lvlJc w:val="left"/>
       <w:pPr>
         <w:tabs>
           <w:tab w:val="num" w:pos="2836"/>
         </w:tabs>
-        <w:ind w:start="2836" w:hanging="283"/>
+        <w:ind w:left="2836" w:hanging="283"/>
       </w:pPr>
       <w:rPr>
         <w:rFonts w:ascii="Symbol" w:hAnsi="Symbol" w:cs="Symbol" w:hint="default"/>
@@ -8263,12 +7424,12 @@
       <w:start w:val="1"/>
       <w:numFmt w:val="bullet"/>
       <w:lvlText w:val=""/>
-      <w:lvlJc w:val="start"/>
+      <w:lvlJc w:val="left"/>
       <w:pPr>
         <w:tabs>
           <w:tab w:val="num" w:pos="3545"/>
         </w:tabs>
-        <w:ind w:start="3545" w:hanging="283"/>
+        <w:ind w:left="3545" w:hanging="283"/>
       </w:pPr>
       <w:rPr>
         <w:rFonts w:ascii="Symbol" w:hAnsi="Symbol" w:cs="Symbol" w:hint="default"/>
@@ -8278,12 +7439,12 @@
       <w:start w:val="1"/>
       <w:numFmt w:val="bullet"/>
       <w:lvlText w:val=""/>
-      <w:lvlJc w:val="start"/>
+      <w:lvlJc w:val="left"/>
       <w:pPr>
         <w:tabs>
           <w:tab w:val="num" w:pos="4254"/>
         </w:tabs>
-        <w:ind w:start="4254" w:hanging="283"/>
+        <w:ind w:left="4254" w:hanging="283"/>
       </w:pPr>
       <w:rPr>
         <w:rFonts w:ascii="Symbol" w:hAnsi="Symbol" w:cs="Symbol" w:hint="default"/>
@@ -8293,12 +7454,12 @@
       <w:start w:val="1"/>
       <w:numFmt w:val="bullet"/>
       <w:lvlText w:val=""/>
-      <w:lvlJc w:val="start"/>
+      <w:lvlJc w:val="left"/>
       <w:pPr>
         <w:tabs>
           <w:tab w:val="num" w:pos="4963"/>
         </w:tabs>
-        <w:ind w:start="4963" w:hanging="283"/>
+        <w:ind w:left="4963" w:hanging="283"/>
       </w:pPr>
       <w:rPr>
         <w:rFonts w:ascii="Symbol" w:hAnsi="Symbol" w:cs="Symbol" w:hint="default"/>
@@ -8308,12 +7469,12 @@
       <w:start w:val="1"/>
       <w:numFmt w:val="bullet"/>
       <w:lvlText w:val=""/>
-      <w:lvlJc w:val="start"/>
+      <w:lvlJc w:val="left"/>
       <w:pPr>
         <w:tabs>
           <w:tab w:val="num" w:pos="5672"/>
         </w:tabs>
-        <w:ind w:start="5672" w:hanging="283"/>
+        <w:ind w:left="5672" w:hanging="283"/>
       </w:pPr>
       <w:rPr>
         <w:rFonts w:ascii="Symbol" w:hAnsi="Symbol" w:cs="Symbol" w:hint="default"/>
@@ -8323,12 +7484,12 @@
       <w:start w:val="1"/>
       <w:numFmt w:val="bullet"/>
       <w:lvlText w:val=""/>
-      <w:lvlJc w:val="start"/>
+      <w:lvlJc w:val="left"/>
       <w:pPr>
         <w:tabs>
           <w:tab w:val="num" w:pos="6381"/>
         </w:tabs>
-        <w:ind w:start="6381" w:hanging="283"/>
+        <w:ind w:left="6381" w:hanging="283"/>
       </w:pPr>
       <w:rPr>
         <w:rFonts w:ascii="Symbol" w:hAnsi="Symbol" w:cs="Symbol" w:hint="default"/>
@@ -8340,12 +7501,12 @@
       <w:start w:val="1"/>
       <w:numFmt w:val="decimal"/>
       <w:lvlText w:val="%1."/>
-      <w:lvlJc w:val="start"/>
+      <w:lvlJc w:val="left"/>
       <w:pPr>
         <w:tabs>
           <w:tab w:val="num" w:pos="709"/>
         </w:tabs>
-        <w:ind w:start="709" w:hanging="283"/>
+        <w:ind w:left="709" w:hanging="283"/>
       </w:pPr>
       <w:rPr/>
     </w:lvl>
@@ -8353,12 +7514,12 @@
       <w:start w:val="1"/>
       <w:numFmt w:val="decimal"/>
       <w:lvlText w:val="%2."/>
-      <w:lvlJc w:val="start"/>
+      <w:lvlJc w:val="left"/>
       <w:pPr>
         <w:tabs>
           <w:tab w:val="num" w:pos="1418"/>
         </w:tabs>
-        <w:ind w:start="1418" w:hanging="283"/>
+        <w:ind w:left="1418" w:hanging="283"/>
       </w:pPr>
       <w:rPr/>
     </w:lvl>
@@ -8366,12 +7527,12 @@
       <w:start w:val="1"/>
       <w:numFmt w:val="decimal"/>
       <w:lvlText w:val="%3."/>
-      <w:lvlJc w:val="start"/>
+      <w:lvlJc w:val="left"/>
       <w:pPr>
         <w:tabs>
           <w:tab w:val="num" w:pos="2127"/>
         </w:tabs>
-        <w:ind w:start="2127" w:hanging="283"/>
+        <w:ind w:left="2127" w:hanging="283"/>
       </w:pPr>
       <w:rPr/>
     </w:lvl>
@@ -8379,12 +7540,12 @@
       <w:start w:val="1"/>
       <w:numFmt w:val="decimal"/>
       <w:lvlText w:val="%4."/>
-      <w:lvlJc w:val="start"/>
+      <w:lvlJc w:val="left"/>
       <w:pPr>
         <w:tabs>
           <w:tab w:val="num" w:pos="2836"/>
         </w:tabs>
-        <w:ind w:start="2836" w:hanging="283"/>
+        <w:ind w:left="2836" w:hanging="283"/>
       </w:pPr>
       <w:rPr/>
     </w:lvl>
@@ -8392,12 +7553,12 @@
       <w:start w:val="1"/>
       <w:numFmt w:val="decimal"/>
       <w:lvlText w:val="%5."/>
-      <w:lvlJc w:val="start"/>
+      <w:lvlJc w:val="left"/>
       <w:pPr>
         <w:tabs>
           <w:tab w:val="num" w:pos="3545"/>
         </w:tabs>
-        <w:ind w:start="3545" w:hanging="283"/>
+        <w:ind w:left="3545" w:hanging="283"/>
       </w:pPr>
       <w:rPr/>
     </w:lvl>
@@ -8405,12 +7566,12 @@
       <w:start w:val="1"/>
       <w:numFmt w:val="decimal"/>
       <w:lvlText w:val="%6."/>
-      <w:lvlJc w:val="start"/>
+      <w:lvlJc w:val="left"/>
       <w:pPr>
         <w:tabs>
           <w:tab w:val="num" w:pos="4254"/>
         </w:tabs>
-        <w:ind w:start="4254" w:hanging="283"/>
+        <w:ind w:left="4254" w:hanging="283"/>
       </w:pPr>
       <w:rPr/>
     </w:lvl>
@@ -8418,12 +7579,12 @@
       <w:start w:val="1"/>
       <w:numFmt w:val="decimal"/>
       <w:lvlText w:val="%7."/>
-      <w:lvlJc w:val="start"/>
+      <w:lvlJc w:val="left"/>
       <w:pPr>
         <w:tabs>
           <w:tab w:val="num" w:pos="4963"/>
         </w:tabs>
-        <w:ind w:start="4963" w:hanging="283"/>
+        <w:ind w:left="4963" w:hanging="283"/>
       </w:pPr>
       <w:rPr/>
     </w:lvl>
@@ -8431,12 +7592,12 @@
       <w:start w:val="1"/>
       <w:numFmt w:val="decimal"/>
       <w:lvlText w:val="%8."/>
-      <w:lvlJc w:val="start"/>
+      <w:lvlJc w:val="left"/>
       <w:pPr>
         <w:tabs>
           <w:tab w:val="num" w:pos="5672"/>
         </w:tabs>
-        <w:ind w:start="5672" w:hanging="283"/>
+        <w:ind w:left="5672" w:hanging="283"/>
       </w:pPr>
       <w:rPr/>
     </w:lvl>
@@ -8444,12 +7605,12 @@
       <w:start w:val="1"/>
       <w:numFmt w:val="decimal"/>
       <w:lvlText w:val="%9."/>
-      <w:lvlJc w:val="start"/>
+      <w:lvlJc w:val="left"/>
       <w:pPr>
         <w:tabs>
           <w:tab w:val="num" w:pos="6381"/>
         </w:tabs>
-        <w:ind w:start="6381" w:hanging="283"/>
+        <w:ind w:left="6381" w:hanging="283"/>
       </w:pPr>
       <w:rPr/>
     </w:lvl>
@@ -8459,12 +7620,12 @@
       <w:start w:val="1"/>
       <w:numFmt w:val="bullet"/>
       <w:lvlText w:val=""/>
-      <w:lvlJc w:val="start"/>
+      <w:lvlJc w:val="left"/>
       <w:pPr>
         <w:tabs>
           <w:tab w:val="num" w:pos="709"/>
         </w:tabs>
-        <w:ind w:start="709" w:hanging="283"/>
+        <w:ind w:left="709" w:hanging="283"/>
       </w:pPr>
       <w:rPr>
         <w:rFonts w:ascii="Symbol" w:hAnsi="Symbol" w:cs="Symbol" w:hint="default"/>
@@ -8474,12 +7635,12 @@
       <w:start w:val="1"/>
       <w:numFmt w:val="bullet"/>
       <w:lvlText w:val=""/>
-      <w:lvlJc w:val="start"/>
+      <w:lvlJc w:val="left"/>
       <w:pPr>
         <w:tabs>
           <w:tab w:val="num" w:pos="1418"/>
         </w:tabs>
-        <w:ind w:start="1418" w:hanging="283"/>
+        <w:ind w:left="1418" w:hanging="283"/>
       </w:pPr>
       <w:rPr>
         <w:rFonts w:ascii="Symbol" w:hAnsi="Symbol" w:cs="Symbol" w:hint="default"/>
@@ -8489,12 +7650,12 @@
       <w:start w:val="1"/>
       <w:numFmt w:val="bullet"/>
       <w:lvlText w:val=""/>
-      <w:lvlJc w:val="start"/>
+      <w:lvlJc w:val="left"/>
       <w:pPr>
         <w:tabs>
           <w:tab w:val="num" w:pos="2127"/>
         </w:tabs>
-        <w:ind w:start="2127" w:hanging="283"/>
+        <w:ind w:left="2127" w:hanging="283"/>
       </w:pPr>
       <w:rPr>
         <w:rFonts w:ascii="Symbol" w:hAnsi="Symbol" w:cs="Symbol" w:hint="default"/>
@@ -8504,12 +7665,12 @@
       <w:start w:val="1"/>
       <w:numFmt w:val="bullet"/>
       <w:lvlText w:val=""/>
-      <w:lvlJc w:val="start"/>
+      <w:lvlJc w:val="left"/>
       <w:pPr>
         <w:tabs>
           <w:tab w:val="num" w:pos="2836"/>
         </w:tabs>
-        <w:ind w:start="2836" w:hanging="283"/>
+        <w:ind w:left="2836" w:hanging="283"/>
       </w:pPr>
       <w:rPr>
         <w:rFonts w:ascii="Symbol" w:hAnsi="Symbol" w:cs="Symbol" w:hint="default"/>
@@ -8519,12 +7680,12 @@
       <w:start w:val="1"/>
       <w:numFmt w:val="bullet"/>
       <w:lvlText w:val=""/>
-      <w:lvlJc w:val="start"/>
+      <w:lvlJc w:val="left"/>
       <w:pPr>
         <w:tabs>
           <w:tab w:val="num" w:pos="3545"/>
         </w:tabs>
-        <w:ind w:start="3545" w:hanging="283"/>
+        <w:ind w:left="3545" w:hanging="283"/>
       </w:pPr>
       <w:rPr>
         <w:rFonts w:ascii="Symbol" w:hAnsi="Symbol" w:cs="Symbol" w:hint="default"/>
@@ -8534,12 +7695,12 @@
       <w:start w:val="1"/>
       <w:numFmt w:val="bullet"/>
       <w:lvlText w:val=""/>
-      <w:lvlJc w:val="start"/>
+      <w:lvlJc w:val="left"/>
       <w:pPr>
         <w:tabs>
           <w:tab w:val="num" w:pos="4254"/>
         </w:tabs>
-        <w:ind w:start="4254" w:hanging="283"/>
+        <w:ind w:left="4254" w:hanging="283"/>
       </w:pPr>
       <w:rPr>
         <w:rFonts w:ascii="Symbol" w:hAnsi="Symbol" w:cs="Symbol" w:hint="default"/>
@@ -8549,12 +7710,12 @@
       <w:start w:val="1"/>
       <w:numFmt w:val="bullet"/>
       <w:lvlText w:val=""/>
-      <w:lvlJc w:val="start"/>
+      <w:lvlJc w:val="left"/>
       <w:pPr>
         <w:tabs>
           <w:tab w:val="num" w:pos="4963"/>
         </w:tabs>
-        <w:ind w:start="4963" w:hanging="283"/>
+        <w:ind w:left="4963" w:hanging="283"/>
       </w:pPr>
       <w:rPr>
         <w:rFonts w:ascii="Symbol" w:hAnsi="Symbol" w:cs="Symbol" w:hint="default"/>
@@ -8564,12 +7725,12 @@
       <w:start w:val="1"/>
       <w:numFmt w:val="bullet"/>
       <w:lvlText w:val=""/>
-      <w:lvlJc w:val="start"/>
+      <w:lvlJc w:val="left"/>
       <w:pPr>
         <w:tabs>
           <w:tab w:val="num" w:pos="5672"/>
         </w:tabs>
-        <w:ind w:start="5672" w:hanging="283"/>
+        <w:ind w:left="5672" w:hanging="283"/>
       </w:pPr>
       <w:rPr>
         <w:rFonts w:ascii="Symbol" w:hAnsi="Symbol" w:cs="Symbol" w:hint="default"/>
@@ -8579,12 +7740,12 @@
       <w:start w:val="1"/>
       <w:numFmt w:val="bullet"/>
       <w:lvlText w:val=""/>
-      <w:lvlJc w:val="start"/>
+      <w:lvlJc w:val="left"/>
       <w:pPr>
         <w:tabs>
           <w:tab w:val="num" w:pos="6381"/>
         </w:tabs>
-        <w:ind w:start="6381" w:hanging="283"/>
+        <w:ind w:left="6381" w:hanging="283"/>
       </w:pPr>
       <w:rPr>
         <w:rFonts w:ascii="Symbol" w:hAnsi="Symbol" w:cs="Symbol" w:hint="default"/>
@@ -8596,12 +7757,12 @@
       <w:start w:val="1"/>
       <w:numFmt w:val="bullet"/>
       <w:lvlText w:val=""/>
-      <w:lvlJc w:val="start"/>
+      <w:lvlJc w:val="left"/>
       <w:pPr>
         <w:tabs>
           <w:tab w:val="num" w:pos="709"/>
         </w:tabs>
-        <w:ind w:start="709" w:hanging="283"/>
+        <w:ind w:left="709" w:hanging="283"/>
       </w:pPr>
       <w:rPr>
         <w:rFonts w:ascii="Symbol" w:hAnsi="Symbol" w:cs="Symbol" w:hint="default"/>
@@ -8611,12 +7772,12 @@
       <w:start w:val="1"/>
       <w:numFmt w:val="bullet"/>
       <w:lvlText w:val=""/>
-      <w:lvlJc w:val="start"/>
+      <w:lvlJc w:val="left"/>
       <w:pPr>
         <w:tabs>
           <w:tab w:val="num" w:pos="1418"/>
         </w:tabs>
-        <w:ind w:start="1418" w:hanging="283"/>
+        <w:ind w:left="1418" w:hanging="283"/>
       </w:pPr>
       <w:rPr>
         <w:rFonts w:ascii="Symbol" w:hAnsi="Symbol" w:cs="Symbol" w:hint="default"/>
@@ -8626,12 +7787,12 @@
       <w:start w:val="1"/>
       <w:numFmt w:val="bullet"/>
       <w:lvlText w:val=""/>
-      <w:lvlJc w:val="start"/>
+      <w:lvlJc w:val="left"/>
       <w:pPr>
         <w:tabs>
           <w:tab w:val="num" w:pos="2127"/>
         </w:tabs>
-        <w:ind w:start="2127" w:hanging="283"/>
+        <w:ind w:left="2127" w:hanging="283"/>
       </w:pPr>
       <w:rPr>
         <w:rFonts w:ascii="Symbol" w:hAnsi="Symbol" w:cs="Symbol" w:hint="default"/>
@@ -8641,12 +7802,12 @@
       <w:start w:val="1"/>
       <w:numFmt w:val="bullet"/>
       <w:lvlText w:val=""/>
-      <w:lvlJc w:val="start"/>
+      <w:lvlJc w:val="left"/>
       <w:pPr>
         <w:tabs>
           <w:tab w:val="num" w:pos="2836"/>
         </w:tabs>
-        <w:ind w:start="2836" w:hanging="283"/>
+        <w:ind w:left="2836" w:hanging="283"/>
       </w:pPr>
       <w:rPr>
         <w:rFonts w:ascii="Symbol" w:hAnsi="Symbol" w:cs="Symbol" w:hint="default"/>
@@ -8656,12 +7817,12 @@
       <w:start w:val="1"/>
       <w:numFmt w:val="bullet"/>
       <w:lvlText w:val=""/>
-      <w:lvlJc w:val="start"/>
+      <w:lvlJc w:val="left"/>
       <w:pPr>
         <w:tabs>
           <w:tab w:val="num" w:pos="3545"/>
         </w:tabs>
-        <w:ind w:start="3545" w:hanging="283"/>
+        <w:ind w:left="3545" w:hanging="283"/>
       </w:pPr>
       <w:rPr>
         <w:rFonts w:ascii="Symbol" w:hAnsi="Symbol" w:cs="Symbol" w:hint="default"/>
@@ -8671,12 +7832,12 @@
       <w:start w:val="1"/>
       <w:numFmt w:val="bullet"/>
       <w:lvlText w:val=""/>
-      <w:lvlJc w:val="start"/>
+      <w:lvlJc w:val="left"/>
       <w:pPr>
         <w:tabs>
           <w:tab w:val="num" w:pos="4254"/>
         </w:tabs>
-        <w:ind w:start="4254" w:hanging="283"/>
+        <w:ind w:left="4254" w:hanging="283"/>
       </w:pPr>
       <w:rPr>
         <w:rFonts w:ascii="Symbol" w:hAnsi="Symbol" w:cs="Symbol" w:hint="default"/>
@@ -8686,12 +7847,12 @@
       <w:start w:val="1"/>
       <w:numFmt w:val="bullet"/>
       <w:lvlText w:val=""/>
-      <w:lvlJc w:val="start"/>
+      <w:lvlJc w:val="left"/>
       <w:pPr>
         <w:tabs>
           <w:tab w:val="num" w:pos="4963"/>
         </w:tabs>
-        <w:ind w:start="4963" w:hanging="283"/>
+        <w:ind w:left="4963" w:hanging="283"/>
       </w:pPr>
       <w:rPr>
         <w:rFonts w:ascii="Symbol" w:hAnsi="Symbol" w:cs="Symbol" w:hint="default"/>
@@ -8701,12 +7862,12 @@
       <w:start w:val="1"/>
       <w:numFmt w:val="bullet"/>
       <w:lvlText w:val=""/>
-      <w:lvlJc w:val="start"/>
+      <w:lvlJc w:val="left"/>
       <w:pPr>
         <w:tabs>
           <w:tab w:val="num" w:pos="5672"/>
         </w:tabs>
-        <w:ind w:start="5672" w:hanging="283"/>
+        <w:ind w:left="5672" w:hanging="283"/>
       </w:pPr>
       <w:rPr>
         <w:rFonts w:ascii="Symbol" w:hAnsi="Symbol" w:cs="Symbol" w:hint="default"/>
@@ -8716,12 +7877,12 @@
       <w:start w:val="1"/>
       <w:numFmt w:val="bullet"/>
       <w:lvlText w:val=""/>
-      <w:lvlJc w:val="start"/>
+      <w:lvlJc w:val="left"/>
       <w:pPr>
         <w:tabs>
           <w:tab w:val="num" w:pos="6381"/>
         </w:tabs>
-        <w:ind w:start="6381" w:hanging="283"/>
+        <w:ind w:left="6381" w:hanging="283"/>
       </w:pPr>
       <w:rPr>
         <w:rFonts w:ascii="Symbol" w:hAnsi="Symbol" w:cs="Symbol" w:hint="default"/>
@@ -8733,12 +7894,12 @@
       <w:start w:val="1"/>
       <w:numFmt w:val="bullet"/>
       <w:lvlText w:val=""/>
-      <w:lvlJc w:val="start"/>
+      <w:lvlJc w:val="left"/>
       <w:pPr>
         <w:tabs>
           <w:tab w:val="num" w:pos="709"/>
         </w:tabs>
-        <w:ind w:start="709" w:hanging="283"/>
+        <w:ind w:left="709" w:hanging="283"/>
       </w:pPr>
       <w:rPr>
         <w:rFonts w:ascii="Symbol" w:hAnsi="Symbol" w:cs="Symbol" w:hint="default"/>
@@ -8748,12 +7909,12 @@
       <w:start w:val="1"/>
       <w:numFmt w:val="bullet"/>
       <w:lvlText w:val=""/>
-      <w:lvlJc w:val="start"/>
+      <w:lvlJc w:val="left"/>
       <w:pPr>
         <w:tabs>
           <w:tab w:val="num" w:pos="1418"/>
         </w:tabs>
-        <w:ind w:start="1418" w:hanging="283"/>
+        <w:ind w:left="1418" w:hanging="283"/>
       </w:pPr>
       <w:rPr>
         <w:rFonts w:ascii="Symbol" w:hAnsi="Symbol" w:cs="Symbol" w:hint="default"/>
@@ -8763,12 +7924,12 @@
       <w:start w:val="1"/>
       <w:numFmt w:val="bullet"/>
       <w:lvlText w:val=""/>
-      <w:lvlJc w:val="start"/>
+      <w:lvlJc w:val="left"/>
       <w:pPr>
         <w:tabs>
           <w:tab w:val="num" w:pos="2127"/>
         </w:tabs>
-        <w:ind w:start="2127" w:hanging="283"/>
+        <w:ind w:left="2127" w:hanging="283"/>
       </w:pPr>
       <w:rPr>
         <w:rFonts w:ascii="Symbol" w:hAnsi="Symbol" w:cs="Symbol" w:hint="default"/>
@@ -8778,12 +7939,12 @@
       <w:start w:val="1"/>
       <w:numFmt w:val="bullet"/>
       <w:lvlText w:val=""/>
-      <w:lvlJc w:val="start"/>
+      <w:lvlJc w:val="left"/>
       <w:pPr>
         <w:tabs>
           <w:tab w:val="num" w:pos="2836"/>
         </w:tabs>
-        <w:ind w:start="2836" w:hanging="283"/>
+        <w:ind w:left="2836" w:hanging="283"/>
       </w:pPr>
       <w:rPr>
         <w:rFonts w:ascii="Symbol" w:hAnsi="Symbol" w:cs="Symbol" w:hint="default"/>
@@ -8793,12 +7954,12 @@
       <w:start w:val="1"/>
       <w:numFmt w:val="bullet"/>
       <w:lvlText w:val=""/>
-      <w:lvlJc w:val="start"/>
+      <w:lvlJc w:val="left"/>
       <w:pPr>
         <w:tabs>
           <w:tab w:val="num" w:pos="3545"/>
         </w:tabs>
-        <w:ind w:start="3545" w:hanging="283"/>
+        <w:ind w:left="3545" w:hanging="283"/>
       </w:pPr>
       <w:rPr>
         <w:rFonts w:ascii="Symbol" w:hAnsi="Symbol" w:cs="Symbol" w:hint="default"/>
@@ -8808,12 +7969,12 @@
       <w:start w:val="1"/>
       <w:numFmt w:val="bullet"/>
       <w:lvlText w:val=""/>
-      <w:lvlJc w:val="start"/>
+      <w:lvlJc w:val="left"/>
       <w:pPr>
         <w:tabs>
           <w:tab w:val="num" w:pos="4254"/>
         </w:tabs>
-        <w:ind w:start="4254" w:hanging="283"/>
+        <w:ind w:left="4254" w:hanging="283"/>
       </w:pPr>
       <w:rPr>
         <w:rFonts w:ascii="Symbol" w:hAnsi="Symbol" w:cs="Symbol" w:hint="default"/>
@@ -8823,12 +7984,12 @@
       <w:start w:val="1"/>
       <w:numFmt w:val="bullet"/>
       <w:lvlText w:val=""/>
-      <w:lvlJc w:val="start"/>
+      <w:lvlJc w:val="left"/>
       <w:pPr>
         <w:tabs>
           <w:tab w:val="num" w:pos="4963"/>
         </w:tabs>
-        <w:ind w:start="4963" w:hanging="283"/>
+        <w:ind w:left="4963" w:hanging="283"/>
       </w:pPr>
       <w:rPr>
         <w:rFonts w:ascii="Symbol" w:hAnsi="Symbol" w:cs="Symbol" w:hint="default"/>
@@ -8838,12 +7999,12 @@
       <w:start w:val="1"/>
       <w:numFmt w:val="bullet"/>
       <w:lvlText w:val=""/>
-      <w:lvlJc w:val="start"/>
+      <w:lvlJc w:val="left"/>
       <w:pPr>
         <w:tabs>
           <w:tab w:val="num" w:pos="5672"/>
         </w:tabs>
-        <w:ind w:start="5672" w:hanging="283"/>
+        <w:ind w:left="5672" w:hanging="283"/>
       </w:pPr>
       <w:rPr>
         <w:rFonts w:ascii="Symbol" w:hAnsi="Symbol" w:cs="Symbol" w:hint="default"/>
@@ -8853,12 +8014,12 @@
       <w:start w:val="1"/>
       <w:numFmt w:val="bullet"/>
       <w:lvlText w:val=""/>
-      <w:lvlJc w:val="start"/>
+      <w:lvlJc w:val="left"/>
       <w:pPr>
         <w:tabs>
           <w:tab w:val="num" w:pos="6381"/>
         </w:tabs>
-        <w:ind w:start="6381" w:hanging="283"/>
+        <w:ind w:left="6381" w:hanging="283"/>
       </w:pPr>
       <w:rPr>
         <w:rFonts w:ascii="Symbol" w:hAnsi="Symbol" w:cs="Symbol" w:hint="default"/>
@@ -8870,12 +8031,12 @@
       <w:start w:val="1"/>
       <w:numFmt w:val="bullet"/>
       <w:lvlText w:val=""/>
-      <w:lvlJc w:val="start"/>
+      <w:lvlJc w:val="left"/>
       <w:pPr>
         <w:tabs>
           <w:tab w:val="num" w:pos="709"/>
         </w:tabs>
-        <w:ind w:start="709" w:hanging="283"/>
+        <w:ind w:left="709" w:hanging="283"/>
       </w:pPr>
       <w:rPr>
         <w:rFonts w:ascii="Symbol" w:hAnsi="Symbol" w:cs="Symbol" w:hint="default"/>
@@ -8885,12 +8046,12 @@
       <w:start w:val="1"/>
       <w:numFmt w:val="bullet"/>
       <w:lvlText w:val=""/>
-      <w:lvlJc w:val="start"/>
+      <w:lvlJc w:val="left"/>
       <w:pPr>
         <w:tabs>
           <w:tab w:val="num" w:pos="1418"/>
         </w:tabs>
-        <w:ind w:start="1418" w:hanging="283"/>
+        <w:ind w:left="1418" w:hanging="283"/>
       </w:pPr>
       <w:rPr>
         <w:rFonts w:ascii="Symbol" w:hAnsi="Symbol" w:cs="Symbol" w:hint="default"/>
@@ -8900,12 +8061,12 @@
       <w:start w:val="1"/>
       <w:numFmt w:val="bullet"/>
       <w:lvlText w:val=""/>
-      <w:lvlJc w:val="start"/>
+      <w:lvlJc w:val="left"/>
       <w:pPr>
         <w:tabs>
           <w:tab w:val="num" w:pos="2127"/>
         </w:tabs>
-        <w:ind w:start="2127" w:hanging="283"/>
+        <w:ind w:left="2127" w:hanging="283"/>
       </w:pPr>
       <w:rPr>
         <w:rFonts w:ascii="Symbol" w:hAnsi="Symbol" w:cs="Symbol" w:hint="default"/>
@@ -8915,12 +8076,12 @@
       <w:start w:val="1"/>
       <w:numFmt w:val="bullet"/>
       <w:lvlText w:val=""/>
-      <w:lvlJc w:val="start"/>
+      <w:lvlJc w:val="left"/>
       <w:pPr>
         <w:tabs>
           <w:tab w:val="num" w:pos="2836"/>
         </w:tabs>
-        <w:ind w:start="2836" w:hanging="283"/>
+        <w:ind w:left="2836" w:hanging="283"/>
       </w:pPr>
       <w:rPr>
         <w:rFonts w:ascii="Symbol" w:hAnsi="Symbol" w:cs="Symbol" w:hint="default"/>
@@ -8930,12 +8091,12 @@
       <w:start w:val="1"/>
       <w:numFmt w:val="bullet"/>
       <w:lvlText w:val=""/>
-      <w:lvlJc w:val="start"/>
+      <w:lvlJc w:val="left"/>
       <w:pPr>
         <w:tabs>
           <w:tab w:val="num" w:pos="3545"/>
         </w:tabs>
-        <w:ind w:start="3545" w:hanging="283"/>
+        <w:ind w:left="3545" w:hanging="283"/>
       </w:pPr>
       <w:rPr>
         <w:rFonts w:ascii="Symbol" w:hAnsi="Symbol" w:cs="Symbol" w:hint="default"/>
@@ -8945,12 +8106,12 @@
       <w:start w:val="1"/>
       <w:numFmt w:val="bullet"/>
       <w:lvlText w:val=""/>
-      <w:lvlJc w:val="start"/>
+      <w:lvlJc w:val="left"/>
       <w:pPr>
         <w:tabs>
           <w:tab w:val="num" w:pos="4254"/>
         </w:tabs>
-        <w:ind w:start="4254" w:hanging="283"/>
+        <w:ind w:left="4254" w:hanging="283"/>
       </w:pPr>
       <w:rPr>
         <w:rFonts w:ascii="Symbol" w:hAnsi="Symbol" w:cs="Symbol" w:hint="default"/>
@@ -8960,12 +8121,12 @@
       <w:start w:val="1"/>
       <w:numFmt w:val="bullet"/>
       <w:lvlText w:val=""/>
-      <w:lvlJc w:val="start"/>
+      <w:lvlJc w:val="left"/>
       <w:pPr>
         <w:tabs>
           <w:tab w:val="num" w:pos="4963"/>
         </w:tabs>
-        <w:ind w:start="4963" w:hanging="283"/>
+        <w:ind w:left="4963" w:hanging="283"/>
       </w:pPr>
       <w:rPr>
         <w:rFonts w:ascii="Symbol" w:hAnsi="Symbol" w:cs="Symbol" w:hint="default"/>
@@ -8975,12 +8136,12 @@
       <w:start w:val="1"/>
       <w:numFmt w:val="bullet"/>
       <w:lvlText w:val=""/>
-      <w:lvlJc w:val="start"/>
+      <w:lvlJc w:val="left"/>
       <w:pPr>
         <w:tabs>
           <w:tab w:val="num" w:pos="5672"/>
         </w:tabs>
-        <w:ind w:start="5672" w:hanging="283"/>
+        <w:ind w:left="5672" w:hanging="283"/>
       </w:pPr>
       <w:rPr>
         <w:rFonts w:ascii="Symbol" w:hAnsi="Symbol" w:cs="Symbol" w:hint="default"/>
@@ -8990,12 +8151,12 @@
       <w:start w:val="1"/>
       <w:numFmt w:val="bullet"/>
       <w:lvlText w:val=""/>
-      <w:lvlJc w:val="start"/>
+      <w:lvlJc w:val="left"/>
       <w:pPr>
         <w:tabs>
           <w:tab w:val="num" w:pos="6381"/>
         </w:tabs>
-        <w:ind w:start="6381" w:hanging="283"/>
+        <w:ind w:left="6381" w:hanging="283"/>
       </w:pPr>
       <w:rPr>
         <w:rFonts w:ascii="Symbol" w:hAnsi="Symbol" w:cs="Symbol" w:hint="default"/>
@@ -9007,12 +8168,12 @@
       <w:start w:val="1"/>
       <w:numFmt w:val="bullet"/>
       <w:lvlText w:val=""/>
-      <w:lvlJc w:val="start"/>
+      <w:lvlJc w:val="left"/>
       <w:pPr>
         <w:tabs>
           <w:tab w:val="num" w:pos="709"/>
         </w:tabs>
-        <w:ind w:start="709" w:hanging="283"/>
+        <w:ind w:left="709" w:hanging="283"/>
       </w:pPr>
       <w:rPr>
         <w:rFonts w:ascii="Symbol" w:hAnsi="Symbol" w:cs="Symbol" w:hint="default"/>
@@ -9022,12 +8183,12 @@
       <w:start w:val="1"/>
       <w:numFmt w:val="bullet"/>
       <w:lvlText w:val=""/>
-      <w:lvlJc w:val="start"/>
+      <w:lvlJc w:val="left"/>
       <w:pPr>
         <w:tabs>
           <w:tab w:val="num" w:pos="1418"/>
         </w:tabs>
-        <w:ind w:start="1418" w:hanging="283"/>
+        <w:ind w:left="1418" w:hanging="283"/>
       </w:pPr>
       <w:rPr>
         <w:rFonts w:ascii="Symbol" w:hAnsi="Symbol" w:cs="Symbol" w:hint="default"/>
@@ -9037,12 +8198,12 @@
       <w:start w:val="1"/>
       <w:numFmt w:val="bullet"/>
       <w:lvlText w:val=""/>
-      <w:lvlJc w:val="start"/>
+      <w:lvlJc w:val="left"/>
       <w:pPr>
         <w:tabs>
           <w:tab w:val="num" w:pos="2127"/>
         </w:tabs>
-        <w:ind w:start="2127" w:hanging="283"/>
+        <w:ind w:left="2127" w:hanging="283"/>
       </w:pPr>
       <w:rPr>
         <w:rFonts w:ascii="Symbol" w:hAnsi="Symbol" w:cs="Symbol" w:hint="default"/>
@@ -9052,12 +8213,12 @@
       <w:start w:val="1"/>
       <w:numFmt w:val="bullet"/>
       <w:lvlText w:val=""/>
-      <w:lvlJc w:val="start"/>
+      <w:lvlJc w:val="left"/>
       <w:pPr>
         <w:tabs>
           <w:tab w:val="num" w:pos="2836"/>
         </w:tabs>
-        <w:ind w:start="2836" w:hanging="283"/>
+        <w:ind w:left="2836" w:hanging="283"/>
       </w:pPr>
       <w:rPr>
         <w:rFonts w:ascii="Symbol" w:hAnsi="Symbol" w:cs="Symbol" w:hint="default"/>
@@ -9067,12 +8228,12 @@
       <w:start w:val="1"/>
       <w:numFmt w:val="bullet"/>
       <w:lvlText w:val=""/>
-      <w:lvlJc w:val="start"/>
+      <w:lvlJc w:val="left"/>
       <w:pPr>
         <w:tabs>
           <w:tab w:val="num" w:pos="3545"/>
         </w:tabs>
-        <w:ind w:start="3545" w:hanging="283"/>
+        <w:ind w:left="3545" w:hanging="283"/>
       </w:pPr>
       <w:rPr>
         <w:rFonts w:ascii="Symbol" w:hAnsi="Symbol" w:cs="Symbol" w:hint="default"/>
@@ -9082,12 +8243,12 @@
       <w:start w:val="1"/>
       <w:numFmt w:val="bullet"/>
       <w:lvlText w:val=""/>
-      <w:lvlJc w:val="start"/>
+      <w:lvlJc w:val="left"/>
       <w:pPr>
         <w:tabs>
           <w:tab w:val="num" w:pos="4254"/>
         </w:tabs>
-        <w:ind w:start="4254" w:hanging="283"/>
+        <w:ind w:left="4254" w:hanging="283"/>
       </w:pPr>
       <w:rPr>
         <w:rFonts w:ascii="Symbol" w:hAnsi="Symbol" w:cs="Symbol" w:hint="default"/>
@@ -9097,12 +8258,12 @@
       <w:start w:val="1"/>
       <w:numFmt w:val="bullet"/>
       <w:lvlText w:val=""/>
-      <w:lvlJc w:val="start"/>
+      <w:lvlJc w:val="left"/>
       <w:pPr>
         <w:tabs>
           <w:tab w:val="num" w:pos="4963"/>
         </w:tabs>
-        <w:ind w:start="4963" w:hanging="283"/>
+        <w:ind w:left="4963" w:hanging="283"/>
       </w:pPr>
       <w:rPr>
         <w:rFonts w:ascii="Symbol" w:hAnsi="Symbol" w:cs="Symbol" w:hint="default"/>
@@ -9112,12 +8273,12 @@
       <w:start w:val="1"/>
       <w:numFmt w:val="bullet"/>
       <w:lvlText w:val=""/>
-      <w:lvlJc w:val="start"/>
+      <w:lvlJc w:val="left"/>
       <w:pPr>
         <w:tabs>
           <w:tab w:val="num" w:pos="5672"/>
         </w:tabs>
-        <w:ind w:start="5672" w:hanging="283"/>
+        <w:ind w:left="5672" w:hanging="283"/>
       </w:pPr>
       <w:rPr>
         <w:rFonts w:ascii="Symbol" w:hAnsi="Symbol" w:cs="Symbol" w:hint="default"/>
@@ -9127,12 +8288,12 @@
       <w:start w:val="1"/>
       <w:numFmt w:val="bullet"/>
       <w:lvlText w:val=""/>
-      <w:lvlJc w:val="start"/>
+      <w:lvlJc w:val="left"/>
       <w:pPr>
         <w:tabs>
           <w:tab w:val="num" w:pos="6381"/>
         </w:tabs>
-        <w:ind w:start="6381" w:hanging="283"/>
+        <w:ind w:left="6381" w:hanging="283"/>
       </w:pPr>
       <w:rPr>
         <w:rFonts w:ascii="Symbol" w:hAnsi="Symbol" w:cs="Symbol" w:hint="default"/>
@@ -9144,12 +8305,12 @@
       <w:start w:val="1"/>
       <w:numFmt w:val="bullet"/>
       <w:lvlText w:val=""/>
-      <w:lvlJc w:val="start"/>
+      <w:lvlJc w:val="left"/>
       <w:pPr>
         <w:tabs>
           <w:tab w:val="num" w:pos="709"/>
         </w:tabs>
-        <w:ind w:start="709" w:hanging="283"/>
+        <w:ind w:left="709" w:hanging="283"/>
       </w:pPr>
       <w:rPr>
         <w:rFonts w:ascii="Symbol" w:hAnsi="Symbol" w:cs="Symbol" w:hint="default"/>
@@ -9159,12 +8320,12 @@
       <w:start w:val="1"/>
       <w:numFmt w:val="bullet"/>
       <w:lvlText w:val=""/>
-      <w:lvlJc w:val="start"/>
+      <w:lvlJc w:val="left"/>
       <w:pPr>
         <w:tabs>
           <w:tab w:val="num" w:pos="1418"/>
         </w:tabs>
-        <w:ind w:start="1418" w:hanging="283"/>
+        <w:ind w:left="1418" w:hanging="283"/>
       </w:pPr>
       <w:rPr>
         <w:rFonts w:ascii="Symbol" w:hAnsi="Symbol" w:cs="Symbol" w:hint="default"/>
@@ -9174,12 +8335,12 @@
       <w:start w:val="1"/>
       <w:numFmt w:val="bullet"/>
       <w:lvlText w:val=""/>
-      <w:lvlJc w:val="start"/>
+      <w:lvlJc w:val="left"/>
       <w:pPr>
         <w:tabs>
           <w:tab w:val="num" w:pos="2127"/>
         </w:tabs>
-        <w:ind w:start="2127" w:hanging="283"/>
+        <w:ind w:left="2127" w:hanging="283"/>
       </w:pPr>
       <w:rPr>
         <w:rFonts w:ascii="Symbol" w:hAnsi="Symbol" w:cs="Symbol" w:hint="default"/>
@@ -9189,12 +8350,12 @@
       <w:start w:val="1"/>
       <w:numFmt w:val="bullet"/>
       <w:lvlText w:val=""/>
-      <w:lvlJc w:val="start"/>
+      <w:lvlJc w:val="left"/>
       <w:pPr>
         <w:tabs>
           <w:tab w:val="num" w:pos="2836"/>
         </w:tabs>
-        <w:ind w:start="2836" w:hanging="283"/>
+        <w:ind w:left="2836" w:hanging="283"/>
       </w:pPr>
       <w:rPr>
         <w:rFonts w:ascii="Symbol" w:hAnsi="Symbol" w:cs="Symbol" w:hint="default"/>
@@ -9204,12 +8365,12 @@
       <w:start w:val="1"/>
       <w:numFmt w:val="bullet"/>
       <w:lvlText w:val=""/>
-      <w:lvlJc w:val="start"/>
+      <w:lvlJc w:val="left"/>
       <w:pPr>
         <w:tabs>
           <w:tab w:val="num" w:pos="3545"/>
         </w:tabs>
-        <w:ind w:start="3545" w:hanging="283"/>
+        <w:ind w:left="3545" w:hanging="283"/>
       </w:pPr>
       <w:rPr>
         <w:rFonts w:ascii="Symbol" w:hAnsi="Symbol" w:cs="Symbol" w:hint="default"/>
@@ -9219,12 +8380,12 @@
       <w:start w:val="1"/>
       <w:numFmt w:val="bullet"/>
       <w:lvlText w:val=""/>
-      <w:lvlJc w:val="start"/>
+      <w:lvlJc w:val="left"/>
       <w:pPr>
         <w:tabs>
           <w:tab w:val="num" w:pos="4254"/>
         </w:tabs>
-        <w:ind w:start="4254" w:hanging="283"/>
+        <w:ind w:left="4254" w:hanging="283"/>
       </w:pPr>
       <w:rPr>
         <w:rFonts w:ascii="Symbol" w:hAnsi="Symbol" w:cs="Symbol" w:hint="default"/>
@@ -9234,12 +8395,12 @@
       <w:start w:val="1"/>
       <w:numFmt w:val="bullet"/>
       <w:lvlText w:val=""/>
-      <w:lvlJc w:val="start"/>
+      <w:lvlJc w:val="left"/>
       <w:pPr>
         <w:tabs>
           <w:tab w:val="num" w:pos="4963"/>
         </w:tabs>
-        <w:ind w:start="4963" w:hanging="283"/>
+        <w:ind w:left="4963" w:hanging="283"/>
       </w:pPr>
       <w:rPr>
         <w:rFonts w:ascii="Symbol" w:hAnsi="Symbol" w:cs="Symbol" w:hint="default"/>
@@ -9249,12 +8410,12 @@
       <w:start w:val="1"/>
       <w:numFmt w:val="bullet"/>
       <w:lvlText w:val=""/>
-      <w:lvlJc w:val="start"/>
+      <w:lvlJc w:val="left"/>
       <w:pPr>
         <w:tabs>
           <w:tab w:val="num" w:pos="5672"/>
         </w:tabs>
-        <w:ind w:start="5672" w:hanging="283"/>
+        <w:ind w:left="5672" w:hanging="283"/>
       </w:pPr>
       <w:rPr>
         <w:rFonts w:ascii="Symbol" w:hAnsi="Symbol" w:cs="Symbol" w:hint="default"/>
@@ -9264,12 +8425,12 @@
       <w:start w:val="1"/>
       <w:numFmt w:val="bullet"/>
       <w:lvlText w:val=""/>
-      <w:lvlJc w:val="start"/>
+      <w:lvlJc w:val="left"/>
       <w:pPr>
         <w:tabs>
           <w:tab w:val="num" w:pos="6381"/>
         </w:tabs>
-        <w:ind w:start="6381" w:hanging="283"/>
+        <w:ind w:left="6381" w:hanging="283"/>
       </w:pPr>
       <w:rPr>
         <w:rFonts w:ascii="Symbol" w:hAnsi="Symbol" w:cs="Symbol" w:hint="default"/>
@@ -9281,12 +8442,12 @@
       <w:start w:val="1"/>
       <w:numFmt w:val="bullet"/>
       <w:lvlText w:val=""/>
-      <w:lvlJc w:val="start"/>
+      <w:lvlJc w:val="left"/>
       <w:pPr>
         <w:tabs>
           <w:tab w:val="num" w:pos="709"/>
         </w:tabs>
-        <w:ind w:start="709" w:hanging="283"/>
+        <w:ind w:left="709" w:hanging="283"/>
       </w:pPr>
       <w:rPr>
         <w:rFonts w:ascii="Symbol" w:hAnsi="Symbol" w:cs="Symbol" w:hint="default"/>
@@ -9296,12 +8457,12 @@
       <w:start w:val="1"/>
       <w:numFmt w:val="bullet"/>
       <w:lvlText w:val=""/>
-      <w:lvlJc w:val="start"/>
+      <w:lvlJc w:val="left"/>
       <w:pPr>
         <w:tabs>
           <w:tab w:val="num" w:pos="1418"/>
         </w:tabs>
-        <w:ind w:start="1418" w:hanging="283"/>
+        <w:ind w:left="1418" w:hanging="283"/>
       </w:pPr>
       <w:rPr>
         <w:rFonts w:ascii="Symbol" w:hAnsi="Symbol" w:cs="Symbol" w:hint="default"/>
@@ -9311,12 +8472,12 @@
       <w:start w:val="1"/>
       <w:numFmt w:val="bullet"/>
       <w:lvlText w:val=""/>
-      <w:lvlJc w:val="start"/>
+      <w:lvlJc w:val="left"/>
       <w:pPr>
         <w:tabs>
           <w:tab w:val="num" w:pos="2127"/>
         </w:tabs>
-        <w:ind w:start="2127" w:hanging="283"/>
+        <w:ind w:left="2127" w:hanging="283"/>
       </w:pPr>
       <w:rPr>
         <w:rFonts w:ascii="Symbol" w:hAnsi="Symbol" w:cs="Symbol" w:hint="default"/>
@@ -9326,12 +8487,12 @@
       <w:start w:val="1"/>
       <w:numFmt w:val="bullet"/>
       <w:lvlText w:val=""/>
-      <w:lvlJc w:val="start"/>
+      <w:lvlJc w:val="left"/>
       <w:pPr>
         <w:tabs>
           <w:tab w:val="num" w:pos="2836"/>
         </w:tabs>
-        <w:ind w:start="2836" w:hanging="283"/>
+        <w:ind w:left="2836" w:hanging="283"/>
       </w:pPr>
       <w:rPr>
         <w:rFonts w:ascii="Symbol" w:hAnsi="Symbol" w:cs="Symbol" w:hint="default"/>
@@ -9341,12 +8502,12 @@
       <w:start w:val="1"/>
       <w:numFmt w:val="bullet"/>
       <w:lvlText w:val=""/>
-      <w:lvlJc w:val="start"/>
+      <w:lvlJc w:val="left"/>
       <w:pPr>
         <w:tabs>
           <w:tab w:val="num" w:pos="3545"/>
         </w:tabs>
-        <w:ind w:start="3545" w:hanging="283"/>
+        <w:ind w:left="3545" w:hanging="283"/>
       </w:pPr>
       <w:rPr>
         <w:rFonts w:ascii="Symbol" w:hAnsi="Symbol" w:cs="Symbol" w:hint="default"/>
@@ -9356,12 +8517,12 @@
       <w:start w:val="1"/>
       <w:numFmt w:val="bullet"/>
       <w:lvlText w:val=""/>
-      <w:lvlJc w:val="start"/>
+      <w:lvlJc w:val="left"/>
       <w:pPr>
         <w:tabs>
           <w:tab w:val="num" w:pos="4254"/>
         </w:tabs>
-        <w:ind w:start="4254" w:hanging="283"/>
+        <w:ind w:left="4254" w:hanging="283"/>
       </w:pPr>
       <w:rPr>
         <w:rFonts w:ascii="Symbol" w:hAnsi="Symbol" w:cs="Symbol" w:hint="default"/>
@@ -9371,12 +8532,12 @@
       <w:start w:val="1"/>
       <w:numFmt w:val="bullet"/>
       <w:lvlText w:val=""/>
-      <w:lvlJc w:val="start"/>
+      <w:lvlJc w:val="left"/>
       <w:pPr>
         <w:tabs>
           <w:tab w:val="num" w:pos="4963"/>
         </w:tabs>
-        <w:ind w:start="4963" w:hanging="283"/>
+        <w:ind w:left="4963" w:hanging="283"/>
       </w:pPr>
       <w:rPr>
         <w:rFonts w:ascii="Symbol" w:hAnsi="Symbol" w:cs="Symbol" w:hint="default"/>
@@ -9386,12 +8547,12 @@
       <w:start w:val="1"/>
       <w:numFmt w:val="bullet"/>
       <w:lvlText w:val=""/>
-      <w:lvlJc w:val="start"/>
+      <w:lvlJc w:val="left"/>
       <w:pPr>
         <w:tabs>
           <w:tab w:val="num" w:pos="5672"/>
         </w:tabs>
-        <w:ind w:start="5672" w:hanging="283"/>
+        <w:ind w:left="5672" w:hanging="283"/>
       </w:pPr>
       <w:rPr>
         <w:rFonts w:ascii="Symbol" w:hAnsi="Symbol" w:cs="Symbol" w:hint="default"/>
@@ -9401,12 +8562,12 @@
       <w:start w:val="1"/>
       <w:numFmt w:val="bullet"/>
       <w:lvlText w:val=""/>
-      <w:lvlJc w:val="start"/>
+      <w:lvlJc w:val="left"/>
       <w:pPr>
         <w:tabs>
           <w:tab w:val="num" w:pos="6381"/>
         </w:tabs>
-        <w:ind w:start="6381" w:hanging="283"/>
+        <w:ind w:left="6381" w:hanging="283"/>
       </w:pPr>
       <w:rPr>
         <w:rFonts w:ascii="Symbol" w:hAnsi="Symbol" w:cs="Symbol" w:hint="default"/>
@@ -9418,12 +8579,12 @@
       <w:start w:val="1"/>
       <w:numFmt w:val="bullet"/>
       <w:lvlText w:val=""/>
-      <w:lvlJc w:val="start"/>
+      <w:lvlJc w:val="left"/>
       <w:pPr>
         <w:tabs>
           <w:tab w:val="num" w:pos="709"/>
         </w:tabs>
-        <w:ind w:start="709" w:hanging="283"/>
+        <w:ind w:left="709" w:hanging="283"/>
       </w:pPr>
       <w:rPr>
         <w:rFonts w:ascii="Symbol" w:hAnsi="Symbol" w:cs="Symbol" w:hint="default"/>
@@ -9433,12 +8594,12 @@
       <w:start w:val="1"/>
       <w:numFmt w:val="bullet"/>
       <w:lvlText w:val=""/>
-      <w:lvlJc w:val="start"/>
+      <w:lvlJc w:val="left"/>
       <w:pPr>
         <w:tabs>
           <w:tab w:val="num" w:pos="1418"/>
         </w:tabs>
-        <w:ind w:start="1418" w:hanging="283"/>
+        <w:ind w:left="1418" w:hanging="283"/>
       </w:pPr>
       <w:rPr>
         <w:rFonts w:ascii="Symbol" w:hAnsi="Symbol" w:cs="Symbol" w:hint="default"/>
@@ -9448,12 +8609,12 @@
       <w:start w:val="1"/>
       <w:numFmt w:val="bullet"/>
       <w:lvlText w:val=""/>
-      <w:lvlJc w:val="start"/>
+      <w:lvlJc w:val="left"/>
       <w:pPr>
         <w:tabs>
           <w:tab w:val="num" w:pos="2127"/>
         </w:tabs>
-        <w:ind w:start="2127" w:hanging="283"/>
+        <w:ind w:left="2127" w:hanging="283"/>
       </w:pPr>
       <w:rPr>
         <w:rFonts w:ascii="Symbol" w:hAnsi="Symbol" w:cs="Symbol" w:hint="default"/>
@@ -9463,12 +8624,12 @@
       <w:start w:val="1"/>
       <w:numFmt w:val="bullet"/>
       <w:lvlText w:val=""/>
-      <w:lvlJc w:val="start"/>
+      <w:lvlJc w:val="left"/>
       <w:pPr>
         <w:tabs>
           <w:tab w:val="num" w:pos="2836"/>
         </w:tabs>
-        <w:ind w:start="2836" w:hanging="283"/>
+        <w:ind w:left="2836" w:hanging="283"/>
       </w:pPr>
       <w:rPr>
         <w:rFonts w:ascii="Symbol" w:hAnsi="Symbol" w:cs="Symbol" w:hint="default"/>
@@ -9478,12 +8639,12 @@
       <w:start w:val="1"/>
       <w:numFmt w:val="bullet"/>
       <w:lvlText w:val=""/>
-      <w:lvlJc w:val="start"/>
+      <w:lvlJc w:val="left"/>
       <w:pPr>
         <w:tabs>
           <w:tab w:val="num" w:pos="3545"/>
         </w:tabs>
-        <w:ind w:start="3545" w:hanging="283"/>
+        <w:ind w:left="3545" w:hanging="283"/>
       </w:pPr>
       <w:rPr>
         <w:rFonts w:ascii="Symbol" w:hAnsi="Symbol" w:cs="Symbol" w:hint="default"/>
@@ -9493,12 +8654,12 @@
       <w:start w:val="1"/>
       <w:numFmt w:val="bullet"/>
       <w:lvlText w:val=""/>
-      <w:lvlJc w:val="start"/>
+      <w:lvlJc w:val="left"/>
       <w:pPr>
         <w:tabs>
           <w:tab w:val="num" w:pos="4254"/>
         </w:tabs>
-        <w:ind w:start="4254" w:hanging="283"/>
+        <w:ind w:left="4254" w:hanging="283"/>
       </w:pPr>
       <w:rPr>
         <w:rFonts w:ascii="Symbol" w:hAnsi="Symbol" w:cs="Symbol" w:hint="default"/>
@@ -9508,12 +8669,12 @@
       <w:start w:val="1"/>
       <w:numFmt w:val="bullet"/>
       <w:lvlText w:val=""/>
-      <w:lvlJc w:val="start"/>
+      <w:lvlJc w:val="left"/>
       <w:pPr>
         <w:tabs>
           <w:tab w:val="num" w:pos="4963"/>
         </w:tabs>
-        <w:ind w:start="4963" w:hanging="283"/>
+        <w:ind w:left="4963" w:hanging="283"/>
       </w:pPr>
       <w:rPr>
         <w:rFonts w:ascii="Symbol" w:hAnsi="Symbol" w:cs="Symbol" w:hint="default"/>
@@ -9523,12 +8684,12 @@
       <w:start w:val="1"/>
       <w:numFmt w:val="bullet"/>
       <w:lvlText w:val=""/>
-      <w:lvlJc w:val="start"/>
+      <w:lvlJc w:val="left"/>
       <w:pPr>
         <w:tabs>
           <w:tab w:val="num" w:pos="5672"/>
         </w:tabs>
-        <w:ind w:start="5672" w:hanging="283"/>
+        <w:ind w:left="5672" w:hanging="283"/>
       </w:pPr>
       <w:rPr>
         <w:rFonts w:ascii="Symbol" w:hAnsi="Symbol" w:cs="Symbol" w:hint="default"/>
@@ -9538,12 +8699,12 @@
       <w:start w:val="1"/>
       <w:numFmt w:val="bullet"/>
       <w:lvlText w:val=""/>
-      <w:lvlJc w:val="start"/>
+      <w:lvlJc w:val="left"/>
       <w:pPr>
         <w:tabs>
           <w:tab w:val="num" w:pos="6381"/>
         </w:tabs>
-        <w:ind w:start="6381" w:hanging="283"/>
+        <w:ind w:left="6381" w:hanging="283"/>
       </w:pPr>
       <w:rPr>
         <w:rFonts w:ascii="Symbol" w:hAnsi="Symbol" w:cs="Symbol" w:hint="default"/>
@@ -9555,12 +8716,12 @@
       <w:start w:val="1"/>
       <w:numFmt w:val="bullet"/>
       <w:lvlText w:val=""/>
-      <w:lvlJc w:val="start"/>
+      <w:lvlJc w:val="left"/>
       <w:pPr>
         <w:tabs>
           <w:tab w:val="num" w:pos="709"/>
         </w:tabs>
-        <w:ind w:start="709" w:hanging="283"/>
+        <w:ind w:left="709" w:hanging="283"/>
       </w:pPr>
       <w:rPr>
         <w:rFonts w:ascii="Symbol" w:hAnsi="Symbol" w:cs="Symbol" w:hint="default"/>
@@ -9570,12 +8731,12 @@
       <w:start w:val="1"/>
       <w:numFmt w:val="bullet"/>
       <w:lvlText w:val=""/>
-      <w:lvlJc w:val="start"/>
+      <w:lvlJc w:val="left"/>
       <w:pPr>
         <w:tabs>
           <w:tab w:val="num" w:pos="1418"/>
         </w:tabs>
-        <w:ind w:start="1418" w:hanging="283"/>
+        <w:ind w:left="1418" w:hanging="283"/>
       </w:pPr>
       <w:rPr>
         <w:rFonts w:ascii="Symbol" w:hAnsi="Symbol" w:cs="Symbol" w:hint="default"/>
@@ -9585,12 +8746,12 @@
       <w:start w:val="1"/>
       <w:numFmt w:val="bullet"/>
       <w:lvlText w:val=""/>
-      <w:lvlJc w:val="start"/>
+      <w:lvlJc w:val="left"/>
       <w:pPr>
         <w:tabs>
           <w:tab w:val="num" w:pos="2127"/>
         </w:tabs>
-        <w:ind w:start="2127" w:hanging="283"/>
+        <w:ind w:left="2127" w:hanging="283"/>
       </w:pPr>
       <w:rPr>
         <w:rFonts w:ascii="Symbol" w:hAnsi="Symbol" w:cs="Symbol" w:hint="default"/>
@@ -9600,12 +8761,12 @@
       <w:start w:val="1"/>
       <w:numFmt w:val="bullet"/>
       <w:lvlText w:val=""/>
-      <w:lvlJc w:val="start"/>
+      <w:lvlJc w:val="left"/>
       <w:pPr>
         <w:tabs>
           <w:tab w:val="num" w:pos="2836"/>
         </w:tabs>
-        <w:ind w:start="2836" w:hanging="283"/>
+        <w:ind w:left="2836" w:hanging="283"/>
       </w:pPr>
       <w:rPr>
         <w:rFonts w:ascii="Symbol" w:hAnsi="Symbol" w:cs="Symbol" w:hint="default"/>
@@ -9615,12 +8776,12 @@
       <w:start w:val="1"/>
       <w:numFmt w:val="bullet"/>
       <w:lvlText w:val=""/>
-      <w:lvlJc w:val="start"/>
+      <w:lvlJc w:val="left"/>
       <w:pPr>
         <w:tabs>
           <w:tab w:val="num" w:pos="3545"/>
         </w:tabs>
-        <w:ind w:start="3545" w:hanging="283"/>
+        <w:ind w:left="3545" w:hanging="283"/>
       </w:pPr>
       <w:rPr>
         <w:rFonts w:ascii="Symbol" w:hAnsi="Symbol" w:cs="Symbol" w:hint="default"/>
@@ -9630,12 +8791,12 @@
       <w:start w:val="1"/>
       <w:numFmt w:val="bullet"/>
       <w:lvlText w:val=""/>
-      <w:lvlJc w:val="start"/>
+      <w:lvlJc w:val="left"/>
       <w:pPr>
         <w:tabs>
           <w:tab w:val="num" w:pos="4254"/>
         </w:tabs>
-        <w:ind w:start="4254" w:hanging="283"/>
+        <w:ind w:left="4254" w:hanging="283"/>
       </w:pPr>
       <w:rPr>
         <w:rFonts w:ascii="Symbol" w:hAnsi="Symbol" w:cs="Symbol" w:hint="default"/>
@@ -9645,12 +8806,12 @@
       <w:start w:val="1"/>
       <w:numFmt w:val="bullet"/>
       <w:lvlText w:val=""/>
-      <w:lvlJc w:val="start"/>
+      <w:lvlJc w:val="left"/>
       <w:pPr>
         <w:tabs>
           <w:tab w:val="num" w:pos="4963"/>
         </w:tabs>
-        <w:ind w:start="4963" w:hanging="283"/>
+        <w:ind w:left="4963" w:hanging="283"/>
       </w:pPr>
       <w:rPr>
         <w:rFonts w:ascii="Symbol" w:hAnsi="Symbol" w:cs="Symbol" w:hint="default"/>
@@ -9660,12 +8821,12 @@
       <w:start w:val="1"/>
       <w:numFmt w:val="bullet"/>
       <w:lvlText w:val=""/>
-      <w:lvlJc w:val="start"/>
+      <w:lvlJc w:val="left"/>
       <w:pPr>
         <w:tabs>
           <w:tab w:val="num" w:pos="5672"/>
         </w:tabs>
-        <w:ind w:start="5672" w:hanging="283"/>
+        <w:ind w:left="5672" w:hanging="283"/>
       </w:pPr>
       <w:rPr>
         <w:rFonts w:ascii="Symbol" w:hAnsi="Symbol" w:cs="Symbol" w:hint="default"/>
@@ -9675,12 +8836,12 @@
       <w:start w:val="1"/>
       <w:numFmt w:val="bullet"/>
       <w:lvlText w:val=""/>
-      <w:lvlJc w:val="start"/>
+      <w:lvlJc w:val="left"/>
       <w:pPr>
         <w:tabs>
           <w:tab w:val="num" w:pos="6381"/>
         </w:tabs>
-        <w:ind w:start="6381" w:hanging="283"/>
+        <w:ind w:left="6381" w:hanging="283"/>
       </w:pPr>
       <w:rPr>
         <w:rFonts w:ascii="Symbol" w:hAnsi="Symbol" w:cs="Symbol" w:hint="default"/>
@@ -9692,12 +8853,12 @@
       <w:start w:val="1"/>
       <w:numFmt w:val="bullet"/>
       <w:lvlText w:val=""/>
-      <w:lvlJc w:val="start"/>
+      <w:lvlJc w:val="left"/>
       <w:pPr>
         <w:tabs>
           <w:tab w:val="num" w:pos="709"/>
         </w:tabs>
-        <w:ind w:start="709" w:hanging="283"/>
+        <w:ind w:left="709" w:hanging="283"/>
       </w:pPr>
       <w:rPr>
         <w:rFonts w:ascii="Symbol" w:hAnsi="Symbol" w:cs="Symbol" w:hint="default"/>
@@ -9707,12 +8868,12 @@
       <w:start w:val="1"/>
       <w:numFmt w:val="bullet"/>
       <w:lvlText w:val=""/>
-      <w:lvlJc w:val="start"/>
+      <w:lvlJc w:val="left"/>
       <w:pPr>
         <w:tabs>
           <w:tab w:val="num" w:pos="1418"/>
         </w:tabs>
-        <w:ind w:start="1418" w:hanging="283"/>
+        <w:ind w:left="1418" w:hanging="283"/>
       </w:pPr>
       <w:rPr>
         <w:rFonts w:ascii="Symbol" w:hAnsi="Symbol" w:cs="Symbol" w:hint="default"/>
@@ -9722,12 +8883,12 @@
       <w:start w:val="1"/>
       <w:numFmt w:val="bullet"/>
       <w:lvlText w:val=""/>
-      <w:lvlJc w:val="start"/>
+      <w:lvlJc w:val="left"/>
       <w:pPr>
         <w:tabs>
           <w:tab w:val="num" w:pos="2127"/>
         </w:tabs>
-        <w:ind w:start="2127" w:hanging="283"/>
+        <w:ind w:left="2127" w:hanging="283"/>
       </w:pPr>
       <w:rPr>
         <w:rFonts w:ascii="Symbol" w:hAnsi="Symbol" w:cs="Symbol" w:hint="default"/>
@@ -9737,12 +8898,12 @@
       <w:start w:val="1"/>
       <w:numFmt w:val="bullet"/>
       <w:lvlText w:val=""/>
-      <w:lvlJc w:val="start"/>
+      <w:lvlJc w:val="left"/>
       <w:pPr>
         <w:tabs>
           <w:tab w:val="num" w:pos="2836"/>
         </w:tabs>
-        <w:ind w:start="2836" w:hanging="283"/>
+        <w:ind w:left="2836" w:hanging="283"/>
       </w:pPr>
       <w:rPr>
         <w:rFonts w:ascii="Symbol" w:hAnsi="Symbol" w:cs="Symbol" w:hint="default"/>
@@ -9752,12 +8913,12 @@
       <w:start w:val="1"/>
       <w:numFmt w:val="bullet"/>
       <w:lvlText w:val=""/>
-      <w:lvlJc w:val="start"/>
+      <w:lvlJc w:val="left"/>
       <w:pPr>
         <w:tabs>
           <w:tab w:val="num" w:pos="3545"/>
         </w:tabs>
-        <w:ind w:start="3545" w:hanging="283"/>
+        <w:ind w:left="3545" w:hanging="283"/>
       </w:pPr>
       <w:rPr>
         <w:rFonts w:ascii="Symbol" w:hAnsi="Symbol" w:cs="Symbol" w:hint="default"/>
@@ -9767,12 +8928,12 @@
       <w:start w:val="1"/>
       <w:numFmt w:val="bullet"/>
       <w:lvlText w:val=""/>
-      <w:lvlJc w:val="start"/>
+      <w:lvlJc w:val="left"/>
       <w:pPr>
         <w:tabs>
           <w:tab w:val="num" w:pos="4254"/>
         </w:tabs>
-        <w:ind w:start="4254" w:hanging="283"/>
+        <w:ind w:left="4254" w:hanging="283"/>
       </w:pPr>
       <w:rPr>
         <w:rFonts w:ascii="Symbol" w:hAnsi="Symbol" w:cs="Symbol" w:hint="default"/>
@@ -9782,12 +8943,12 @@
       <w:start w:val="1"/>
       <w:numFmt w:val="bullet"/>
       <w:lvlText w:val=""/>
-      <w:lvlJc w:val="start"/>
+      <w:lvlJc w:val="left"/>
       <w:pPr>
         <w:tabs>
           <w:tab w:val="num" w:pos="4963"/>
         </w:tabs>
-        <w:ind w:start="4963" w:hanging="283"/>
+        <w:ind w:left="4963" w:hanging="283"/>
       </w:pPr>
       <w:rPr>
         <w:rFonts w:ascii="Symbol" w:hAnsi="Symbol" w:cs="Symbol" w:hint="default"/>
@@ -9797,12 +8958,12 @@
       <w:start w:val="1"/>
       <w:numFmt w:val="bullet"/>
       <w:lvlText w:val=""/>
-      <w:lvlJc w:val="start"/>
+      <w:lvlJc w:val="left"/>
       <w:pPr>
         <w:tabs>
           <w:tab w:val="num" w:pos="5672"/>
         </w:tabs>
-        <w:ind w:start="5672" w:hanging="283"/>
+        <w:ind w:left="5672" w:hanging="283"/>
       </w:pPr>
       <w:rPr>
         <w:rFonts w:ascii="Symbol" w:hAnsi="Symbol" w:cs="Symbol" w:hint="default"/>
@@ -9812,12 +8973,12 @@
       <w:start w:val="1"/>
       <w:numFmt w:val="bullet"/>
       <w:lvlText w:val=""/>
-      <w:lvlJc w:val="start"/>
+      <w:lvlJc w:val="left"/>
       <w:pPr>
         <w:tabs>
           <w:tab w:val="num" w:pos="6381"/>
         </w:tabs>
-        <w:ind w:start="6381" w:hanging="283"/>
+        <w:ind w:left="6381" w:hanging="283"/>
       </w:pPr>
       <w:rPr>
         <w:rFonts w:ascii="Symbol" w:hAnsi="Symbol" w:cs="Symbol" w:hint="default"/>
@@ -9829,12 +8990,12 @@
       <w:start w:val="1"/>
       <w:numFmt w:val="bullet"/>
       <w:lvlText w:val=""/>
-      <w:lvlJc w:val="start"/>
+      <w:lvlJc w:val="left"/>
       <w:pPr>
         <w:tabs>
           <w:tab w:val="num" w:pos="709"/>
         </w:tabs>
-        <w:ind w:start="709" w:hanging="283"/>
+        <w:ind w:left="709" w:hanging="283"/>
       </w:pPr>
       <w:rPr>
         <w:rFonts w:ascii="Symbol" w:hAnsi="Symbol" w:cs="Symbol" w:hint="default"/>
@@ -9844,12 +9005,12 @@
       <w:start w:val="1"/>
       <w:numFmt w:val="bullet"/>
       <w:lvlText w:val=""/>
-      <w:lvlJc w:val="start"/>
+      <w:lvlJc w:val="left"/>
       <w:pPr>
         <w:tabs>
           <w:tab w:val="num" w:pos="1418"/>
         </w:tabs>
-        <w:ind w:start="1418" w:hanging="283"/>
+        <w:ind w:left="1418" w:hanging="283"/>
       </w:pPr>
       <w:rPr>
         <w:rFonts w:ascii="Symbol" w:hAnsi="Symbol" w:cs="Symbol" w:hint="default"/>
@@ -9859,12 +9020,12 @@
       <w:start w:val="1"/>
       <w:numFmt w:val="bullet"/>
       <w:lvlText w:val=""/>
-      <w:lvlJc w:val="start"/>
+      <w:lvlJc w:val="left"/>
       <w:pPr>
         <w:tabs>
           <w:tab w:val="num" w:pos="2127"/>
         </w:tabs>
-        <w:ind w:start="2127" w:hanging="283"/>
+        <w:ind w:left="2127" w:hanging="283"/>
       </w:pPr>
       <w:rPr>
         <w:rFonts w:ascii="Symbol" w:hAnsi="Symbol" w:cs="Symbol" w:hint="default"/>
@@ -9874,12 +9035,12 @@
       <w:start w:val="1"/>
       <w:numFmt w:val="bullet"/>
       <w:lvlText w:val=""/>
-      <w:lvlJc w:val="start"/>
+      <w:lvlJc w:val="left"/>
       <w:pPr>
         <w:tabs>
           <w:tab w:val="num" w:pos="2836"/>
         </w:tabs>
-        <w:ind w:start="2836" w:hanging="283"/>
+        <w:ind w:left="2836" w:hanging="283"/>
       </w:pPr>
       <w:rPr>
         <w:rFonts w:ascii="Symbol" w:hAnsi="Symbol" w:cs="Symbol" w:hint="default"/>
@@ -9889,12 +9050,12 @@
       <w:start w:val="1"/>
       <w:numFmt w:val="bullet"/>
       <w:lvlText w:val=""/>
-      <w:lvlJc w:val="start"/>
+      <w:lvlJc w:val="left"/>
       <w:pPr>
         <w:tabs>
           <w:tab w:val="num" w:pos="3545"/>
         </w:tabs>
-        <w:ind w:start="3545" w:hanging="283"/>
+        <w:ind w:left="3545" w:hanging="283"/>
       </w:pPr>
       <w:rPr>
         <w:rFonts w:ascii="Symbol" w:hAnsi="Symbol" w:cs="Symbol" w:hint="default"/>
@@ -9904,12 +9065,12 @@
       <w:start w:val="1"/>
       <w:numFmt w:val="bullet"/>
       <w:lvlText w:val=""/>
-      <w:lvlJc w:val="start"/>
+      <w:lvlJc w:val="left"/>
       <w:pPr>
         <w:tabs>
           <w:tab w:val="num" w:pos="4254"/>
         </w:tabs>
-        <w:ind w:start="4254" w:hanging="283"/>
+        <w:ind w:left="4254" w:hanging="283"/>
       </w:pPr>
       <w:rPr>
         <w:rFonts w:ascii="Symbol" w:hAnsi="Symbol" w:cs="Symbol" w:hint="default"/>
@@ -9919,12 +9080,12 @@
       <w:start w:val="1"/>
       <w:numFmt w:val="bullet"/>
       <w:lvlText w:val=""/>
-      <w:lvlJc w:val="start"/>
+      <w:lvlJc w:val="left"/>
       <w:pPr>
         <w:tabs>
           <w:tab w:val="num" w:pos="4963"/>
         </w:tabs>
-        <w:ind w:start="4963" w:hanging="283"/>
+        <w:ind w:left="4963" w:hanging="283"/>
       </w:pPr>
       <w:rPr>
         <w:rFonts w:ascii="Symbol" w:hAnsi="Symbol" w:cs="Symbol" w:hint="default"/>
@@ -9934,12 +9095,12 @@
       <w:start w:val="1"/>
       <w:numFmt w:val="bullet"/>
       <w:lvlText w:val=""/>
-      <w:lvlJc w:val="start"/>
+      <w:lvlJc w:val="left"/>
       <w:pPr>
         <w:tabs>
           <w:tab w:val="num" w:pos="5672"/>
         </w:tabs>
-        <w:ind w:start="5672" w:hanging="283"/>
+        <w:ind w:left="5672" w:hanging="283"/>
       </w:pPr>
       <w:rPr>
         <w:rFonts w:ascii="Symbol" w:hAnsi="Symbol" w:cs="Symbol" w:hint="default"/>
@@ -9949,12 +9110,12 @@
       <w:start w:val="1"/>
       <w:numFmt w:val="bullet"/>
       <w:lvlText w:val=""/>
-      <w:lvlJc w:val="start"/>
+      <w:lvlJc w:val="left"/>
       <w:pPr>
         <w:tabs>
           <w:tab w:val="num" w:pos="6381"/>
         </w:tabs>
-        <w:ind w:start="6381" w:hanging="283"/>
+        <w:ind w:left="6381" w:hanging="283"/>
       </w:pPr>
       <w:rPr>
         <w:rFonts w:ascii="Symbol" w:hAnsi="Symbol" w:cs="Symbol" w:hint="default"/>
@@ -9966,12 +9127,12 @@
       <w:start w:val="1"/>
       <w:numFmt w:val="bullet"/>
       <w:lvlText w:val=""/>
-      <w:lvlJc w:val="start"/>
+      <w:lvlJc w:val="left"/>
       <w:pPr>
         <w:tabs>
           <w:tab w:val="num" w:pos="709"/>
         </w:tabs>
-        <w:ind w:start="709" w:hanging="283"/>
+        <w:ind w:left="709" w:hanging="283"/>
       </w:pPr>
       <w:rPr>
         <w:rFonts w:ascii="Symbol" w:hAnsi="Symbol" w:cs="Symbol" w:hint="default"/>
@@ -9981,12 +9142,12 @@
       <w:start w:val="1"/>
       <w:numFmt w:val="bullet"/>
       <w:lvlText w:val=""/>
-      <w:lvlJc w:val="start"/>
+      <w:lvlJc w:val="left"/>
       <w:pPr>
         <w:tabs>
           <w:tab w:val="num" w:pos="1418"/>
         </w:tabs>
-        <w:ind w:start="1418" w:hanging="283"/>
+        <w:ind w:left="1418" w:hanging="283"/>
       </w:pPr>
       <w:rPr>
         <w:rFonts w:ascii="Symbol" w:hAnsi="Symbol" w:cs="Symbol" w:hint="default"/>
@@ -9996,12 +9157,12 @@
       <w:start w:val="1"/>
       <w:numFmt w:val="bullet"/>
       <w:lvlText w:val=""/>
-      <w:lvlJc w:val="start"/>
+      <w:lvlJc w:val="left"/>
       <w:pPr>
         <w:tabs>
           <w:tab w:val="num" w:pos="2127"/>
         </w:tabs>
-        <w:ind w:start="2127" w:hanging="283"/>
+        <w:ind w:left="2127" w:hanging="283"/>
       </w:pPr>
       <w:rPr>
         <w:rFonts w:ascii="Symbol" w:hAnsi="Symbol" w:cs="Symbol" w:hint="default"/>
@@ -10011,12 +9172,12 @@
       <w:start w:val="1"/>
       <w:numFmt w:val="bullet"/>
       <w:lvlText w:val=""/>
-      <w:lvlJc w:val="start"/>
+      <w:lvlJc w:val="left"/>
       <w:pPr>
         <w:tabs>
           <w:tab w:val="num" w:pos="2836"/>
         </w:tabs>
-        <w:ind w:start="2836" w:hanging="283"/>
+        <w:ind w:left="2836" w:hanging="283"/>
       </w:pPr>
       <w:rPr>
         <w:rFonts w:ascii="Symbol" w:hAnsi="Symbol" w:cs="Symbol" w:hint="default"/>
@@ -10026,12 +9187,12 @@
       <w:start w:val="1"/>
       <w:numFmt w:val="bullet"/>
       <w:lvlText w:val=""/>
-      <w:lvlJc w:val="start"/>
+      <w:lvlJc w:val="left"/>
       <w:pPr>
         <w:tabs>
           <w:tab w:val="num" w:pos="3545"/>
         </w:tabs>
-        <w:ind w:start="3545" w:hanging="283"/>
+        <w:ind w:left="3545" w:hanging="283"/>
       </w:pPr>
       <w:rPr>
         <w:rFonts w:ascii="Symbol" w:hAnsi="Symbol" w:cs="Symbol" w:hint="default"/>
@@ -10041,12 +9202,12 @@
       <w:start w:val="1"/>
       <w:numFmt w:val="bullet"/>
       <w:lvlText w:val=""/>
-      <w:lvlJc w:val="start"/>
+      <w:lvlJc w:val="left"/>
       <w:pPr>
         <w:tabs>
           <w:tab w:val="num" w:pos="4254"/>
         </w:tabs>
-        <w:ind w:start="4254" w:hanging="283"/>
+        <w:ind w:left="4254" w:hanging="283"/>
       </w:pPr>
       <w:rPr>
         <w:rFonts w:ascii="Symbol" w:hAnsi="Symbol" w:cs="Symbol" w:hint="default"/>
@@ -10056,12 +9217,12 @@
       <w:start w:val="1"/>
       <w:numFmt w:val="bullet"/>
       <w:lvlText w:val=""/>
-      <w:lvlJc w:val="start"/>
+      <w:lvlJc w:val="left"/>
       <w:pPr>
         <w:tabs>
           <w:tab w:val="num" w:pos="4963"/>
         </w:tabs>
-        <w:ind w:start="4963" w:hanging="283"/>
+        <w:ind w:left="4963" w:hanging="283"/>
       </w:pPr>
       <w:rPr>
         <w:rFonts w:ascii="Symbol" w:hAnsi="Symbol" w:cs="Symbol" w:hint="default"/>
@@ -10071,12 +9232,12 @@
       <w:start w:val="1"/>
       <w:numFmt w:val="bullet"/>
       <w:lvlText w:val=""/>
-      <w:lvlJc w:val="start"/>
+      <w:lvlJc w:val="left"/>
       <w:pPr>
         <w:tabs>
           <w:tab w:val="num" w:pos="5672"/>
         </w:tabs>
-        <w:ind w:start="5672" w:hanging="283"/>
+        <w:ind w:left="5672" w:hanging="283"/>
       </w:pPr>
       <w:rPr>
         <w:rFonts w:ascii="Symbol" w:hAnsi="Symbol" w:cs="Symbol" w:hint="default"/>
@@ -10086,12 +9247,12 @@
       <w:start w:val="1"/>
       <w:numFmt w:val="bullet"/>
       <w:lvlText w:val=""/>
-      <w:lvlJc w:val="start"/>
+      <w:lvlJc w:val="left"/>
       <w:pPr>
         <w:tabs>
           <w:tab w:val="num" w:pos="6381"/>
         </w:tabs>
-        <w:ind w:start="6381" w:hanging="283"/>
+        <w:ind w:left="6381" w:hanging="283"/>
       </w:pPr>
       <w:rPr>
         <w:rFonts w:ascii="Symbol" w:hAnsi="Symbol" w:cs="Symbol" w:hint="default"/>
@@ -10103,12 +9264,12 @@
       <w:start w:val="1"/>
       <w:numFmt w:val="bullet"/>
       <w:lvlText w:val=""/>
-      <w:lvlJc w:val="start"/>
+      <w:lvlJc w:val="left"/>
       <w:pPr>
         <w:tabs>
           <w:tab w:val="num" w:pos="709"/>
         </w:tabs>
-        <w:ind w:start="709" w:hanging="283"/>
+        <w:ind w:left="709" w:hanging="283"/>
       </w:pPr>
       <w:rPr>
         <w:rFonts w:ascii="Symbol" w:hAnsi="Symbol" w:cs="Symbol" w:hint="default"/>
@@ -10118,12 +9279,12 @@
       <w:start w:val="1"/>
       <w:numFmt w:val="bullet"/>
       <w:lvlText w:val=""/>
-      <w:lvlJc w:val="start"/>
+      <w:lvlJc w:val="left"/>
       <w:pPr>
         <w:tabs>
           <w:tab w:val="num" w:pos="1418"/>
         </w:tabs>
-        <w:ind w:start="1418" w:hanging="283"/>
+        <w:ind w:left="1418" w:hanging="283"/>
       </w:pPr>
       <w:rPr>
         <w:rFonts w:ascii="Symbol" w:hAnsi="Symbol" w:cs="Symbol" w:hint="default"/>
@@ -10133,12 +9294,12 @@
       <w:start w:val="1"/>
       <w:numFmt w:val="bullet"/>
       <w:lvlText w:val=""/>
-      <w:lvlJc w:val="start"/>
+      <w:lvlJc w:val="left"/>
       <w:pPr>
         <w:tabs>
           <w:tab w:val="num" w:pos="2127"/>
         </w:tabs>
-        <w:ind w:start="2127" w:hanging="283"/>
+        <w:ind w:left="2127" w:hanging="283"/>
       </w:pPr>
       <w:rPr>
         <w:rFonts w:ascii="Symbol" w:hAnsi="Symbol" w:cs="Symbol" w:hint="default"/>
@@ -10148,12 +9309,12 @@
       <w:start w:val="1"/>
       <w:numFmt w:val="bullet"/>
       <w:lvlText w:val=""/>
-      <w:lvlJc w:val="start"/>
+      <w:lvlJc w:val="left"/>
       <w:pPr>
         <w:tabs>
           <w:tab w:val="num" w:pos="2836"/>
         </w:tabs>
-        <w:ind w:start="2836" w:hanging="283"/>
+        <w:ind w:left="2836" w:hanging="283"/>
       </w:pPr>
       <w:rPr>
         <w:rFonts w:ascii="Symbol" w:hAnsi="Symbol" w:cs="Symbol" w:hint="default"/>
@@ -10163,12 +9324,12 @@
       <w:start w:val="1"/>
       <w:numFmt w:val="bullet"/>
       <w:lvlText w:val=""/>
-      <w:lvlJc w:val="start"/>
+      <w:lvlJc w:val="left"/>
       <w:pPr>
         <w:tabs>
           <w:tab w:val="num" w:pos="3545"/>
         </w:tabs>
-        <w:ind w:start="3545" w:hanging="283"/>
+        <w:ind w:left="3545" w:hanging="283"/>
       </w:pPr>
       <w:rPr>
         <w:rFonts w:ascii="Symbol" w:hAnsi="Symbol" w:cs="Symbol" w:hint="default"/>
@@ -10178,12 +9339,12 @@
       <w:start w:val="1"/>
       <w:numFmt w:val="bullet"/>
       <w:lvlText w:val=""/>
-      <w:lvlJc w:val="start"/>
+      <w:lvlJc w:val="left"/>
       <w:pPr>
         <w:tabs>
           <w:tab w:val="num" w:pos="4254"/>
         </w:tabs>
-        <w:ind w:start="4254" w:hanging="283"/>
+        <w:ind w:left="4254" w:hanging="283"/>
       </w:pPr>
       <w:rPr>
         <w:rFonts w:ascii="Symbol" w:hAnsi="Symbol" w:cs="Symbol" w:hint="default"/>
@@ -10193,12 +9354,12 @@
       <w:start w:val="1"/>
       <w:numFmt w:val="bullet"/>
       <w:lvlText w:val=""/>
-      <w:lvlJc w:val="start"/>
+      <w:lvlJc w:val="left"/>
       <w:pPr>
         <w:tabs>
           <w:tab w:val="num" w:pos="4963"/>
         </w:tabs>
-        <w:ind w:start="4963" w:hanging="283"/>
+        <w:ind w:left="4963" w:hanging="283"/>
       </w:pPr>
       <w:rPr>
         <w:rFonts w:ascii="Symbol" w:hAnsi="Symbol" w:cs="Symbol" w:hint="default"/>
@@ -10208,12 +9369,12 @@
       <w:start w:val="1"/>
       <w:numFmt w:val="bullet"/>
       <w:lvlText w:val=""/>
-      <w:lvlJc w:val="start"/>
+      <w:lvlJc w:val="left"/>
       <w:pPr>
         <w:tabs>
           <w:tab w:val="num" w:pos="5672"/>
         </w:tabs>
-        <w:ind w:start="5672" w:hanging="283"/>
+        <w:ind w:left="5672" w:hanging="283"/>
       </w:pPr>
       <w:rPr>
         <w:rFonts w:ascii="Symbol" w:hAnsi="Symbol" w:cs="Symbol" w:hint="default"/>
@@ -10223,12 +9384,12 @@
       <w:start w:val="1"/>
       <w:numFmt w:val="bullet"/>
       <w:lvlText w:val=""/>
-      <w:lvlJc w:val="start"/>
+      <w:lvlJc w:val="left"/>
       <w:pPr>
         <w:tabs>
           <w:tab w:val="num" w:pos="6381"/>
         </w:tabs>
-        <w:ind w:start="6381" w:hanging="283"/>
+        <w:ind w:left="6381" w:hanging="283"/>
       </w:pPr>
       <w:rPr>
         <w:rFonts w:ascii="Symbol" w:hAnsi="Symbol" w:cs="Symbol" w:hint="default"/>
@@ -10240,12 +9401,12 @@
       <w:start w:val="1"/>
       <w:numFmt w:val="bullet"/>
       <w:lvlText w:val=""/>
-      <w:lvlJc w:val="start"/>
+      <w:lvlJc w:val="left"/>
       <w:pPr>
         <w:tabs>
           <w:tab w:val="num" w:pos="709"/>
         </w:tabs>
-        <w:ind w:start="709" w:hanging="283"/>
+        <w:ind w:left="709" w:hanging="283"/>
       </w:pPr>
       <w:rPr>
         <w:rFonts w:ascii="Symbol" w:hAnsi="Symbol" w:cs="Symbol" w:hint="default"/>
@@ -10255,12 +9416,12 @@
       <w:start w:val="1"/>
       <w:numFmt w:val="bullet"/>
       <w:lvlText w:val=""/>
-      <w:lvlJc w:val="start"/>
+      <w:lvlJc w:val="left"/>
       <w:pPr>
         <w:tabs>
           <w:tab w:val="num" w:pos="1418"/>
         </w:tabs>
-        <w:ind w:start="1418" w:hanging="283"/>
+        <w:ind w:left="1418" w:hanging="283"/>
       </w:pPr>
       <w:rPr>
         <w:rFonts w:ascii="Symbol" w:hAnsi="Symbol" w:cs="Symbol" w:hint="default"/>
@@ -10270,12 +9431,12 @@
       <w:start w:val="1"/>
       <w:numFmt w:val="bullet"/>
       <w:lvlText w:val=""/>
-      <w:lvlJc w:val="start"/>
+      <w:lvlJc w:val="left"/>
       <w:pPr>
         <w:tabs>
           <w:tab w:val="num" w:pos="2127"/>
         </w:tabs>
-        <w:ind w:start="2127" w:hanging="283"/>
+        <w:ind w:left="2127" w:hanging="283"/>
       </w:pPr>
       <w:rPr>
         <w:rFonts w:ascii="Symbol" w:hAnsi="Symbol" w:cs="Symbol" w:hint="default"/>
@@ -10285,12 +9446,12 @@
       <w:start w:val="1"/>
       <w:numFmt w:val="bullet"/>
       <w:lvlText w:val=""/>
-      <w:lvlJc w:val="start"/>
+      <w:lvlJc w:val="left"/>
       <w:pPr>
         <w:tabs>
           <w:tab w:val="num" w:pos="2836"/>
         </w:tabs>
-        <w:ind w:start="2836" w:hanging="283"/>
+        <w:ind w:left="2836" w:hanging="283"/>
       </w:pPr>
       <w:rPr>
         <w:rFonts w:ascii="Symbol" w:hAnsi="Symbol" w:cs="Symbol" w:hint="default"/>
@@ -10300,12 +9461,12 @@
       <w:start w:val="1"/>
       <w:numFmt w:val="bullet"/>
       <w:lvlText w:val=""/>
-      <w:lvlJc w:val="start"/>
+      <w:lvlJc w:val="left"/>
       <w:pPr>
         <w:tabs>
           <w:tab w:val="num" w:pos="3545"/>
         </w:tabs>
-        <w:ind w:start="3545" w:hanging="283"/>
+        <w:ind w:left="3545" w:hanging="283"/>
       </w:pPr>
       <w:rPr>
         <w:rFonts w:ascii="Symbol" w:hAnsi="Symbol" w:cs="Symbol" w:hint="default"/>
@@ -10315,12 +9476,12 @@
       <w:start w:val="1"/>
       <w:numFmt w:val="bullet"/>
       <w:lvlText w:val=""/>
-      <w:lvlJc w:val="start"/>
+      <w:lvlJc w:val="left"/>
       <w:pPr>
         <w:tabs>
           <w:tab w:val="num" w:pos="4254"/>
         </w:tabs>
-        <w:ind w:start="4254" w:hanging="283"/>
+        <w:ind w:left="4254" w:hanging="283"/>
       </w:pPr>
       <w:rPr>
         <w:rFonts w:ascii="Symbol" w:hAnsi="Symbol" w:cs="Symbol" w:hint="default"/>
@@ -10330,12 +9491,12 @@
       <w:start w:val="1"/>
       <w:numFmt w:val="bullet"/>
       <w:lvlText w:val=""/>
-      <w:lvlJc w:val="start"/>
+      <w:lvlJc w:val="left"/>
       <w:pPr>
         <w:tabs>
           <w:tab w:val="num" w:pos="4963"/>
         </w:tabs>
-        <w:ind w:start="4963" w:hanging="283"/>
+        <w:ind w:left="4963" w:hanging="283"/>
       </w:pPr>
       <w:rPr>
         <w:rFonts w:ascii="Symbol" w:hAnsi="Symbol" w:cs="Symbol" w:hint="default"/>
@@ -10345,12 +9506,12 @@
       <w:start w:val="1"/>
       <w:numFmt w:val="bullet"/>
       <w:lvlText w:val=""/>
-      <w:lvlJc w:val="start"/>
+      <w:lvlJc w:val="left"/>
       <w:pPr>
         <w:tabs>
           <w:tab w:val="num" w:pos="5672"/>
         </w:tabs>
-        <w:ind w:start="5672" w:hanging="283"/>
+        <w:ind w:left="5672" w:hanging="283"/>
       </w:pPr>
       <w:rPr>
         <w:rFonts w:ascii="Symbol" w:hAnsi="Symbol" w:cs="Symbol" w:hint="default"/>
@@ -10360,12 +9521,12 @@
       <w:start w:val="1"/>
       <w:numFmt w:val="bullet"/>
       <w:lvlText w:val=""/>
-      <w:lvlJc w:val="start"/>
+      <w:lvlJc w:val="left"/>
       <w:pPr>
         <w:tabs>
           <w:tab w:val="num" w:pos="6381"/>
         </w:tabs>
-        <w:ind w:start="6381" w:hanging="283"/>
+        <w:ind w:left="6381" w:hanging="283"/>
       </w:pPr>
       <w:rPr>
         <w:rFonts w:ascii="Symbol" w:hAnsi="Symbol" w:cs="Symbol" w:hint="default"/>
@@ -10377,12 +9538,12 @@
       <w:start w:val="1"/>
       <w:numFmt w:val="bullet"/>
       <w:lvlText w:val=""/>
-      <w:lvlJc w:val="start"/>
+      <w:lvlJc w:val="left"/>
       <w:pPr>
         <w:tabs>
           <w:tab w:val="num" w:pos="709"/>
         </w:tabs>
-        <w:ind w:start="709" w:hanging="283"/>
+        <w:ind w:left="709" w:hanging="283"/>
       </w:pPr>
       <w:rPr>
         <w:rFonts w:ascii="Symbol" w:hAnsi="Symbol" w:cs="Symbol" w:hint="default"/>
@@ -10392,12 +9553,12 @@
       <w:start w:val="1"/>
       <w:numFmt w:val="bullet"/>
       <w:lvlText w:val=""/>
-      <w:lvlJc w:val="start"/>
+      <w:lvlJc w:val="left"/>
       <w:pPr>
         <w:tabs>
           <w:tab w:val="num" w:pos="1418"/>
         </w:tabs>
-        <w:ind w:start="1418" w:hanging="283"/>
+        <w:ind w:left="1418" w:hanging="283"/>
       </w:pPr>
       <w:rPr>
         <w:rFonts w:ascii="Symbol" w:hAnsi="Symbol" w:cs="Symbol" w:hint="default"/>
@@ -10407,12 +9568,12 @@
       <w:start w:val="1"/>
       <w:numFmt w:val="bullet"/>
       <w:lvlText w:val=""/>
-      <w:lvlJc w:val="start"/>
+      <w:lvlJc w:val="left"/>
       <w:pPr>
         <w:tabs>
           <w:tab w:val="num" w:pos="2127"/>
         </w:tabs>
-        <w:ind w:start="2127" w:hanging="283"/>
+        <w:ind w:left="2127" w:hanging="283"/>
       </w:pPr>
       <w:rPr>
         <w:rFonts w:ascii="Symbol" w:hAnsi="Symbol" w:cs="Symbol" w:hint="default"/>
@@ -10422,12 +9583,12 @@
       <w:start w:val="1"/>
       <w:numFmt w:val="bullet"/>
       <w:lvlText w:val=""/>
-      <w:lvlJc w:val="start"/>
+      <w:lvlJc w:val="left"/>
       <w:pPr>
         <w:tabs>
           <w:tab w:val="num" w:pos="2836"/>
         </w:tabs>
-        <w:ind w:start="2836" w:hanging="283"/>
+        <w:ind w:left="2836" w:hanging="283"/>
       </w:pPr>
       <w:rPr>
         <w:rFonts w:ascii="Symbol" w:hAnsi="Symbol" w:cs="Symbol" w:hint="default"/>
@@ -10437,12 +9598,12 @@
       <w:start w:val="1"/>
       <w:numFmt w:val="bullet"/>
       <w:lvlText w:val=""/>
-      <w:lvlJc w:val="start"/>
+      <w:lvlJc w:val="left"/>
       <w:pPr>
         <w:tabs>
           <w:tab w:val="num" w:pos="3545"/>
         </w:tabs>
-        <w:ind w:start="3545" w:hanging="283"/>
+        <w:ind w:left="3545" w:hanging="283"/>
       </w:pPr>
       <w:rPr>
         <w:rFonts w:ascii="Symbol" w:hAnsi="Symbol" w:cs="Symbol" w:hint="default"/>
@@ -10452,12 +9613,12 @@
       <w:start w:val="1"/>
       <w:numFmt w:val="bullet"/>
       <w:lvlText w:val=""/>
-      <w:lvlJc w:val="start"/>
+      <w:lvlJc w:val="left"/>
       <w:pPr>
         <w:tabs>
           <w:tab w:val="num" w:pos="4254"/>
         </w:tabs>
-        <w:ind w:start="4254" w:hanging="283"/>
+        <w:ind w:left="4254" w:hanging="283"/>
       </w:pPr>
       <w:rPr>
         <w:rFonts w:ascii="Symbol" w:hAnsi="Symbol" w:cs="Symbol" w:hint="default"/>
@@ -10467,12 +9628,12 @@
       <w:start w:val="1"/>
       <w:numFmt w:val="bullet"/>
       <w:lvlText w:val=""/>
-      <w:lvlJc w:val="start"/>
+      <w:lvlJc w:val="left"/>
       <w:pPr>
         <w:tabs>
           <w:tab w:val="num" w:pos="4963"/>
         </w:tabs>
-        <w:ind w:start="4963" w:hanging="283"/>
+        <w:ind w:left="4963" w:hanging="283"/>
       </w:pPr>
       <w:rPr>
         <w:rFonts w:ascii="Symbol" w:hAnsi="Symbol" w:cs="Symbol" w:hint="default"/>
@@ -10482,12 +9643,12 @@
       <w:start w:val="1"/>
       <w:numFmt w:val="bullet"/>
       <w:lvlText w:val=""/>
-      <w:lvlJc w:val="start"/>
+      <w:lvlJc w:val="left"/>
       <w:pPr>
         <w:tabs>
           <w:tab w:val="num" w:pos="5672"/>
         </w:tabs>
-        <w:ind w:start="5672" w:hanging="283"/>
+        <w:ind w:left="5672" w:hanging="283"/>
       </w:pPr>
       <w:rPr>
         <w:rFonts w:ascii="Symbol" w:hAnsi="Symbol" w:cs="Symbol" w:hint="default"/>
@@ -10497,12 +9658,12 @@
       <w:start w:val="1"/>
       <w:numFmt w:val="bullet"/>
       <w:lvlText w:val=""/>
-      <w:lvlJc w:val="start"/>
+      <w:lvlJc w:val="left"/>
       <w:pPr>
         <w:tabs>
           <w:tab w:val="num" w:pos="6381"/>
         </w:tabs>
-        <w:ind w:start="6381" w:hanging="283"/>
+        <w:ind w:left="6381" w:hanging="283"/>
       </w:pPr>
       <w:rPr>
         <w:rFonts w:ascii="Symbol" w:hAnsi="Symbol" w:cs="Symbol" w:hint="default"/>
@@ -10514,12 +9675,12 @@
       <w:start w:val="1"/>
       <w:numFmt w:val="bullet"/>
       <w:lvlText w:val=""/>
-      <w:lvlJc w:val="start"/>
+      <w:lvlJc w:val="left"/>
       <w:pPr>
         <w:tabs>
           <w:tab w:val="num" w:pos="709"/>
         </w:tabs>
-        <w:ind w:start="709" w:hanging="283"/>
+        <w:ind w:left="709" w:hanging="283"/>
       </w:pPr>
       <w:rPr>
         <w:rFonts w:ascii="Symbol" w:hAnsi="Symbol" w:cs="Symbol" w:hint="default"/>
@@ -10529,12 +9690,12 @@
       <w:start w:val="1"/>
       <w:numFmt w:val="bullet"/>
       <w:lvlText w:val=""/>
-      <w:lvlJc w:val="start"/>
+      <w:lvlJc w:val="left"/>
       <w:pPr>
         <w:tabs>
           <w:tab w:val="num" w:pos="1418"/>
         </w:tabs>
-        <w:ind w:start="1418" w:hanging="283"/>
+        <w:ind w:left="1418" w:hanging="283"/>
       </w:pPr>
       <w:rPr>
         <w:rFonts w:ascii="Symbol" w:hAnsi="Symbol" w:cs="Symbol" w:hint="default"/>
@@ -10544,12 +9705,12 @@
       <w:start w:val="1"/>
       <w:numFmt w:val="bullet"/>
       <w:lvlText w:val=""/>
-      <w:lvlJc w:val="start"/>
+      <w:lvlJc w:val="left"/>
       <w:pPr>
         <w:tabs>
           <w:tab w:val="num" w:pos="2127"/>
         </w:tabs>
-        <w:ind w:start="2127" w:hanging="283"/>
+        <w:ind w:left="2127" w:hanging="283"/>
       </w:pPr>
       <w:rPr>
         <w:rFonts w:ascii="Symbol" w:hAnsi="Symbol" w:cs="Symbol" w:hint="default"/>
@@ -10559,12 +9720,12 @@
       <w:start w:val="1"/>
       <w:numFmt w:val="bullet"/>
       <w:lvlText w:val=""/>
-      <w:lvlJc w:val="start"/>
+      <w:lvlJc w:val="left"/>
       <w:pPr>
         <w:tabs>
           <w:tab w:val="num" w:pos="2836"/>
         </w:tabs>
-        <w:ind w:start="2836" w:hanging="283"/>
+        <w:ind w:left="2836" w:hanging="283"/>
       </w:pPr>
       <w:rPr>
         <w:rFonts w:ascii="Symbol" w:hAnsi="Symbol" w:cs="Symbol" w:hint="default"/>
@@ -10574,12 +9735,12 @@
       <w:start w:val="1"/>
       <w:numFmt w:val="bullet"/>
       <w:lvlText w:val=""/>
-      <w:lvlJc w:val="start"/>
+      <w:lvlJc w:val="left"/>
       <w:pPr>
         <w:tabs>
           <w:tab w:val="num" w:pos="3545"/>
         </w:tabs>
-        <w:ind w:start="3545" w:hanging="283"/>
+        <w:ind w:left="3545" w:hanging="283"/>
       </w:pPr>
       <w:rPr>
         <w:rFonts w:ascii="Symbol" w:hAnsi="Symbol" w:cs="Symbol" w:hint="default"/>
@@ -10589,12 +9750,12 @@
       <w:start w:val="1"/>
       <w:numFmt w:val="bullet"/>
       <w:lvlText w:val=""/>
-      <w:lvlJc w:val="start"/>
+      <w:lvlJc w:val="left"/>
       <w:pPr>
         <w:tabs>
           <w:tab w:val="num" w:pos="4254"/>
         </w:tabs>
-        <w:ind w:start="4254" w:hanging="283"/>
+        <w:ind w:left="4254" w:hanging="283"/>
       </w:pPr>
       <w:rPr>
         <w:rFonts w:ascii="Symbol" w:hAnsi="Symbol" w:cs="Symbol" w:hint="default"/>
@@ -10604,12 +9765,12 @@
       <w:start w:val="1"/>
       <w:numFmt w:val="bullet"/>
       <w:lvlText w:val=""/>
-      <w:lvlJc w:val="start"/>
+      <w:lvlJc w:val="left"/>
       <w:pPr>
         <w:tabs>
           <w:tab w:val="num" w:pos="4963"/>
         </w:tabs>
-        <w:ind w:start="4963" w:hanging="283"/>
+        <w:ind w:left="4963" w:hanging="283"/>
       </w:pPr>
       <w:rPr>
         <w:rFonts w:ascii="Symbol" w:hAnsi="Symbol" w:cs="Symbol" w:hint="default"/>
@@ -10619,12 +9780,12 @@
       <w:start w:val="1"/>
       <w:numFmt w:val="bullet"/>
       <w:lvlText w:val=""/>
-      <w:lvlJc w:val="start"/>
+      <w:lvlJc w:val="left"/>
       <w:pPr>
         <w:tabs>
           <w:tab w:val="num" w:pos="5672"/>
         </w:tabs>
-        <w:ind w:start="5672" w:hanging="283"/>
+        <w:ind w:left="5672" w:hanging="283"/>
       </w:pPr>
       <w:rPr>
         <w:rFonts w:ascii="Symbol" w:hAnsi="Symbol" w:cs="Symbol" w:hint="default"/>
@@ -10634,12 +9795,12 @@
       <w:start w:val="1"/>
       <w:numFmt w:val="bullet"/>
       <w:lvlText w:val=""/>
-      <w:lvlJc w:val="start"/>
+      <w:lvlJc w:val="left"/>
       <w:pPr>
         <w:tabs>
           <w:tab w:val="num" w:pos="6381"/>
         </w:tabs>
-        <w:ind w:start="6381" w:hanging="283"/>
+        <w:ind w:left="6381" w:hanging="283"/>
       </w:pPr>
       <w:rPr>
         <w:rFonts w:ascii="Symbol" w:hAnsi="Symbol" w:cs="Symbol" w:hint="default"/>
@@ -10651,12 +9812,12 @@
       <w:start w:val="1"/>
       <w:numFmt w:val="bullet"/>
       <w:lvlText w:val=""/>
-      <w:lvlJc w:val="start"/>
+      <w:lvlJc w:val="left"/>
       <w:pPr>
         <w:tabs>
           <w:tab w:val="num" w:pos="709"/>
         </w:tabs>
-        <w:ind w:start="709" w:hanging="283"/>
+        <w:ind w:left="709" w:hanging="283"/>
       </w:pPr>
       <w:rPr>
         <w:rFonts w:ascii="Symbol" w:hAnsi="Symbol" w:cs="Symbol" w:hint="default"/>
@@ -10666,12 +9827,12 @@
       <w:start w:val="1"/>
       <w:numFmt w:val="bullet"/>
       <w:lvlText w:val=""/>
-      <w:lvlJc w:val="start"/>
+      <w:lvlJc w:val="left"/>
       <w:pPr>
         <w:tabs>
           <w:tab w:val="num" w:pos="1418"/>
         </w:tabs>
-        <w:ind w:start="1418" w:hanging="283"/>
+        <w:ind w:left="1418" w:hanging="283"/>
       </w:pPr>
       <w:rPr>
         <w:rFonts w:ascii="Symbol" w:hAnsi="Symbol" w:cs="Symbol" w:hint="default"/>
@@ -10681,12 +9842,12 @@
       <w:start w:val="1"/>
       <w:numFmt w:val="bullet"/>
       <w:lvlText w:val=""/>
-      <w:lvlJc w:val="start"/>
+      <w:lvlJc w:val="left"/>
       <w:pPr>
         <w:tabs>
           <w:tab w:val="num" w:pos="2127"/>
         </w:tabs>
-        <w:ind w:start="2127" w:hanging="283"/>
+        <w:ind w:left="2127" w:hanging="283"/>
       </w:pPr>
       <w:rPr>
         <w:rFonts w:ascii="Symbol" w:hAnsi="Symbol" w:cs="Symbol" w:hint="default"/>
@@ -10696,12 +9857,12 @@
       <w:start w:val="1"/>
       <w:numFmt w:val="bullet"/>
       <w:lvlText w:val=""/>
-      <w:lvlJc w:val="start"/>
+      <w:lvlJc w:val="left"/>
       <w:pPr>
         <w:tabs>
           <w:tab w:val="num" w:pos="2836"/>
         </w:tabs>
-        <w:ind w:start="2836" w:hanging="283"/>
+        <w:ind w:left="2836" w:hanging="283"/>
       </w:pPr>
       <w:rPr>
         <w:rFonts w:ascii="Symbol" w:hAnsi="Symbol" w:cs="Symbol" w:hint="default"/>
@@ -10711,12 +9872,12 @@
       <w:start w:val="1"/>
       <w:numFmt w:val="bullet"/>
       <w:lvlText w:val=""/>
-      <w:lvlJc w:val="start"/>
+      <w:lvlJc w:val="left"/>
       <w:pPr>
         <w:tabs>
           <w:tab w:val="num" w:pos="3545"/>
         </w:tabs>
-        <w:ind w:start="3545" w:hanging="283"/>
+        <w:ind w:left="3545" w:hanging="283"/>
       </w:pPr>
       <w:rPr>
         <w:rFonts w:ascii="Symbol" w:hAnsi="Symbol" w:cs="Symbol" w:hint="default"/>
@@ -10726,12 +9887,12 @@
       <w:start w:val="1"/>
       <w:numFmt w:val="bullet"/>
       <w:lvlText w:val=""/>
-      <w:lvlJc w:val="start"/>
+      <w:lvlJc w:val="left"/>
       <w:pPr>
         <w:tabs>
           <w:tab w:val="num" w:pos="4254"/>
         </w:tabs>
-        <w:ind w:start="4254" w:hanging="283"/>
+        <w:ind w:left="4254" w:hanging="283"/>
       </w:pPr>
       <w:rPr>
         <w:rFonts w:ascii="Symbol" w:hAnsi="Symbol" w:cs="Symbol" w:hint="default"/>
@@ -10741,12 +9902,12 @@
       <w:start w:val="1"/>
       <w:numFmt w:val="bullet"/>
       <w:lvlText w:val=""/>
-      <w:lvlJc w:val="start"/>
+      <w:lvlJc w:val="left"/>
       <w:pPr>
         <w:tabs>
           <w:tab w:val="num" w:pos="4963"/>
         </w:tabs>
-        <w:ind w:start="4963" w:hanging="283"/>
+        <w:ind w:left="4963" w:hanging="283"/>
       </w:pPr>
       <w:rPr>
         <w:rFonts w:ascii="Symbol" w:hAnsi="Symbol" w:cs="Symbol" w:hint="default"/>
@@ -10756,12 +9917,12 @@
       <w:start w:val="1"/>
       <w:numFmt w:val="bullet"/>
       <w:lvlText w:val=""/>
-      <w:lvlJc w:val="start"/>
+      <w:lvlJc w:val="left"/>
       <w:pPr>
         <w:tabs>
           <w:tab w:val="num" w:pos="5672"/>
         </w:tabs>
-        <w:ind w:start="5672" w:hanging="283"/>
+        <w:ind w:left="5672" w:hanging="283"/>
       </w:pPr>
       <w:rPr>
         <w:rFonts w:ascii="Symbol" w:hAnsi="Symbol" w:cs="Symbol" w:hint="default"/>
@@ -10771,12 +9932,12 @@
       <w:start w:val="1"/>
       <w:numFmt w:val="bullet"/>
       <w:lvlText w:val=""/>
-      <w:lvlJc w:val="start"/>
+      <w:lvlJc w:val="left"/>
       <w:pPr>
         <w:tabs>
           <w:tab w:val="num" w:pos="6381"/>
         </w:tabs>
-        <w:ind w:start="6381" w:hanging="283"/>
+        <w:ind w:left="6381" w:hanging="283"/>
       </w:pPr>
       <w:rPr>
         <w:rFonts w:ascii="Symbol" w:hAnsi="Symbol" w:cs="Symbol" w:hint="default"/>
@@ -10788,12 +9949,12 @@
       <w:start w:val="1"/>
       <w:numFmt w:val="bullet"/>
       <w:lvlText w:val=""/>
-      <w:lvlJc w:val="start"/>
+      <w:lvlJc w:val="left"/>
       <w:pPr>
         <w:tabs>
           <w:tab w:val="num" w:pos="709"/>
         </w:tabs>
-        <w:ind w:start="709" w:hanging="283"/>
+        <w:ind w:left="709" w:hanging="283"/>
       </w:pPr>
       <w:rPr>
         <w:rFonts w:ascii="Symbol" w:hAnsi="Symbol" w:cs="Symbol" w:hint="default"/>
@@ -10803,12 +9964,12 @@
       <w:start w:val="1"/>
       <w:numFmt w:val="bullet"/>
       <w:lvlText w:val=""/>
-      <w:lvlJc w:val="start"/>
+      <w:lvlJc w:val="left"/>
       <w:pPr>
         <w:tabs>
           <w:tab w:val="num" w:pos="1418"/>
         </w:tabs>
-        <w:ind w:start="1418" w:hanging="283"/>
+        <w:ind w:left="1418" w:hanging="283"/>
       </w:pPr>
       <w:rPr>
         <w:rFonts w:ascii="Symbol" w:hAnsi="Symbol" w:cs="Symbol" w:hint="default"/>
@@ -10818,12 +9979,12 @@
       <w:start w:val="1"/>
       <w:numFmt w:val="bullet"/>
       <w:lvlText w:val=""/>
-      <w:lvlJc w:val="start"/>
+      <w:lvlJc w:val="left"/>
       <w:pPr>
         <w:tabs>
           <w:tab w:val="num" w:pos="2127"/>
         </w:tabs>
-        <w:ind w:start="2127" w:hanging="283"/>
+        <w:ind w:left="2127" w:hanging="283"/>
       </w:pPr>
       <w:rPr>
         <w:rFonts w:ascii="Symbol" w:hAnsi="Symbol" w:cs="Symbol" w:hint="default"/>
@@ -10833,12 +9994,12 @@
       <w:start w:val="1"/>
       <w:numFmt w:val="bullet"/>
       <w:lvlText w:val=""/>
-      <w:lvlJc w:val="start"/>
+      <w:lvlJc w:val="left"/>
       <w:pPr>
         <w:tabs>
           <w:tab w:val="num" w:pos="2836"/>
         </w:tabs>
-        <w:ind w:start="2836" w:hanging="283"/>
+        <w:ind w:left="2836" w:hanging="283"/>
       </w:pPr>
       <w:rPr>
         <w:rFonts w:ascii="Symbol" w:hAnsi="Symbol" w:cs="Symbol" w:hint="default"/>
@@ -10848,12 +10009,12 @@
       <w:start w:val="1"/>
       <w:numFmt w:val="bullet"/>
       <w:lvlText w:val=""/>
-      <w:lvlJc w:val="start"/>
+      <w:lvlJc w:val="left"/>
       <w:pPr>
         <w:tabs>
           <w:tab w:val="num" w:pos="3545"/>
         </w:tabs>
-        <w:ind w:start="3545" w:hanging="283"/>
+        <w:ind w:left="3545" w:hanging="283"/>
       </w:pPr>
       <w:rPr>
         <w:rFonts w:ascii="Symbol" w:hAnsi="Symbol" w:cs="Symbol" w:hint="default"/>
@@ -10863,12 +10024,12 @@
       <w:start w:val="1"/>
       <w:numFmt w:val="bullet"/>
       <w:lvlText w:val=""/>
-      <w:lvlJc w:val="start"/>
+      <w:lvlJc w:val="left"/>
       <w:pPr>
         <w:tabs>
           <w:tab w:val="num" w:pos="4254"/>
         </w:tabs>
-        <w:ind w:start="4254" w:hanging="283"/>
+        <w:ind w:left="4254" w:hanging="283"/>
       </w:pPr>
       <w:rPr>
         <w:rFonts w:ascii="Symbol" w:hAnsi="Symbol" w:cs="Symbol" w:hint="default"/>
@@ -10878,12 +10039,12 @@
       <w:start w:val="1"/>
       <w:numFmt w:val="bullet"/>
       <w:lvlText w:val=""/>
-      <w:lvlJc w:val="start"/>
+      <w:lvlJc w:val="left"/>
       <w:pPr>
         <w:tabs>
           <w:tab w:val="num" w:pos="4963"/>
         </w:tabs>
-        <w:ind w:start="4963" w:hanging="283"/>
+        <w:ind w:left="4963" w:hanging="283"/>
       </w:pPr>
       <w:rPr>
         <w:rFonts w:ascii="Symbol" w:hAnsi="Symbol" w:cs="Symbol" w:hint="default"/>
@@ -10893,12 +10054,12 @@
       <w:start w:val="1"/>
       <w:numFmt w:val="bullet"/>
       <w:lvlText w:val=""/>
-      <w:lvlJc w:val="start"/>
+      <w:lvlJc w:val="left"/>
       <w:pPr>
         <w:tabs>
           <w:tab w:val="num" w:pos="5672"/>
         </w:tabs>
-        <w:ind w:start="5672" w:hanging="283"/>
+        <w:ind w:left="5672" w:hanging="283"/>
       </w:pPr>
       <w:rPr>
         <w:rFonts w:ascii="Symbol" w:hAnsi="Symbol" w:cs="Symbol" w:hint="default"/>
@@ -10908,12 +10069,12 @@
       <w:start w:val="1"/>
       <w:numFmt w:val="bullet"/>
       <w:lvlText w:val=""/>
-      <w:lvlJc w:val="start"/>
+      <w:lvlJc w:val="left"/>
       <w:pPr>
         <w:tabs>
           <w:tab w:val="num" w:pos="6381"/>
         </w:tabs>
-        <w:ind w:start="6381" w:hanging="283"/>
+        <w:ind w:left="6381" w:hanging="283"/>
       </w:pPr>
       <w:rPr>
         <w:rFonts w:ascii="Symbol" w:hAnsi="Symbol" w:cs="Symbol" w:hint="default"/>
@@ -10925,12 +10086,12 @@
       <w:start w:val="1"/>
       <w:numFmt w:val="bullet"/>
       <w:lvlText w:val=""/>
-      <w:lvlJc w:val="start"/>
+      <w:lvlJc w:val="left"/>
       <w:pPr>
         <w:tabs>
           <w:tab w:val="num" w:pos="709"/>
         </w:tabs>
-        <w:ind w:start="709" w:hanging="283"/>
+        <w:ind w:left="709" w:hanging="283"/>
       </w:pPr>
       <w:rPr>
         <w:rFonts w:ascii="Symbol" w:hAnsi="Symbol" w:cs="Symbol" w:hint="default"/>
@@ -10940,12 +10101,12 @@
       <w:start w:val="1"/>
       <w:numFmt w:val="bullet"/>
       <w:lvlText w:val=""/>
-      <w:lvlJc w:val="start"/>
+      <w:lvlJc w:val="left"/>
       <w:pPr>
         <w:tabs>
           <w:tab w:val="num" w:pos="1418"/>
         </w:tabs>
-        <w:ind w:start="1418" w:hanging="283"/>
+        <w:ind w:left="1418" w:hanging="283"/>
       </w:pPr>
       <w:rPr>
         <w:rFonts w:ascii="Symbol" w:hAnsi="Symbol" w:cs="Symbol" w:hint="default"/>
@@ -10955,12 +10116,12 @@
       <w:start w:val="1"/>
       <w:numFmt w:val="bullet"/>
       <w:lvlText w:val=""/>
-      <w:lvlJc w:val="start"/>
+      <w:lvlJc w:val="left"/>
       <w:pPr>
         <w:tabs>
           <w:tab w:val="num" w:pos="2127"/>
         </w:tabs>
-        <w:ind w:start="2127" w:hanging="283"/>
+        <w:ind w:left="2127" w:hanging="283"/>
       </w:pPr>
       <w:rPr>
         <w:rFonts w:ascii="Symbol" w:hAnsi="Symbol" w:cs="Symbol" w:hint="default"/>
@@ -10970,12 +10131,12 @@
       <w:start w:val="1"/>
       <w:numFmt w:val="bullet"/>
       <w:lvlText w:val=""/>
-      <w:lvlJc w:val="start"/>
+      <w:lvlJc w:val="left"/>
       <w:pPr>
         <w:tabs>
           <w:tab w:val="num" w:pos="2836"/>
         </w:tabs>
-        <w:ind w:start="2836" w:hanging="283"/>
+        <w:ind w:left="2836" w:hanging="283"/>
       </w:pPr>
       <w:rPr>
         <w:rFonts w:ascii="Symbol" w:hAnsi="Symbol" w:cs="Symbol" w:hint="default"/>
@@ -10985,12 +10146,12 @@
       <w:start w:val="1"/>
       <w:numFmt w:val="bullet"/>
       <w:lvlText w:val=""/>
-      <w:lvlJc w:val="start"/>
+      <w:lvlJc w:val="left"/>
       <w:pPr>
         <w:tabs>
           <w:tab w:val="num" w:pos="3545"/>
         </w:tabs>
-        <w:ind w:start="3545" w:hanging="283"/>
+        <w:ind w:left="3545" w:hanging="283"/>
       </w:pPr>
       <w:rPr>
         <w:rFonts w:ascii="Symbol" w:hAnsi="Symbol" w:cs="Symbol" w:hint="default"/>
@@ -11000,12 +10161,12 @@
       <w:start w:val="1"/>
       <w:numFmt w:val="bullet"/>
       <w:lvlText w:val=""/>
-      <w:lvlJc w:val="start"/>
+      <w:lvlJc w:val="left"/>
       <w:pPr>
         <w:tabs>
           <w:tab w:val="num" w:pos="4254"/>
         </w:tabs>
-        <w:ind w:start="4254" w:hanging="283"/>
+        <w:ind w:left="4254" w:hanging="283"/>
       </w:pPr>
       <w:rPr>
         <w:rFonts w:ascii="Symbol" w:hAnsi="Symbol" w:cs="Symbol" w:hint="default"/>
@@ -11015,12 +10176,12 @@
       <w:start w:val="1"/>
       <w:numFmt w:val="bullet"/>
       <w:lvlText w:val=""/>
-      <w:lvlJc w:val="start"/>
+      <w:lvlJc w:val="left"/>
       <w:pPr>
         <w:tabs>
           <w:tab w:val="num" w:pos="4963"/>
         </w:tabs>
-        <w:ind w:start="4963" w:hanging="283"/>
+        <w:ind w:left="4963" w:hanging="283"/>
       </w:pPr>
       <w:rPr>
         <w:rFonts w:ascii="Symbol" w:hAnsi="Symbol" w:cs="Symbol" w:hint="default"/>
@@ -11030,12 +10191,12 @@
       <w:start w:val="1"/>
       <w:numFmt w:val="bullet"/>
       <w:lvlText w:val=""/>
-      <w:lvlJc w:val="start"/>
+      <w:lvlJc w:val="left"/>
       <w:pPr>
         <w:tabs>
           <w:tab w:val="num" w:pos="5672"/>
         </w:tabs>
-        <w:ind w:start="5672" w:hanging="283"/>
+        <w:ind w:left="5672" w:hanging="283"/>
       </w:pPr>
       <w:rPr>
         <w:rFonts w:ascii="Symbol" w:hAnsi="Symbol" w:cs="Symbol" w:hint="default"/>
@@ -11045,12 +10206,12 @@
       <w:start w:val="1"/>
       <w:numFmt w:val="bullet"/>
       <w:lvlText w:val=""/>
-      <w:lvlJc w:val="start"/>
+      <w:lvlJc w:val="left"/>
       <w:pPr>
         <w:tabs>
           <w:tab w:val="num" w:pos="6381"/>
         </w:tabs>
-        <w:ind w:start="6381" w:hanging="283"/>
+        <w:ind w:left="6381" w:hanging="283"/>
       </w:pPr>
       <w:rPr>
         <w:rFonts w:ascii="Symbol" w:hAnsi="Symbol" w:cs="Symbol" w:hint="default"/>
@@ -11062,12 +10223,12 @@
       <w:start w:val="1"/>
       <w:numFmt w:val="decimal"/>
       <w:lvlText w:val="%1."/>
-      <w:lvlJc w:val="start"/>
+      <w:lvlJc w:val="left"/>
       <w:pPr>
         <w:tabs>
           <w:tab w:val="num" w:pos="709"/>
         </w:tabs>
-        <w:ind w:start="709" w:hanging="283"/>
+        <w:ind w:left="709" w:hanging="283"/>
       </w:pPr>
       <w:rPr/>
     </w:lvl>
@@ -11075,12 +10236,12 @@
       <w:start w:val="1"/>
       <w:numFmt w:val="bullet"/>
       <w:lvlText w:val=""/>
-      <w:lvlJc w:val="start"/>
+      <w:lvlJc w:val="left"/>
       <w:pPr>
         <w:tabs>
           <w:tab w:val="num" w:pos="1418"/>
         </w:tabs>
-        <w:ind w:start="1418" w:hanging="283"/>
+        <w:ind w:left="1418" w:hanging="283"/>
       </w:pPr>
       <w:rPr>
         <w:rFonts w:ascii="Symbol" w:hAnsi="Symbol" w:cs="Symbol" w:hint="default"/>
@@ -11090,12 +10251,12 @@
       <w:start w:val="1"/>
       <w:numFmt w:val="bullet"/>
       <w:lvlText w:val=""/>
-      <w:lvlJc w:val="start"/>
+      <w:lvlJc w:val="left"/>
       <w:pPr>
         <w:tabs>
           <w:tab w:val="num" w:pos="2127"/>
         </w:tabs>
-        <w:ind w:start="2127" w:hanging="283"/>
+        <w:ind w:left="2127" w:hanging="283"/>
       </w:pPr>
       <w:rPr>
         <w:rFonts w:ascii="Symbol" w:hAnsi="Symbol" w:cs="Symbol" w:hint="default"/>
@@ -11105,12 +10266,12 @@
       <w:start w:val="1"/>
       <w:numFmt w:val="bullet"/>
       <w:lvlText w:val=""/>
-      <w:lvlJc w:val="start"/>
+      <w:lvlJc w:val="left"/>
       <w:pPr>
         <w:tabs>
           <w:tab w:val="num" w:pos="2836"/>
         </w:tabs>
-        <w:ind w:start="2836" w:hanging="283"/>
+        <w:ind w:left="2836" w:hanging="283"/>
       </w:pPr>
       <w:rPr>
         <w:rFonts w:ascii="Symbol" w:hAnsi="Symbol" w:cs="Symbol" w:hint="default"/>
@@ -11120,12 +10281,12 @@
       <w:start w:val="1"/>
       <w:numFmt w:val="bullet"/>
       <w:lvlText w:val=""/>
-      <w:lvlJc w:val="start"/>
+      <w:lvlJc w:val="left"/>
       <w:pPr>
         <w:tabs>
           <w:tab w:val="num" w:pos="3545"/>
         </w:tabs>
-        <w:ind w:start="3545" w:hanging="283"/>
+        <w:ind w:left="3545" w:hanging="283"/>
       </w:pPr>
       <w:rPr>
         <w:rFonts w:ascii="Symbol" w:hAnsi="Symbol" w:cs="Symbol" w:hint="default"/>
@@ -11135,12 +10296,12 @@
       <w:start w:val="1"/>
       <w:numFmt w:val="bullet"/>
       <w:lvlText w:val=""/>
-      <w:lvlJc w:val="start"/>
+      <w:lvlJc w:val="left"/>
       <w:pPr>
         <w:tabs>
           <w:tab w:val="num" w:pos="4254"/>
         </w:tabs>
-        <w:ind w:start="4254" w:hanging="283"/>
+        <w:ind w:left="4254" w:hanging="283"/>
       </w:pPr>
       <w:rPr>
         <w:rFonts w:ascii="Symbol" w:hAnsi="Symbol" w:cs="Symbol" w:hint="default"/>
@@ -11150,12 +10311,12 @@
       <w:start w:val="1"/>
       <w:numFmt w:val="bullet"/>
       <w:lvlText w:val=""/>
-      <w:lvlJc w:val="start"/>
+      <w:lvlJc w:val="left"/>
       <w:pPr>
         <w:tabs>
           <w:tab w:val="num" w:pos="4963"/>
         </w:tabs>
-        <w:ind w:start="4963" w:hanging="283"/>
+        <w:ind w:left="4963" w:hanging="283"/>
       </w:pPr>
       <w:rPr>
         <w:rFonts w:ascii="Symbol" w:hAnsi="Symbol" w:cs="Symbol" w:hint="default"/>
@@ -11165,12 +10326,12 @@
       <w:start w:val="1"/>
       <w:numFmt w:val="bullet"/>
       <w:lvlText w:val=""/>
-      <w:lvlJc w:val="start"/>
+      <w:lvlJc w:val="left"/>
       <w:pPr>
         <w:tabs>
           <w:tab w:val="num" w:pos="5672"/>
         </w:tabs>
-        <w:ind w:start="5672" w:hanging="283"/>
+        <w:ind w:left="5672" w:hanging="283"/>
       </w:pPr>
       <w:rPr>
         <w:rFonts w:ascii="Symbol" w:hAnsi="Symbol" w:cs="Symbol" w:hint="default"/>
@@ -11180,12 +10341,12 @@
       <w:start w:val="1"/>
       <w:numFmt w:val="bullet"/>
       <w:lvlText w:val=""/>
-      <w:lvlJc w:val="start"/>
+      <w:lvlJc w:val="left"/>
       <w:pPr>
         <w:tabs>
           <w:tab w:val="num" w:pos="6381"/>
         </w:tabs>
-        <w:ind w:start="6381" w:hanging="283"/>
+        <w:ind w:left="6381" w:hanging="283"/>
       </w:pPr>
       <w:rPr>
         <w:rFonts w:ascii="Symbol" w:hAnsi="Symbol" w:cs="Symbol" w:hint="default"/>
@@ -11197,12 +10358,12 @@
       <w:start w:val="1"/>
       <w:numFmt w:val="bullet"/>
       <w:lvlText w:val=""/>
-      <w:lvlJc w:val="start"/>
+      <w:lvlJc w:val="left"/>
       <w:pPr>
         <w:tabs>
           <w:tab w:val="num" w:pos="709"/>
         </w:tabs>
-        <w:ind w:start="709" w:hanging="283"/>
+        <w:ind w:left="709" w:hanging="283"/>
       </w:pPr>
       <w:rPr>
         <w:rFonts w:ascii="Symbol" w:hAnsi="Symbol" w:cs="Symbol" w:hint="default"/>
@@ -11212,12 +10373,12 @@
       <w:start w:val="1"/>
       <w:numFmt w:val="bullet"/>
       <w:lvlText w:val=""/>
-      <w:lvlJc w:val="start"/>
+      <w:lvlJc w:val="left"/>
       <w:pPr>
         <w:tabs>
           <w:tab w:val="num" w:pos="1418"/>
         </w:tabs>
-        <w:ind w:start="1418" w:hanging="283"/>
+        <w:ind w:left="1418" w:hanging="283"/>
       </w:pPr>
       <w:rPr>
         <w:rFonts w:ascii="Symbol" w:hAnsi="Symbol" w:cs="Symbol" w:hint="default"/>
@@ -11227,12 +10388,12 @@
       <w:start w:val="1"/>
       <w:numFmt w:val="bullet"/>
       <w:lvlText w:val=""/>
-      <w:lvlJc w:val="start"/>
+      <w:lvlJc w:val="left"/>
       <w:pPr>
         <w:tabs>
           <w:tab w:val="num" w:pos="2127"/>
         </w:tabs>
-        <w:ind w:start="2127" w:hanging="283"/>
+        <w:ind w:left="2127" w:hanging="283"/>
       </w:pPr>
       <w:rPr>
         <w:rFonts w:ascii="Symbol" w:hAnsi="Symbol" w:cs="Symbol" w:hint="default"/>
@@ -11242,12 +10403,12 @@
       <w:start w:val="1"/>
       <w:numFmt w:val="bullet"/>
       <w:lvlText w:val=""/>
-      <w:lvlJc w:val="start"/>
+      <w:lvlJc w:val="left"/>
       <w:pPr>
         <w:tabs>
           <w:tab w:val="num" w:pos="2836"/>
         </w:tabs>
-        <w:ind w:start="2836" w:hanging="283"/>
+        <w:ind w:left="2836" w:hanging="283"/>
       </w:pPr>
       <w:rPr>
         <w:rFonts w:ascii="Symbol" w:hAnsi="Symbol" w:cs="Symbol" w:hint="default"/>
@@ -11257,12 +10418,12 @@
       <w:start w:val="1"/>
       <w:numFmt w:val="bullet"/>
       <w:lvlText w:val=""/>
-      <w:lvlJc w:val="start"/>
+      <w:lvlJc w:val="left"/>
       <w:pPr>
         <w:tabs>
           <w:tab w:val="num" w:pos="3545"/>
         </w:tabs>
-        <w:ind w:start="3545" w:hanging="283"/>
+        <w:ind w:left="3545" w:hanging="283"/>
       </w:pPr>
       <w:rPr>
         <w:rFonts w:ascii="Symbol" w:hAnsi="Symbol" w:cs="Symbol" w:hint="default"/>
@@ -11272,12 +10433,12 @@
       <w:start w:val="1"/>
       <w:numFmt w:val="bullet"/>
       <w:lvlText w:val=""/>
-      <w:lvlJc w:val="start"/>
+      <w:lvlJc w:val="left"/>
       <w:pPr>
         <w:tabs>
           <w:tab w:val="num" w:pos="4254"/>
         </w:tabs>
-        <w:ind w:start="4254" w:hanging="283"/>
+        <w:ind w:left="4254" w:hanging="283"/>
       </w:pPr>
       <w:rPr>
         <w:rFonts w:ascii="Symbol" w:hAnsi="Symbol" w:cs="Symbol" w:hint="default"/>
@@ -11287,12 +10448,12 @@
       <w:start w:val="1"/>
       <w:numFmt w:val="bullet"/>
       <w:lvlText w:val=""/>
-      <w:lvlJc w:val="start"/>
+      <w:lvlJc w:val="left"/>
       <w:pPr>
         <w:tabs>
           <w:tab w:val="num" w:pos="4963"/>
         </w:tabs>
-        <w:ind w:start="4963" w:hanging="283"/>
+        <w:ind w:left="4963" w:hanging="283"/>
       </w:pPr>
       <w:rPr>
         <w:rFonts w:ascii="Symbol" w:hAnsi="Symbol" w:cs="Symbol" w:hint="default"/>
@@ -11302,12 +10463,12 @@
       <w:start w:val="1"/>
       <w:numFmt w:val="bullet"/>
       <w:lvlText w:val=""/>
-      <w:lvlJc w:val="start"/>
+      <w:lvlJc w:val="left"/>
       <w:pPr>
         <w:tabs>
           <w:tab w:val="num" w:pos="5672"/>
         </w:tabs>
-        <w:ind w:start="5672" w:hanging="283"/>
+        <w:ind w:left="5672" w:hanging="283"/>
       </w:pPr>
       <w:rPr>
         <w:rFonts w:ascii="Symbol" w:hAnsi="Symbol" w:cs="Symbol" w:hint="default"/>
@@ -11317,12 +10478,12 @@
       <w:start w:val="1"/>
       <w:numFmt w:val="bullet"/>
       <w:lvlText w:val=""/>
-      <w:lvlJc w:val="start"/>
+      <w:lvlJc w:val="left"/>
       <w:pPr>
         <w:tabs>
           <w:tab w:val="num" w:pos="6381"/>
         </w:tabs>
-        <w:ind w:start="6381" w:hanging="283"/>
+        <w:ind w:left="6381" w:hanging="283"/>
       </w:pPr>
       <w:rPr>
         <w:rFonts w:ascii="Symbol" w:hAnsi="Symbol" w:cs="Symbol" w:hint="default"/>
@@ -11334,12 +10495,12 @@
       <w:start w:val="1"/>
       <w:numFmt w:val="decimal"/>
       <w:lvlText w:val="%1."/>
-      <w:lvlJc w:val="start"/>
+      <w:lvlJc w:val="left"/>
       <w:pPr>
         <w:tabs>
           <w:tab w:val="num" w:pos="709"/>
         </w:tabs>
-        <w:ind w:start="709" w:hanging="283"/>
+        <w:ind w:left="709" w:hanging="283"/>
       </w:pPr>
       <w:rPr/>
     </w:lvl>
@@ -11347,12 +10508,12 @@
       <w:start w:val="1"/>
       <w:numFmt w:val="decimal"/>
       <w:lvlText w:val="%2."/>
-      <w:lvlJc w:val="start"/>
+      <w:lvlJc w:val="left"/>
       <w:pPr>
         <w:tabs>
           <w:tab w:val="num" w:pos="1418"/>
         </w:tabs>
-        <w:ind w:start="1418" w:hanging="283"/>
+        <w:ind w:left="1418" w:hanging="283"/>
       </w:pPr>
       <w:rPr/>
     </w:lvl>
@@ -11360,12 +10521,12 @@
       <w:start w:val="1"/>
       <w:numFmt w:val="decimal"/>
       <w:lvlText w:val="%3."/>
-      <w:lvlJc w:val="start"/>
+      <w:lvlJc w:val="left"/>
       <w:pPr>
         <w:tabs>
           <w:tab w:val="num" w:pos="2127"/>
         </w:tabs>
-        <w:ind w:start="2127" w:hanging="283"/>
+        <w:ind w:left="2127" w:hanging="283"/>
       </w:pPr>
       <w:rPr/>
     </w:lvl>
@@ -11373,12 +10534,12 @@
       <w:start w:val="1"/>
       <w:numFmt w:val="decimal"/>
       <w:lvlText w:val="%4."/>
-      <w:lvlJc w:val="start"/>
+      <w:lvlJc w:val="left"/>
       <w:pPr>
         <w:tabs>
           <w:tab w:val="num" w:pos="2836"/>
         </w:tabs>
-        <w:ind w:start="2836" w:hanging="283"/>
+        <w:ind w:left="2836" w:hanging="283"/>
       </w:pPr>
       <w:rPr/>
     </w:lvl>
@@ -11386,12 +10547,12 @@
       <w:start w:val="1"/>
       <w:numFmt w:val="decimal"/>
       <w:lvlText w:val="%5."/>
-      <w:lvlJc w:val="start"/>
+      <w:lvlJc w:val="left"/>
       <w:pPr>
         <w:tabs>
           <w:tab w:val="num" w:pos="3545"/>
         </w:tabs>
-        <w:ind w:start="3545" w:hanging="283"/>
+        <w:ind w:left="3545" w:hanging="283"/>
       </w:pPr>
       <w:rPr/>
     </w:lvl>
@@ -11399,12 +10560,12 @@
       <w:start w:val="1"/>
       <w:numFmt w:val="decimal"/>
       <w:lvlText w:val="%6."/>
-      <w:lvlJc w:val="start"/>
+      <w:lvlJc w:val="left"/>
       <w:pPr>
         <w:tabs>
           <w:tab w:val="num" w:pos="4254"/>
         </w:tabs>
-        <w:ind w:start="4254" w:hanging="283"/>
+        <w:ind w:left="4254" w:hanging="283"/>
       </w:pPr>
       <w:rPr/>
     </w:lvl>
@@ -11412,12 +10573,12 @@
       <w:start w:val="1"/>
       <w:numFmt w:val="decimal"/>
       <w:lvlText w:val="%7."/>
-      <w:lvlJc w:val="start"/>
+      <w:lvlJc w:val="left"/>
       <w:pPr>
         <w:tabs>
           <w:tab w:val="num" w:pos="4963"/>
         </w:tabs>
-        <w:ind w:start="4963" w:hanging="283"/>
+        <w:ind w:left="4963" w:hanging="283"/>
       </w:pPr>
       <w:rPr/>
     </w:lvl>
@@ -11425,12 +10586,12 @@
       <w:start w:val="1"/>
       <w:numFmt w:val="decimal"/>
       <w:lvlText w:val="%8."/>
-      <w:lvlJc w:val="start"/>
+      <w:lvlJc w:val="left"/>
       <w:pPr>
         <w:tabs>
           <w:tab w:val="num" w:pos="5672"/>
         </w:tabs>
-        <w:ind w:start="5672" w:hanging="283"/>
+        <w:ind w:left="5672" w:hanging="283"/>
       </w:pPr>
       <w:rPr/>
     </w:lvl>
@@ -11438,12 +10599,12 @@
       <w:start w:val="1"/>
       <w:numFmt w:val="decimal"/>
       <w:lvlText w:val="%9."/>
-      <w:lvlJc w:val="start"/>
+      <w:lvlJc w:val="left"/>
       <w:pPr>
         <w:tabs>
           <w:tab w:val="num" w:pos="6381"/>
         </w:tabs>
-        <w:ind w:start="6381" w:hanging="283"/>
+        <w:ind w:left="6381" w:hanging="283"/>
       </w:pPr>
       <w:rPr/>
     </w:lvl>
@@ -11453,12 +10614,12 @@
       <w:start w:val="1"/>
       <w:numFmt w:val="bullet"/>
       <w:lvlText w:val=""/>
-      <w:lvlJc w:val="start"/>
+      <w:lvlJc w:val="left"/>
       <w:pPr>
         <w:tabs>
           <w:tab w:val="num" w:pos="709"/>
         </w:tabs>
-        <w:ind w:start="709" w:hanging="283"/>
+        <w:ind w:left="709" w:hanging="283"/>
       </w:pPr>
       <w:rPr>
         <w:rFonts w:ascii="Symbol" w:hAnsi="Symbol" w:cs="Symbol" w:hint="default"/>
@@ -11468,12 +10629,12 @@
       <w:start w:val="1"/>
       <w:numFmt w:val="bullet"/>
       <w:lvlText w:val=""/>
-      <w:lvlJc w:val="start"/>
+      <w:lvlJc w:val="left"/>
       <w:pPr>
         <w:tabs>
           <w:tab w:val="num" w:pos="1418"/>
         </w:tabs>
-        <w:ind w:start="1418" w:hanging="283"/>
+        <w:ind w:left="1418" w:hanging="283"/>
       </w:pPr>
       <w:rPr>
         <w:rFonts w:ascii="Symbol" w:hAnsi="Symbol" w:cs="Symbol" w:hint="default"/>
@@ -11483,12 +10644,12 @@
       <w:start w:val="1"/>
       <w:numFmt w:val="bullet"/>
       <w:lvlText w:val=""/>
-      <w:lvlJc w:val="start"/>
+      <w:lvlJc w:val="left"/>
       <w:pPr>
         <w:tabs>
           <w:tab w:val="num" w:pos="2127"/>
         </w:tabs>
-        <w:ind w:start="2127" w:hanging="283"/>
+        <w:ind w:left="2127" w:hanging="283"/>
       </w:pPr>
       <w:rPr>
         <w:rFonts w:ascii="Symbol" w:hAnsi="Symbol" w:cs="Symbol" w:hint="default"/>
@@ -11498,12 +10659,12 @@
       <w:start w:val="1"/>
       <w:numFmt w:val="bullet"/>
       <w:lvlText w:val=""/>
-      <w:lvlJc w:val="start"/>
+      <w:lvlJc w:val="left"/>
       <w:pPr>
         <w:tabs>
           <w:tab w:val="num" w:pos="2836"/>
         </w:tabs>
-        <w:ind w:start="2836" w:hanging="283"/>
+        <w:ind w:left="2836" w:hanging="283"/>
       </w:pPr>
       <w:rPr>
         <w:rFonts w:ascii="Symbol" w:hAnsi="Symbol" w:cs="Symbol" w:hint="default"/>
@@ -11513,12 +10674,12 @@
       <w:start w:val="1"/>
       <w:numFmt w:val="bullet"/>
       <w:lvlText w:val=""/>
-      <w:lvlJc w:val="start"/>
+      <w:lvlJc w:val="left"/>
       <w:pPr>
         <w:tabs>
           <w:tab w:val="num" w:pos="3545"/>
         </w:tabs>
-        <w:ind w:start="3545" w:hanging="283"/>
+        <w:ind w:left="3545" w:hanging="283"/>
       </w:pPr>
       <w:rPr>
         <w:rFonts w:ascii="Symbol" w:hAnsi="Symbol" w:cs="Symbol" w:hint="default"/>
@@ -11528,12 +10689,12 @@
       <w:start w:val="1"/>
       <w:numFmt w:val="bullet"/>
       <w:lvlText w:val=""/>
-      <w:lvlJc w:val="start"/>
+      <w:lvlJc w:val="left"/>
       <w:pPr>
         <w:tabs>
           <w:tab w:val="num" w:pos="4254"/>
         </w:tabs>
-        <w:ind w:start="4254" w:hanging="283"/>
+        <w:ind w:left="4254" w:hanging="283"/>
       </w:pPr>
       <w:rPr>
         <w:rFonts w:ascii="Symbol" w:hAnsi="Symbol" w:cs="Symbol" w:hint="default"/>
@@ -11543,12 +10704,12 @@
       <w:start w:val="1"/>
       <w:numFmt w:val="bullet"/>
       <w:lvlText w:val=""/>
-      <w:lvlJc w:val="start"/>
+      <w:lvlJc w:val="left"/>
       <w:pPr>
         <w:tabs>
           <w:tab w:val="num" w:pos="4963"/>
         </w:tabs>
-        <w:ind w:start="4963" w:hanging="283"/>
+        <w:ind w:left="4963" w:hanging="283"/>
       </w:pPr>
       <w:rPr>
         <w:rFonts w:ascii="Symbol" w:hAnsi="Symbol" w:cs="Symbol" w:hint="default"/>
@@ -11558,12 +10719,12 @@
       <w:start w:val="1"/>
       <w:numFmt w:val="bullet"/>
       <w:lvlText w:val=""/>
-      <w:lvlJc w:val="start"/>
+      <w:lvlJc w:val="left"/>
       <w:pPr>
         <w:tabs>
           <w:tab w:val="num" w:pos="5672"/>
         </w:tabs>
-        <w:ind w:start="5672" w:hanging="283"/>
+        <w:ind w:left="5672" w:hanging="283"/>
       </w:pPr>
       <w:rPr>
         <w:rFonts w:ascii="Symbol" w:hAnsi="Symbol" w:cs="Symbol" w:hint="default"/>
@@ -11573,12 +10734,12 @@
       <w:start w:val="1"/>
       <w:numFmt w:val="bullet"/>
       <w:lvlText w:val=""/>
-      <w:lvlJc w:val="start"/>
+      <w:lvlJc w:val="left"/>
       <w:pPr>
         <w:tabs>
           <w:tab w:val="num" w:pos="6381"/>
         </w:tabs>
-        <w:ind w:start="6381" w:hanging="283"/>
+        <w:ind w:left="6381" w:hanging="283"/>
       </w:pPr>
       <w:rPr>
         <w:rFonts w:ascii="Symbol" w:hAnsi="Symbol" w:cs="Symbol" w:hint="default"/>
@@ -11590,12 +10751,12 @@
       <w:start w:val="1"/>
       <w:numFmt w:val="bullet"/>
       <w:lvlText w:val=""/>
-      <w:lvlJc w:val="start"/>
+      <w:lvlJc w:val="left"/>
       <w:pPr>
         <w:tabs>
           <w:tab w:val="num" w:pos="709"/>
         </w:tabs>
-        <w:ind w:start="709" w:hanging="283"/>
+        <w:ind w:left="709" w:hanging="283"/>
       </w:pPr>
       <w:rPr>
         <w:rFonts w:ascii="Symbol" w:hAnsi="Symbol" w:cs="Symbol" w:hint="default"/>
@@ -11605,12 +10766,12 @@
       <w:start w:val="1"/>
       <w:numFmt w:val="bullet"/>
       <w:lvlText w:val=""/>
-      <w:lvlJc w:val="start"/>
+      <w:lvlJc w:val="left"/>
       <w:pPr>
         <w:tabs>
           <w:tab w:val="num" w:pos="1418"/>
         </w:tabs>
-        <w:ind w:start="1418" w:hanging="283"/>
+        <w:ind w:left="1418" w:hanging="283"/>
       </w:pPr>
       <w:rPr>
         <w:rFonts w:ascii="Symbol" w:hAnsi="Symbol" w:cs="Symbol" w:hint="default"/>
@@ -11620,12 +10781,12 @@
       <w:start w:val="1"/>
       <w:numFmt w:val="bullet"/>
       <w:lvlText w:val=""/>
-      <w:lvlJc w:val="start"/>
+      <w:lvlJc w:val="left"/>
       <w:pPr>
         <w:tabs>
           <w:tab w:val="num" w:pos="2127"/>
         </w:tabs>
-        <w:ind w:start="2127" w:hanging="283"/>
+        <w:ind w:left="2127" w:hanging="283"/>
       </w:pPr>
       <w:rPr>
         <w:rFonts w:ascii="Symbol" w:hAnsi="Symbol" w:cs="Symbol" w:hint="default"/>
@@ -11635,12 +10796,12 @@
       <w:start w:val="1"/>
       <w:numFmt w:val="bullet"/>
       <w:lvlText w:val=""/>
-      <w:lvlJc w:val="start"/>
+      <w:lvlJc w:val="left"/>
       <w:pPr>
         <w:tabs>
           <w:tab w:val="num" w:pos="2836"/>
         </w:tabs>
-        <w:ind w:start="2836" w:hanging="283"/>
+        <w:ind w:left="2836" w:hanging="283"/>
       </w:pPr>
       <w:rPr>
         <w:rFonts w:ascii="Symbol" w:hAnsi="Symbol" w:cs="Symbol" w:hint="default"/>
@@ -11650,12 +10811,12 @@
       <w:start w:val="1"/>
       <w:numFmt w:val="bullet"/>
       <w:lvlText w:val=""/>
-      <w:lvlJc w:val="start"/>
+      <w:lvlJc w:val="left"/>
       <w:pPr>
         <w:tabs>
           <w:tab w:val="num" w:pos="3545"/>
         </w:tabs>
-        <w:ind w:start="3545" w:hanging="283"/>
+        <w:ind w:left="3545" w:hanging="283"/>
       </w:pPr>
       <w:rPr>
         <w:rFonts w:ascii="Symbol" w:hAnsi="Symbol" w:cs="Symbol" w:hint="default"/>
@@ -11665,12 +10826,12 @@
       <w:start w:val="1"/>
       <w:numFmt w:val="bullet"/>
       <w:lvlText w:val=""/>
-      <w:lvlJc w:val="start"/>
+      <w:lvlJc w:val="left"/>
       <w:pPr>
         <w:tabs>
           <w:tab w:val="num" w:pos="4254"/>
         </w:tabs>
-        <w:ind w:start="4254" w:hanging="283"/>
+        <w:ind w:left="4254" w:hanging="283"/>
       </w:pPr>
       <w:rPr>
         <w:rFonts w:ascii="Symbol" w:hAnsi="Symbol" w:cs="Symbol" w:hint="default"/>
@@ -11680,12 +10841,12 @@
       <w:start w:val="1"/>
       <w:numFmt w:val="bullet"/>
       <w:lvlText w:val=""/>
-      <w:lvlJc w:val="start"/>
+      <w:lvlJc w:val="left"/>
       <w:pPr>
         <w:tabs>
           <w:tab w:val="num" w:pos="4963"/>
         </w:tabs>
-        <w:ind w:start="4963" w:hanging="283"/>
+        <w:ind w:left="4963" w:hanging="283"/>
       </w:pPr>
       <w:rPr>
         <w:rFonts w:ascii="Symbol" w:hAnsi="Symbol" w:cs="Symbol" w:hint="default"/>
@@ -11695,12 +10856,12 @@
       <w:start w:val="1"/>
       <w:numFmt w:val="bullet"/>
       <w:lvlText w:val=""/>
-      <w:lvlJc w:val="start"/>
+      <w:lvlJc w:val="left"/>
       <w:pPr>
         <w:tabs>
           <w:tab w:val="num" w:pos="5672"/>
         </w:tabs>
-        <w:ind w:start="5672" w:hanging="283"/>
+        <w:ind w:left="5672" w:hanging="283"/>
       </w:pPr>
       <w:rPr>
         <w:rFonts w:ascii="Symbol" w:hAnsi="Symbol" w:cs="Symbol" w:hint="default"/>
@@ -11710,12 +10871,12 @@
       <w:start w:val="1"/>
       <w:numFmt w:val="bullet"/>
       <w:lvlText w:val=""/>
-      <w:lvlJc w:val="start"/>
+      <w:lvlJc w:val="left"/>
       <w:pPr>
         <w:tabs>
           <w:tab w:val="num" w:pos="6381"/>
         </w:tabs>
-        <w:ind w:start="6381" w:hanging="283"/>
+        <w:ind w:left="6381" w:hanging="283"/>
       </w:pPr>
       <w:rPr>
         <w:rFonts w:ascii="Symbol" w:hAnsi="Symbol" w:cs="Symbol" w:hint="default"/>
@@ -11727,12 +10888,12 @@
       <w:start w:val="1"/>
       <w:numFmt w:val="bullet"/>
       <w:lvlText w:val=""/>
-      <w:lvlJc w:val="start"/>
+      <w:lvlJc w:val="left"/>
       <w:pPr>
         <w:tabs>
           <w:tab w:val="num" w:pos="709"/>
         </w:tabs>
-        <w:ind w:start="709" w:hanging="283"/>
+        <w:ind w:left="709" w:hanging="283"/>
       </w:pPr>
       <w:rPr>
         <w:rFonts w:ascii="Symbol" w:hAnsi="Symbol" w:cs="Symbol" w:hint="default"/>
@@ -11742,12 +10903,12 @@
       <w:start w:val="1"/>
       <w:numFmt w:val="bullet"/>
       <w:lvlText w:val=""/>
-      <w:lvlJc w:val="start"/>
+      <w:lvlJc w:val="left"/>
       <w:pPr>
         <w:tabs>
           <w:tab w:val="num" w:pos="1418"/>
         </w:tabs>
-        <w:ind w:start="1418" w:hanging="283"/>
+        <w:ind w:left="1418" w:hanging="283"/>
       </w:pPr>
       <w:rPr>
         <w:rFonts w:ascii="Symbol" w:hAnsi="Symbol" w:cs="Symbol" w:hint="default"/>
@@ -11757,12 +10918,12 @@
       <w:start w:val="1"/>
       <w:numFmt w:val="bullet"/>
       <w:lvlText w:val=""/>
-      <w:lvlJc w:val="start"/>
+      <w:lvlJc w:val="left"/>
       <w:pPr>
         <w:tabs>
           <w:tab w:val="num" w:pos="2127"/>
         </w:tabs>
-        <w:ind w:start="2127" w:hanging="283"/>
+        <w:ind w:left="2127" w:hanging="283"/>
       </w:pPr>
       <w:rPr>
         <w:rFonts w:ascii="Symbol" w:hAnsi="Symbol" w:cs="Symbol" w:hint="default"/>
@@ -11772,12 +10933,12 @@
       <w:start w:val="1"/>
       <w:numFmt w:val="bullet"/>
       <w:lvlText w:val=""/>
-      <w:lvlJc w:val="start"/>
+      <w:lvlJc w:val="left"/>
       <w:pPr>
         <w:tabs>
           <w:tab w:val="num" w:pos="2836"/>
         </w:tabs>
-        <w:ind w:start="2836" w:hanging="283"/>
+        <w:ind w:left="2836" w:hanging="283"/>
       </w:pPr>
       <w:rPr>
         <w:rFonts w:ascii="Symbol" w:hAnsi="Symbol" w:cs="Symbol" w:hint="default"/>
@@ -11787,12 +10948,12 @@
       <w:start w:val="1"/>
       <w:numFmt w:val="bullet"/>
       <w:lvlText w:val=""/>
-      <w:lvlJc w:val="start"/>
+      <w:lvlJc w:val="left"/>
       <w:pPr>
         <w:tabs>
           <w:tab w:val="num" w:pos="3545"/>
         </w:tabs>
-        <w:ind w:start="3545" w:hanging="283"/>
+        <w:ind w:left="3545" w:hanging="283"/>
       </w:pPr>
       <w:rPr>
         <w:rFonts w:ascii="Symbol" w:hAnsi="Symbol" w:cs="Symbol" w:hint="default"/>
@@ -11802,12 +10963,12 @@
       <w:start w:val="1"/>
       <w:numFmt w:val="bullet"/>
       <w:lvlText w:val=""/>
-      <w:lvlJc w:val="start"/>
+      <w:lvlJc w:val="left"/>
       <w:pPr>
         <w:tabs>
           <w:tab w:val="num" w:pos="4254"/>
         </w:tabs>
-        <w:ind w:start="4254" w:hanging="283"/>
+        <w:ind w:left="4254" w:hanging="283"/>
       </w:pPr>
       <w:rPr>
         <w:rFonts w:ascii="Symbol" w:hAnsi="Symbol" w:cs="Symbol" w:hint="default"/>
@@ -11817,12 +10978,12 @@
       <w:start w:val="1"/>
       <w:numFmt w:val="bullet"/>
       <w:lvlText w:val=""/>
-      <w:lvlJc w:val="start"/>
+      <w:lvlJc w:val="left"/>
       <w:pPr>
         <w:tabs>
           <w:tab w:val="num" w:pos="4963"/>
         </w:tabs>
-        <w:ind w:start="4963" w:hanging="283"/>
+        <w:ind w:left="4963" w:hanging="283"/>
       </w:pPr>
       <w:rPr>
         <w:rFonts w:ascii="Symbol" w:hAnsi="Symbol" w:cs="Symbol" w:hint="default"/>
@@ -11832,12 +10993,12 @@
       <w:start w:val="1"/>
       <w:numFmt w:val="bullet"/>
       <w:lvlText w:val=""/>
-      <w:lvlJc w:val="start"/>
+      <w:lvlJc w:val="left"/>
       <w:pPr>
         <w:tabs>
           <w:tab w:val="num" w:pos="5672"/>
         </w:tabs>
-        <w:ind w:start="5672" w:hanging="283"/>
+        <w:ind w:left="5672" w:hanging="283"/>
       </w:pPr>
       <w:rPr>
         <w:rFonts w:ascii="Symbol" w:hAnsi="Symbol" w:cs="Symbol" w:hint="default"/>
@@ -11847,12 +11008,12 @@
       <w:start w:val="1"/>
       <w:numFmt w:val="bullet"/>
       <w:lvlText w:val=""/>
-      <w:lvlJc w:val="start"/>
+      <w:lvlJc w:val="left"/>
       <w:pPr>
         <w:tabs>
           <w:tab w:val="num" w:pos="6381"/>
         </w:tabs>
-        <w:ind w:start="6381" w:hanging="283"/>
+        <w:ind w:left="6381" w:hanging="283"/>
       </w:pPr>
       <w:rPr>
         <w:rFonts w:ascii="Symbol" w:hAnsi="Symbol" w:cs="Symbol" w:hint="default"/>
@@ -11864,12 +11025,12 @@
       <w:start w:val="1"/>
       <w:numFmt w:val="bullet"/>
       <w:lvlText w:val=""/>
-      <w:lvlJc w:val="start"/>
+      <w:lvlJc w:val="left"/>
       <w:pPr>
         <w:tabs>
           <w:tab w:val="num" w:pos="709"/>
         </w:tabs>
-        <w:ind w:start="709" w:hanging="283"/>
+        <w:ind w:left="709" w:hanging="283"/>
       </w:pPr>
       <w:rPr>
         <w:rFonts w:ascii="Symbol" w:hAnsi="Symbol" w:cs="Symbol" w:hint="default"/>
@@ -11879,12 +11040,12 @@
       <w:start w:val="1"/>
       <w:numFmt w:val="bullet"/>
       <w:lvlText w:val=""/>
-      <w:lvlJc w:val="start"/>
+      <w:lvlJc w:val="left"/>
       <w:pPr>
         <w:tabs>
           <w:tab w:val="num" w:pos="1418"/>
         </w:tabs>
-        <w:ind w:start="1418" w:hanging="283"/>
+        <w:ind w:left="1418" w:hanging="283"/>
       </w:pPr>
       <w:rPr>
         <w:rFonts w:ascii="Symbol" w:hAnsi="Symbol" w:cs="Symbol" w:hint="default"/>
@@ -11894,12 +11055,12 @@
       <w:start w:val="1"/>
       <w:numFmt w:val="bullet"/>
       <w:lvlText w:val=""/>
-      <w:lvlJc w:val="start"/>
+      <w:lvlJc w:val="left"/>
       <w:pPr>
         <w:tabs>
           <w:tab w:val="num" w:pos="2127"/>
         </w:tabs>
-        <w:ind w:start="2127" w:hanging="283"/>
+        <w:ind w:left="2127" w:hanging="283"/>
       </w:pPr>
       <w:rPr>
         <w:rFonts w:ascii="Symbol" w:hAnsi="Symbol" w:cs="Symbol" w:hint="default"/>
@@ -11909,12 +11070,12 @@
       <w:start w:val="1"/>
       <w:numFmt w:val="bullet"/>
       <w:lvlText w:val=""/>
-      <w:lvlJc w:val="start"/>
+      <w:lvlJc w:val="left"/>
       <w:pPr>
         <w:tabs>
           <w:tab w:val="num" w:pos="2836"/>
         </w:tabs>
-        <w:ind w:start="2836" w:hanging="283"/>
+        <w:ind w:left="2836" w:hanging="283"/>
       </w:pPr>
       <w:rPr>
         <w:rFonts w:ascii="Symbol" w:hAnsi="Symbol" w:cs="Symbol" w:hint="default"/>
@@ -11924,12 +11085,12 @@
       <w:start w:val="1"/>
       <w:numFmt w:val="bullet"/>
       <w:lvlText w:val=""/>
-      <w:lvlJc w:val="start"/>
+      <w:lvlJc w:val="left"/>
       <w:pPr>
         <w:tabs>
           <w:tab w:val="num" w:pos="3545"/>
         </w:tabs>
-        <w:ind w:start="3545" w:hanging="283"/>
+        <w:ind w:left="3545" w:hanging="283"/>
       </w:pPr>
       <w:rPr>
         <w:rFonts w:ascii="Symbol" w:hAnsi="Symbol" w:cs="Symbol" w:hint="default"/>
@@ -11939,12 +11100,12 @@
       <w:start w:val="1"/>
       <w:numFmt w:val="bullet"/>
       <w:lvlText w:val=""/>
-      <w:lvlJc w:val="start"/>
+      <w:lvlJc w:val="left"/>
       <w:pPr>
         <w:tabs>
           <w:tab w:val="num" w:pos="4254"/>
         </w:tabs>
-        <w:ind w:start="4254" w:hanging="283"/>
+        <w:ind w:left="4254" w:hanging="283"/>
       </w:pPr>
       <w:rPr>
         <w:rFonts w:ascii="Symbol" w:hAnsi="Symbol" w:cs="Symbol" w:hint="default"/>
@@ -11954,12 +11115,12 @@
       <w:start w:val="1"/>
       <w:numFmt w:val="bullet"/>
       <w:lvlText w:val=""/>
-      <w:lvlJc w:val="start"/>
+      <w:lvlJc w:val="left"/>
       <w:pPr>
         <w:tabs>
           <w:tab w:val="num" w:pos="4963"/>
         </w:tabs>
-        <w:ind w:start="4963" w:hanging="283"/>
+        <w:ind w:left="4963" w:hanging="283"/>
       </w:pPr>
       <w:rPr>
         <w:rFonts w:ascii="Symbol" w:hAnsi="Symbol" w:cs="Symbol" w:hint="default"/>
@@ -11969,12 +11130,12 @@
       <w:start w:val="1"/>
       <w:numFmt w:val="bullet"/>
       <w:lvlText w:val=""/>
-      <w:lvlJc w:val="start"/>
+      <w:lvlJc w:val="left"/>
       <w:pPr>
         <w:tabs>
           <w:tab w:val="num" w:pos="5672"/>
         </w:tabs>
-        <w:ind w:start="5672" w:hanging="283"/>
+        <w:ind w:left="5672" w:hanging="283"/>
       </w:pPr>
       <w:rPr>
         <w:rFonts w:ascii="Symbol" w:hAnsi="Symbol" w:cs="Symbol" w:hint="default"/>
@@ -11984,12 +11145,12 @@
       <w:start w:val="1"/>
       <w:numFmt w:val="bullet"/>
       <w:lvlText w:val=""/>
-      <w:lvlJc w:val="start"/>
+      <w:lvlJc w:val="left"/>
       <w:pPr>
         <w:tabs>
           <w:tab w:val="num" w:pos="6381"/>
         </w:tabs>
-        <w:ind w:start="6381" w:hanging="283"/>
+        <w:ind w:left="6381" w:hanging="283"/>
       </w:pPr>
       <w:rPr>
         <w:rFonts w:ascii="Symbol" w:hAnsi="Symbol" w:cs="Symbol" w:hint="default"/>
@@ -12001,12 +11162,12 @@
       <w:start w:val="1"/>
       <w:numFmt w:val="bullet"/>
       <w:lvlText w:val=""/>
-      <w:lvlJc w:val="start"/>
+      <w:lvlJc w:val="left"/>
       <w:pPr>
         <w:tabs>
           <w:tab w:val="num" w:pos="709"/>
         </w:tabs>
-        <w:ind w:start="709" w:hanging="283"/>
+        <w:ind w:left="709" w:hanging="283"/>
       </w:pPr>
       <w:rPr>
         <w:rFonts w:ascii="Symbol" w:hAnsi="Symbol" w:cs="Symbol" w:hint="default"/>
@@ -12016,12 +11177,12 @@
       <w:start w:val="1"/>
       <w:numFmt w:val="bullet"/>
       <w:lvlText w:val=""/>
-      <w:lvlJc w:val="start"/>
+      <w:lvlJc w:val="left"/>
       <w:pPr>
         <w:tabs>
           <w:tab w:val="num" w:pos="1418"/>
         </w:tabs>
-        <w:ind w:start="1418" w:hanging="283"/>
+        <w:ind w:left="1418" w:hanging="283"/>
       </w:pPr>
       <w:rPr>
         <w:rFonts w:ascii="Symbol" w:hAnsi="Symbol" w:cs="Symbol" w:hint="default"/>
@@ -12031,12 +11192,12 @@
       <w:start w:val="1"/>
       <w:numFmt w:val="bullet"/>
       <w:lvlText w:val=""/>
-      <w:lvlJc w:val="start"/>
+      <w:lvlJc w:val="left"/>
       <w:pPr>
         <w:tabs>
           <w:tab w:val="num" w:pos="2127"/>
         </w:tabs>
-        <w:ind w:start="2127" w:hanging="283"/>
+        <w:ind w:left="2127" w:hanging="283"/>
       </w:pPr>
       <w:rPr>
         <w:rFonts w:ascii="Symbol" w:hAnsi="Symbol" w:cs="Symbol" w:hint="default"/>
@@ -12046,12 +11207,12 @@
       <w:start w:val="1"/>
       <w:numFmt w:val="bullet"/>
       <w:lvlText w:val=""/>
-      <w:lvlJc w:val="start"/>
+      <w:lvlJc w:val="left"/>
       <w:pPr>
         <w:tabs>
           <w:tab w:val="num" w:pos="2836"/>
         </w:tabs>
-        <w:ind w:start="2836" w:hanging="283"/>
+        <w:ind w:left="2836" w:hanging="283"/>
       </w:pPr>
       <w:rPr>
         <w:rFonts w:ascii="Symbol" w:hAnsi="Symbol" w:cs="Symbol" w:hint="default"/>
@@ -12061,12 +11222,12 @@
       <w:start w:val="1"/>
       <w:numFmt w:val="bullet"/>
       <w:lvlText w:val=""/>
-      <w:lvlJc w:val="start"/>
+      <w:lvlJc w:val="left"/>
       <w:pPr>
         <w:tabs>
           <w:tab w:val="num" w:pos="3545"/>
         </w:tabs>
-        <w:ind w:start="3545" w:hanging="283"/>
+        <w:ind w:left="3545" w:hanging="283"/>
       </w:pPr>
       <w:rPr>
         <w:rFonts w:ascii="Symbol" w:hAnsi="Symbol" w:cs="Symbol" w:hint="default"/>
@@ -12076,12 +11237,12 @@
       <w:start w:val="1"/>
       <w:numFmt w:val="bullet"/>
       <w:lvlText w:val=""/>
-      <w:lvlJc w:val="start"/>
+      <w:lvlJc w:val="left"/>
       <w:pPr>
         <w:tabs>
           <w:tab w:val="num" w:pos="4254"/>
         </w:tabs>
-        <w:ind w:start="4254" w:hanging="283"/>
+        <w:ind w:left="4254" w:hanging="283"/>
       </w:pPr>
       <w:rPr>
         <w:rFonts w:ascii="Symbol" w:hAnsi="Symbol" w:cs="Symbol" w:hint="default"/>
@@ -12091,12 +11252,12 @@
       <w:start w:val="1"/>
       <w:numFmt w:val="bullet"/>
       <w:lvlText w:val=""/>
-      <w:lvlJc w:val="start"/>
+      <w:lvlJc w:val="left"/>
       <w:pPr>
         <w:tabs>
           <w:tab w:val="num" w:pos="4963"/>
         </w:tabs>
-        <w:ind w:start="4963" w:hanging="283"/>
+        <w:ind w:left="4963" w:hanging="283"/>
       </w:pPr>
       <w:rPr>
         <w:rFonts w:ascii="Symbol" w:hAnsi="Symbol" w:cs="Symbol" w:hint="default"/>
@@ -12106,12 +11267,12 @@
       <w:start w:val="1"/>
       <w:numFmt w:val="bullet"/>
       <w:lvlText w:val=""/>
-      <w:lvlJc w:val="start"/>
+      <w:lvlJc w:val="left"/>
       <w:pPr>
         <w:tabs>
           <w:tab w:val="num" w:pos="5672"/>
         </w:tabs>
-        <w:ind w:start="5672" w:hanging="283"/>
+        <w:ind w:left="5672" w:hanging="283"/>
       </w:pPr>
       <w:rPr>
         <w:rFonts w:ascii="Symbol" w:hAnsi="Symbol" w:cs="Symbol" w:hint="default"/>
@@ -12121,12 +11282,12 @@
       <w:start w:val="1"/>
       <w:numFmt w:val="bullet"/>
       <w:lvlText w:val=""/>
-      <w:lvlJc w:val="start"/>
+      <w:lvlJc w:val="left"/>
       <w:pPr>
         <w:tabs>
           <w:tab w:val="num" w:pos="6381"/>
         </w:tabs>
-        <w:ind w:start="6381" w:hanging="283"/>
+        <w:ind w:left="6381" w:hanging="283"/>
       </w:pPr>
       <w:rPr>
         <w:rFonts w:ascii="Symbol" w:hAnsi="Symbol" w:cs="Symbol" w:hint="default"/>
@@ -12138,12 +11299,12 @@
       <w:start w:val="1"/>
       <w:numFmt w:val="bullet"/>
       <w:lvlText w:val=""/>
-      <w:lvlJc w:val="start"/>
+      <w:lvlJc w:val="left"/>
       <w:pPr>
         <w:tabs>
           <w:tab w:val="num" w:pos="709"/>
         </w:tabs>
-        <w:ind w:start="709" w:hanging="283"/>
+        <w:ind w:left="709" w:hanging="283"/>
       </w:pPr>
       <w:rPr>
         <w:rFonts w:ascii="Symbol" w:hAnsi="Symbol" w:cs="Symbol" w:hint="default"/>
@@ -12153,12 +11314,12 @@
       <w:start w:val="1"/>
       <w:numFmt w:val="bullet"/>
       <w:lvlText w:val=""/>
-      <w:lvlJc w:val="start"/>
+      <w:lvlJc w:val="left"/>
       <w:pPr>
         <w:tabs>
           <w:tab w:val="num" w:pos="1418"/>
         </w:tabs>
-        <w:ind w:start="1418" w:hanging="283"/>
+        <w:ind w:left="1418" w:hanging="283"/>
       </w:pPr>
       <w:rPr>
         <w:rFonts w:ascii="Symbol" w:hAnsi="Symbol" w:cs="Symbol" w:hint="default"/>
@@ -12168,12 +11329,12 @@
       <w:start w:val="1"/>
       <w:numFmt w:val="bullet"/>
       <w:lvlText w:val=""/>
-      <w:lvlJc w:val="start"/>
+      <w:lvlJc w:val="left"/>
       <w:pPr>
         <w:tabs>
           <w:tab w:val="num" w:pos="2127"/>
         </w:tabs>
-        <w:ind w:start="2127" w:hanging="283"/>
+        <w:ind w:left="2127" w:hanging="283"/>
       </w:pPr>
       <w:rPr>
         <w:rFonts w:ascii="Symbol" w:hAnsi="Symbol" w:cs="Symbol" w:hint="default"/>
@@ -12183,12 +11344,12 @@
       <w:start w:val="1"/>
       <w:numFmt w:val="bullet"/>
       <w:lvlText w:val=""/>
-      <w:lvlJc w:val="start"/>
+      <w:lvlJc w:val="left"/>
       <w:pPr>
         <w:tabs>
           <w:tab w:val="num" w:pos="2836"/>
         </w:tabs>
-        <w:ind w:start="2836" w:hanging="283"/>
+        <w:ind w:left="2836" w:hanging="283"/>
       </w:pPr>
       <w:rPr>
         <w:rFonts w:ascii="Symbol" w:hAnsi="Symbol" w:cs="Symbol" w:hint="default"/>
@@ -12198,12 +11359,12 @@
       <w:start w:val="1"/>
       <w:numFmt w:val="bullet"/>
       <w:lvlText w:val=""/>
-      <w:lvlJc w:val="start"/>
+      <w:lvlJc w:val="left"/>
       <w:pPr>
         <w:tabs>
           <w:tab w:val="num" w:pos="3545"/>
         </w:tabs>
-        <w:ind w:start="3545" w:hanging="283"/>
+        <w:ind w:left="3545" w:hanging="283"/>
       </w:pPr>
       <w:rPr>
         <w:rFonts w:ascii="Symbol" w:hAnsi="Symbol" w:cs="Symbol" w:hint="default"/>
@@ -12213,12 +11374,12 @@
       <w:start w:val="1"/>
       <w:numFmt w:val="bullet"/>
       <w:lvlText w:val=""/>
-      <w:lvlJc w:val="start"/>
+      <w:lvlJc w:val="left"/>
       <w:pPr>
         <w:tabs>
           <w:tab w:val="num" w:pos="4254"/>
         </w:tabs>
-        <w:ind w:start="4254" w:hanging="283"/>
+        <w:ind w:left="4254" w:hanging="283"/>
       </w:pPr>
       <w:rPr>
         <w:rFonts w:ascii="Symbol" w:hAnsi="Symbol" w:cs="Symbol" w:hint="default"/>
@@ -12228,12 +11389,12 @@
       <w:start w:val="1"/>
       <w:numFmt w:val="bullet"/>
       <w:lvlText w:val=""/>
-      <w:lvlJc w:val="start"/>
+      <w:lvlJc w:val="left"/>
       <w:pPr>
         <w:tabs>
           <w:tab w:val="num" w:pos="4963"/>
         </w:tabs>
-        <w:ind w:start="4963" w:hanging="283"/>
+        <w:ind w:left="4963" w:hanging="283"/>
       </w:pPr>
       <w:rPr>
         <w:rFonts w:ascii="Symbol" w:hAnsi="Symbol" w:cs="Symbol" w:hint="default"/>
@@ -12243,12 +11404,12 @@
       <w:start w:val="1"/>
       <w:numFmt w:val="bullet"/>
       <w:lvlText w:val=""/>
-      <w:lvlJc w:val="start"/>
+      <w:lvlJc w:val="left"/>
       <w:pPr>
         <w:tabs>
           <w:tab w:val="num" w:pos="5672"/>
         </w:tabs>
-        <w:ind w:start="5672" w:hanging="283"/>
+        <w:ind w:left="5672" w:hanging="283"/>
       </w:pPr>
       <w:rPr>
         <w:rFonts w:ascii="Symbol" w:hAnsi="Symbol" w:cs="Symbol" w:hint="default"/>
@@ -12258,12 +11419,12 @@
       <w:start w:val="1"/>
       <w:numFmt w:val="bullet"/>
       <w:lvlText w:val=""/>
-      <w:lvlJc w:val="start"/>
+      <w:lvlJc w:val="left"/>
       <w:pPr>
         <w:tabs>
           <w:tab w:val="num" w:pos="6381"/>
         </w:tabs>
-        <w:ind w:start="6381" w:hanging="283"/>
+        <w:ind w:left="6381" w:hanging="283"/>
       </w:pPr>
       <w:rPr>
         <w:rFonts w:ascii="Symbol" w:hAnsi="Symbol" w:cs="Symbol" w:hint="default"/>
@@ -12275,12 +11436,12 @@
       <w:start w:val="1"/>
       <w:numFmt w:val="decimal"/>
       <w:lvlText w:val="%1."/>
-      <w:lvlJc w:val="start"/>
+      <w:lvlJc w:val="left"/>
       <w:pPr>
         <w:tabs>
           <w:tab w:val="num" w:pos="709"/>
         </w:tabs>
-        <w:ind w:start="709" w:hanging="283"/>
+        <w:ind w:left="709" w:hanging="283"/>
       </w:pPr>
       <w:rPr/>
     </w:lvl>
@@ -12288,12 +11449,12 @@
       <w:start w:val="1"/>
       <w:numFmt w:val="decimal"/>
       <w:lvlText w:val="%2."/>
-      <w:lvlJc w:val="start"/>
+      <w:lvlJc w:val="left"/>
       <w:pPr>
         <w:tabs>
           <w:tab w:val="num" w:pos="1418"/>
         </w:tabs>
-        <w:ind w:start="1418" w:hanging="283"/>
+        <w:ind w:left="1418" w:hanging="283"/>
       </w:pPr>
       <w:rPr/>
     </w:lvl>
@@ -12301,12 +11462,12 @@
       <w:start w:val="1"/>
       <w:numFmt w:val="decimal"/>
       <w:lvlText w:val="%3."/>
-      <w:lvlJc w:val="start"/>
+      <w:lvlJc w:val="left"/>
       <w:pPr>
         <w:tabs>
           <w:tab w:val="num" w:pos="2127"/>
         </w:tabs>
-        <w:ind w:start="2127" w:hanging="283"/>
+        <w:ind w:left="2127" w:hanging="283"/>
       </w:pPr>
       <w:rPr/>
     </w:lvl>
@@ -12314,12 +11475,12 @@
       <w:start w:val="1"/>
       <w:numFmt w:val="decimal"/>
       <w:lvlText w:val="%4."/>
-      <w:lvlJc w:val="start"/>
+      <w:lvlJc w:val="left"/>
       <w:pPr>
         <w:tabs>
           <w:tab w:val="num" w:pos="2836"/>
         </w:tabs>
-        <w:ind w:start="2836" w:hanging="283"/>
+        <w:ind w:left="2836" w:hanging="283"/>
       </w:pPr>
       <w:rPr/>
     </w:lvl>
@@ -12327,12 +11488,12 @@
       <w:start w:val="1"/>
       <w:numFmt w:val="decimal"/>
       <w:lvlText w:val="%5."/>
-      <w:lvlJc w:val="start"/>
+      <w:lvlJc w:val="left"/>
       <w:pPr>
         <w:tabs>
           <w:tab w:val="num" w:pos="3545"/>
         </w:tabs>
-        <w:ind w:start="3545" w:hanging="283"/>
+        <w:ind w:left="3545" w:hanging="283"/>
       </w:pPr>
       <w:rPr/>
     </w:lvl>
@@ -12340,12 +11501,12 @@
       <w:start w:val="1"/>
       <w:numFmt w:val="decimal"/>
       <w:lvlText w:val="%6."/>
-      <w:lvlJc w:val="start"/>
+      <w:lvlJc w:val="left"/>
       <w:pPr>
         <w:tabs>
           <w:tab w:val="num" w:pos="4254"/>
         </w:tabs>
-        <w:ind w:start="4254" w:hanging="283"/>
+        <w:ind w:left="4254" w:hanging="283"/>
       </w:pPr>
       <w:rPr/>
     </w:lvl>
@@ -12353,12 +11514,12 @@
       <w:start w:val="1"/>
       <w:numFmt w:val="decimal"/>
       <w:lvlText w:val="%7."/>
-      <w:lvlJc w:val="start"/>
+      <w:lvlJc w:val="left"/>
       <w:pPr>
         <w:tabs>
           <w:tab w:val="num" w:pos="4963"/>
         </w:tabs>
-        <w:ind w:start="4963" w:hanging="283"/>
+        <w:ind w:left="4963" w:hanging="283"/>
       </w:pPr>
       <w:rPr/>
     </w:lvl>
@@ -12366,12 +11527,12 @@
       <w:start w:val="1"/>
       <w:numFmt w:val="decimal"/>
       <w:lvlText w:val="%8."/>
-      <w:lvlJc w:val="start"/>
+      <w:lvlJc w:val="left"/>
       <w:pPr>
         <w:tabs>
           <w:tab w:val="num" w:pos="5672"/>
         </w:tabs>
-        <w:ind w:start="5672" w:hanging="283"/>
+        <w:ind w:left="5672" w:hanging="283"/>
       </w:pPr>
       <w:rPr/>
     </w:lvl>
@@ -12379,12 +11540,12 @@
       <w:start w:val="1"/>
       <w:numFmt w:val="decimal"/>
       <w:lvlText w:val="%9."/>
-      <w:lvlJc w:val="start"/>
+      <w:lvlJc w:val="left"/>
       <w:pPr>
         <w:tabs>
           <w:tab w:val="num" w:pos="6381"/>
         </w:tabs>
-        <w:ind w:start="6381" w:hanging="283"/>
+        <w:ind w:left="6381" w:hanging="283"/>
       </w:pPr>
       <w:rPr/>
     </w:lvl>
@@ -12392,150 +11553,15 @@
   <w:abstractNum w:abstractNumId="32">
     <w:lvl w:ilvl="0">
       <w:start w:val="1"/>
-      <w:numFmt w:val="decimal"/>
-      <w:lvlText w:val="%1."/>
-      <w:lvlJc w:val="start"/>
-      <w:pPr>
-        <w:tabs>
-          <w:tab w:val="num" w:pos="709"/>
-        </w:tabs>
-        <w:ind w:start="709" w:hanging="283"/>
-      </w:pPr>
-      <w:rPr/>
-    </w:lvl>
-    <w:lvl w:ilvl="1">
-      <w:start w:val="1"/>
-      <w:numFmt w:val="bullet"/>
-      <w:lvlText w:val=""/>
-      <w:lvlJc w:val="start"/>
-      <w:pPr>
-        <w:tabs>
-          <w:tab w:val="num" w:pos="1418"/>
-        </w:tabs>
-        <w:ind w:start="1418" w:hanging="283"/>
-      </w:pPr>
-      <w:rPr>
-        <w:rFonts w:ascii="Symbol" w:hAnsi="Symbol" w:cs="Symbol" w:hint="default"/>
-      </w:rPr>
-    </w:lvl>
-    <w:lvl w:ilvl="2">
-      <w:start w:val="1"/>
-      <w:numFmt w:val="bullet"/>
-      <w:lvlText w:val=""/>
-      <w:lvlJc w:val="start"/>
-      <w:pPr>
-        <w:tabs>
-          <w:tab w:val="num" w:pos="2127"/>
-        </w:tabs>
-        <w:ind w:start="2127" w:hanging="283"/>
-      </w:pPr>
-      <w:rPr>
-        <w:rFonts w:ascii="Symbol" w:hAnsi="Symbol" w:cs="Symbol" w:hint="default"/>
-      </w:rPr>
-    </w:lvl>
-    <w:lvl w:ilvl="3">
-      <w:start w:val="1"/>
-      <w:numFmt w:val="bullet"/>
-      <w:lvlText w:val=""/>
-      <w:lvlJc w:val="start"/>
-      <w:pPr>
-        <w:tabs>
-          <w:tab w:val="num" w:pos="2836"/>
-        </w:tabs>
-        <w:ind w:start="2836" w:hanging="283"/>
-      </w:pPr>
-      <w:rPr>
-        <w:rFonts w:ascii="Symbol" w:hAnsi="Symbol" w:cs="Symbol" w:hint="default"/>
-      </w:rPr>
-    </w:lvl>
-    <w:lvl w:ilvl="4">
-      <w:start w:val="1"/>
-      <w:numFmt w:val="bullet"/>
-      <w:lvlText w:val=""/>
-      <w:lvlJc w:val="start"/>
-      <w:pPr>
-        <w:tabs>
-          <w:tab w:val="num" w:pos="3545"/>
-        </w:tabs>
-        <w:ind w:start="3545" w:hanging="283"/>
-      </w:pPr>
-      <w:rPr>
-        <w:rFonts w:ascii="Symbol" w:hAnsi="Symbol" w:cs="Symbol" w:hint="default"/>
-      </w:rPr>
-    </w:lvl>
-    <w:lvl w:ilvl="5">
-      <w:start w:val="1"/>
-      <w:numFmt w:val="bullet"/>
-      <w:lvlText w:val=""/>
-      <w:lvlJc w:val="start"/>
-      <w:pPr>
-        <w:tabs>
-          <w:tab w:val="num" w:pos="4254"/>
-        </w:tabs>
-        <w:ind w:start="4254" w:hanging="283"/>
-      </w:pPr>
-      <w:rPr>
-        <w:rFonts w:ascii="Symbol" w:hAnsi="Symbol" w:cs="Symbol" w:hint="default"/>
-      </w:rPr>
-    </w:lvl>
-    <w:lvl w:ilvl="6">
-      <w:start w:val="1"/>
-      <w:numFmt w:val="bullet"/>
-      <w:lvlText w:val=""/>
-      <w:lvlJc w:val="start"/>
-      <w:pPr>
-        <w:tabs>
-          <w:tab w:val="num" w:pos="4963"/>
-        </w:tabs>
-        <w:ind w:start="4963" w:hanging="283"/>
-      </w:pPr>
-      <w:rPr>
-        <w:rFonts w:ascii="Symbol" w:hAnsi="Symbol" w:cs="Symbol" w:hint="default"/>
-      </w:rPr>
-    </w:lvl>
-    <w:lvl w:ilvl="7">
-      <w:start w:val="1"/>
-      <w:numFmt w:val="bullet"/>
-      <w:lvlText w:val=""/>
-      <w:lvlJc w:val="start"/>
-      <w:pPr>
-        <w:tabs>
-          <w:tab w:val="num" w:pos="5672"/>
-        </w:tabs>
-        <w:ind w:start="5672" w:hanging="283"/>
-      </w:pPr>
-      <w:rPr>
-        <w:rFonts w:ascii="Symbol" w:hAnsi="Symbol" w:cs="Symbol" w:hint="default"/>
-      </w:rPr>
-    </w:lvl>
-    <w:lvl w:ilvl="8">
-      <w:start w:val="1"/>
-      <w:numFmt w:val="bullet"/>
-      <w:lvlText w:val=""/>
-      <w:lvlJc w:val="start"/>
-      <w:pPr>
-        <w:tabs>
-          <w:tab w:val="num" w:pos="6381"/>
-        </w:tabs>
-        <w:ind w:start="6381" w:hanging="283"/>
-      </w:pPr>
-      <w:rPr>
-        <w:rFonts w:ascii="Symbol" w:hAnsi="Symbol" w:cs="Symbol" w:hint="default"/>
-      </w:rPr>
-    </w:lvl>
-  </w:abstractNum>
-  <w:abstractNum w:abstractNumId="33">
-    <w:lvl w:ilvl="0">
-      <w:start w:val="1"/>
       <w:numFmt w:val="none"/>
       <w:suff w:val="nothing"/>
       <w:lvlText w:val=""/>
-      <w:lvlJc w:val="start"/>
+      <w:lvlJc w:val="left"/>
       <w:pPr>
         <w:tabs>
           <w:tab w:val="num" w:pos="0"/>
         </w:tabs>
-        <w:ind w:start="0" w:hanging="0"/>
+        <w:ind w:left="0" w:hanging="0"/>
       </w:pPr>
     </w:lvl>
     <w:lvl w:ilvl="1">
@@ -12543,12 +11569,12 @@
       <w:numFmt w:val="none"/>
       <w:suff w:val="nothing"/>
       <w:lvlText w:val=""/>
-      <w:lvlJc w:val="start"/>
+      <w:lvlJc w:val="left"/>
       <w:pPr>
         <w:tabs>
           <w:tab w:val="num" w:pos="0"/>
         </w:tabs>
-        <w:ind w:start="0" w:hanging="0"/>
+        <w:ind w:left="0" w:hanging="0"/>
       </w:pPr>
     </w:lvl>
     <w:lvl w:ilvl="2">
@@ -12556,12 +11582,12 @@
       <w:numFmt w:val="none"/>
       <w:suff w:val="nothing"/>
       <w:lvlText w:val=""/>
-      <w:lvlJc w:val="start"/>
+      <w:lvlJc w:val="left"/>
       <w:pPr>
         <w:tabs>
           <w:tab w:val="num" w:pos="0"/>
         </w:tabs>
-        <w:ind w:start="0" w:hanging="0"/>
+        <w:ind w:left="0" w:hanging="0"/>
       </w:pPr>
     </w:lvl>
     <w:lvl w:ilvl="3">
@@ -12569,12 +11595,12 @@
       <w:numFmt w:val="none"/>
       <w:suff w:val="nothing"/>
       <w:lvlText w:val=""/>
-      <w:lvlJc w:val="start"/>
+      <w:lvlJc w:val="left"/>
       <w:pPr>
         <w:tabs>
           <w:tab w:val="num" w:pos="0"/>
         </w:tabs>
-        <w:ind w:start="0" w:hanging="0"/>
+        <w:ind w:left="0" w:hanging="0"/>
       </w:pPr>
     </w:lvl>
     <w:lvl w:ilvl="4">
@@ -12582,12 +11608,12 @@
       <w:numFmt w:val="none"/>
       <w:suff w:val="nothing"/>
       <w:lvlText w:val=""/>
-      <w:lvlJc w:val="start"/>
+      <w:lvlJc w:val="left"/>
       <w:pPr>
         <w:tabs>
           <w:tab w:val="num" w:pos="0"/>
         </w:tabs>
-        <w:ind w:start="0" w:hanging="0"/>
+        <w:ind w:left="0" w:hanging="0"/>
       </w:pPr>
     </w:lvl>
     <w:lvl w:ilvl="5">
@@ -12595,12 +11621,12 @@
       <w:numFmt w:val="none"/>
       <w:suff w:val="nothing"/>
       <w:lvlText w:val=""/>
-      <w:lvlJc w:val="start"/>
+      <w:lvlJc w:val="left"/>
       <w:pPr>
         <w:tabs>
           <w:tab w:val="num" w:pos="0"/>
         </w:tabs>
-        <w:ind w:start="0" w:hanging="0"/>
+        <w:ind w:left="0" w:hanging="0"/>
       </w:pPr>
     </w:lvl>
     <w:lvl w:ilvl="6">
@@ -12608,12 +11634,12 @@
       <w:numFmt w:val="none"/>
       <w:suff w:val="nothing"/>
       <w:lvlText w:val=""/>
-      <w:lvlJc w:val="start"/>
+      <w:lvlJc w:val="left"/>
       <w:pPr>
         <w:tabs>
           <w:tab w:val="num" w:pos="0"/>
         </w:tabs>
-        <w:ind w:start="0" w:hanging="0"/>
+        <w:ind w:left="0" w:hanging="0"/>
       </w:pPr>
     </w:lvl>
     <w:lvl w:ilvl="7">
@@ -12621,12 +11647,12 @@
       <w:numFmt w:val="none"/>
       <w:suff w:val="nothing"/>
       <w:lvlText w:val=""/>
-      <w:lvlJc w:val="start"/>
+      <w:lvlJc w:val="left"/>
       <w:pPr>
         <w:tabs>
           <w:tab w:val="num" w:pos="0"/>
         </w:tabs>
-        <w:ind w:start="0" w:hanging="0"/>
+        <w:ind w:left="0" w:hanging="0"/>
       </w:pPr>
     </w:lvl>
     <w:lvl w:ilvl="8">
@@ -12634,12 +11660,12 @@
       <w:numFmt w:val="none"/>
       <w:suff w:val="nothing"/>
       <w:lvlText w:val=""/>
-      <w:lvlJc w:val="start"/>
+      <w:lvlJc w:val="left"/>
       <w:pPr>
         <w:tabs>
           <w:tab w:val="num" w:pos="0"/>
         </w:tabs>
-        <w:ind w:start="0" w:hanging="0"/>
+        <w:ind w:left="0" w:hanging="0"/>
       </w:pPr>
     </w:lvl>
   </w:abstractNum>
@@ -12739,9 +11765,6 @@
   <w:num w:numId="32">
     <w:abstractNumId w:val="32"/>
   </w:num>
-  <w:num w:numId="33">
-    <w:abstractNumId w:val="33"/>
-  </w:num>
 </w:numbering>
 </file>
 
@@ -12770,7 +11793,7 @@
       <w:suppressAutoHyphens w:val="true"/>
       <w:bidi w:val="0"/>
       <w:spacing w:before="0" w:after="0"/>
-      <w:jc w:val="start"/>
+      <w:jc w:val="left"/>
     </w:pPr>
     <w:rPr>
       <w:rFonts w:ascii="Liberation Serif" w:hAnsi="Liberation Serif" w:eastAsia="Noto Serif CJK SC" w:cs="Noto Sans Devanagari"/>
@@ -12847,8 +11870,8 @@
       <w:bCs/>
     </w:rPr>
   </w:style>
-  <w:style w:type="character" w:styleId="Bulletsuser">
-    <w:name w:val="Bullets (user)"/>
+  <w:style w:type="character" w:styleId="Bullets">
+    <w:name w:val="Bullets"/>
     <w:qFormat/>
     <w:rPr>
       <w:rFonts w:ascii="OpenSymbol" w:hAnsi="OpenSymbol" w:eastAsia="OpenSymbol" w:cs="OpenSymbol"/>
